--- a/22001745_NguyenQuocBao_Tuan05.docx
+++ b/22001745_NguyenQuocBao_Tuan05.docx
@@ -1,22 +1,22 @@
 
 <file path=word/document.xml><?xml version="1.0" encoding="utf-8"?>
-<w:document xmlns:wpc="http://schemas.microsoft.com/office/word/2010/wordprocessingCanvas" xmlns:mc="http://schemas.openxmlformats.org/markup-compatibility/2006" xmlns:o="urn:schemas-microsoft-com:office:office" xmlns:r="http://schemas.openxmlformats.org/officeDocument/2006/relationships" xmlns:m="http://schemas.openxmlformats.org/officeDocument/2006/math" xmlns:v="urn:schemas-microsoft-com:vml" xmlns:wp14="http://schemas.microsoft.com/office/word/2010/wordprocessingDrawing" xmlns:wp="http://schemas.openxmlformats.org/drawingml/2006/wordprocessingDrawing" xmlns:w10="urn:schemas-microsoft-com:office:word" xmlns:w="http://schemas.openxmlformats.org/wordprocessingml/2006/main" xmlns:w14="http://schemas.microsoft.com/office/word/2010/wordml" xmlns:w15="http://schemas.microsoft.com/office/word/2012/wordml" xmlns:wpg="http://schemas.microsoft.com/office/word/2010/wordprocessingGroup" xmlns:wpi="http://schemas.microsoft.com/office/word/2010/wordprocessingInk" xmlns:wne="http://schemas.microsoft.com/office/word/2006/wordml" xmlns:wps="http://schemas.microsoft.com/office/word/2010/wordprocessingShape" mc:Ignorable="w14 w15 wp14">
+<w:document xmlns:wpc="http://schemas.microsoft.com/office/word/2010/wordprocessingCanvas" xmlns:cx="http://schemas.microsoft.com/office/drawing/2014/chartex" xmlns:cx1="http://schemas.microsoft.com/office/drawing/2015/9/8/chartex" xmlns:cx2="http://schemas.microsoft.com/office/drawing/2015/10/21/chartex" xmlns:cx3="http://schemas.microsoft.com/office/drawing/2016/5/9/chartex" xmlns:cx4="http://schemas.microsoft.com/office/drawing/2016/5/10/chartex" xmlns:cx5="http://schemas.microsoft.com/office/drawing/2016/5/11/chartex" xmlns:cx6="http://schemas.microsoft.com/office/drawing/2016/5/12/chartex" xmlns:cx7="http://schemas.microsoft.com/office/drawing/2016/5/13/chartex" xmlns:cx8="http://schemas.microsoft.com/office/drawing/2016/5/14/chartex" xmlns:mc="http://schemas.openxmlformats.org/markup-compatibility/2006" xmlns:aink="http://schemas.microsoft.com/office/drawing/2016/ink" xmlns:am3d="http://schemas.microsoft.com/office/drawing/2017/model3d" xmlns:o="urn:schemas-microsoft-com:office:office" xmlns:oel="http://schemas.microsoft.com/office/2019/extlst" xmlns:r="http://schemas.openxmlformats.org/officeDocument/2006/relationships" xmlns:m="http://schemas.openxmlformats.org/officeDocument/2006/math" xmlns:v="urn:schemas-microsoft-com:vml" xmlns:wp14="http://schemas.microsoft.com/office/word/2010/wordprocessingDrawing" xmlns:wp="http://schemas.openxmlformats.org/drawingml/2006/wordprocessingDrawing" xmlns:w10="urn:schemas-microsoft-com:office:word" xmlns:w="http://schemas.openxmlformats.org/wordprocessingml/2006/main" xmlns:w14="http://schemas.microsoft.com/office/word/2010/wordml" xmlns:w15="http://schemas.microsoft.com/office/word/2012/wordml" xmlns:w16cex="http://schemas.microsoft.com/office/word/2018/wordml/cex" xmlns:w16cid="http://schemas.microsoft.com/office/word/2016/wordml/cid" xmlns:w16="http://schemas.microsoft.com/office/word/2018/wordml" xmlns:w16sdtdh="http://schemas.microsoft.com/office/word/2020/wordml/sdtdatahash" xmlns:w16se="http://schemas.microsoft.com/office/word/2015/wordml/symex" xmlns:wpg="http://schemas.microsoft.com/office/word/2010/wordprocessingGroup" xmlns:wpi="http://schemas.microsoft.com/office/word/2010/wordprocessingInk" xmlns:wne="http://schemas.microsoft.com/office/word/2006/wordml" xmlns:wps="http://schemas.microsoft.com/office/word/2010/wordprocessingShape" mc:Ignorable="w14 w15 w16se w16cid w16 w16cex w16sdtdh wp14">
   <w:body>
     <w:p>
       <w:pPr>
         <w:rPr>
           <w:rFonts w:ascii="Times New Roman" w:hAnsi="Times New Roman" w:cs="Times New Roman"/>
           <w:b/>
-          <w:sz w:val="26"/>
-          <w:szCs w:val="26"/>
-        </w:rPr>
-      </w:pPr>
-      <w:r>
-        <w:rPr>
-          <w:rFonts w:ascii="Times New Roman" w:hAnsi="Times New Roman" w:cs="Times New Roman"/>
-          <w:b/>
-          <w:sz w:val="26"/>
-          <w:szCs w:val="26"/>
+          <w:sz w:val="24"/>
+          <w:szCs w:val="24"/>
+        </w:rPr>
+      </w:pPr>
+      <w:r>
+        <w:rPr>
+          <w:rFonts w:ascii="Times New Roman" w:hAnsi="Times New Roman" w:cs="Times New Roman"/>
+          <w:b/>
+          <w:sz w:val="24"/>
+          <w:szCs w:val="24"/>
         </w:rPr>
         <w:t>Họ và tên: Nguyễn Quốc Bảo</w:t>
       </w:r>
@@ -26,16 +26,16 @@
         <w:rPr>
           <w:rFonts w:ascii="Times New Roman" w:hAnsi="Times New Roman" w:cs="Times New Roman"/>
           <w:b/>
-          <w:sz w:val="26"/>
-          <w:szCs w:val="26"/>
-        </w:rPr>
-      </w:pPr>
-      <w:r>
-        <w:rPr>
-          <w:rFonts w:ascii="Times New Roman" w:hAnsi="Times New Roman" w:cs="Times New Roman"/>
-          <w:b/>
-          <w:sz w:val="26"/>
-          <w:szCs w:val="26"/>
+          <w:sz w:val="24"/>
+          <w:szCs w:val="24"/>
+        </w:rPr>
+      </w:pPr>
+      <w:r>
+        <w:rPr>
+          <w:rFonts w:ascii="Times New Roman" w:hAnsi="Times New Roman" w:cs="Times New Roman"/>
+          <w:b/>
+          <w:sz w:val="24"/>
+          <w:szCs w:val="24"/>
         </w:rPr>
         <w:t>MSSV: 22001745</w:t>
       </w:r>
@@ -48,8 +48,8 @@
           <w:rFonts w:ascii="Times New Roman" w:eastAsia="Times New Roman" w:hAnsi="Times New Roman" w:cs="Times New Roman"/>
           <w:b/>
           <w:bCs/>
-          <w:sz w:val="26"/>
-          <w:szCs w:val="26"/>
+          <w:sz w:val="24"/>
+          <w:szCs w:val="24"/>
         </w:rPr>
       </w:pPr>
       <w:r>
@@ -57,8 +57,8 @@
           <w:rFonts w:ascii="Times New Roman" w:eastAsia="Times New Roman" w:hAnsi="Times New Roman" w:cs="Times New Roman"/>
           <w:b/>
           <w:bCs/>
-          <w:sz w:val="26"/>
-          <w:szCs w:val="26"/>
+          <w:sz w:val="24"/>
+          <w:szCs w:val="24"/>
         </w:rPr>
         <w:t>Docker-Compose Part 2</w:t>
       </w:r>
@@ -68,16 +68,16 @@
         <w:rPr>
           <w:rFonts w:ascii="Times New Roman" w:hAnsi="Times New Roman" w:cs="Times New Roman"/>
           <w:b/>
-          <w:sz w:val="26"/>
-          <w:szCs w:val="26"/>
-        </w:rPr>
-      </w:pPr>
-      <w:r>
-        <w:rPr>
-          <w:rFonts w:ascii="Times New Roman" w:hAnsi="Times New Roman" w:cs="Times New Roman"/>
-          <w:b/>
-          <w:sz w:val="26"/>
-          <w:szCs w:val="26"/>
+          <w:sz w:val="24"/>
+          <w:szCs w:val="24"/>
+        </w:rPr>
+      </w:pPr>
+      <w:r>
+        <w:rPr>
+          <w:rFonts w:ascii="Times New Roman" w:hAnsi="Times New Roman" w:cs="Times New Roman"/>
+          <w:b/>
+          <w:sz w:val="24"/>
+          <w:szCs w:val="24"/>
         </w:rPr>
         <w:t>Phần 1. Một số lệnh Docker Compose cơ bản</w:t>
       </w:r>
@@ -92,13 +92,15 @@
         <w:rPr>
           <w:rFonts w:ascii="Times New Roman" w:hAnsi="Times New Roman" w:cs="Times New Roman"/>
           <w:b/>
-          <w:sz w:val="26"/>
-          <w:szCs w:val="26"/>
-        </w:rPr>
-      </w:pPr>
-      <w:r>
-        <w:rPr>
-          <w:rFonts w:ascii="Arial" w:hAnsi="Arial" w:cs="Arial"/>
+          <w:sz w:val="24"/>
+          <w:szCs w:val="24"/>
+        </w:rPr>
+      </w:pPr>
+      <w:r>
+        <w:rPr>
+          <w:rFonts w:ascii="Times New Roman" w:hAnsi="Times New Roman" w:cs="Times New Roman"/>
+          <w:sz w:val="24"/>
+          <w:szCs w:val="24"/>
         </w:rPr>
         <w:t>docker compose version</w:t>
       </w:r>
@@ -113,13 +115,15 @@
         <w:rPr>
           <w:rFonts w:ascii="Times New Roman" w:hAnsi="Times New Roman" w:cs="Times New Roman"/>
           <w:b/>
-          <w:sz w:val="26"/>
-          <w:szCs w:val="26"/>
-        </w:rPr>
-      </w:pPr>
-      <w:r>
-        <w:rPr>
-          <w:rFonts w:ascii="Arial" w:hAnsi="Arial" w:cs="Arial"/>
+          <w:sz w:val="24"/>
+          <w:szCs w:val="24"/>
+        </w:rPr>
+      </w:pPr>
+      <w:r>
+        <w:rPr>
+          <w:rFonts w:ascii="Times New Roman" w:hAnsi="Times New Roman" w:cs="Times New Roman"/>
+          <w:sz w:val="24"/>
+          <w:szCs w:val="24"/>
         </w:rPr>
         <w:t>docker compose up</w:t>
       </w:r>
@@ -134,27 +138,17 @@
         <w:rPr>
           <w:rFonts w:ascii="Times New Roman" w:hAnsi="Times New Roman" w:cs="Times New Roman"/>
           <w:b/>
-          <w:sz w:val="26"/>
-          <w:szCs w:val="26"/>
-        </w:rPr>
-      </w:pPr>
-      <w:r>
-        <w:rPr>
-          <w:rFonts w:ascii="Arial" w:hAnsi="Arial" w:cs="Arial"/>
-        </w:rPr>
-        <w:t xml:space="preserve">docker compose up </w:t>
-      </w:r>
-      <w:r>
-        <w:rPr>
-          <w:rFonts w:ascii="Arial" w:hAnsi="Arial" w:cs="Arial"/>
-        </w:rPr>
-        <w:t>–</w:t>
-      </w:r>
-      <w:r>
-        <w:rPr>
-          <w:rFonts w:ascii="Arial" w:hAnsi="Arial" w:cs="Arial"/>
-        </w:rPr>
-        <w:t>d</w:t>
+          <w:sz w:val="24"/>
+          <w:szCs w:val="24"/>
+        </w:rPr>
+      </w:pPr>
+      <w:r>
+        <w:rPr>
+          <w:rFonts w:ascii="Times New Roman" w:hAnsi="Times New Roman" w:cs="Times New Roman"/>
+          <w:sz w:val="24"/>
+          <w:szCs w:val="24"/>
+        </w:rPr>
+        <w:t>docker compose up –d</w:t>
       </w:r>
     </w:p>
     <w:p>
@@ -167,13 +161,15 @@
         <w:rPr>
           <w:rFonts w:ascii="Times New Roman" w:hAnsi="Times New Roman" w:cs="Times New Roman"/>
           <w:b/>
-          <w:sz w:val="26"/>
-          <w:szCs w:val="26"/>
-        </w:rPr>
-      </w:pPr>
-      <w:r>
-        <w:rPr>
-          <w:rFonts w:ascii="Arial" w:hAnsi="Arial" w:cs="Arial"/>
+          <w:sz w:val="24"/>
+          <w:szCs w:val="24"/>
+        </w:rPr>
+      </w:pPr>
+      <w:r>
+        <w:rPr>
+          <w:rFonts w:ascii="Times New Roman" w:hAnsi="Times New Roman" w:cs="Times New Roman"/>
+          <w:sz w:val="24"/>
+          <w:szCs w:val="24"/>
         </w:rPr>
         <w:t>docker compose ps</w:t>
       </w:r>
@@ -188,13 +184,15 @@
         <w:rPr>
           <w:rFonts w:ascii="Times New Roman" w:hAnsi="Times New Roman" w:cs="Times New Roman"/>
           <w:b/>
-          <w:sz w:val="26"/>
-          <w:szCs w:val="26"/>
-        </w:rPr>
-      </w:pPr>
-      <w:r>
-        <w:rPr>
-          <w:rFonts w:ascii="Arial" w:hAnsi="Arial" w:cs="Arial"/>
+          <w:sz w:val="24"/>
+          <w:szCs w:val="24"/>
+        </w:rPr>
+      </w:pPr>
+      <w:r>
+        <w:rPr>
+          <w:rFonts w:ascii="Times New Roman" w:hAnsi="Times New Roman" w:cs="Times New Roman"/>
+          <w:sz w:val="24"/>
+          <w:szCs w:val="24"/>
         </w:rPr>
         <w:t>docker compose down</w:t>
       </w:r>
@@ -209,13 +207,15 @@
         <w:rPr>
           <w:rFonts w:ascii="Times New Roman" w:hAnsi="Times New Roman" w:cs="Times New Roman"/>
           <w:b/>
-          <w:sz w:val="26"/>
-          <w:szCs w:val="26"/>
-        </w:rPr>
-      </w:pPr>
-      <w:r>
-        <w:rPr>
-          <w:rFonts w:ascii="Arial" w:hAnsi="Arial" w:cs="Arial"/>
+          <w:sz w:val="24"/>
+          <w:szCs w:val="24"/>
+        </w:rPr>
+      </w:pPr>
+      <w:r>
+        <w:rPr>
+          <w:rFonts w:ascii="Times New Roman" w:hAnsi="Times New Roman" w:cs="Times New Roman"/>
+          <w:sz w:val="24"/>
+          <w:szCs w:val="24"/>
         </w:rPr>
         <w:t>docker compose restart</w:t>
       </w:r>
@@ -230,27 +230,17 @@
         <w:rPr>
           <w:rFonts w:ascii="Times New Roman" w:hAnsi="Times New Roman" w:cs="Times New Roman"/>
           <w:b/>
-          <w:sz w:val="26"/>
-          <w:szCs w:val="26"/>
-        </w:rPr>
-      </w:pPr>
-      <w:r>
-        <w:rPr>
-          <w:rFonts w:ascii="Arial" w:hAnsi="Arial" w:cs="Arial"/>
-        </w:rPr>
-        <w:t xml:space="preserve">docker compose logs </w:t>
-      </w:r>
-      <w:r>
-        <w:rPr>
-          <w:rFonts w:ascii="Arial" w:hAnsi="Arial" w:cs="Arial"/>
-        </w:rPr>
-        <w:t>–</w:t>
-      </w:r>
-      <w:r>
-        <w:rPr>
-          <w:rFonts w:ascii="Arial" w:hAnsi="Arial" w:cs="Arial"/>
-        </w:rPr>
-        <w:t>f</w:t>
+          <w:sz w:val="24"/>
+          <w:szCs w:val="24"/>
+        </w:rPr>
+      </w:pPr>
+      <w:r>
+        <w:rPr>
+          <w:rFonts w:ascii="Times New Roman" w:hAnsi="Times New Roman" w:cs="Times New Roman"/>
+          <w:sz w:val="24"/>
+          <w:szCs w:val="24"/>
+        </w:rPr>
+        <w:t>docker compose logs –f</w:t>
       </w:r>
     </w:p>
     <w:p>
@@ -263,13 +253,15 @@
         <w:rPr>
           <w:rFonts w:ascii="Times New Roman" w:hAnsi="Times New Roman" w:cs="Times New Roman"/>
           <w:b/>
-          <w:sz w:val="26"/>
-          <w:szCs w:val="26"/>
-        </w:rPr>
-      </w:pPr>
-      <w:r>
-        <w:rPr>
-          <w:rFonts w:ascii="Arial" w:hAnsi="Arial" w:cs="Arial"/>
+          <w:sz w:val="24"/>
+          <w:szCs w:val="24"/>
+        </w:rPr>
+      </w:pPr>
+      <w:r>
+        <w:rPr>
+          <w:rFonts w:ascii="Times New Roman" w:hAnsi="Times New Roman" w:cs="Times New Roman"/>
+          <w:sz w:val="24"/>
+          <w:szCs w:val="24"/>
         </w:rPr>
         <w:t>docker compose build</w:t>
       </w:r>
@@ -284,13 +276,15 @@
         <w:rPr>
           <w:rFonts w:ascii="Times New Roman" w:hAnsi="Times New Roman" w:cs="Times New Roman"/>
           <w:b/>
-          <w:sz w:val="26"/>
-          <w:szCs w:val="26"/>
-        </w:rPr>
-      </w:pPr>
-      <w:r>
-        <w:rPr>
-          <w:rFonts w:ascii="Arial" w:hAnsi="Arial" w:cs="Arial"/>
+          <w:sz w:val="24"/>
+          <w:szCs w:val="24"/>
+        </w:rPr>
+      </w:pPr>
+      <w:r>
+        <w:rPr>
+          <w:rFonts w:ascii="Times New Roman" w:hAnsi="Times New Roman" w:cs="Times New Roman"/>
+          <w:sz w:val="24"/>
+          <w:szCs w:val="24"/>
         </w:rPr>
         <w:t>docker compose exec &lt;service_name&gt; &lt;command&gt;</w:t>
       </w:r>
@@ -305,27 +299,17 @@
         <w:rPr>
           <w:rFonts w:ascii="Times New Roman" w:hAnsi="Times New Roman" w:cs="Times New Roman"/>
           <w:b/>
-          <w:sz w:val="26"/>
-          <w:szCs w:val="26"/>
-        </w:rPr>
-      </w:pPr>
-      <w:r>
-        <w:rPr>
-          <w:rFonts w:ascii="Arial" w:hAnsi="Arial" w:cs="Arial"/>
-        </w:rPr>
-        <w:t xml:space="preserve">docker compose down </w:t>
-      </w:r>
-      <w:r>
-        <w:rPr>
-          <w:rFonts w:ascii="Arial" w:hAnsi="Arial" w:cs="Arial"/>
-        </w:rPr>
-        <w:t>–</w:t>
-      </w:r>
-      <w:r>
-        <w:rPr>
-          <w:rFonts w:ascii="Arial" w:hAnsi="Arial" w:cs="Arial"/>
-        </w:rPr>
-        <w:t>v</w:t>
+          <w:sz w:val="24"/>
+          <w:szCs w:val="24"/>
+        </w:rPr>
+      </w:pPr>
+      <w:r>
+        <w:rPr>
+          <w:rFonts w:ascii="Times New Roman" w:hAnsi="Times New Roman" w:cs="Times New Roman"/>
+          <w:sz w:val="24"/>
+          <w:szCs w:val="24"/>
+        </w:rPr>
+        <w:t>docker compose down –v</w:t>
       </w:r>
     </w:p>
     <w:p>
@@ -338,13 +322,15 @@
         <w:rPr>
           <w:rFonts w:ascii="Times New Roman" w:hAnsi="Times New Roman" w:cs="Times New Roman"/>
           <w:b/>
-          <w:sz w:val="26"/>
-          <w:szCs w:val="26"/>
-        </w:rPr>
-      </w:pPr>
-      <w:r>
-        <w:rPr>
-          <w:rFonts w:ascii="Arial" w:hAnsi="Arial" w:cs="Arial"/>
+          <w:sz w:val="24"/>
+          <w:szCs w:val="24"/>
+        </w:rPr>
+      </w:pPr>
+      <w:r>
+        <w:rPr>
+          <w:rFonts w:ascii="Times New Roman" w:hAnsi="Times New Roman" w:cs="Times New Roman"/>
+          <w:sz w:val="24"/>
+          <w:szCs w:val="24"/>
         </w:rPr>
         <w:t>docker compose run &lt;service_name&gt; &lt;command&gt;</w:t>
       </w:r>
@@ -359,13 +345,15 @@
         <w:rPr>
           <w:rFonts w:ascii="Times New Roman" w:hAnsi="Times New Roman" w:cs="Times New Roman"/>
           <w:b/>
-          <w:sz w:val="26"/>
-          <w:szCs w:val="26"/>
-        </w:rPr>
-      </w:pPr>
-      <w:r>
-        <w:rPr>
-          <w:rFonts w:ascii="Arial" w:hAnsi="Arial" w:cs="Arial"/>
+          <w:sz w:val="24"/>
+          <w:szCs w:val="24"/>
+        </w:rPr>
+      </w:pPr>
+      <w:r>
+        <w:rPr>
+          <w:rFonts w:ascii="Times New Roman" w:hAnsi="Times New Roman" w:cs="Times New Roman"/>
+          <w:sz w:val="24"/>
+          <w:szCs w:val="24"/>
         </w:rPr>
         <w:t>docker compose stop &lt;service_name&gt;</w:t>
       </w:r>
@@ -380,13 +368,15 @@
         <w:rPr>
           <w:rFonts w:ascii="Times New Roman" w:hAnsi="Times New Roman" w:cs="Times New Roman"/>
           <w:b/>
-          <w:sz w:val="26"/>
-          <w:szCs w:val="26"/>
-        </w:rPr>
-      </w:pPr>
-      <w:r>
-        <w:rPr>
-          <w:rFonts w:ascii="Arial" w:hAnsi="Arial" w:cs="Arial"/>
+          <w:sz w:val="24"/>
+          <w:szCs w:val="24"/>
+        </w:rPr>
+      </w:pPr>
+      <w:r>
+        <w:rPr>
+          <w:rFonts w:ascii="Times New Roman" w:hAnsi="Times New Roman" w:cs="Times New Roman"/>
+          <w:sz w:val="24"/>
+          <w:szCs w:val="24"/>
         </w:rPr>
         <w:t>docker compose rm &lt;service_name&gt;</w:t>
       </w:r>
@@ -401,13 +391,15 @@
         <w:rPr>
           <w:rFonts w:ascii="Times New Roman" w:hAnsi="Times New Roman" w:cs="Times New Roman"/>
           <w:b/>
-          <w:sz w:val="26"/>
-          <w:szCs w:val="26"/>
-        </w:rPr>
-      </w:pPr>
-      <w:r>
-        <w:rPr>
-          <w:rFonts w:ascii="Arial" w:hAnsi="Arial" w:cs="Arial"/>
+          <w:sz w:val="24"/>
+          <w:szCs w:val="24"/>
+        </w:rPr>
+      </w:pPr>
+      <w:r>
+        <w:rPr>
+          <w:rFonts w:ascii="Times New Roman" w:hAnsi="Times New Roman" w:cs="Times New Roman"/>
+          <w:sz w:val="24"/>
+          <w:szCs w:val="24"/>
         </w:rPr>
         <w:t>docker compose config</w:t>
       </w:r>
@@ -422,25 +414,31 @@
         <w:rPr>
           <w:rFonts w:ascii="Times New Roman" w:hAnsi="Times New Roman" w:cs="Times New Roman"/>
           <w:b/>
-          <w:sz w:val="26"/>
-          <w:szCs w:val="26"/>
-        </w:rPr>
-      </w:pPr>
-      <w:r>
-        <w:rPr>
-          <w:rFonts w:ascii="Arial" w:hAnsi="Arial" w:cs="Arial"/>
+          <w:sz w:val="24"/>
+          <w:szCs w:val="24"/>
+        </w:rPr>
+      </w:pPr>
+      <w:r>
+        <w:rPr>
+          <w:rFonts w:ascii="Times New Roman" w:hAnsi="Times New Roman" w:cs="Times New Roman"/>
+          <w:sz w:val="24"/>
+          <w:szCs w:val="24"/>
         </w:rPr>
         <w:t xml:space="preserve">docker compose up -d </w:t>
       </w:r>
       <w:r>
         <w:rPr>
-          <w:rFonts w:ascii="Arial" w:hAnsi="Arial" w:cs="Arial"/>
+          <w:rFonts w:ascii="Times New Roman" w:hAnsi="Times New Roman" w:cs="Times New Roman"/>
+          <w:sz w:val="24"/>
+          <w:szCs w:val="24"/>
         </w:rPr>
         <w:t>–</w:t>
       </w:r>
       <w:r>
         <w:rPr>
-          <w:rFonts w:ascii="Arial" w:hAnsi="Arial" w:cs="Arial"/>
+          <w:rFonts w:ascii="Times New Roman" w:hAnsi="Times New Roman" w:cs="Times New Roman"/>
+          <w:sz w:val="24"/>
+          <w:szCs w:val="24"/>
         </w:rPr>
         <w:t>build</w:t>
       </w:r>
@@ -448,25 +446,29 @@
     <w:p>
       <w:pPr>
         <w:rPr>
-          <w:rFonts w:ascii="Arial" w:hAnsi="Arial" w:cs="Arial"/>
-          <w:b/>
-          <w:bCs/>
-        </w:rPr>
-      </w:pPr>
-      <w:r>
-        <w:rPr>
-          <w:rFonts w:ascii="Times New Roman" w:hAnsi="Times New Roman" w:cs="Times New Roman"/>
-          <w:b/>
-          <w:sz w:val="26"/>
-          <w:szCs w:val="26"/>
+          <w:rFonts w:ascii="Times New Roman" w:hAnsi="Times New Roman" w:cs="Times New Roman"/>
+          <w:b/>
+          <w:bCs/>
+          <w:sz w:val="24"/>
+          <w:szCs w:val="24"/>
+        </w:rPr>
+      </w:pPr>
+      <w:r>
+        <w:rPr>
+          <w:rFonts w:ascii="Times New Roman" w:hAnsi="Times New Roman" w:cs="Times New Roman"/>
+          <w:b/>
+          <w:sz w:val="24"/>
+          <w:szCs w:val="24"/>
         </w:rPr>
         <w:t xml:space="preserve">Phần 2. </w:t>
       </w:r>
       <w:r>
         <w:rPr>
-          <w:rFonts w:ascii="Arial" w:hAnsi="Arial" w:cs="Arial"/>
-          <w:b/>
-          <w:bCs/>
+          <w:rFonts w:ascii="Times New Roman" w:hAnsi="Times New Roman" w:cs="Times New Roman"/>
+          <w:b/>
+          <w:bCs/>
+          <w:sz w:val="24"/>
+          <w:szCs w:val="24"/>
         </w:rPr>
         <w:t>Docker Compose file</w:t>
       </w:r>
@@ -474,22 +476,28 @@
     <w:p>
       <w:pPr>
         <w:rPr>
-          <w:rFonts w:ascii="Arial" w:hAnsi="Arial" w:cs="Arial"/>
-          <w:b/>
-        </w:rPr>
-      </w:pPr>
-      <w:r>
-        <w:rPr>
-          <w:rFonts w:ascii="Arial" w:hAnsi="Arial" w:cs="Arial"/>
-          <w:b/>
-          <w:bCs/>
+          <w:rFonts w:ascii="Times New Roman" w:hAnsi="Times New Roman" w:cs="Times New Roman"/>
+          <w:b/>
+          <w:sz w:val="24"/>
+          <w:szCs w:val="24"/>
+        </w:rPr>
+      </w:pPr>
+      <w:r>
+        <w:rPr>
+          <w:rFonts w:ascii="Times New Roman" w:hAnsi="Times New Roman" w:cs="Times New Roman"/>
+          <w:b/>
+          <w:bCs/>
+          <w:sz w:val="24"/>
+          <w:szCs w:val="24"/>
         </w:rPr>
         <w:t xml:space="preserve">Bài 1. </w:t>
       </w:r>
       <w:r>
         <w:rPr>
-          <w:rFonts w:ascii="Arial" w:hAnsi="Arial" w:cs="Arial"/>
-          <w:b/>
+          <w:rFonts w:ascii="Times New Roman" w:hAnsi="Times New Roman" w:cs="Times New Roman"/>
+          <w:b/>
+          <w:sz w:val="24"/>
+          <w:szCs w:val="24"/>
         </w:rPr>
         <w:t>Chạy một container đơn giản với Docker Compose</w:t>
       </w:r>
@@ -497,20 +505,24 @@
     <w:p>
       <w:pPr>
         <w:rPr>
-          <w:rFonts w:ascii="Arial" w:hAnsi="Arial" w:cs="Arial"/>
-          <w:b/>
-          <w:bCs/>
-          <w:i/>
-          <w:iCs/>
-        </w:rPr>
-      </w:pPr>
-      <w:r>
-        <w:rPr>
-          <w:rFonts w:ascii="Arial" w:hAnsi="Arial" w:cs="Arial"/>
-          <w:b/>
-          <w:bCs/>
-          <w:i/>
-          <w:iCs/>
+          <w:rFonts w:ascii="Times New Roman" w:hAnsi="Times New Roman" w:cs="Times New Roman"/>
+          <w:b/>
+          <w:bCs/>
+          <w:i/>
+          <w:iCs/>
+          <w:sz w:val="24"/>
+          <w:szCs w:val="24"/>
+        </w:rPr>
+      </w:pPr>
+      <w:r>
+        <w:rPr>
+          <w:rFonts w:ascii="Times New Roman" w:hAnsi="Times New Roman" w:cs="Times New Roman"/>
+          <w:b/>
+          <w:bCs/>
+          <w:i/>
+          <w:iCs/>
+          <w:sz w:val="24"/>
+          <w:szCs w:val="24"/>
         </w:rPr>
         <w:t>Yêu cầu:</w:t>
       </w:r>
@@ -518,12 +530,16 @@
     <w:p>
       <w:pPr>
         <w:rPr>
-          <w:rFonts w:ascii="Arial" w:hAnsi="Arial" w:cs="Arial"/>
-        </w:rPr>
-      </w:pPr>
-      <w:r>
-        <w:rPr>
-          <w:rFonts w:ascii="Arial" w:hAnsi="Arial" w:cs="Arial"/>
+          <w:rFonts w:ascii="Times New Roman" w:hAnsi="Times New Roman" w:cs="Times New Roman"/>
+          <w:sz w:val="24"/>
+          <w:szCs w:val="24"/>
+        </w:rPr>
+      </w:pPr>
+      <w:r>
+        <w:rPr>
+          <w:rFonts w:ascii="Times New Roman" w:hAnsi="Times New Roman" w:cs="Times New Roman"/>
+          <w:sz w:val="24"/>
+          <w:szCs w:val="24"/>
         </w:rPr>
         <w:t>Tạo một container chạy Nginx bằng Docker Compose.</w:t>
       </w:r>
@@ -531,12 +547,16 @@
     <w:p>
       <w:pPr>
         <w:rPr>
-          <w:rFonts w:ascii="Arial" w:hAnsi="Arial" w:cs="Arial"/>
-        </w:rPr>
-      </w:pPr>
-      <w:r>
-        <w:rPr>
-          <w:rFonts w:ascii="Arial" w:hAnsi="Arial" w:cs="Arial"/>
+          <w:rFonts w:ascii="Times New Roman" w:hAnsi="Times New Roman" w:cs="Times New Roman"/>
+          <w:sz w:val="24"/>
+          <w:szCs w:val="24"/>
+        </w:rPr>
+      </w:pPr>
+      <w:r>
+        <w:rPr>
+          <w:rFonts w:ascii="Times New Roman" w:hAnsi="Times New Roman" w:cs="Times New Roman"/>
+          <w:sz w:val="24"/>
+          <w:szCs w:val="24"/>
         </w:rPr>
         <w:t>Map cổng 8080 của máy host với cổng 80 của container.</w:t>
       </w:r>
@@ -551,16 +571,16 @@
         <w:rPr>
           <w:rFonts w:ascii="Times New Roman" w:hAnsi="Times New Roman" w:cs="Times New Roman"/>
           <w:b/>
-          <w:sz w:val="26"/>
-          <w:szCs w:val="26"/>
-        </w:rPr>
-      </w:pPr>
-      <w:r>
-        <w:rPr>
-          <w:rFonts w:ascii="Times New Roman" w:hAnsi="Times New Roman" w:cs="Times New Roman"/>
-          <w:b/>
-          <w:sz w:val="26"/>
-          <w:szCs w:val="26"/>
+          <w:sz w:val="24"/>
+          <w:szCs w:val="24"/>
+        </w:rPr>
+      </w:pPr>
+      <w:r>
+        <w:rPr>
+          <w:rFonts w:ascii="Times New Roman" w:hAnsi="Times New Roman" w:cs="Times New Roman"/>
+          <w:b/>
+          <w:sz w:val="24"/>
+          <w:szCs w:val="24"/>
         </w:rPr>
         <w:t>Chạy container</w:t>
       </w:r>
@@ -568,18 +588,22 @@
     <w:p>
       <w:pPr>
         <w:rPr>
+          <w:rFonts w:ascii="Times New Roman" w:hAnsi="Times New Roman" w:cs="Times New Roman"/>
           <w:noProof/>
-        </w:rPr>
-      </w:pPr>
-      <w:r>
-        <w:rPr>
-          <w:rFonts w:ascii="Times New Roman" w:hAnsi="Times New Roman" w:cs="Times New Roman"/>
-          <w:b/>
-          <w:sz w:val="26"/>
-          <w:szCs w:val="26"/>
+          <w:sz w:val="24"/>
+          <w:szCs w:val="24"/>
+        </w:rPr>
+      </w:pPr>
+      <w:r>
+        <w:rPr>
+          <w:rFonts w:ascii="Times New Roman" w:hAnsi="Times New Roman" w:cs="Times New Roman"/>
+          <w:b/>
+          <w:noProof/>
+          <w:sz w:val="24"/>
+          <w:szCs w:val="24"/>
         </w:rPr>
         <w:drawing>
-          <wp:inline distT="0" distB="0" distL="0" distR="0" wp14:anchorId="3A75326C" wp14:editId="7DA3D449">
+          <wp:inline distT="0" distB="0" distL="0" distR="0" wp14:anchorId="2305007C" wp14:editId="11F04C0C">
             <wp:extent cx="5239481" cy="990738"/>
             <wp:effectExtent l="0" t="0" r="0" b="0"/>
             <wp:docPr id="1" name="Picture 1"/>
@@ -616,7 +640,10 @@
       </w:r>
       <w:r>
         <w:rPr>
+          <w:rFonts w:ascii="Times New Roman" w:hAnsi="Times New Roman" w:cs="Times New Roman"/>
           <w:noProof/>
+          <w:sz w:val="24"/>
+          <w:szCs w:val="24"/>
         </w:rPr>
         <w:t xml:space="preserve"> </w:t>
       </w:r>
@@ -624,11 +651,12 @@
         <w:rPr>
           <w:rFonts w:ascii="Times New Roman" w:hAnsi="Times New Roman" w:cs="Times New Roman"/>
           <w:b/>
-          <w:sz w:val="26"/>
-          <w:szCs w:val="26"/>
+          <w:noProof/>
+          <w:sz w:val="24"/>
+          <w:szCs w:val="24"/>
         </w:rPr>
         <w:drawing>
-          <wp:inline distT="0" distB="0" distL="0" distR="0" wp14:anchorId="3F7FB48F" wp14:editId="0D3FC71F">
+          <wp:inline distT="0" distB="0" distL="0" distR="0" wp14:anchorId="4AA22846" wp14:editId="49EFDCF2">
             <wp:extent cx="5943600" cy="262890"/>
             <wp:effectExtent l="0" t="0" r="0" b="3810"/>
             <wp:docPr id="15" name="Picture 15"/>
@@ -674,16 +702,16 @@
         <w:rPr>
           <w:rFonts w:ascii="Times New Roman" w:hAnsi="Times New Roman" w:cs="Times New Roman"/>
           <w:b/>
-          <w:sz w:val="26"/>
-          <w:szCs w:val="26"/>
-        </w:rPr>
-      </w:pPr>
-      <w:r>
-        <w:rPr>
-          <w:rFonts w:ascii="Times New Roman" w:hAnsi="Times New Roman" w:cs="Times New Roman"/>
-          <w:b/>
-          <w:sz w:val="26"/>
-          <w:szCs w:val="26"/>
+          <w:sz w:val="24"/>
+          <w:szCs w:val="24"/>
+        </w:rPr>
+      </w:pPr>
+      <w:r>
+        <w:rPr>
+          <w:rFonts w:ascii="Times New Roman" w:hAnsi="Times New Roman" w:cs="Times New Roman"/>
+          <w:b/>
+          <w:sz w:val="24"/>
+          <w:szCs w:val="24"/>
         </w:rPr>
         <w:t>Kiểm tra container</w:t>
       </w:r>
@@ -693,19 +721,20 @@
         <w:rPr>
           <w:rFonts w:ascii="Times New Roman" w:hAnsi="Times New Roman" w:cs="Times New Roman"/>
           <w:b/>
-          <w:sz w:val="26"/>
-          <w:szCs w:val="26"/>
-        </w:rPr>
-      </w:pPr>
-      <w:r>
-        <w:rPr>
-          <w:rFonts w:ascii="Times New Roman" w:hAnsi="Times New Roman" w:cs="Times New Roman"/>
-          <w:b/>
-          <w:sz w:val="26"/>
-          <w:szCs w:val="26"/>
+          <w:sz w:val="24"/>
+          <w:szCs w:val="24"/>
+        </w:rPr>
+      </w:pPr>
+      <w:r>
+        <w:rPr>
+          <w:rFonts w:ascii="Times New Roman" w:hAnsi="Times New Roman" w:cs="Times New Roman"/>
+          <w:b/>
+          <w:noProof/>
+          <w:sz w:val="24"/>
+          <w:szCs w:val="24"/>
         </w:rPr>
         <w:drawing>
-          <wp:inline distT="0" distB="0" distL="0" distR="0" wp14:anchorId="43A676FF" wp14:editId="47143AE6">
+          <wp:inline distT="0" distB="0" distL="0" distR="0" wp14:anchorId="11FC0FC0" wp14:editId="0DF4F871">
             <wp:extent cx="5943600" cy="403225"/>
             <wp:effectExtent l="0" t="0" r="0" b="0"/>
             <wp:docPr id="16" name="Picture 16"/>
@@ -751,39 +780,40 @@
         <w:rPr>
           <w:rFonts w:ascii="Times New Roman" w:hAnsi="Times New Roman" w:cs="Times New Roman"/>
           <w:b/>
-          <w:sz w:val="26"/>
-          <w:szCs w:val="26"/>
-        </w:rPr>
-      </w:pPr>
-      <w:r>
-        <w:rPr>
-          <w:rFonts w:ascii="Times New Roman" w:hAnsi="Times New Roman" w:cs="Times New Roman"/>
-          <w:b/>
-          <w:sz w:val="26"/>
-          <w:szCs w:val="26"/>
+          <w:sz w:val="24"/>
+          <w:szCs w:val="24"/>
+        </w:rPr>
+      </w:pPr>
+      <w:r>
+        <w:rPr>
+          <w:rFonts w:ascii="Times New Roman" w:hAnsi="Times New Roman" w:cs="Times New Roman"/>
+          <w:b/>
+          <w:sz w:val="24"/>
+          <w:szCs w:val="24"/>
+        </w:rPr>
+        <w:t>Kiểm tra trình duyệt</w:t>
+      </w:r>
+    </w:p>
+    <w:p>
+      <w:pPr>
+        <w:rPr>
+          <w:rFonts w:ascii="Times New Roman" w:hAnsi="Times New Roman" w:cs="Times New Roman"/>
+          <w:b/>
+          <w:sz w:val="24"/>
+          <w:szCs w:val="24"/>
+        </w:rPr>
+      </w:pPr>
+      <w:r>
+        <w:rPr>
+          <w:rFonts w:ascii="Times New Roman" w:hAnsi="Times New Roman" w:cs="Times New Roman"/>
+          <w:b/>
+          <w:noProof/>
+          <w:sz w:val="24"/>
+          <w:szCs w:val="24"/>
         </w:rPr>
         <w:lastRenderedPageBreak/>
-        <w:t>Kiểm tra trình duyệt</w:t>
-      </w:r>
-    </w:p>
-    <w:p>
-      <w:pPr>
-        <w:rPr>
-          <w:rFonts w:ascii="Times New Roman" w:hAnsi="Times New Roman" w:cs="Times New Roman"/>
-          <w:b/>
-          <w:sz w:val="26"/>
-          <w:szCs w:val="26"/>
-        </w:rPr>
-      </w:pPr>
-      <w:r>
-        <w:rPr>
-          <w:rFonts w:ascii="Times New Roman" w:hAnsi="Times New Roman" w:cs="Times New Roman"/>
-          <w:b/>
-          <w:sz w:val="26"/>
-          <w:szCs w:val="26"/>
-        </w:rPr>
         <w:drawing>
-          <wp:inline distT="0" distB="0" distL="0" distR="0" wp14:anchorId="22F1DAED" wp14:editId="0E4DFE47">
+          <wp:inline distT="0" distB="0" distL="0" distR="0" wp14:anchorId="09EBC9AA" wp14:editId="35A44498">
             <wp:extent cx="5943600" cy="1253490"/>
             <wp:effectExtent l="0" t="0" r="0" b="3810"/>
             <wp:docPr id="17" name="Picture 17"/>
@@ -829,16 +859,16 @@
         <w:rPr>
           <w:rFonts w:ascii="Times New Roman" w:hAnsi="Times New Roman" w:cs="Times New Roman"/>
           <w:b/>
-          <w:sz w:val="26"/>
-          <w:szCs w:val="26"/>
-        </w:rPr>
-      </w:pPr>
-      <w:r>
-        <w:rPr>
-          <w:rFonts w:ascii="Times New Roman" w:hAnsi="Times New Roman" w:cs="Times New Roman"/>
-          <w:b/>
-          <w:sz w:val="26"/>
-          <w:szCs w:val="26"/>
+          <w:sz w:val="24"/>
+          <w:szCs w:val="24"/>
+        </w:rPr>
+      </w:pPr>
+      <w:r>
+        <w:rPr>
+          <w:rFonts w:ascii="Times New Roman" w:hAnsi="Times New Roman" w:cs="Times New Roman"/>
+          <w:b/>
+          <w:sz w:val="24"/>
+          <w:szCs w:val="24"/>
         </w:rPr>
         <w:t>Dừng container</w:t>
       </w:r>
@@ -848,19 +878,20 @@
         <w:rPr>
           <w:rFonts w:ascii="Times New Roman" w:hAnsi="Times New Roman" w:cs="Times New Roman"/>
           <w:b/>
-          <w:sz w:val="26"/>
-          <w:szCs w:val="26"/>
-        </w:rPr>
-      </w:pPr>
-      <w:r>
-        <w:rPr>
-          <w:rFonts w:ascii="Times New Roman" w:hAnsi="Times New Roman" w:cs="Times New Roman"/>
-          <w:b/>
-          <w:sz w:val="26"/>
-          <w:szCs w:val="26"/>
+          <w:sz w:val="24"/>
+          <w:szCs w:val="24"/>
+        </w:rPr>
+      </w:pPr>
+      <w:r>
+        <w:rPr>
+          <w:rFonts w:ascii="Times New Roman" w:hAnsi="Times New Roman" w:cs="Times New Roman"/>
+          <w:b/>
+          <w:noProof/>
+          <w:sz w:val="24"/>
+          <w:szCs w:val="24"/>
         </w:rPr>
         <w:drawing>
-          <wp:inline distT="0" distB="0" distL="0" distR="0" wp14:anchorId="7B0BA189" wp14:editId="3B4B8E13">
+          <wp:inline distT="0" distB="0" distL="0" distR="0" wp14:anchorId="79E839C8" wp14:editId="5CFDA132">
             <wp:extent cx="5572903" cy="714475"/>
             <wp:effectExtent l="0" t="0" r="0" b="9525"/>
             <wp:docPr id="18" name="Picture 18"/>
@@ -906,16 +937,16 @@
         <w:rPr>
           <w:rFonts w:ascii="Times New Roman" w:hAnsi="Times New Roman" w:cs="Times New Roman"/>
           <w:b/>
-          <w:sz w:val="26"/>
-          <w:szCs w:val="26"/>
-        </w:rPr>
-      </w:pPr>
-      <w:r>
-        <w:rPr>
-          <w:rFonts w:ascii="Times New Roman" w:hAnsi="Times New Roman" w:cs="Times New Roman"/>
-          <w:b/>
-          <w:sz w:val="26"/>
-          <w:szCs w:val="26"/>
+          <w:sz w:val="24"/>
+          <w:szCs w:val="24"/>
+        </w:rPr>
+      </w:pPr>
+      <w:r>
+        <w:rPr>
+          <w:rFonts w:ascii="Times New Roman" w:hAnsi="Times New Roman" w:cs="Times New Roman"/>
+          <w:b/>
+          <w:sz w:val="24"/>
+          <w:szCs w:val="24"/>
         </w:rPr>
         <w:t>Xóa container</w:t>
       </w:r>
@@ -925,19 +956,20 @@
         <w:rPr>
           <w:rFonts w:ascii="Times New Roman" w:hAnsi="Times New Roman" w:cs="Times New Roman"/>
           <w:b/>
-          <w:sz w:val="26"/>
-          <w:szCs w:val="26"/>
-        </w:rPr>
-      </w:pPr>
-      <w:r>
-        <w:rPr>
-          <w:rFonts w:ascii="Times New Roman" w:hAnsi="Times New Roman" w:cs="Times New Roman"/>
-          <w:b/>
-          <w:sz w:val="26"/>
-          <w:szCs w:val="26"/>
+          <w:sz w:val="24"/>
+          <w:szCs w:val="24"/>
+        </w:rPr>
+      </w:pPr>
+      <w:r>
+        <w:rPr>
+          <w:rFonts w:ascii="Times New Roman" w:hAnsi="Times New Roman" w:cs="Times New Roman"/>
+          <w:b/>
+          <w:noProof/>
+          <w:sz w:val="24"/>
+          <w:szCs w:val="24"/>
         </w:rPr>
         <w:drawing>
-          <wp:inline distT="0" distB="0" distL="0" distR="0" wp14:anchorId="49AD0B95" wp14:editId="4BC6A7ED">
+          <wp:inline distT="0" distB="0" distL="0" distR="0" wp14:anchorId="091DD89A" wp14:editId="590B52D4">
             <wp:extent cx="5943600" cy="781685"/>
             <wp:effectExtent l="0" t="0" r="0" b="0"/>
             <wp:docPr id="20" name="Picture 20"/>
@@ -983,16 +1015,16 @@
         <w:rPr>
           <w:rFonts w:ascii="Times New Roman" w:hAnsi="Times New Roman" w:cs="Times New Roman"/>
           <w:b/>
-          <w:sz w:val="26"/>
-          <w:szCs w:val="26"/>
-        </w:rPr>
-      </w:pPr>
-      <w:r>
-        <w:rPr>
-          <w:rFonts w:ascii="Times New Roman" w:hAnsi="Times New Roman" w:cs="Times New Roman"/>
-          <w:b/>
-          <w:sz w:val="26"/>
-          <w:szCs w:val="26"/>
+          <w:sz w:val="24"/>
+          <w:szCs w:val="24"/>
+        </w:rPr>
+      </w:pPr>
+      <w:r>
+        <w:rPr>
+          <w:rFonts w:ascii="Times New Roman" w:hAnsi="Times New Roman" w:cs="Times New Roman"/>
+          <w:b/>
+          <w:sz w:val="24"/>
+          <w:szCs w:val="24"/>
         </w:rPr>
         <w:t>Xóa toàn bộ</w:t>
       </w:r>
@@ -1002,19 +1034,20 @@
         <w:rPr>
           <w:rFonts w:ascii="Times New Roman" w:hAnsi="Times New Roman" w:cs="Times New Roman"/>
           <w:b/>
-          <w:sz w:val="26"/>
-          <w:szCs w:val="26"/>
-        </w:rPr>
-      </w:pPr>
-      <w:r>
-        <w:rPr>
-          <w:rFonts w:ascii="Times New Roman" w:hAnsi="Times New Roman" w:cs="Times New Roman"/>
-          <w:b/>
-          <w:sz w:val="26"/>
-          <w:szCs w:val="26"/>
+          <w:sz w:val="24"/>
+          <w:szCs w:val="24"/>
+        </w:rPr>
+      </w:pPr>
+      <w:r>
+        <w:rPr>
+          <w:rFonts w:ascii="Times New Roman" w:hAnsi="Times New Roman" w:cs="Times New Roman"/>
+          <w:b/>
+          <w:noProof/>
+          <w:sz w:val="24"/>
+          <w:szCs w:val="24"/>
         </w:rPr>
         <w:drawing>
-          <wp:inline distT="0" distB="0" distL="0" distR="0" wp14:anchorId="481EBA25" wp14:editId="31038E66">
+          <wp:inline distT="0" distB="0" distL="0" distR="0" wp14:anchorId="2275626A" wp14:editId="0C4D365B">
             <wp:extent cx="5477639" cy="733527"/>
             <wp:effectExtent l="0" t="0" r="8890" b="9525"/>
             <wp:docPr id="21" name="Picture 21"/>
@@ -1055,22 +1088,16 @@
         <w:rPr>
           <w:rFonts w:ascii="Times New Roman" w:hAnsi="Times New Roman" w:cs="Times New Roman"/>
           <w:b/>
-          <w:sz w:val="26"/>
-          <w:szCs w:val="26"/>
-        </w:rPr>
-      </w:pPr>
-    </w:p>
-    <w:p>
-      <w:pPr>
-        <w:rPr>
-          <w:rFonts w:ascii="Arial" w:hAnsi="Arial" w:cs="Arial"/>
-          <w:b/>
-        </w:rPr>
-      </w:pPr>
-      <w:r>
-        <w:rPr>
-          <w:rFonts w:ascii="Arial" w:hAnsi="Arial" w:cs="Arial"/>
-          <w:b/>
+          <w:sz w:val="24"/>
+          <w:szCs w:val="24"/>
+        </w:rPr>
+      </w:pPr>
+      <w:r>
+        <w:rPr>
+          <w:rFonts w:ascii="Times New Roman" w:hAnsi="Times New Roman" w:cs="Times New Roman"/>
+          <w:b/>
+          <w:sz w:val="24"/>
+          <w:szCs w:val="24"/>
         </w:rPr>
         <w:t>Bài 2: Chạy MySQL với Docker Compose</w:t>
       </w:r>
@@ -1078,20 +1105,24 @@
     <w:p>
       <w:pPr>
         <w:rPr>
-          <w:rFonts w:ascii="Arial" w:hAnsi="Arial" w:cs="Arial"/>
-          <w:b/>
-          <w:bCs/>
-          <w:i/>
-          <w:iCs/>
-        </w:rPr>
-      </w:pPr>
-      <w:r>
-        <w:rPr>
-          <w:rFonts w:ascii="Arial" w:hAnsi="Arial" w:cs="Arial"/>
-          <w:b/>
-          <w:bCs/>
-          <w:i/>
-          <w:iCs/>
+          <w:rFonts w:ascii="Times New Roman" w:hAnsi="Times New Roman" w:cs="Times New Roman"/>
+          <w:b/>
+          <w:bCs/>
+          <w:i/>
+          <w:iCs/>
+          <w:sz w:val="24"/>
+          <w:szCs w:val="24"/>
+        </w:rPr>
+      </w:pPr>
+      <w:r>
+        <w:rPr>
+          <w:rFonts w:ascii="Times New Roman" w:hAnsi="Times New Roman" w:cs="Times New Roman"/>
+          <w:b/>
+          <w:bCs/>
+          <w:i/>
+          <w:iCs/>
+          <w:sz w:val="24"/>
+          <w:szCs w:val="24"/>
         </w:rPr>
         <w:t>Yêu cầu:</w:t>
       </w:r>
@@ -1099,12 +1130,16 @@
     <w:p>
       <w:pPr>
         <w:rPr>
-          <w:rFonts w:ascii="Arial" w:hAnsi="Arial" w:cs="Arial"/>
-        </w:rPr>
-      </w:pPr>
-      <w:r>
-        <w:rPr>
-          <w:rFonts w:ascii="Arial" w:hAnsi="Arial" w:cs="Arial"/>
+          <w:rFonts w:ascii="Times New Roman" w:hAnsi="Times New Roman" w:cs="Times New Roman"/>
+          <w:sz w:val="24"/>
+          <w:szCs w:val="24"/>
+        </w:rPr>
+      </w:pPr>
+      <w:r>
+        <w:rPr>
+          <w:rFonts w:ascii="Times New Roman" w:hAnsi="Times New Roman" w:cs="Times New Roman"/>
+          <w:sz w:val="24"/>
+          <w:szCs w:val="24"/>
         </w:rPr>
         <w:t>Tạo một container chạy MySQL phiên bản 8.0.</w:t>
       </w:r>
@@ -1112,12 +1147,16 @@
     <w:p>
       <w:pPr>
         <w:rPr>
-          <w:rFonts w:ascii="Arial" w:hAnsi="Arial" w:cs="Arial"/>
-        </w:rPr>
-      </w:pPr>
-      <w:r>
-        <w:rPr>
-          <w:rFonts w:ascii="Arial" w:hAnsi="Arial" w:cs="Arial"/>
+          <w:rFonts w:ascii="Times New Roman" w:hAnsi="Times New Roman" w:cs="Times New Roman"/>
+          <w:sz w:val="24"/>
+          <w:szCs w:val="24"/>
+        </w:rPr>
+      </w:pPr>
+      <w:r>
+        <w:rPr>
+          <w:rFonts w:ascii="Times New Roman" w:hAnsi="Times New Roman" w:cs="Times New Roman"/>
+          <w:sz w:val="24"/>
+          <w:szCs w:val="24"/>
         </w:rPr>
         <w:t>Đặt username là user, password là password và database là mydb</w:t>
       </w:r>
@@ -1132,16 +1171,16 @@
         <w:rPr>
           <w:rFonts w:ascii="Times New Roman" w:hAnsi="Times New Roman" w:cs="Times New Roman"/>
           <w:b/>
-          <w:sz w:val="26"/>
-          <w:szCs w:val="26"/>
-        </w:rPr>
-      </w:pPr>
-      <w:r>
-        <w:rPr>
-          <w:rFonts w:ascii="Times New Roman" w:hAnsi="Times New Roman" w:cs="Times New Roman"/>
-          <w:b/>
-          <w:sz w:val="26"/>
-          <w:szCs w:val="26"/>
+          <w:sz w:val="24"/>
+          <w:szCs w:val="24"/>
+        </w:rPr>
+      </w:pPr>
+      <w:r>
+        <w:rPr>
+          <w:rFonts w:ascii="Times New Roman" w:hAnsi="Times New Roman" w:cs="Times New Roman"/>
+          <w:b/>
+          <w:sz w:val="24"/>
+          <w:szCs w:val="24"/>
         </w:rPr>
         <w:t>Chạy container</w:t>
       </w:r>
@@ -1151,22 +1190,22 @@
         <w:rPr>
           <w:rFonts w:ascii="Times New Roman" w:hAnsi="Times New Roman" w:cs="Times New Roman"/>
           <w:b/>
-          <w:sz w:val="26"/>
-          <w:szCs w:val="26"/>
-        </w:rPr>
-      </w:pPr>
-      <w:r>
-        <w:rPr>
-          <w:rFonts w:ascii="Times New Roman" w:hAnsi="Times New Roman" w:cs="Times New Roman"/>
-          <w:b/>
-          <w:sz w:val="26"/>
-          <w:szCs w:val="26"/>
-        </w:rPr>
-        <w:lastRenderedPageBreak/>
+          <w:sz w:val="24"/>
+          <w:szCs w:val="24"/>
+        </w:rPr>
+      </w:pPr>
+      <w:r>
+        <w:rPr>
+          <w:rFonts w:ascii="Times New Roman" w:hAnsi="Times New Roman" w:cs="Times New Roman"/>
+          <w:b/>
+          <w:noProof/>
+          <w:sz w:val="24"/>
+          <w:szCs w:val="24"/>
+        </w:rPr>
         <w:drawing>
-          <wp:inline distT="0" distB="0" distL="0" distR="0" wp14:anchorId="60E99A3D" wp14:editId="256CF970">
-            <wp:extent cx="5801535" cy="2143424"/>
-            <wp:effectExtent l="0" t="0" r="8890" b="9525"/>
+          <wp:inline distT="0" distB="0" distL="0" distR="0" wp14:anchorId="092AFD3B" wp14:editId="21003CBB">
+            <wp:extent cx="4870756" cy="1799539"/>
+            <wp:effectExtent l="0" t="0" r="6350" b="0"/>
             <wp:docPr id="22" name="Picture 22"/>
             <wp:cNvGraphicFramePr>
               <a:graphicFrameLocks xmlns:a="http://schemas.openxmlformats.org/drawingml/2006/main" noChangeAspect="1"/>
@@ -1187,7 +1226,7 @@
                   <pic:spPr>
                     <a:xfrm>
                       <a:off x="0" y="0"/>
-                      <a:ext cx="5801535" cy="2143424"/>
+                      <a:ext cx="4884640" cy="1804669"/>
                     </a:xfrm>
                     <a:prstGeom prst="rect">
                       <a:avLst/>
@@ -1210,17 +1249,18 @@
         <w:rPr>
           <w:rFonts w:ascii="Times New Roman" w:hAnsi="Times New Roman" w:cs="Times New Roman"/>
           <w:b/>
-          <w:sz w:val="26"/>
-          <w:szCs w:val="26"/>
-        </w:rPr>
-      </w:pPr>
-      <w:r>
-        <w:rPr>
-          <w:rFonts w:ascii="Times New Roman" w:hAnsi="Times New Roman" w:cs="Times New Roman"/>
-          <w:b/>
-          <w:sz w:val="26"/>
-          <w:szCs w:val="26"/>
-        </w:rPr>
+          <w:sz w:val="24"/>
+          <w:szCs w:val="24"/>
+        </w:rPr>
+      </w:pPr>
+      <w:r>
+        <w:rPr>
+          <w:rFonts w:ascii="Times New Roman" w:hAnsi="Times New Roman" w:cs="Times New Roman"/>
+          <w:b/>
+          <w:sz w:val="24"/>
+          <w:szCs w:val="24"/>
+        </w:rPr>
+        <w:lastRenderedPageBreak/>
         <w:t>Kiểm tra container</w:t>
       </w:r>
     </w:p>
@@ -1229,19 +1269,20 @@
         <w:rPr>
           <w:rFonts w:ascii="Times New Roman" w:hAnsi="Times New Roman" w:cs="Times New Roman"/>
           <w:b/>
-          <w:sz w:val="26"/>
-          <w:szCs w:val="26"/>
-        </w:rPr>
-      </w:pPr>
-      <w:r>
-        <w:rPr>
-          <w:rFonts w:ascii="Times New Roman" w:hAnsi="Times New Roman" w:cs="Times New Roman"/>
-          <w:b/>
-          <w:sz w:val="26"/>
-          <w:szCs w:val="26"/>
+          <w:sz w:val="24"/>
+          <w:szCs w:val="24"/>
+        </w:rPr>
+      </w:pPr>
+      <w:r>
+        <w:rPr>
+          <w:rFonts w:ascii="Times New Roman" w:hAnsi="Times New Roman" w:cs="Times New Roman"/>
+          <w:b/>
+          <w:noProof/>
+          <w:sz w:val="24"/>
+          <w:szCs w:val="24"/>
         </w:rPr>
         <w:drawing>
-          <wp:inline distT="0" distB="0" distL="0" distR="0" wp14:anchorId="2E761D95" wp14:editId="4E32CD6C">
+          <wp:inline distT="0" distB="0" distL="0" distR="0" wp14:anchorId="5636ACC2" wp14:editId="0A8E61CD">
             <wp:extent cx="5943600" cy="414655"/>
             <wp:effectExtent l="0" t="0" r="0" b="4445"/>
             <wp:docPr id="23" name="Picture 23"/>
@@ -1279,6 +1320,59 @@
     </w:p>
     <w:p>
       <w:pPr>
+        <w:rPr>
+          <w:rFonts w:ascii="Times New Roman" w:hAnsi="Times New Roman" w:cs="Times New Roman"/>
+          <w:b/>
+          <w:sz w:val="24"/>
+          <w:szCs w:val="24"/>
+        </w:rPr>
+      </w:pPr>
+      <w:r>
+        <w:rPr>
+          <w:rFonts w:ascii="Times New Roman" w:hAnsi="Times New Roman" w:cs="Times New Roman"/>
+          <w:b/>
+          <w:sz w:val="24"/>
+          <w:szCs w:val="24"/>
+        </w:rPr>
+        <w:drawing>
+          <wp:inline distT="0" distB="0" distL="0" distR="0" wp14:anchorId="05F1203D" wp14:editId="5BD32C41">
+            <wp:extent cx="5943600" cy="372745"/>
+            <wp:effectExtent l="0" t="0" r="0" b="8255"/>
+            <wp:docPr id="2" name="Picture 2"/>
+            <wp:cNvGraphicFramePr>
+              <a:graphicFrameLocks xmlns:a="http://schemas.openxmlformats.org/drawingml/2006/main" noChangeAspect="1"/>
+            </wp:cNvGraphicFramePr>
+            <a:graphic xmlns:a="http://schemas.openxmlformats.org/drawingml/2006/main">
+              <a:graphicData uri="http://schemas.openxmlformats.org/drawingml/2006/picture">
+                <pic:pic xmlns:pic="http://schemas.openxmlformats.org/drawingml/2006/picture">
+                  <pic:nvPicPr>
+                    <pic:cNvPr id="1" name=""/>
+                    <pic:cNvPicPr/>
+                  </pic:nvPicPr>
+                  <pic:blipFill>
+                    <a:blip r:embed="rId14"/>
+                    <a:stretch>
+                      <a:fillRect/>
+                    </a:stretch>
+                  </pic:blipFill>
+                  <pic:spPr>
+                    <a:xfrm>
+                      <a:off x="0" y="0"/>
+                      <a:ext cx="5943600" cy="372745"/>
+                    </a:xfrm>
+                    <a:prstGeom prst="rect">
+                      <a:avLst/>
+                    </a:prstGeom>
+                  </pic:spPr>
+                </pic:pic>
+              </a:graphicData>
+            </a:graphic>
+          </wp:inline>
+        </w:drawing>
+      </w:r>
+    </w:p>
+    <w:p>
+      <w:pPr>
         <w:pStyle w:val="ListParagraph"/>
         <w:numPr>
           <w:ilvl w:val="0"/>
@@ -1287,16 +1381,16 @@
         <w:rPr>
           <w:rFonts w:ascii="Times New Roman" w:hAnsi="Times New Roman" w:cs="Times New Roman"/>
           <w:b/>
-          <w:sz w:val="26"/>
-          <w:szCs w:val="26"/>
-        </w:rPr>
-      </w:pPr>
-      <w:r>
-        <w:rPr>
-          <w:rFonts w:ascii="Times New Roman" w:hAnsi="Times New Roman" w:cs="Times New Roman"/>
-          <w:b/>
-          <w:sz w:val="26"/>
-          <w:szCs w:val="26"/>
+          <w:sz w:val="24"/>
+          <w:szCs w:val="24"/>
+        </w:rPr>
+      </w:pPr>
+      <w:r>
+        <w:rPr>
+          <w:rFonts w:ascii="Times New Roman" w:hAnsi="Times New Roman" w:cs="Times New Roman"/>
+          <w:b/>
+          <w:sz w:val="24"/>
+          <w:szCs w:val="24"/>
         </w:rPr>
         <w:t>Kết nối với MySQL</w:t>
       </w:r>
@@ -1306,31 +1400,6938 @@
         <w:rPr>
           <w:rFonts w:ascii="Times New Roman" w:hAnsi="Times New Roman" w:cs="Times New Roman"/>
           <w:b/>
-          <w:sz w:val="26"/>
-          <w:szCs w:val="26"/>
-        </w:rPr>
-      </w:pPr>
-    </w:p>
-    <w:p>
-      <w:pPr>
-        <w:rPr>
-          <w:rFonts w:ascii="Times New Roman" w:hAnsi="Times New Roman" w:cs="Times New Roman"/>
-          <w:b/>
-          <w:sz w:val="26"/>
-          <w:szCs w:val="26"/>
-        </w:rPr>
-      </w:pPr>
-    </w:p>
-    <w:p>
-      <w:pPr>
-        <w:rPr>
-          <w:rFonts w:ascii="Arial" w:hAnsi="Arial" w:cs="Arial"/>
-          <w:b/>
-          <w:bCs/>
-        </w:rPr>
-      </w:pPr>
-      <w:bookmarkStart w:id="0" w:name="_GoBack"/>
-      <w:bookmarkEnd w:id="0"/>
+          <w:sz w:val="24"/>
+          <w:szCs w:val="24"/>
+        </w:rPr>
+      </w:pPr>
+      <w:r>
+        <w:rPr>
+          <w:rFonts w:ascii="Times New Roman" w:hAnsi="Times New Roman" w:cs="Times New Roman"/>
+          <w:b/>
+          <w:sz w:val="24"/>
+          <w:szCs w:val="24"/>
+        </w:rPr>
+        <w:drawing>
+          <wp:inline distT="0" distB="0" distL="0" distR="0" wp14:anchorId="717562F8" wp14:editId="324CCE00">
+            <wp:extent cx="5943600" cy="1076325"/>
+            <wp:effectExtent l="0" t="0" r="0" b="9525"/>
+            <wp:docPr id="3" name="Picture 3"/>
+            <wp:cNvGraphicFramePr>
+              <a:graphicFrameLocks xmlns:a="http://schemas.openxmlformats.org/drawingml/2006/main" noChangeAspect="1"/>
+            </wp:cNvGraphicFramePr>
+            <a:graphic xmlns:a="http://schemas.openxmlformats.org/drawingml/2006/main">
+              <a:graphicData uri="http://schemas.openxmlformats.org/drawingml/2006/picture">
+                <pic:pic xmlns:pic="http://schemas.openxmlformats.org/drawingml/2006/picture">
+                  <pic:nvPicPr>
+                    <pic:cNvPr id="1" name=""/>
+                    <pic:cNvPicPr/>
+                  </pic:nvPicPr>
+                  <pic:blipFill>
+                    <a:blip r:embed="rId15"/>
+                    <a:stretch>
+                      <a:fillRect/>
+                    </a:stretch>
+                  </pic:blipFill>
+                  <pic:spPr>
+                    <a:xfrm>
+                      <a:off x="0" y="0"/>
+                      <a:ext cx="5943600" cy="1076325"/>
+                    </a:xfrm>
+                    <a:prstGeom prst="rect">
+                      <a:avLst/>
+                    </a:prstGeom>
+                  </pic:spPr>
+                </pic:pic>
+              </a:graphicData>
+            </a:graphic>
+          </wp:inline>
+        </w:drawing>
+      </w:r>
+    </w:p>
+    <w:p>
+      <w:pPr>
+        <w:pStyle w:val="ListParagraph"/>
+        <w:numPr>
+          <w:ilvl w:val="0"/>
+          <w:numId w:val="3"/>
+        </w:numPr>
+        <w:rPr>
+          <w:rFonts w:ascii="Times New Roman" w:hAnsi="Times New Roman" w:cs="Times New Roman"/>
+          <w:b/>
+          <w:sz w:val="24"/>
+          <w:szCs w:val="24"/>
+        </w:rPr>
+      </w:pPr>
+      <w:r>
+        <w:rPr>
+          <w:rFonts w:ascii="Times New Roman" w:hAnsi="Times New Roman" w:cs="Times New Roman"/>
+          <w:b/>
+          <w:sz w:val="24"/>
+          <w:szCs w:val="24"/>
+        </w:rPr>
+        <w:t>Dừng và xóa container</w:t>
+      </w:r>
+    </w:p>
+    <w:p>
+      <w:pPr>
+        <w:rPr>
+          <w:rFonts w:ascii="Times New Roman" w:hAnsi="Times New Roman" w:cs="Times New Roman"/>
+          <w:b/>
+          <w:sz w:val="24"/>
+          <w:szCs w:val="24"/>
+        </w:rPr>
+      </w:pPr>
+      <w:r>
+        <w:rPr>
+          <w:rFonts w:ascii="Times New Roman" w:hAnsi="Times New Roman" w:cs="Times New Roman"/>
+          <w:b/>
+          <w:sz w:val="24"/>
+          <w:szCs w:val="24"/>
+        </w:rPr>
+        <w:drawing>
+          <wp:inline distT="0" distB="0" distL="0" distR="0" wp14:anchorId="62484CFD" wp14:editId="0AFF8FD4">
+            <wp:extent cx="5943600" cy="662940"/>
+            <wp:effectExtent l="0" t="0" r="0" b="3810"/>
+            <wp:docPr id="4" name="Picture 4"/>
+            <wp:cNvGraphicFramePr>
+              <a:graphicFrameLocks xmlns:a="http://schemas.openxmlformats.org/drawingml/2006/main" noChangeAspect="1"/>
+            </wp:cNvGraphicFramePr>
+            <a:graphic xmlns:a="http://schemas.openxmlformats.org/drawingml/2006/main">
+              <a:graphicData uri="http://schemas.openxmlformats.org/drawingml/2006/picture">
+                <pic:pic xmlns:pic="http://schemas.openxmlformats.org/drawingml/2006/picture">
+                  <pic:nvPicPr>
+                    <pic:cNvPr id="1" name=""/>
+                    <pic:cNvPicPr/>
+                  </pic:nvPicPr>
+                  <pic:blipFill>
+                    <a:blip r:embed="rId16"/>
+                    <a:stretch>
+                      <a:fillRect/>
+                    </a:stretch>
+                  </pic:blipFill>
+                  <pic:spPr>
+                    <a:xfrm>
+                      <a:off x="0" y="0"/>
+                      <a:ext cx="5943600" cy="662940"/>
+                    </a:xfrm>
+                    <a:prstGeom prst="rect">
+                      <a:avLst/>
+                    </a:prstGeom>
+                  </pic:spPr>
+                </pic:pic>
+              </a:graphicData>
+            </a:graphic>
+          </wp:inline>
+        </w:drawing>
+      </w:r>
+    </w:p>
+    <w:p>
+      <w:pPr>
+        <w:rPr>
+          <w:rFonts w:ascii="Times New Roman" w:hAnsi="Times New Roman" w:cs="Times New Roman"/>
+          <w:b/>
+          <w:sz w:val="24"/>
+          <w:szCs w:val="24"/>
+        </w:rPr>
+      </w:pPr>
+    </w:p>
+    <w:p>
+      <w:pPr>
+        <w:rPr>
+          <w:rFonts w:ascii="Times New Roman" w:hAnsi="Times New Roman" w:cs="Times New Roman"/>
+          <w:b/>
+          <w:bCs/>
+          <w:sz w:val="24"/>
+          <w:szCs w:val="24"/>
+        </w:rPr>
+      </w:pPr>
+      <w:r>
+        <w:rPr>
+          <w:rFonts w:ascii="Times New Roman" w:hAnsi="Times New Roman" w:cs="Times New Roman"/>
+          <w:b/>
+          <w:bCs/>
+          <w:sz w:val="24"/>
+          <w:szCs w:val="24"/>
+        </w:rPr>
+        <w:t>Bài 3: Kết nối MySQL với PHPMyAdmin</w:t>
+      </w:r>
+    </w:p>
+    <w:p>
+      <w:pPr>
+        <w:rPr>
+          <w:rFonts w:ascii="Times New Roman" w:hAnsi="Times New Roman" w:cs="Times New Roman"/>
+          <w:b/>
+          <w:bCs/>
+          <w:i/>
+          <w:iCs/>
+          <w:sz w:val="24"/>
+          <w:szCs w:val="24"/>
+        </w:rPr>
+      </w:pPr>
+      <w:r>
+        <w:rPr>
+          <w:rFonts w:ascii="Times New Roman" w:hAnsi="Times New Roman" w:cs="Times New Roman"/>
+          <w:b/>
+          <w:bCs/>
+          <w:i/>
+          <w:iCs/>
+          <w:sz w:val="24"/>
+          <w:szCs w:val="24"/>
+        </w:rPr>
+        <w:t>Yêu cầu:</w:t>
+      </w:r>
+    </w:p>
+    <w:p>
+      <w:pPr>
+        <w:rPr>
+          <w:rFonts w:ascii="Times New Roman" w:hAnsi="Times New Roman" w:cs="Times New Roman"/>
+          <w:sz w:val="24"/>
+          <w:szCs w:val="24"/>
+        </w:rPr>
+      </w:pPr>
+      <w:r>
+        <w:rPr>
+          <w:rFonts w:ascii="Times New Roman" w:hAnsi="Times New Roman" w:cs="Times New Roman"/>
+          <w:sz w:val="24"/>
+          <w:szCs w:val="24"/>
+        </w:rPr>
+        <w:t>Chạy MySQL và PHPMyAdmin với Docker Compose.</w:t>
+      </w:r>
+    </w:p>
+    <w:p>
+      <w:pPr>
+        <w:rPr>
+          <w:rFonts w:ascii="Times New Roman" w:hAnsi="Times New Roman" w:cs="Times New Roman"/>
+          <w:sz w:val="24"/>
+          <w:szCs w:val="24"/>
+        </w:rPr>
+      </w:pPr>
+      <w:r>
+        <w:rPr>
+          <w:rFonts w:ascii="Times New Roman" w:hAnsi="Times New Roman" w:cs="Times New Roman"/>
+          <w:sz w:val="24"/>
+          <w:szCs w:val="24"/>
+        </w:rPr>
+        <w:t>PHPMyAdmin chạy trên cổng 8081.</w:t>
+      </w:r>
+    </w:p>
+    <w:p>
+      <w:pPr>
+        <w:pStyle w:val="ListParagraph"/>
+        <w:numPr>
+          <w:ilvl w:val="0"/>
+          <w:numId w:val="3"/>
+        </w:numPr>
+        <w:rPr>
+          <w:rFonts w:ascii="Times New Roman" w:hAnsi="Times New Roman" w:cs="Times New Roman"/>
+          <w:sz w:val="24"/>
+          <w:szCs w:val="24"/>
+        </w:rPr>
+      </w:pPr>
+      <w:r>
+        <w:rPr>
+          <w:rFonts w:ascii="Times New Roman" w:hAnsi="Times New Roman" w:cs="Times New Roman"/>
+          <w:sz w:val="24"/>
+          <w:szCs w:val="24"/>
+        </w:rPr>
+        <w:t>Khởi tạo và chạy các dịch vụ</w:t>
+      </w:r>
+    </w:p>
+    <w:p>
+      <w:pPr>
+        <w:rPr>
+          <w:rFonts w:ascii="Times New Roman" w:hAnsi="Times New Roman" w:cs="Times New Roman"/>
+          <w:sz w:val="24"/>
+          <w:szCs w:val="24"/>
+        </w:rPr>
+      </w:pPr>
+      <w:r>
+        <w:rPr>
+          <w:rFonts w:ascii="Times New Roman" w:hAnsi="Times New Roman" w:cs="Times New Roman"/>
+          <w:sz w:val="24"/>
+          <w:szCs w:val="24"/>
+        </w:rPr>
+        <w:drawing>
+          <wp:inline distT="0" distB="0" distL="0" distR="0" wp14:anchorId="5A81F865" wp14:editId="49A35D65">
+            <wp:extent cx="5118284" cy="2479853"/>
+            <wp:effectExtent l="0" t="0" r="6350" b="0"/>
+            <wp:docPr id="5" name="Picture 5"/>
+            <wp:cNvGraphicFramePr>
+              <a:graphicFrameLocks xmlns:a="http://schemas.openxmlformats.org/drawingml/2006/main" noChangeAspect="1"/>
+            </wp:cNvGraphicFramePr>
+            <a:graphic xmlns:a="http://schemas.openxmlformats.org/drawingml/2006/main">
+              <a:graphicData uri="http://schemas.openxmlformats.org/drawingml/2006/picture">
+                <pic:pic xmlns:pic="http://schemas.openxmlformats.org/drawingml/2006/picture">
+                  <pic:nvPicPr>
+                    <pic:cNvPr id="1" name=""/>
+                    <pic:cNvPicPr/>
+                  </pic:nvPicPr>
+                  <pic:blipFill>
+                    <a:blip r:embed="rId17"/>
+                    <a:stretch>
+                      <a:fillRect/>
+                    </a:stretch>
+                  </pic:blipFill>
+                  <pic:spPr>
+                    <a:xfrm>
+                      <a:off x="0" y="0"/>
+                      <a:ext cx="5129845" cy="2485454"/>
+                    </a:xfrm>
+                    <a:prstGeom prst="rect">
+                      <a:avLst/>
+                    </a:prstGeom>
+                  </pic:spPr>
+                </pic:pic>
+              </a:graphicData>
+            </a:graphic>
+          </wp:inline>
+        </w:drawing>
+      </w:r>
+    </w:p>
+    <w:p>
+      <w:pPr>
+        <w:pStyle w:val="ListParagraph"/>
+        <w:numPr>
+          <w:ilvl w:val="0"/>
+          <w:numId w:val="3"/>
+        </w:numPr>
+        <w:rPr>
+          <w:rFonts w:ascii="Times New Roman" w:hAnsi="Times New Roman" w:cs="Times New Roman"/>
+          <w:sz w:val="24"/>
+          <w:szCs w:val="24"/>
+          <w:lang w:val="sv-SE"/>
+        </w:rPr>
+      </w:pPr>
+      <w:r>
+        <w:rPr>
+          <w:rFonts w:ascii="Times New Roman" w:hAnsi="Times New Roman" w:cs="Times New Roman"/>
+          <w:sz w:val="24"/>
+          <w:szCs w:val="24"/>
+          <w:lang w:val="sv-SE"/>
+        </w:rPr>
+        <w:lastRenderedPageBreak/>
+        <w:t>Kiểm tra cấu hình file</w:t>
+      </w:r>
+    </w:p>
+    <w:p>
+      <w:pPr>
+        <w:rPr>
+          <w:rFonts w:ascii="Times New Roman" w:hAnsi="Times New Roman" w:cs="Times New Roman"/>
+          <w:sz w:val="24"/>
+          <w:szCs w:val="24"/>
+          <w:lang w:val="sv-SE"/>
+        </w:rPr>
+      </w:pPr>
+      <w:r>
+        <w:rPr>
+          <w:rFonts w:ascii="Times New Roman" w:hAnsi="Times New Roman" w:cs="Times New Roman"/>
+          <w:sz w:val="24"/>
+          <w:szCs w:val="24"/>
+          <w:lang w:val="sv-SE"/>
+        </w:rPr>
+        <w:drawing>
+          <wp:inline distT="0" distB="0" distL="0" distR="0" wp14:anchorId="6EEB1A42" wp14:editId="481DA914">
+            <wp:extent cx="5943600" cy="1982470"/>
+            <wp:effectExtent l="0" t="0" r="0" b="0"/>
+            <wp:docPr id="6" name="Picture 6"/>
+            <wp:cNvGraphicFramePr>
+              <a:graphicFrameLocks xmlns:a="http://schemas.openxmlformats.org/drawingml/2006/main" noChangeAspect="1"/>
+            </wp:cNvGraphicFramePr>
+            <a:graphic xmlns:a="http://schemas.openxmlformats.org/drawingml/2006/main">
+              <a:graphicData uri="http://schemas.openxmlformats.org/drawingml/2006/picture">
+                <pic:pic xmlns:pic="http://schemas.openxmlformats.org/drawingml/2006/picture">
+                  <pic:nvPicPr>
+                    <pic:cNvPr id="1" name=""/>
+                    <pic:cNvPicPr/>
+                  </pic:nvPicPr>
+                  <pic:blipFill>
+                    <a:blip r:embed="rId18"/>
+                    <a:stretch>
+                      <a:fillRect/>
+                    </a:stretch>
+                  </pic:blipFill>
+                  <pic:spPr>
+                    <a:xfrm>
+                      <a:off x="0" y="0"/>
+                      <a:ext cx="5943600" cy="1982470"/>
+                    </a:xfrm>
+                    <a:prstGeom prst="rect">
+                      <a:avLst/>
+                    </a:prstGeom>
+                  </pic:spPr>
+                </pic:pic>
+              </a:graphicData>
+            </a:graphic>
+          </wp:inline>
+        </w:drawing>
+      </w:r>
+    </w:p>
+    <w:p>
+      <w:pPr>
+        <w:pStyle w:val="ListParagraph"/>
+        <w:numPr>
+          <w:ilvl w:val="0"/>
+          <w:numId w:val="3"/>
+        </w:numPr>
+        <w:rPr>
+          <w:rFonts w:ascii="Times New Roman" w:hAnsi="Times New Roman" w:cs="Times New Roman"/>
+          <w:sz w:val="24"/>
+          <w:szCs w:val="24"/>
+          <w:lang w:val="sv-SE"/>
+        </w:rPr>
+      </w:pPr>
+      <w:r>
+        <w:rPr>
+          <w:rFonts w:ascii="Times New Roman" w:hAnsi="Times New Roman" w:cs="Times New Roman"/>
+          <w:sz w:val="24"/>
+          <w:szCs w:val="24"/>
+          <w:lang w:val="sv-SE"/>
+        </w:rPr>
+        <w:t xml:space="preserve">Kết quả </w:t>
+      </w:r>
+    </w:p>
+    <w:p>
+      <w:pPr>
+        <w:rPr>
+          <w:rFonts w:ascii="Times New Roman" w:hAnsi="Times New Roman" w:cs="Times New Roman"/>
+          <w:sz w:val="24"/>
+          <w:szCs w:val="24"/>
+          <w:lang w:val="sv-SE"/>
+        </w:rPr>
+      </w:pPr>
+      <w:r>
+        <w:rPr>
+          <w:rFonts w:ascii="Times New Roman" w:hAnsi="Times New Roman" w:cs="Times New Roman"/>
+          <w:sz w:val="24"/>
+          <w:szCs w:val="24"/>
+          <w:lang w:val="sv-SE"/>
+        </w:rPr>
+        <w:drawing>
+          <wp:inline distT="0" distB="0" distL="0" distR="0" wp14:anchorId="4E539E2D" wp14:editId="4AC21458">
+            <wp:extent cx="5943600" cy="1646555"/>
+            <wp:effectExtent l="0" t="0" r="0" b="0"/>
+            <wp:docPr id="7" name="Picture 7"/>
+            <wp:cNvGraphicFramePr>
+              <a:graphicFrameLocks xmlns:a="http://schemas.openxmlformats.org/drawingml/2006/main" noChangeAspect="1"/>
+            </wp:cNvGraphicFramePr>
+            <a:graphic xmlns:a="http://schemas.openxmlformats.org/drawingml/2006/main">
+              <a:graphicData uri="http://schemas.openxmlformats.org/drawingml/2006/picture">
+                <pic:pic xmlns:pic="http://schemas.openxmlformats.org/drawingml/2006/picture">
+                  <pic:nvPicPr>
+                    <pic:cNvPr id="1" name=""/>
+                    <pic:cNvPicPr/>
+                  </pic:nvPicPr>
+                  <pic:blipFill>
+                    <a:blip r:embed="rId19"/>
+                    <a:stretch>
+                      <a:fillRect/>
+                    </a:stretch>
+                  </pic:blipFill>
+                  <pic:spPr>
+                    <a:xfrm>
+                      <a:off x="0" y="0"/>
+                      <a:ext cx="5943600" cy="1646555"/>
+                    </a:xfrm>
+                    <a:prstGeom prst="rect">
+                      <a:avLst/>
+                    </a:prstGeom>
+                  </pic:spPr>
+                </pic:pic>
+              </a:graphicData>
+            </a:graphic>
+          </wp:inline>
+        </w:drawing>
+      </w:r>
+    </w:p>
+    <w:p>
+      <w:pPr>
+        <w:rPr>
+          <w:rFonts w:ascii="Times New Roman" w:hAnsi="Times New Roman" w:cs="Times New Roman"/>
+          <w:b/>
+          <w:bCs/>
+          <w:sz w:val="24"/>
+          <w:szCs w:val="24"/>
+          <w:lang w:val="sv-SE"/>
+        </w:rPr>
+      </w:pPr>
+      <w:r>
+        <w:rPr>
+          <w:rFonts w:ascii="Times New Roman" w:hAnsi="Times New Roman" w:cs="Times New Roman"/>
+          <w:b/>
+          <w:bCs/>
+          <w:sz w:val="24"/>
+          <w:szCs w:val="24"/>
+          <w:lang w:val="sv-SE"/>
+        </w:rPr>
+        <w:t>Bài 4: Chạy ứng dụng Node.js với Docker Compose</w:t>
+      </w:r>
+    </w:p>
+    <w:p>
+      <w:pPr>
+        <w:rPr>
+          <w:rFonts w:ascii="Times New Roman" w:hAnsi="Times New Roman" w:cs="Times New Roman"/>
+          <w:sz w:val="24"/>
+          <w:szCs w:val="24"/>
+        </w:rPr>
+      </w:pPr>
+      <w:r>
+        <w:rPr>
+          <w:rFonts w:ascii="Times New Roman" w:hAnsi="Times New Roman" w:cs="Times New Roman"/>
+          <w:b/>
+          <w:bCs/>
+          <w:i/>
+          <w:iCs/>
+          <w:sz w:val="24"/>
+          <w:szCs w:val="24"/>
+        </w:rPr>
+        <w:t>Yêu cầu:</w:t>
+      </w:r>
+      <w:r>
+        <w:rPr>
+          <w:rFonts w:ascii="Times New Roman" w:hAnsi="Times New Roman" w:cs="Times New Roman"/>
+          <w:b/>
+          <w:bCs/>
+          <w:i/>
+          <w:iCs/>
+          <w:sz w:val="24"/>
+          <w:szCs w:val="24"/>
+        </w:rPr>
+        <w:t xml:space="preserve"> </w:t>
+      </w:r>
+      <w:r>
+        <w:rPr>
+          <w:rFonts w:ascii="Times New Roman" w:hAnsi="Times New Roman" w:cs="Times New Roman"/>
+          <w:sz w:val="24"/>
+          <w:szCs w:val="24"/>
+        </w:rPr>
+        <w:t>Chạy một ứng dụng Node.js đơn giản với Express.</w:t>
+      </w:r>
+    </w:p>
+    <w:p>
+      <w:pPr>
+        <w:pStyle w:val="ListParagraph"/>
+        <w:numPr>
+          <w:ilvl w:val="0"/>
+          <w:numId w:val="3"/>
+        </w:numPr>
+        <w:rPr>
+          <w:rFonts w:ascii="Times New Roman" w:hAnsi="Times New Roman" w:cs="Times New Roman"/>
+          <w:sz w:val="24"/>
+          <w:szCs w:val="24"/>
+        </w:rPr>
+      </w:pPr>
+      <w:r>
+        <w:rPr>
+          <w:rFonts w:ascii="Times New Roman" w:hAnsi="Times New Roman" w:cs="Times New Roman"/>
+          <w:b/>
+          <w:bCs/>
+          <w:sz w:val="24"/>
+          <w:szCs w:val="24"/>
+        </w:rPr>
+        <w:t>Build và chạy container</w:t>
+      </w:r>
+    </w:p>
+    <w:p>
+      <w:pPr>
+        <w:rPr>
+          <w:rFonts w:ascii="Times New Roman" w:hAnsi="Times New Roman" w:cs="Times New Roman"/>
+          <w:sz w:val="24"/>
+          <w:szCs w:val="24"/>
+        </w:rPr>
+      </w:pPr>
+      <w:r>
+        <w:rPr>
+          <w:rFonts w:ascii="Times New Roman" w:hAnsi="Times New Roman" w:cs="Times New Roman"/>
+          <w:sz w:val="24"/>
+          <w:szCs w:val="24"/>
+        </w:rPr>
+        <w:drawing>
+          <wp:inline distT="0" distB="0" distL="0" distR="0" wp14:anchorId="3790E9E2" wp14:editId="1C72142A">
+            <wp:extent cx="4286707" cy="2853225"/>
+            <wp:effectExtent l="0" t="0" r="0" b="4445"/>
+            <wp:docPr id="8" name="Picture 8"/>
+            <wp:cNvGraphicFramePr>
+              <a:graphicFrameLocks xmlns:a="http://schemas.openxmlformats.org/drawingml/2006/main" noChangeAspect="1"/>
+            </wp:cNvGraphicFramePr>
+            <a:graphic xmlns:a="http://schemas.openxmlformats.org/drawingml/2006/main">
+              <a:graphicData uri="http://schemas.openxmlformats.org/drawingml/2006/picture">
+                <pic:pic xmlns:pic="http://schemas.openxmlformats.org/drawingml/2006/picture">
+                  <pic:nvPicPr>
+                    <pic:cNvPr id="1" name=""/>
+                    <pic:cNvPicPr/>
+                  </pic:nvPicPr>
+                  <pic:blipFill>
+                    <a:blip r:embed="rId20"/>
+                    <a:stretch>
+                      <a:fillRect/>
+                    </a:stretch>
+                  </pic:blipFill>
+                  <pic:spPr>
+                    <a:xfrm>
+                      <a:off x="0" y="0"/>
+                      <a:ext cx="4292596" cy="2857144"/>
+                    </a:xfrm>
+                    <a:prstGeom prst="rect">
+                      <a:avLst/>
+                    </a:prstGeom>
+                  </pic:spPr>
+                </pic:pic>
+              </a:graphicData>
+            </a:graphic>
+          </wp:inline>
+        </w:drawing>
+      </w:r>
+    </w:p>
+    <w:p>
+      <w:pPr>
+        <w:pStyle w:val="ListParagraph"/>
+        <w:numPr>
+          <w:ilvl w:val="0"/>
+          <w:numId w:val="3"/>
+        </w:numPr>
+        <w:rPr>
+          <w:rFonts w:ascii="Times New Roman" w:hAnsi="Times New Roman" w:cs="Times New Roman"/>
+          <w:sz w:val="24"/>
+          <w:szCs w:val="24"/>
+        </w:rPr>
+      </w:pPr>
+      <w:r>
+        <w:rPr>
+          <w:rFonts w:ascii="Times New Roman" w:hAnsi="Times New Roman" w:cs="Times New Roman"/>
+          <w:sz w:val="24"/>
+          <w:szCs w:val="24"/>
+        </w:rPr>
+        <w:lastRenderedPageBreak/>
+        <w:t>Kết quả</w:t>
+      </w:r>
+    </w:p>
+    <w:p>
+      <w:pPr>
+        <w:rPr>
+          <w:rFonts w:ascii="Times New Roman" w:hAnsi="Times New Roman" w:cs="Times New Roman"/>
+          <w:sz w:val="24"/>
+          <w:szCs w:val="24"/>
+        </w:rPr>
+      </w:pPr>
+      <w:r>
+        <w:rPr>
+          <w:rFonts w:ascii="Times New Roman" w:hAnsi="Times New Roman" w:cs="Times New Roman"/>
+          <w:sz w:val="24"/>
+          <w:szCs w:val="24"/>
+        </w:rPr>
+        <w:drawing>
+          <wp:inline distT="0" distB="0" distL="0" distR="0" wp14:anchorId="240CAB67" wp14:editId="1AA716E0">
+            <wp:extent cx="4447642" cy="631032"/>
+            <wp:effectExtent l="0" t="0" r="0" b="0"/>
+            <wp:docPr id="9" name="Picture 9"/>
+            <wp:cNvGraphicFramePr>
+              <a:graphicFrameLocks xmlns:a="http://schemas.openxmlformats.org/drawingml/2006/main" noChangeAspect="1"/>
+            </wp:cNvGraphicFramePr>
+            <a:graphic xmlns:a="http://schemas.openxmlformats.org/drawingml/2006/main">
+              <a:graphicData uri="http://schemas.openxmlformats.org/drawingml/2006/picture">
+                <pic:pic xmlns:pic="http://schemas.openxmlformats.org/drawingml/2006/picture">
+                  <pic:nvPicPr>
+                    <pic:cNvPr id="1" name=""/>
+                    <pic:cNvPicPr/>
+                  </pic:nvPicPr>
+                  <pic:blipFill>
+                    <a:blip r:embed="rId21"/>
+                    <a:stretch>
+                      <a:fillRect/>
+                    </a:stretch>
+                  </pic:blipFill>
+                  <pic:spPr>
+                    <a:xfrm>
+                      <a:off x="0" y="0"/>
+                      <a:ext cx="4483425" cy="636109"/>
+                    </a:xfrm>
+                    <a:prstGeom prst="rect">
+                      <a:avLst/>
+                    </a:prstGeom>
+                  </pic:spPr>
+                </pic:pic>
+              </a:graphicData>
+            </a:graphic>
+          </wp:inline>
+        </w:drawing>
+      </w:r>
+    </w:p>
+    <w:p>
+      <w:pPr>
+        <w:rPr>
+          <w:rFonts w:ascii="Times New Roman" w:hAnsi="Times New Roman" w:cs="Times New Roman"/>
+          <w:sz w:val="24"/>
+          <w:szCs w:val="24"/>
+        </w:rPr>
+      </w:pPr>
+      <w:r>
+        <w:rPr>
+          <w:rFonts w:ascii="Times New Roman" w:hAnsi="Times New Roman" w:cs="Times New Roman"/>
+          <w:sz w:val="24"/>
+          <w:szCs w:val="24"/>
+        </w:rPr>
+        <w:drawing>
+          <wp:inline distT="0" distB="0" distL="0" distR="0" wp14:anchorId="00F0C875" wp14:editId="16DAEBA8">
+            <wp:extent cx="4447540" cy="653351"/>
+            <wp:effectExtent l="0" t="0" r="0" b="0"/>
+            <wp:docPr id="10" name="Picture 10"/>
+            <wp:cNvGraphicFramePr>
+              <a:graphicFrameLocks xmlns:a="http://schemas.openxmlformats.org/drawingml/2006/main" noChangeAspect="1"/>
+            </wp:cNvGraphicFramePr>
+            <a:graphic xmlns:a="http://schemas.openxmlformats.org/drawingml/2006/main">
+              <a:graphicData uri="http://schemas.openxmlformats.org/drawingml/2006/picture">
+                <pic:pic xmlns:pic="http://schemas.openxmlformats.org/drawingml/2006/picture">
+                  <pic:nvPicPr>
+                    <pic:cNvPr id="1" name=""/>
+                    <pic:cNvPicPr/>
+                  </pic:nvPicPr>
+                  <pic:blipFill>
+                    <a:blip r:embed="rId22"/>
+                    <a:stretch>
+                      <a:fillRect/>
+                    </a:stretch>
+                  </pic:blipFill>
+                  <pic:spPr>
+                    <a:xfrm>
+                      <a:off x="0" y="0"/>
+                      <a:ext cx="4517505" cy="663629"/>
+                    </a:xfrm>
+                    <a:prstGeom prst="rect">
+                      <a:avLst/>
+                    </a:prstGeom>
+                  </pic:spPr>
+                </pic:pic>
+              </a:graphicData>
+            </a:graphic>
+          </wp:inline>
+        </w:drawing>
+      </w:r>
+    </w:p>
+    <w:p>
+      <w:pPr>
+        <w:rPr>
+          <w:rFonts w:ascii="Times New Roman" w:hAnsi="Times New Roman" w:cs="Times New Roman"/>
+          <w:b/>
+          <w:bCs/>
+          <w:i/>
+          <w:iCs/>
+          <w:sz w:val="24"/>
+          <w:szCs w:val="24"/>
+        </w:rPr>
+      </w:pPr>
+      <w:r>
+        <w:rPr>
+          <w:rFonts w:ascii="Times New Roman" w:hAnsi="Times New Roman" w:cs="Times New Roman"/>
+          <w:b/>
+          <w:bCs/>
+          <w:i/>
+          <w:iCs/>
+          <w:sz w:val="24"/>
+          <w:szCs w:val="24"/>
+        </w:rPr>
+        <w:t>Bài 5: Chạy Redis với Docker Compose</w:t>
+      </w:r>
+    </w:p>
+    <w:p>
+      <w:pPr>
+        <w:rPr>
+          <w:rFonts w:ascii="Times New Roman" w:hAnsi="Times New Roman" w:cs="Times New Roman"/>
+          <w:i/>
+          <w:iCs/>
+          <w:sz w:val="24"/>
+          <w:szCs w:val="24"/>
+        </w:rPr>
+      </w:pPr>
+      <w:r>
+        <w:rPr>
+          <w:rFonts w:ascii="Times New Roman" w:hAnsi="Times New Roman" w:cs="Times New Roman"/>
+          <w:b/>
+          <w:bCs/>
+          <w:i/>
+          <w:iCs/>
+          <w:sz w:val="24"/>
+          <w:szCs w:val="24"/>
+        </w:rPr>
+        <w:t>Yêu cầu:</w:t>
+      </w:r>
+      <w:r>
+        <w:rPr>
+          <w:rFonts w:ascii="Times New Roman" w:hAnsi="Times New Roman" w:cs="Times New Roman"/>
+          <w:b/>
+          <w:bCs/>
+          <w:i/>
+          <w:iCs/>
+          <w:sz w:val="24"/>
+          <w:szCs w:val="24"/>
+        </w:rPr>
+        <w:t xml:space="preserve"> </w:t>
+      </w:r>
+      <w:r>
+        <w:rPr>
+          <w:rFonts w:ascii="Times New Roman" w:hAnsi="Times New Roman" w:cs="Times New Roman"/>
+          <w:i/>
+          <w:iCs/>
+          <w:sz w:val="24"/>
+          <w:szCs w:val="24"/>
+        </w:rPr>
+        <w:t>Chạy một container Redis trên cổng 6379.</w:t>
+      </w:r>
+    </w:p>
+    <w:p>
+      <w:pPr>
+        <w:pStyle w:val="ListParagraph"/>
+        <w:numPr>
+          <w:ilvl w:val="0"/>
+          <w:numId w:val="3"/>
+        </w:numPr>
+        <w:rPr>
+          <w:rFonts w:ascii="Times New Roman" w:hAnsi="Times New Roman" w:cs="Times New Roman"/>
+          <w:i/>
+          <w:iCs/>
+          <w:sz w:val="24"/>
+          <w:szCs w:val="24"/>
+        </w:rPr>
+      </w:pPr>
+      <w:r>
+        <w:rPr>
+          <w:rFonts w:ascii="Times New Roman" w:hAnsi="Times New Roman" w:cs="Times New Roman"/>
+          <w:i/>
+          <w:iCs/>
+          <w:sz w:val="24"/>
+          <w:szCs w:val="24"/>
+        </w:rPr>
+        <w:t>Khởi tạo và chạy redis</w:t>
+      </w:r>
+    </w:p>
+    <w:p>
+      <w:pPr>
+        <w:rPr>
+          <w:rFonts w:ascii="Times New Roman" w:hAnsi="Times New Roman" w:cs="Times New Roman"/>
+          <w:i/>
+          <w:iCs/>
+          <w:sz w:val="24"/>
+          <w:szCs w:val="24"/>
+        </w:rPr>
+      </w:pPr>
+      <w:r>
+        <w:rPr>
+          <w:rFonts w:ascii="Times New Roman" w:hAnsi="Times New Roman" w:cs="Times New Roman"/>
+          <w:i/>
+          <w:iCs/>
+          <w:sz w:val="24"/>
+          <w:szCs w:val="24"/>
+        </w:rPr>
+        <w:drawing>
+          <wp:inline distT="0" distB="0" distL="0" distR="0" wp14:anchorId="452766FC" wp14:editId="5566E4DA">
+            <wp:extent cx="5310835" cy="1419060"/>
+            <wp:effectExtent l="0" t="0" r="4445" b="0"/>
+            <wp:docPr id="11" name="Picture 11"/>
+            <wp:cNvGraphicFramePr>
+              <a:graphicFrameLocks xmlns:a="http://schemas.openxmlformats.org/drawingml/2006/main" noChangeAspect="1"/>
+            </wp:cNvGraphicFramePr>
+            <a:graphic xmlns:a="http://schemas.openxmlformats.org/drawingml/2006/main">
+              <a:graphicData uri="http://schemas.openxmlformats.org/drawingml/2006/picture">
+                <pic:pic xmlns:pic="http://schemas.openxmlformats.org/drawingml/2006/picture">
+                  <pic:nvPicPr>
+                    <pic:cNvPr id="1" name=""/>
+                    <pic:cNvPicPr/>
+                  </pic:nvPicPr>
+                  <pic:blipFill>
+                    <a:blip r:embed="rId23"/>
+                    <a:stretch>
+                      <a:fillRect/>
+                    </a:stretch>
+                  </pic:blipFill>
+                  <pic:spPr>
+                    <a:xfrm>
+                      <a:off x="0" y="0"/>
+                      <a:ext cx="5322800" cy="1422257"/>
+                    </a:xfrm>
+                    <a:prstGeom prst="rect">
+                      <a:avLst/>
+                    </a:prstGeom>
+                  </pic:spPr>
+                </pic:pic>
+              </a:graphicData>
+            </a:graphic>
+          </wp:inline>
+        </w:drawing>
+      </w:r>
+    </w:p>
+    <w:p>
+      <w:pPr>
+        <w:pStyle w:val="ListParagraph"/>
+        <w:numPr>
+          <w:ilvl w:val="0"/>
+          <w:numId w:val="3"/>
+        </w:numPr>
+        <w:rPr>
+          <w:rFonts w:ascii="Times New Roman" w:hAnsi="Times New Roman" w:cs="Times New Roman"/>
+          <w:i/>
+          <w:iCs/>
+          <w:sz w:val="24"/>
+          <w:szCs w:val="24"/>
+        </w:rPr>
+      </w:pPr>
+      <w:r>
+        <w:rPr>
+          <w:rFonts w:ascii="Times New Roman" w:hAnsi="Times New Roman" w:cs="Times New Roman"/>
+          <w:i/>
+          <w:iCs/>
+          <w:sz w:val="24"/>
+          <w:szCs w:val="24"/>
+        </w:rPr>
+        <w:t>Kiểm tra kết nối =&gt; Trả</w:t>
+      </w:r>
+      <w:r>
+        <w:rPr>
+          <w:rFonts w:ascii="Times New Roman" w:hAnsi="Times New Roman" w:cs="Times New Roman"/>
+          <w:i/>
+          <w:iCs/>
+          <w:sz w:val="24"/>
+          <w:szCs w:val="24"/>
+        </w:rPr>
+        <w:t xml:space="preserve"> về PONG là thành công</w:t>
+      </w:r>
+    </w:p>
+    <w:p>
+      <w:pPr>
+        <w:rPr>
+          <w:rFonts w:ascii="Times New Roman" w:hAnsi="Times New Roman" w:cs="Times New Roman"/>
+          <w:i/>
+          <w:iCs/>
+          <w:sz w:val="24"/>
+          <w:szCs w:val="24"/>
+        </w:rPr>
+      </w:pPr>
+      <w:r>
+        <w:rPr>
+          <w:rFonts w:ascii="Times New Roman" w:hAnsi="Times New Roman" w:cs="Times New Roman"/>
+          <w:i/>
+          <w:iCs/>
+          <w:sz w:val="24"/>
+          <w:szCs w:val="24"/>
+        </w:rPr>
+        <w:drawing>
+          <wp:inline distT="0" distB="0" distL="0" distR="0" wp14:anchorId="373FF8B4" wp14:editId="342CECD9">
+            <wp:extent cx="4789180" cy="468173"/>
+            <wp:effectExtent l="0" t="0" r="0" b="8255"/>
+            <wp:docPr id="12" name="Picture 12"/>
+            <wp:cNvGraphicFramePr>
+              <a:graphicFrameLocks xmlns:a="http://schemas.openxmlformats.org/drawingml/2006/main" noChangeAspect="1"/>
+            </wp:cNvGraphicFramePr>
+            <a:graphic xmlns:a="http://schemas.openxmlformats.org/drawingml/2006/main">
+              <a:graphicData uri="http://schemas.openxmlformats.org/drawingml/2006/picture">
+                <pic:pic xmlns:pic="http://schemas.openxmlformats.org/drawingml/2006/picture">
+                  <pic:nvPicPr>
+                    <pic:cNvPr id="1" name=""/>
+                    <pic:cNvPicPr/>
+                  </pic:nvPicPr>
+                  <pic:blipFill>
+                    <a:blip r:embed="rId24"/>
+                    <a:stretch>
+                      <a:fillRect/>
+                    </a:stretch>
+                  </pic:blipFill>
+                  <pic:spPr>
+                    <a:xfrm>
+                      <a:off x="0" y="0"/>
+                      <a:ext cx="4823390" cy="471517"/>
+                    </a:xfrm>
+                    <a:prstGeom prst="rect">
+                      <a:avLst/>
+                    </a:prstGeom>
+                  </pic:spPr>
+                </pic:pic>
+              </a:graphicData>
+            </a:graphic>
+          </wp:inline>
+        </w:drawing>
+      </w:r>
+    </w:p>
+    <w:p>
+      <w:pPr>
+        <w:rPr>
+          <w:rFonts w:ascii="Times New Roman" w:hAnsi="Times New Roman" w:cs="Times New Roman"/>
+          <w:b/>
+          <w:bCs/>
+          <w:i/>
+          <w:iCs/>
+          <w:sz w:val="24"/>
+          <w:szCs w:val="24"/>
+        </w:rPr>
+      </w:pPr>
+      <w:r>
+        <w:rPr>
+          <w:rFonts w:ascii="Times New Roman" w:hAnsi="Times New Roman" w:cs="Times New Roman"/>
+          <w:b/>
+          <w:bCs/>
+          <w:i/>
+          <w:iCs/>
+          <w:sz w:val="24"/>
+          <w:szCs w:val="24"/>
+        </w:rPr>
+        <w:t>Bài 6: Chạy WordPress với MySQL</w:t>
+      </w:r>
+    </w:p>
+    <w:p>
+      <w:pPr>
+        <w:rPr>
+          <w:rFonts w:ascii="Times New Roman" w:hAnsi="Times New Roman" w:cs="Times New Roman"/>
+          <w:i/>
+          <w:iCs/>
+          <w:sz w:val="24"/>
+          <w:szCs w:val="24"/>
+        </w:rPr>
+      </w:pPr>
+      <w:r>
+        <w:rPr>
+          <w:rFonts w:ascii="Times New Roman" w:hAnsi="Times New Roman" w:cs="Times New Roman"/>
+          <w:b/>
+          <w:bCs/>
+          <w:i/>
+          <w:iCs/>
+          <w:sz w:val="24"/>
+          <w:szCs w:val="24"/>
+        </w:rPr>
+        <w:t>Yêu cầu:</w:t>
+      </w:r>
+      <w:r>
+        <w:rPr>
+          <w:rFonts w:ascii="Times New Roman" w:hAnsi="Times New Roman" w:cs="Times New Roman"/>
+          <w:b/>
+          <w:bCs/>
+          <w:i/>
+          <w:iCs/>
+          <w:sz w:val="24"/>
+          <w:szCs w:val="24"/>
+        </w:rPr>
+        <w:t xml:space="preserve"> </w:t>
+      </w:r>
+      <w:r>
+        <w:rPr>
+          <w:rFonts w:ascii="Times New Roman" w:hAnsi="Times New Roman" w:cs="Times New Roman"/>
+          <w:i/>
+          <w:iCs/>
+          <w:sz w:val="24"/>
+          <w:szCs w:val="24"/>
+        </w:rPr>
+        <w:t>Chạy WordPress với MySQL bằng Docker Compose.</w:t>
+      </w:r>
+    </w:p>
+    <w:p>
+      <w:pPr>
+        <w:pStyle w:val="ListParagraph"/>
+        <w:numPr>
+          <w:ilvl w:val="0"/>
+          <w:numId w:val="3"/>
+        </w:numPr>
+        <w:rPr>
+          <w:rFonts w:ascii="Times New Roman" w:hAnsi="Times New Roman" w:cs="Times New Roman"/>
+          <w:i/>
+          <w:iCs/>
+          <w:sz w:val="24"/>
+          <w:szCs w:val="24"/>
+        </w:rPr>
+      </w:pPr>
+      <w:r>
+        <w:rPr>
+          <w:rFonts w:ascii="Times New Roman" w:hAnsi="Times New Roman" w:cs="Times New Roman"/>
+          <w:i/>
+          <w:iCs/>
+          <w:sz w:val="24"/>
+          <w:szCs w:val="24"/>
+        </w:rPr>
+        <w:t>Khởi tạo và chạy</w:t>
+      </w:r>
+    </w:p>
+    <w:p>
+      <w:pPr>
+        <w:rPr>
+          <w:rFonts w:ascii="Times New Roman" w:hAnsi="Times New Roman" w:cs="Times New Roman"/>
+          <w:i/>
+          <w:iCs/>
+          <w:sz w:val="24"/>
+          <w:szCs w:val="24"/>
+        </w:rPr>
+      </w:pPr>
+      <w:r>
+        <w:rPr>
+          <w:rFonts w:ascii="Times New Roman" w:hAnsi="Times New Roman" w:cs="Times New Roman"/>
+          <w:i/>
+          <w:iCs/>
+          <w:sz w:val="24"/>
+          <w:szCs w:val="24"/>
+        </w:rPr>
+        <w:drawing>
+          <wp:inline distT="0" distB="0" distL="0" distR="0" wp14:anchorId="05B2D9F9" wp14:editId="2DFD805A">
+            <wp:extent cx="4554597" cy="2201875"/>
+            <wp:effectExtent l="0" t="0" r="0" b="8255"/>
+            <wp:docPr id="13" name="Picture 13"/>
+            <wp:cNvGraphicFramePr>
+              <a:graphicFrameLocks xmlns:a="http://schemas.openxmlformats.org/drawingml/2006/main" noChangeAspect="1"/>
+            </wp:cNvGraphicFramePr>
+            <a:graphic xmlns:a="http://schemas.openxmlformats.org/drawingml/2006/main">
+              <a:graphicData uri="http://schemas.openxmlformats.org/drawingml/2006/picture">
+                <pic:pic xmlns:pic="http://schemas.openxmlformats.org/drawingml/2006/picture">
+                  <pic:nvPicPr>
+                    <pic:cNvPr id="1" name=""/>
+                    <pic:cNvPicPr/>
+                  </pic:nvPicPr>
+                  <pic:blipFill>
+                    <a:blip r:embed="rId25"/>
+                    <a:stretch>
+                      <a:fillRect/>
+                    </a:stretch>
+                  </pic:blipFill>
+                  <pic:spPr>
+                    <a:xfrm>
+                      <a:off x="0" y="0"/>
+                      <a:ext cx="4616328" cy="2231718"/>
+                    </a:xfrm>
+                    <a:prstGeom prst="rect">
+                      <a:avLst/>
+                    </a:prstGeom>
+                  </pic:spPr>
+                </pic:pic>
+              </a:graphicData>
+            </a:graphic>
+          </wp:inline>
+        </w:drawing>
+      </w:r>
+    </w:p>
+    <w:p>
+      <w:pPr>
+        <w:pStyle w:val="ListParagraph"/>
+        <w:numPr>
+          <w:ilvl w:val="0"/>
+          <w:numId w:val="3"/>
+        </w:numPr>
+        <w:rPr>
+          <w:rFonts w:ascii="Times New Roman" w:hAnsi="Times New Roman" w:cs="Times New Roman"/>
+          <w:i/>
+          <w:iCs/>
+          <w:sz w:val="24"/>
+          <w:szCs w:val="24"/>
+        </w:rPr>
+      </w:pPr>
+      <w:r>
+        <w:rPr>
+          <w:rFonts w:ascii="Times New Roman" w:hAnsi="Times New Roman" w:cs="Times New Roman"/>
+          <w:b/>
+          <w:bCs/>
+          <w:i/>
+          <w:iCs/>
+          <w:sz w:val="24"/>
+          <w:szCs w:val="24"/>
+        </w:rPr>
+        <w:lastRenderedPageBreak/>
+        <w:t>Kiểm tra logs để xem quá trình khởi tạo</w:t>
+      </w:r>
+    </w:p>
+    <w:p>
+      <w:pPr>
+        <w:rPr>
+          <w:rFonts w:ascii="Times New Roman" w:hAnsi="Times New Roman" w:cs="Times New Roman"/>
+          <w:i/>
+          <w:iCs/>
+          <w:sz w:val="24"/>
+          <w:szCs w:val="24"/>
+        </w:rPr>
+      </w:pPr>
+      <w:r>
+        <w:rPr>
+          <w:rFonts w:ascii="Times New Roman" w:hAnsi="Times New Roman" w:cs="Times New Roman"/>
+          <w:i/>
+          <w:iCs/>
+          <w:sz w:val="24"/>
+          <w:szCs w:val="24"/>
+        </w:rPr>
+        <w:drawing>
+          <wp:inline distT="0" distB="0" distL="0" distR="0" wp14:anchorId="17F24D09" wp14:editId="30ADA103">
+            <wp:extent cx="5266690" cy="997633"/>
+            <wp:effectExtent l="0" t="0" r="0" b="0"/>
+            <wp:docPr id="14" name="Picture 14"/>
+            <wp:cNvGraphicFramePr>
+              <a:graphicFrameLocks xmlns:a="http://schemas.openxmlformats.org/drawingml/2006/main" noChangeAspect="1"/>
+            </wp:cNvGraphicFramePr>
+            <a:graphic xmlns:a="http://schemas.openxmlformats.org/drawingml/2006/main">
+              <a:graphicData uri="http://schemas.openxmlformats.org/drawingml/2006/picture">
+                <pic:pic xmlns:pic="http://schemas.openxmlformats.org/drawingml/2006/picture">
+                  <pic:nvPicPr>
+                    <pic:cNvPr id="1" name=""/>
+                    <pic:cNvPicPr/>
+                  </pic:nvPicPr>
+                  <pic:blipFill>
+                    <a:blip r:embed="rId26"/>
+                    <a:stretch>
+                      <a:fillRect/>
+                    </a:stretch>
+                  </pic:blipFill>
+                  <pic:spPr>
+                    <a:xfrm>
+                      <a:off x="0" y="0"/>
+                      <a:ext cx="5277418" cy="999665"/>
+                    </a:xfrm>
+                    <a:prstGeom prst="rect">
+                      <a:avLst/>
+                    </a:prstGeom>
+                  </pic:spPr>
+                </pic:pic>
+              </a:graphicData>
+            </a:graphic>
+          </wp:inline>
+        </w:drawing>
+      </w:r>
+    </w:p>
+    <w:p>
+      <w:pPr>
+        <w:pStyle w:val="ListParagraph"/>
+        <w:numPr>
+          <w:ilvl w:val="0"/>
+          <w:numId w:val="3"/>
+        </w:numPr>
+        <w:rPr>
+          <w:rFonts w:ascii="Times New Roman" w:hAnsi="Times New Roman" w:cs="Times New Roman"/>
+          <w:i/>
+          <w:iCs/>
+          <w:sz w:val="24"/>
+          <w:szCs w:val="24"/>
+        </w:rPr>
+      </w:pPr>
+      <w:r>
+        <w:rPr>
+          <w:rFonts w:ascii="Times New Roman" w:hAnsi="Times New Roman" w:cs="Times New Roman"/>
+          <w:i/>
+          <w:iCs/>
+          <w:sz w:val="24"/>
+          <w:szCs w:val="24"/>
+        </w:rPr>
+        <w:t>Kết quả</w:t>
+      </w:r>
+    </w:p>
+    <w:p>
+      <w:pPr>
+        <w:rPr>
+          <w:rFonts w:ascii="Times New Roman" w:hAnsi="Times New Roman" w:cs="Times New Roman"/>
+          <w:i/>
+          <w:iCs/>
+          <w:sz w:val="24"/>
+          <w:szCs w:val="24"/>
+        </w:rPr>
+      </w:pPr>
+      <w:r>
+        <w:rPr>
+          <w:rFonts w:ascii="Times New Roman" w:hAnsi="Times New Roman" w:cs="Times New Roman"/>
+          <w:i/>
+          <w:iCs/>
+          <w:sz w:val="24"/>
+          <w:szCs w:val="24"/>
+        </w:rPr>
+        <w:drawing>
+          <wp:inline distT="0" distB="0" distL="0" distR="0" wp14:anchorId="560186C6" wp14:editId="78A66537">
+            <wp:extent cx="5266944" cy="2107340"/>
+            <wp:effectExtent l="0" t="0" r="0" b="7620"/>
+            <wp:docPr id="19" name="Picture 19"/>
+            <wp:cNvGraphicFramePr>
+              <a:graphicFrameLocks xmlns:a="http://schemas.openxmlformats.org/drawingml/2006/main" noChangeAspect="1"/>
+            </wp:cNvGraphicFramePr>
+            <a:graphic xmlns:a="http://schemas.openxmlformats.org/drawingml/2006/main">
+              <a:graphicData uri="http://schemas.openxmlformats.org/drawingml/2006/picture">
+                <pic:pic xmlns:pic="http://schemas.openxmlformats.org/drawingml/2006/picture">
+                  <pic:nvPicPr>
+                    <pic:cNvPr id="1" name=""/>
+                    <pic:cNvPicPr/>
+                  </pic:nvPicPr>
+                  <pic:blipFill>
+                    <a:blip r:embed="rId27"/>
+                    <a:stretch>
+                      <a:fillRect/>
+                    </a:stretch>
+                  </pic:blipFill>
+                  <pic:spPr>
+                    <a:xfrm>
+                      <a:off x="0" y="0"/>
+                      <a:ext cx="5271469" cy="2109150"/>
+                    </a:xfrm>
+                    <a:prstGeom prst="rect">
+                      <a:avLst/>
+                    </a:prstGeom>
+                  </pic:spPr>
+                </pic:pic>
+              </a:graphicData>
+            </a:graphic>
+          </wp:inline>
+        </w:drawing>
+      </w:r>
+    </w:p>
+    <w:p>
+      <w:pPr>
+        <w:rPr>
+          <w:rFonts w:ascii="Times New Roman" w:hAnsi="Times New Roman" w:cs="Times New Roman"/>
+          <w:b/>
+          <w:bCs/>
+          <w:i/>
+          <w:iCs/>
+          <w:sz w:val="24"/>
+          <w:szCs w:val="24"/>
+        </w:rPr>
+      </w:pPr>
+      <w:r>
+        <w:rPr>
+          <w:rFonts w:ascii="Times New Roman" w:hAnsi="Times New Roman" w:cs="Times New Roman"/>
+          <w:b/>
+          <w:bCs/>
+          <w:i/>
+          <w:iCs/>
+          <w:sz w:val="24"/>
+          <w:szCs w:val="24"/>
+        </w:rPr>
+        <w:t>Bài 7: Chạy MongoDB với Docker Compose</w:t>
+      </w:r>
+    </w:p>
+    <w:p>
+      <w:pPr>
+        <w:rPr>
+          <w:rFonts w:ascii="Times New Roman" w:hAnsi="Times New Roman" w:cs="Times New Roman"/>
+          <w:i/>
+          <w:iCs/>
+          <w:sz w:val="24"/>
+          <w:szCs w:val="24"/>
+        </w:rPr>
+      </w:pPr>
+      <w:r>
+        <w:rPr>
+          <w:rFonts w:ascii="Times New Roman" w:hAnsi="Times New Roman" w:cs="Times New Roman"/>
+          <w:b/>
+          <w:bCs/>
+          <w:i/>
+          <w:iCs/>
+          <w:sz w:val="24"/>
+          <w:szCs w:val="24"/>
+        </w:rPr>
+        <w:t>Yêu cầu:</w:t>
+      </w:r>
+      <w:r>
+        <w:rPr>
+          <w:rFonts w:ascii="Times New Roman" w:hAnsi="Times New Roman" w:cs="Times New Roman"/>
+          <w:b/>
+          <w:bCs/>
+          <w:i/>
+          <w:iCs/>
+          <w:sz w:val="24"/>
+          <w:szCs w:val="24"/>
+        </w:rPr>
+        <w:t xml:space="preserve"> </w:t>
+      </w:r>
+      <w:r>
+        <w:rPr>
+          <w:rFonts w:ascii="Times New Roman" w:hAnsi="Times New Roman" w:cs="Times New Roman"/>
+          <w:i/>
+          <w:iCs/>
+          <w:sz w:val="24"/>
+          <w:szCs w:val="24"/>
+        </w:rPr>
+        <w:t>Chạy MongoDB và Mongo Express để quản lý.</w:t>
+      </w:r>
+    </w:p>
+    <w:p>
+      <w:pPr>
+        <w:pStyle w:val="ListParagraph"/>
+        <w:numPr>
+          <w:ilvl w:val="0"/>
+          <w:numId w:val="3"/>
+        </w:numPr>
+        <w:rPr>
+          <w:rFonts w:ascii="Times New Roman" w:hAnsi="Times New Roman" w:cs="Times New Roman"/>
+          <w:i/>
+          <w:iCs/>
+          <w:sz w:val="24"/>
+          <w:szCs w:val="24"/>
+        </w:rPr>
+      </w:pPr>
+      <w:r>
+        <w:rPr>
+          <w:rFonts w:ascii="Times New Roman" w:hAnsi="Times New Roman" w:cs="Times New Roman"/>
+          <w:b/>
+          <w:bCs/>
+          <w:i/>
+          <w:iCs/>
+          <w:sz w:val="24"/>
+          <w:szCs w:val="24"/>
+        </w:rPr>
+        <w:t>Kiểm tra logs nếu Mongo Express gặp lỗi kết nối</w:t>
+      </w:r>
+    </w:p>
+    <w:p>
+      <w:pPr>
+        <w:rPr>
+          <w:rFonts w:ascii="Times New Roman" w:hAnsi="Times New Roman" w:cs="Times New Roman"/>
+          <w:i/>
+          <w:iCs/>
+          <w:sz w:val="24"/>
+          <w:szCs w:val="24"/>
+        </w:rPr>
+      </w:pPr>
+      <w:r>
+        <w:rPr>
+          <w:rFonts w:ascii="Times New Roman" w:hAnsi="Times New Roman" w:cs="Times New Roman"/>
+          <w:i/>
+          <w:iCs/>
+          <w:sz w:val="24"/>
+          <w:szCs w:val="24"/>
+        </w:rPr>
+        <w:drawing>
+          <wp:inline distT="0" distB="0" distL="0" distR="0" wp14:anchorId="5B04D8DF" wp14:editId="01E05F8D">
+            <wp:extent cx="5943600" cy="1736725"/>
+            <wp:effectExtent l="0" t="0" r="0" b="0"/>
+            <wp:docPr id="25" name="Picture 25"/>
+            <wp:cNvGraphicFramePr>
+              <a:graphicFrameLocks xmlns:a="http://schemas.openxmlformats.org/drawingml/2006/main" noChangeAspect="1"/>
+            </wp:cNvGraphicFramePr>
+            <a:graphic xmlns:a="http://schemas.openxmlformats.org/drawingml/2006/main">
+              <a:graphicData uri="http://schemas.openxmlformats.org/drawingml/2006/picture">
+                <pic:pic xmlns:pic="http://schemas.openxmlformats.org/drawingml/2006/picture">
+                  <pic:nvPicPr>
+                    <pic:cNvPr id="1" name=""/>
+                    <pic:cNvPicPr/>
+                  </pic:nvPicPr>
+                  <pic:blipFill>
+                    <a:blip r:embed="rId28"/>
+                    <a:stretch>
+                      <a:fillRect/>
+                    </a:stretch>
+                  </pic:blipFill>
+                  <pic:spPr>
+                    <a:xfrm>
+                      <a:off x="0" y="0"/>
+                      <a:ext cx="5943600" cy="1736725"/>
+                    </a:xfrm>
+                    <a:prstGeom prst="rect">
+                      <a:avLst/>
+                    </a:prstGeom>
+                  </pic:spPr>
+                </pic:pic>
+              </a:graphicData>
+            </a:graphic>
+          </wp:inline>
+        </w:drawing>
+      </w:r>
+    </w:p>
+    <w:p>
+      <w:pPr>
+        <w:pStyle w:val="ListParagraph"/>
+        <w:numPr>
+          <w:ilvl w:val="0"/>
+          <w:numId w:val="3"/>
+        </w:numPr>
+        <w:rPr>
+          <w:rFonts w:ascii="Times New Roman" w:hAnsi="Times New Roman" w:cs="Times New Roman"/>
+          <w:i/>
+          <w:iCs/>
+          <w:sz w:val="24"/>
+          <w:szCs w:val="24"/>
+        </w:rPr>
+      </w:pPr>
+      <w:r>
+        <w:rPr>
+          <w:rFonts w:ascii="Times New Roman" w:hAnsi="Times New Roman" w:cs="Times New Roman"/>
+          <w:i/>
+          <w:iCs/>
+          <w:sz w:val="24"/>
+          <w:szCs w:val="24"/>
+        </w:rPr>
+        <w:t>Kết quả</w:t>
+      </w:r>
+    </w:p>
+    <w:p>
+      <w:pPr>
+        <w:rPr>
+          <w:rFonts w:ascii="Times New Roman" w:hAnsi="Times New Roman" w:cs="Times New Roman"/>
+          <w:i/>
+          <w:iCs/>
+          <w:sz w:val="24"/>
+          <w:szCs w:val="24"/>
+        </w:rPr>
+      </w:pPr>
+      <w:r>
+        <w:rPr>
+          <w:rFonts w:ascii="Times New Roman" w:hAnsi="Times New Roman" w:cs="Times New Roman"/>
+          <w:i/>
+          <w:iCs/>
+          <w:sz w:val="24"/>
+          <w:szCs w:val="24"/>
+        </w:rPr>
+        <w:drawing>
+          <wp:inline distT="0" distB="0" distL="0" distR="0" wp14:anchorId="07964CCD" wp14:editId="423B1AE7">
+            <wp:extent cx="5943600" cy="1160780"/>
+            <wp:effectExtent l="0" t="0" r="0" b="1270"/>
+            <wp:docPr id="26" name="Picture 26"/>
+            <wp:cNvGraphicFramePr>
+              <a:graphicFrameLocks xmlns:a="http://schemas.openxmlformats.org/drawingml/2006/main" noChangeAspect="1"/>
+            </wp:cNvGraphicFramePr>
+            <a:graphic xmlns:a="http://schemas.openxmlformats.org/drawingml/2006/main">
+              <a:graphicData uri="http://schemas.openxmlformats.org/drawingml/2006/picture">
+                <pic:pic xmlns:pic="http://schemas.openxmlformats.org/drawingml/2006/picture">
+                  <pic:nvPicPr>
+                    <pic:cNvPr id="1" name=""/>
+                    <pic:cNvPicPr/>
+                  </pic:nvPicPr>
+                  <pic:blipFill>
+                    <a:blip r:embed="rId29"/>
+                    <a:stretch>
+                      <a:fillRect/>
+                    </a:stretch>
+                  </pic:blipFill>
+                  <pic:spPr>
+                    <a:xfrm>
+                      <a:off x="0" y="0"/>
+                      <a:ext cx="5943600" cy="1160780"/>
+                    </a:xfrm>
+                    <a:prstGeom prst="rect">
+                      <a:avLst/>
+                    </a:prstGeom>
+                  </pic:spPr>
+                </pic:pic>
+              </a:graphicData>
+            </a:graphic>
+          </wp:inline>
+        </w:drawing>
+      </w:r>
+    </w:p>
+    <w:p>
+      <w:pPr>
+        <w:rPr>
+          <w:rFonts w:ascii="Times New Roman" w:hAnsi="Times New Roman" w:cs="Times New Roman"/>
+          <w:i/>
+          <w:iCs/>
+          <w:sz w:val="24"/>
+          <w:szCs w:val="24"/>
+        </w:rPr>
+      </w:pPr>
+      <w:r>
+        <w:rPr>
+          <w:rFonts w:ascii="Times New Roman" w:hAnsi="Times New Roman" w:cs="Times New Roman"/>
+          <w:i/>
+          <w:iCs/>
+          <w:sz w:val="24"/>
+          <w:szCs w:val="24"/>
+        </w:rPr>
+        <w:lastRenderedPageBreak/>
+        <w:drawing>
+          <wp:inline distT="0" distB="0" distL="0" distR="0" wp14:anchorId="32F16DCE" wp14:editId="731EB0D8">
+            <wp:extent cx="5943600" cy="2948305"/>
+            <wp:effectExtent l="0" t="0" r="0" b="4445"/>
+            <wp:docPr id="27" name="Picture 27"/>
+            <wp:cNvGraphicFramePr>
+              <a:graphicFrameLocks xmlns:a="http://schemas.openxmlformats.org/drawingml/2006/main" noChangeAspect="1"/>
+            </wp:cNvGraphicFramePr>
+            <a:graphic xmlns:a="http://schemas.openxmlformats.org/drawingml/2006/main">
+              <a:graphicData uri="http://schemas.openxmlformats.org/drawingml/2006/picture">
+                <pic:pic xmlns:pic="http://schemas.openxmlformats.org/drawingml/2006/picture">
+                  <pic:nvPicPr>
+                    <pic:cNvPr id="1" name=""/>
+                    <pic:cNvPicPr/>
+                  </pic:nvPicPr>
+                  <pic:blipFill>
+                    <a:blip r:embed="rId30"/>
+                    <a:stretch>
+                      <a:fillRect/>
+                    </a:stretch>
+                  </pic:blipFill>
+                  <pic:spPr>
+                    <a:xfrm>
+                      <a:off x="0" y="0"/>
+                      <a:ext cx="5943600" cy="2948305"/>
+                    </a:xfrm>
+                    <a:prstGeom prst="rect">
+                      <a:avLst/>
+                    </a:prstGeom>
+                  </pic:spPr>
+                </pic:pic>
+              </a:graphicData>
+            </a:graphic>
+          </wp:inline>
+        </w:drawing>
+      </w:r>
+    </w:p>
+    <w:p>
+      <w:pPr>
+        <w:rPr>
+          <w:rFonts w:ascii="Times New Roman" w:hAnsi="Times New Roman" w:cs="Times New Roman"/>
+          <w:b/>
+          <w:bCs/>
+          <w:i/>
+          <w:iCs/>
+          <w:sz w:val="24"/>
+          <w:szCs w:val="24"/>
+        </w:rPr>
+      </w:pPr>
+      <w:r>
+        <w:rPr>
+          <w:rFonts w:ascii="Times New Roman" w:hAnsi="Times New Roman" w:cs="Times New Roman"/>
+          <w:b/>
+          <w:bCs/>
+          <w:i/>
+          <w:iCs/>
+          <w:sz w:val="24"/>
+          <w:szCs w:val="24"/>
+        </w:rPr>
+        <w:t>Bài 8: Kết nối nhiều dịch vụ với Docker Compose</w:t>
+      </w:r>
+    </w:p>
+    <w:p>
+      <w:pPr>
+        <w:rPr>
+          <w:rFonts w:ascii="Times New Roman" w:hAnsi="Times New Roman" w:cs="Times New Roman"/>
+          <w:i/>
+          <w:iCs/>
+          <w:sz w:val="24"/>
+          <w:szCs w:val="24"/>
+        </w:rPr>
+      </w:pPr>
+      <w:r>
+        <w:rPr>
+          <w:rFonts w:ascii="Times New Roman" w:hAnsi="Times New Roman" w:cs="Times New Roman"/>
+          <w:b/>
+          <w:bCs/>
+          <w:i/>
+          <w:iCs/>
+          <w:sz w:val="24"/>
+          <w:szCs w:val="24"/>
+        </w:rPr>
+        <w:t>Yêu cầu:</w:t>
+      </w:r>
+      <w:r>
+        <w:rPr>
+          <w:rFonts w:ascii="Times New Roman" w:hAnsi="Times New Roman" w:cs="Times New Roman"/>
+          <w:b/>
+          <w:bCs/>
+          <w:i/>
+          <w:iCs/>
+          <w:sz w:val="24"/>
+          <w:szCs w:val="24"/>
+        </w:rPr>
+        <w:t xml:space="preserve"> </w:t>
+      </w:r>
+      <w:r>
+        <w:rPr>
+          <w:rFonts w:ascii="Times New Roman" w:hAnsi="Times New Roman" w:cs="Times New Roman"/>
+          <w:i/>
+          <w:iCs/>
+          <w:sz w:val="24"/>
+          <w:szCs w:val="24"/>
+        </w:rPr>
+        <w:t>Chạy Node.js kết nối với MySQL.</w:t>
+      </w:r>
+    </w:p>
+    <w:p>
+      <w:pPr>
+        <w:pStyle w:val="ListParagraph"/>
+        <w:numPr>
+          <w:ilvl w:val="0"/>
+          <w:numId w:val="3"/>
+        </w:numPr>
+        <w:rPr>
+          <w:rFonts w:ascii="Times New Roman" w:hAnsi="Times New Roman" w:cs="Times New Roman"/>
+          <w:i/>
+          <w:iCs/>
+          <w:sz w:val="24"/>
+          <w:szCs w:val="24"/>
+        </w:rPr>
+      </w:pPr>
+      <w:r>
+        <w:rPr>
+          <w:rFonts w:ascii="Times New Roman" w:hAnsi="Times New Roman" w:cs="Times New Roman"/>
+          <w:b/>
+          <w:bCs/>
+          <w:i/>
+          <w:iCs/>
+          <w:sz w:val="24"/>
+          <w:szCs w:val="24"/>
+        </w:rPr>
+        <w:t>Xem log của ứng dụng Node.js</w:t>
+      </w:r>
+    </w:p>
+    <w:p>
+      <w:pPr>
+        <w:rPr>
+          <w:rFonts w:ascii="Times New Roman" w:hAnsi="Times New Roman" w:cs="Times New Roman"/>
+          <w:i/>
+          <w:iCs/>
+          <w:sz w:val="24"/>
+          <w:szCs w:val="24"/>
+        </w:rPr>
+      </w:pPr>
+      <w:r>
+        <w:rPr>
+          <w:rFonts w:ascii="Times New Roman" w:hAnsi="Times New Roman" w:cs="Times New Roman"/>
+          <w:i/>
+          <w:iCs/>
+          <w:sz w:val="24"/>
+          <w:szCs w:val="24"/>
+        </w:rPr>
+        <w:drawing>
+          <wp:inline distT="0" distB="0" distL="0" distR="0" wp14:anchorId="39A9AAE2" wp14:editId="7021C685">
+            <wp:extent cx="5943600" cy="671195"/>
+            <wp:effectExtent l="0" t="0" r="0" b="0"/>
+            <wp:docPr id="28" name="Picture 28"/>
+            <wp:cNvGraphicFramePr>
+              <a:graphicFrameLocks xmlns:a="http://schemas.openxmlformats.org/drawingml/2006/main" noChangeAspect="1"/>
+            </wp:cNvGraphicFramePr>
+            <a:graphic xmlns:a="http://schemas.openxmlformats.org/drawingml/2006/main">
+              <a:graphicData uri="http://schemas.openxmlformats.org/drawingml/2006/picture">
+                <pic:pic xmlns:pic="http://schemas.openxmlformats.org/drawingml/2006/picture">
+                  <pic:nvPicPr>
+                    <pic:cNvPr id="1" name=""/>
+                    <pic:cNvPicPr/>
+                  </pic:nvPicPr>
+                  <pic:blipFill>
+                    <a:blip r:embed="rId31"/>
+                    <a:stretch>
+                      <a:fillRect/>
+                    </a:stretch>
+                  </pic:blipFill>
+                  <pic:spPr>
+                    <a:xfrm>
+                      <a:off x="0" y="0"/>
+                      <a:ext cx="5943600" cy="671195"/>
+                    </a:xfrm>
+                    <a:prstGeom prst="rect">
+                      <a:avLst/>
+                    </a:prstGeom>
+                  </pic:spPr>
+                </pic:pic>
+              </a:graphicData>
+            </a:graphic>
+          </wp:inline>
+        </w:drawing>
+      </w:r>
+    </w:p>
+    <w:p>
+      <w:pPr>
+        <w:pStyle w:val="ListParagraph"/>
+        <w:numPr>
+          <w:ilvl w:val="0"/>
+          <w:numId w:val="3"/>
+        </w:numPr>
+        <w:rPr>
+          <w:rFonts w:ascii="Times New Roman" w:hAnsi="Times New Roman" w:cs="Times New Roman"/>
+          <w:i/>
+          <w:iCs/>
+          <w:sz w:val="24"/>
+          <w:szCs w:val="24"/>
+        </w:rPr>
+      </w:pPr>
+      <w:r>
+        <w:rPr>
+          <w:rFonts w:ascii="Times New Roman" w:hAnsi="Times New Roman" w:cs="Times New Roman"/>
+          <w:i/>
+          <w:iCs/>
+          <w:sz w:val="24"/>
+          <w:szCs w:val="24"/>
+        </w:rPr>
+        <w:t>Kết quả</w:t>
+      </w:r>
+    </w:p>
+    <w:p>
+      <w:pPr>
+        <w:rPr>
+          <w:rFonts w:ascii="Times New Roman" w:hAnsi="Times New Roman" w:cs="Times New Roman"/>
+          <w:i/>
+          <w:iCs/>
+          <w:sz w:val="24"/>
+          <w:szCs w:val="24"/>
+        </w:rPr>
+      </w:pPr>
+      <w:r>
+        <w:rPr>
+          <w:rFonts w:ascii="Times New Roman" w:hAnsi="Times New Roman" w:cs="Times New Roman"/>
+          <w:i/>
+          <w:iCs/>
+          <w:sz w:val="24"/>
+          <w:szCs w:val="24"/>
+        </w:rPr>
+        <w:drawing>
+          <wp:inline distT="0" distB="0" distL="0" distR="0" wp14:anchorId="3FE28C4C" wp14:editId="55F4B5F1">
+            <wp:extent cx="5943600" cy="1040130"/>
+            <wp:effectExtent l="0" t="0" r="0" b="7620"/>
+            <wp:docPr id="29" name="Picture 29"/>
+            <wp:cNvGraphicFramePr>
+              <a:graphicFrameLocks xmlns:a="http://schemas.openxmlformats.org/drawingml/2006/main" noChangeAspect="1"/>
+            </wp:cNvGraphicFramePr>
+            <a:graphic xmlns:a="http://schemas.openxmlformats.org/drawingml/2006/main">
+              <a:graphicData uri="http://schemas.openxmlformats.org/drawingml/2006/picture">
+                <pic:pic xmlns:pic="http://schemas.openxmlformats.org/drawingml/2006/picture">
+                  <pic:nvPicPr>
+                    <pic:cNvPr id="1" name=""/>
+                    <pic:cNvPicPr/>
+                  </pic:nvPicPr>
+                  <pic:blipFill>
+                    <a:blip r:embed="rId32"/>
+                    <a:stretch>
+                      <a:fillRect/>
+                    </a:stretch>
+                  </pic:blipFill>
+                  <pic:spPr>
+                    <a:xfrm>
+                      <a:off x="0" y="0"/>
+                      <a:ext cx="5943600" cy="1040130"/>
+                    </a:xfrm>
+                    <a:prstGeom prst="rect">
+                      <a:avLst/>
+                    </a:prstGeom>
+                  </pic:spPr>
+                </pic:pic>
+              </a:graphicData>
+            </a:graphic>
+          </wp:inline>
+        </w:drawing>
+      </w:r>
+    </w:p>
+    <w:p>
+      <w:pPr>
+        <w:rPr>
+          <w:rFonts w:ascii="Times New Roman" w:hAnsi="Times New Roman" w:cs="Times New Roman"/>
+          <w:i/>
+          <w:iCs/>
+          <w:sz w:val="24"/>
+          <w:szCs w:val="24"/>
+        </w:rPr>
+      </w:pPr>
+    </w:p>
+    <w:p>
+      <w:pPr>
+        <w:rPr>
+          <w:rFonts w:ascii="Times New Roman" w:hAnsi="Times New Roman" w:cs="Times New Roman"/>
+          <w:b/>
+          <w:bCs/>
+          <w:sz w:val="24"/>
+          <w:szCs w:val="24"/>
+        </w:rPr>
+      </w:pPr>
+      <w:r>
+        <w:rPr>
+          <w:rFonts w:ascii="Times New Roman" w:hAnsi="Times New Roman" w:cs="Times New Roman"/>
+          <w:b/>
+          <w:bCs/>
+          <w:sz w:val="24"/>
+          <w:szCs w:val="24"/>
+        </w:rPr>
+        <w:t>Bài 9: Chạy ứng dụng Python Flask với Docker Compose</w:t>
+      </w:r>
+    </w:p>
+    <w:p>
+      <w:pPr>
+        <w:rPr>
+          <w:rFonts w:ascii="Times New Roman" w:hAnsi="Times New Roman" w:cs="Times New Roman"/>
+          <w:i/>
+          <w:iCs/>
+          <w:sz w:val="24"/>
+          <w:szCs w:val="24"/>
+        </w:rPr>
+      </w:pPr>
+      <w:r>
+        <w:rPr>
+          <w:rFonts w:ascii="Times New Roman" w:hAnsi="Times New Roman" w:cs="Times New Roman"/>
+          <w:b/>
+          <w:bCs/>
+          <w:i/>
+          <w:iCs/>
+          <w:sz w:val="24"/>
+          <w:szCs w:val="24"/>
+        </w:rPr>
+        <w:t>Yêu cầu:</w:t>
+      </w:r>
+      <w:r>
+        <w:rPr>
+          <w:rFonts w:ascii="Times New Roman" w:hAnsi="Times New Roman" w:cs="Times New Roman"/>
+          <w:b/>
+          <w:bCs/>
+          <w:i/>
+          <w:iCs/>
+          <w:sz w:val="24"/>
+          <w:szCs w:val="24"/>
+        </w:rPr>
+        <w:t xml:space="preserve"> </w:t>
+      </w:r>
+      <w:r>
+        <w:rPr>
+          <w:rFonts w:ascii="Times New Roman" w:hAnsi="Times New Roman" w:cs="Times New Roman"/>
+          <w:i/>
+          <w:iCs/>
+          <w:sz w:val="24"/>
+          <w:szCs w:val="24"/>
+        </w:rPr>
+        <w:t>Chạy ứng dụng Flask đơn giản với Docker Compose.</w:t>
+      </w:r>
+    </w:p>
+    <w:p>
+      <w:pPr>
+        <w:pStyle w:val="ListParagraph"/>
+        <w:numPr>
+          <w:ilvl w:val="0"/>
+          <w:numId w:val="3"/>
+        </w:numPr>
+        <w:rPr>
+          <w:rFonts w:ascii="Times New Roman" w:hAnsi="Times New Roman" w:cs="Times New Roman"/>
+          <w:i/>
+          <w:iCs/>
+          <w:sz w:val="24"/>
+          <w:szCs w:val="24"/>
+        </w:rPr>
+      </w:pPr>
+      <w:r>
+        <w:rPr>
+          <w:rFonts w:ascii="Times New Roman" w:hAnsi="Times New Roman" w:cs="Times New Roman"/>
+          <w:i/>
+          <w:iCs/>
+          <w:sz w:val="24"/>
+          <w:szCs w:val="24"/>
+        </w:rPr>
+        <w:t>Kiểm tra log</w:t>
+      </w:r>
+    </w:p>
+    <w:p>
+      <w:pPr>
+        <w:rPr>
+          <w:rFonts w:ascii="Times New Roman" w:hAnsi="Times New Roman" w:cs="Times New Roman"/>
+          <w:i/>
+          <w:iCs/>
+          <w:sz w:val="24"/>
+          <w:szCs w:val="24"/>
+        </w:rPr>
+      </w:pPr>
+      <w:r>
+        <w:rPr>
+          <w:rFonts w:ascii="Times New Roman" w:hAnsi="Times New Roman" w:cs="Times New Roman"/>
+          <w:i/>
+          <w:iCs/>
+          <w:sz w:val="24"/>
+          <w:szCs w:val="24"/>
+        </w:rPr>
+        <w:drawing>
+          <wp:inline distT="0" distB="0" distL="0" distR="0" wp14:anchorId="2698E9B2" wp14:editId="52F266BE">
+            <wp:extent cx="5943600" cy="791210"/>
+            <wp:effectExtent l="0" t="0" r="0" b="8890"/>
+            <wp:docPr id="30" name="Picture 30"/>
+            <wp:cNvGraphicFramePr>
+              <a:graphicFrameLocks xmlns:a="http://schemas.openxmlformats.org/drawingml/2006/main" noChangeAspect="1"/>
+            </wp:cNvGraphicFramePr>
+            <a:graphic xmlns:a="http://schemas.openxmlformats.org/drawingml/2006/main">
+              <a:graphicData uri="http://schemas.openxmlformats.org/drawingml/2006/picture">
+                <pic:pic xmlns:pic="http://schemas.openxmlformats.org/drawingml/2006/picture">
+                  <pic:nvPicPr>
+                    <pic:cNvPr id="1" name=""/>
+                    <pic:cNvPicPr/>
+                  </pic:nvPicPr>
+                  <pic:blipFill>
+                    <a:blip r:embed="rId33"/>
+                    <a:stretch>
+                      <a:fillRect/>
+                    </a:stretch>
+                  </pic:blipFill>
+                  <pic:spPr>
+                    <a:xfrm>
+                      <a:off x="0" y="0"/>
+                      <a:ext cx="5943600" cy="791210"/>
+                    </a:xfrm>
+                    <a:prstGeom prst="rect">
+                      <a:avLst/>
+                    </a:prstGeom>
+                  </pic:spPr>
+                </pic:pic>
+              </a:graphicData>
+            </a:graphic>
+          </wp:inline>
+        </w:drawing>
+      </w:r>
+    </w:p>
+    <w:p>
+      <w:pPr>
+        <w:pStyle w:val="ListParagraph"/>
+        <w:numPr>
+          <w:ilvl w:val="0"/>
+          <w:numId w:val="3"/>
+        </w:numPr>
+        <w:rPr>
+          <w:rFonts w:ascii="Times New Roman" w:hAnsi="Times New Roman" w:cs="Times New Roman"/>
+          <w:i/>
+          <w:iCs/>
+          <w:sz w:val="24"/>
+          <w:szCs w:val="24"/>
+        </w:rPr>
+      </w:pPr>
+      <w:r>
+        <w:rPr>
+          <w:rFonts w:ascii="Times New Roman" w:hAnsi="Times New Roman" w:cs="Times New Roman"/>
+          <w:i/>
+          <w:iCs/>
+          <w:sz w:val="24"/>
+          <w:szCs w:val="24"/>
+        </w:rPr>
+        <w:lastRenderedPageBreak/>
+        <w:t>Kết quả</w:t>
+      </w:r>
+    </w:p>
+    <w:p>
+      <w:pPr>
+        <w:rPr>
+          <w:rFonts w:ascii="Times New Roman" w:hAnsi="Times New Roman" w:cs="Times New Roman"/>
+          <w:i/>
+          <w:iCs/>
+          <w:sz w:val="24"/>
+          <w:szCs w:val="24"/>
+        </w:rPr>
+      </w:pPr>
+      <w:r>
+        <w:rPr>
+          <w:rFonts w:ascii="Times New Roman" w:hAnsi="Times New Roman" w:cs="Times New Roman"/>
+          <w:i/>
+          <w:iCs/>
+          <w:sz w:val="24"/>
+          <w:szCs w:val="24"/>
+        </w:rPr>
+        <w:drawing>
+          <wp:inline distT="0" distB="0" distL="0" distR="0" wp14:anchorId="35F360F7" wp14:editId="042215F4">
+            <wp:extent cx="4703674" cy="1015109"/>
+            <wp:effectExtent l="0" t="0" r="1905" b="0"/>
+            <wp:docPr id="31" name="Picture 31"/>
+            <wp:cNvGraphicFramePr>
+              <a:graphicFrameLocks xmlns:a="http://schemas.openxmlformats.org/drawingml/2006/main" noChangeAspect="1"/>
+            </wp:cNvGraphicFramePr>
+            <a:graphic xmlns:a="http://schemas.openxmlformats.org/drawingml/2006/main">
+              <a:graphicData uri="http://schemas.openxmlformats.org/drawingml/2006/picture">
+                <pic:pic xmlns:pic="http://schemas.openxmlformats.org/drawingml/2006/picture">
+                  <pic:nvPicPr>
+                    <pic:cNvPr id="1" name=""/>
+                    <pic:cNvPicPr/>
+                  </pic:nvPicPr>
+                  <pic:blipFill>
+                    <a:blip r:embed="rId34"/>
+                    <a:stretch>
+                      <a:fillRect/>
+                    </a:stretch>
+                  </pic:blipFill>
+                  <pic:spPr>
+                    <a:xfrm>
+                      <a:off x="0" y="0"/>
+                      <a:ext cx="4716384" cy="1017852"/>
+                    </a:xfrm>
+                    <a:prstGeom prst="rect">
+                      <a:avLst/>
+                    </a:prstGeom>
+                  </pic:spPr>
+                </pic:pic>
+              </a:graphicData>
+            </a:graphic>
+          </wp:inline>
+        </w:drawing>
+      </w:r>
+    </w:p>
+    <w:p>
+      <w:pPr>
+        <w:rPr>
+          <w:rFonts w:ascii="Times New Roman" w:hAnsi="Times New Roman" w:cs="Times New Roman"/>
+          <w:i/>
+          <w:iCs/>
+          <w:sz w:val="24"/>
+          <w:szCs w:val="24"/>
+        </w:rPr>
+      </w:pPr>
+    </w:p>
+    <w:p>
+      <w:pPr>
+        <w:rPr>
+          <w:rFonts w:ascii="Times New Roman" w:hAnsi="Times New Roman" w:cs="Times New Roman"/>
+          <w:b/>
+          <w:bCs/>
+          <w:i/>
+          <w:iCs/>
+          <w:sz w:val="24"/>
+          <w:szCs w:val="24"/>
+        </w:rPr>
+      </w:pPr>
+      <w:r>
+        <w:rPr>
+          <w:rFonts w:ascii="Times New Roman" w:hAnsi="Times New Roman" w:cs="Times New Roman"/>
+          <w:b/>
+          <w:bCs/>
+          <w:i/>
+          <w:iCs/>
+          <w:sz w:val="24"/>
+          <w:szCs w:val="24"/>
+        </w:rPr>
+        <w:t>Bài 10: Lưu trữ dữ liệu với Docker Volumes</w:t>
+      </w:r>
+    </w:p>
+    <w:p>
+      <w:pPr>
+        <w:rPr>
+          <w:rFonts w:ascii="Times New Roman" w:hAnsi="Times New Roman" w:cs="Times New Roman"/>
+          <w:b/>
+          <w:bCs/>
+          <w:i/>
+          <w:iCs/>
+          <w:sz w:val="24"/>
+          <w:szCs w:val="24"/>
+        </w:rPr>
+      </w:pPr>
+      <w:r>
+        <w:rPr>
+          <w:rFonts w:ascii="Times New Roman" w:hAnsi="Times New Roman" w:cs="Times New Roman"/>
+          <w:b/>
+          <w:bCs/>
+          <w:i/>
+          <w:iCs/>
+          <w:sz w:val="24"/>
+          <w:szCs w:val="24"/>
+        </w:rPr>
+        <w:t>Yêu cầu:</w:t>
+      </w:r>
+      <w:r>
+        <w:rPr>
+          <w:rFonts w:ascii="Times New Roman" w:hAnsi="Times New Roman" w:cs="Times New Roman"/>
+          <w:b/>
+          <w:bCs/>
+          <w:i/>
+          <w:iCs/>
+          <w:sz w:val="24"/>
+          <w:szCs w:val="24"/>
+        </w:rPr>
+        <w:t xml:space="preserve"> </w:t>
+      </w:r>
+      <w:r>
+        <w:rPr>
+          <w:rFonts w:ascii="Times New Roman" w:hAnsi="Times New Roman" w:cs="Times New Roman"/>
+          <w:i/>
+          <w:iCs/>
+          <w:sz w:val="24"/>
+          <w:szCs w:val="24"/>
+        </w:rPr>
+        <w:t>Chạy MySQL và gắn volume để dữ liệu không bị mất.</w:t>
+      </w:r>
+    </w:p>
+    <w:p>
+      <w:pPr>
+        <w:rPr>
+          <w:rFonts w:ascii="Times New Roman" w:hAnsi="Times New Roman" w:cs="Times New Roman"/>
+          <w:b/>
+          <w:bCs/>
+          <w:i/>
+          <w:iCs/>
+          <w:sz w:val="24"/>
+          <w:szCs w:val="24"/>
+        </w:rPr>
+      </w:pPr>
+      <w:r>
+        <w:rPr>
+          <w:rFonts w:ascii="Times New Roman" w:hAnsi="Times New Roman" w:cs="Times New Roman"/>
+          <w:b/>
+          <w:bCs/>
+          <w:i/>
+          <w:iCs/>
+          <w:sz w:val="24"/>
+          <w:szCs w:val="24"/>
+        </w:rPr>
+        <w:drawing>
+          <wp:inline distT="0" distB="0" distL="0" distR="0" wp14:anchorId="5F7DB05B" wp14:editId="68D6B5B7">
+            <wp:extent cx="5405933" cy="1908248"/>
+            <wp:effectExtent l="0" t="0" r="4445" b="0"/>
+            <wp:docPr id="32" name="Picture 32"/>
+            <wp:cNvGraphicFramePr>
+              <a:graphicFrameLocks xmlns:a="http://schemas.openxmlformats.org/drawingml/2006/main" noChangeAspect="1"/>
+            </wp:cNvGraphicFramePr>
+            <a:graphic xmlns:a="http://schemas.openxmlformats.org/drawingml/2006/main">
+              <a:graphicData uri="http://schemas.openxmlformats.org/drawingml/2006/picture">
+                <pic:pic xmlns:pic="http://schemas.openxmlformats.org/drawingml/2006/picture">
+                  <pic:nvPicPr>
+                    <pic:cNvPr id="1" name=""/>
+                    <pic:cNvPicPr/>
+                  </pic:nvPicPr>
+                  <pic:blipFill>
+                    <a:blip r:embed="rId35"/>
+                    <a:stretch>
+                      <a:fillRect/>
+                    </a:stretch>
+                  </pic:blipFill>
+                  <pic:spPr>
+                    <a:xfrm>
+                      <a:off x="0" y="0"/>
+                      <a:ext cx="5412455" cy="1910550"/>
+                    </a:xfrm>
+                    <a:prstGeom prst="rect">
+                      <a:avLst/>
+                    </a:prstGeom>
+                  </pic:spPr>
+                </pic:pic>
+              </a:graphicData>
+            </a:graphic>
+          </wp:inline>
+        </w:drawing>
+      </w:r>
+    </w:p>
+    <w:p>
+      <w:pPr>
+        <w:rPr>
+          <w:rFonts w:ascii="Times New Roman" w:hAnsi="Times New Roman" w:cs="Times New Roman"/>
+          <w:b/>
+          <w:bCs/>
+          <w:i/>
+          <w:iCs/>
+          <w:sz w:val="24"/>
+          <w:szCs w:val="24"/>
+        </w:rPr>
+      </w:pPr>
+      <w:r>
+        <w:rPr>
+          <w:rFonts w:ascii="Times New Roman" w:hAnsi="Times New Roman" w:cs="Times New Roman"/>
+          <w:b/>
+          <w:bCs/>
+          <w:i/>
+          <w:iCs/>
+          <w:sz w:val="24"/>
+          <w:szCs w:val="24"/>
+        </w:rPr>
+        <w:t>Bài 11: Chạy dịch vụ Postgres với Adminer</w:t>
+      </w:r>
+    </w:p>
+    <w:p>
+      <w:pPr>
+        <w:rPr>
+          <w:rFonts w:ascii="Times New Roman" w:hAnsi="Times New Roman" w:cs="Times New Roman"/>
+          <w:b/>
+          <w:bCs/>
+          <w:i/>
+          <w:iCs/>
+          <w:sz w:val="24"/>
+          <w:szCs w:val="24"/>
+        </w:rPr>
+      </w:pPr>
+      <w:r>
+        <w:rPr>
+          <w:rFonts w:ascii="Times New Roman" w:hAnsi="Times New Roman" w:cs="Times New Roman"/>
+          <w:b/>
+          <w:bCs/>
+          <w:i/>
+          <w:iCs/>
+          <w:sz w:val="24"/>
+          <w:szCs w:val="24"/>
+        </w:rPr>
+        <w:t>Yêu cầu:</w:t>
+      </w:r>
+      <w:r>
+        <w:rPr>
+          <w:rFonts w:ascii="Times New Roman" w:hAnsi="Times New Roman" w:cs="Times New Roman"/>
+          <w:b/>
+          <w:bCs/>
+          <w:i/>
+          <w:iCs/>
+          <w:sz w:val="24"/>
+          <w:szCs w:val="24"/>
+        </w:rPr>
+        <w:t xml:space="preserve"> </w:t>
+      </w:r>
+    </w:p>
+    <w:p>
+      <w:pPr>
+        <w:rPr>
+          <w:rFonts w:ascii="Times New Roman" w:hAnsi="Times New Roman" w:cs="Times New Roman"/>
+          <w:i/>
+          <w:iCs/>
+          <w:sz w:val="24"/>
+          <w:szCs w:val="24"/>
+        </w:rPr>
+      </w:pPr>
+      <w:r>
+        <w:rPr>
+          <w:rFonts w:ascii="Times New Roman" w:hAnsi="Times New Roman" w:cs="Times New Roman"/>
+          <w:i/>
+          <w:iCs/>
+          <w:sz w:val="24"/>
+          <w:szCs w:val="24"/>
+        </w:rPr>
+        <w:t>Chạy PostgreSQL và Adminer (công cụ quản lý database) bằng Docker Compose.</w:t>
+      </w:r>
+    </w:p>
+    <w:p>
+      <w:pPr>
+        <w:rPr>
+          <w:rFonts w:ascii="Times New Roman" w:hAnsi="Times New Roman" w:cs="Times New Roman"/>
+          <w:i/>
+          <w:iCs/>
+          <w:sz w:val="24"/>
+          <w:szCs w:val="24"/>
+        </w:rPr>
+      </w:pPr>
+      <w:r>
+        <w:rPr>
+          <w:rFonts w:ascii="Times New Roman" w:hAnsi="Times New Roman" w:cs="Times New Roman"/>
+          <w:i/>
+          <w:iCs/>
+          <w:sz w:val="24"/>
+          <w:szCs w:val="24"/>
+        </w:rPr>
+        <w:t>PostgreSQL phải có database tên mydb, user là user, password là password.</w:t>
+      </w:r>
+    </w:p>
+    <w:p>
+      <w:pPr>
+        <w:rPr>
+          <w:rFonts w:ascii="Times New Roman" w:hAnsi="Times New Roman" w:cs="Times New Roman"/>
+          <w:i/>
+          <w:iCs/>
+          <w:sz w:val="24"/>
+          <w:szCs w:val="24"/>
+        </w:rPr>
+      </w:pPr>
+      <w:r>
+        <w:rPr>
+          <w:rFonts w:ascii="Times New Roman" w:hAnsi="Times New Roman" w:cs="Times New Roman"/>
+          <w:i/>
+          <w:iCs/>
+          <w:sz w:val="24"/>
+          <w:szCs w:val="24"/>
+        </w:rPr>
+        <w:t>Adminer chạy trên cổng 8083</w:t>
+      </w:r>
+    </w:p>
+    <w:p>
+      <w:pPr>
+        <w:pStyle w:val="ListParagraph"/>
+        <w:numPr>
+          <w:ilvl w:val="0"/>
+          <w:numId w:val="3"/>
+        </w:numPr>
+        <w:rPr>
+          <w:rFonts w:ascii="Times New Roman" w:hAnsi="Times New Roman" w:cs="Times New Roman"/>
+          <w:b/>
+          <w:bCs/>
+          <w:i/>
+          <w:iCs/>
+          <w:sz w:val="24"/>
+          <w:szCs w:val="24"/>
+        </w:rPr>
+      </w:pPr>
+      <w:r>
+        <w:rPr>
+          <w:rFonts w:ascii="Times New Roman" w:hAnsi="Times New Roman" w:cs="Times New Roman"/>
+          <w:b/>
+          <w:bCs/>
+          <w:i/>
+          <w:iCs/>
+          <w:sz w:val="24"/>
+          <w:szCs w:val="24"/>
+        </w:rPr>
+        <w:t>Kiểm tra xem Postgres đã sẵn sàng chưa</w:t>
+      </w:r>
+    </w:p>
+    <w:p>
+      <w:pPr>
+        <w:rPr>
+          <w:rFonts w:ascii="Times New Roman" w:hAnsi="Times New Roman" w:cs="Times New Roman"/>
+          <w:b/>
+          <w:bCs/>
+          <w:i/>
+          <w:iCs/>
+          <w:sz w:val="24"/>
+          <w:szCs w:val="24"/>
+        </w:rPr>
+      </w:pPr>
+      <w:r>
+        <w:rPr>
+          <w:rFonts w:ascii="Times New Roman" w:hAnsi="Times New Roman" w:cs="Times New Roman"/>
+          <w:b/>
+          <w:bCs/>
+          <w:i/>
+          <w:iCs/>
+          <w:sz w:val="24"/>
+          <w:szCs w:val="24"/>
+        </w:rPr>
+        <w:drawing>
+          <wp:inline distT="0" distB="0" distL="0" distR="0" wp14:anchorId="4CA40A83" wp14:editId="2583C21A">
+            <wp:extent cx="5380621" cy="2077517"/>
+            <wp:effectExtent l="0" t="0" r="0" b="0"/>
+            <wp:docPr id="33" name="Picture 33"/>
+            <wp:cNvGraphicFramePr>
+              <a:graphicFrameLocks xmlns:a="http://schemas.openxmlformats.org/drawingml/2006/main" noChangeAspect="1"/>
+            </wp:cNvGraphicFramePr>
+            <a:graphic xmlns:a="http://schemas.openxmlformats.org/drawingml/2006/main">
+              <a:graphicData uri="http://schemas.openxmlformats.org/drawingml/2006/picture">
+                <pic:pic xmlns:pic="http://schemas.openxmlformats.org/drawingml/2006/picture">
+                  <pic:nvPicPr>
+                    <pic:cNvPr id="1" name=""/>
+                    <pic:cNvPicPr/>
+                  </pic:nvPicPr>
+                  <pic:blipFill>
+                    <a:blip r:embed="rId36"/>
+                    <a:stretch>
+                      <a:fillRect/>
+                    </a:stretch>
+                  </pic:blipFill>
+                  <pic:spPr>
+                    <a:xfrm>
+                      <a:off x="0" y="0"/>
+                      <a:ext cx="5407414" cy="2087862"/>
+                    </a:xfrm>
+                    <a:prstGeom prst="rect">
+                      <a:avLst/>
+                    </a:prstGeom>
+                  </pic:spPr>
+                </pic:pic>
+              </a:graphicData>
+            </a:graphic>
+          </wp:inline>
+        </w:drawing>
+      </w:r>
+    </w:p>
+    <w:p>
+      <w:pPr>
+        <w:pStyle w:val="ListParagraph"/>
+        <w:numPr>
+          <w:ilvl w:val="0"/>
+          <w:numId w:val="3"/>
+        </w:numPr>
+        <w:rPr>
+          <w:rFonts w:ascii="Times New Roman" w:hAnsi="Times New Roman" w:cs="Times New Roman"/>
+          <w:b/>
+          <w:bCs/>
+          <w:i/>
+          <w:iCs/>
+          <w:sz w:val="24"/>
+          <w:szCs w:val="24"/>
+        </w:rPr>
+      </w:pPr>
+      <w:r>
+        <w:rPr>
+          <w:rFonts w:ascii="Times New Roman" w:hAnsi="Times New Roman" w:cs="Times New Roman"/>
+          <w:b/>
+          <w:bCs/>
+          <w:i/>
+          <w:iCs/>
+          <w:sz w:val="24"/>
+          <w:szCs w:val="24"/>
+        </w:rPr>
+        <w:lastRenderedPageBreak/>
+        <w:t>Kết quả</w:t>
+      </w:r>
+    </w:p>
+    <w:p>
+      <w:pPr>
+        <w:rPr>
+          <w:rFonts w:ascii="Times New Roman" w:hAnsi="Times New Roman" w:cs="Times New Roman"/>
+          <w:b/>
+          <w:bCs/>
+          <w:i/>
+          <w:iCs/>
+          <w:sz w:val="24"/>
+          <w:szCs w:val="24"/>
+        </w:rPr>
+      </w:pPr>
+      <w:r>
+        <w:rPr>
+          <w:rFonts w:ascii="Times New Roman" w:hAnsi="Times New Roman" w:cs="Times New Roman"/>
+          <w:b/>
+          <w:bCs/>
+          <w:i/>
+          <w:iCs/>
+          <w:sz w:val="24"/>
+          <w:szCs w:val="24"/>
+        </w:rPr>
+        <w:drawing>
+          <wp:inline distT="0" distB="0" distL="0" distR="0" wp14:anchorId="18326E99" wp14:editId="357E40AF">
+            <wp:extent cx="4718304" cy="1632754"/>
+            <wp:effectExtent l="0" t="0" r="6350" b="5715"/>
+            <wp:docPr id="34" name="Picture 34"/>
+            <wp:cNvGraphicFramePr>
+              <a:graphicFrameLocks xmlns:a="http://schemas.openxmlformats.org/drawingml/2006/main" noChangeAspect="1"/>
+            </wp:cNvGraphicFramePr>
+            <a:graphic xmlns:a="http://schemas.openxmlformats.org/drawingml/2006/main">
+              <a:graphicData uri="http://schemas.openxmlformats.org/drawingml/2006/picture">
+                <pic:pic xmlns:pic="http://schemas.openxmlformats.org/drawingml/2006/picture">
+                  <pic:nvPicPr>
+                    <pic:cNvPr id="1" name=""/>
+                    <pic:cNvPicPr/>
+                  </pic:nvPicPr>
+                  <pic:blipFill>
+                    <a:blip r:embed="rId37"/>
+                    <a:stretch>
+                      <a:fillRect/>
+                    </a:stretch>
+                  </pic:blipFill>
+                  <pic:spPr>
+                    <a:xfrm>
+                      <a:off x="0" y="0"/>
+                      <a:ext cx="4746419" cy="1642483"/>
+                    </a:xfrm>
+                    <a:prstGeom prst="rect">
+                      <a:avLst/>
+                    </a:prstGeom>
+                  </pic:spPr>
+                </pic:pic>
+              </a:graphicData>
+            </a:graphic>
+          </wp:inline>
+        </w:drawing>
+      </w:r>
+    </w:p>
+    <w:p>
+      <w:pPr>
+        <w:rPr>
+          <w:rFonts w:ascii="Times New Roman" w:hAnsi="Times New Roman" w:cs="Times New Roman"/>
+          <w:b/>
+          <w:bCs/>
+          <w:i/>
+          <w:iCs/>
+          <w:sz w:val="24"/>
+          <w:szCs w:val="24"/>
+        </w:rPr>
+      </w:pPr>
+      <w:r>
+        <w:rPr>
+          <w:rFonts w:ascii="Times New Roman" w:hAnsi="Times New Roman" w:cs="Times New Roman"/>
+          <w:b/>
+          <w:bCs/>
+          <w:i/>
+          <w:iCs/>
+          <w:sz w:val="24"/>
+          <w:szCs w:val="24"/>
+        </w:rPr>
+        <w:drawing>
+          <wp:inline distT="0" distB="0" distL="0" distR="0" wp14:anchorId="3A6345A6" wp14:editId="413083AA">
+            <wp:extent cx="4952390" cy="1892067"/>
+            <wp:effectExtent l="0" t="0" r="635" b="0"/>
+            <wp:docPr id="35" name="Picture 35"/>
+            <wp:cNvGraphicFramePr>
+              <a:graphicFrameLocks xmlns:a="http://schemas.openxmlformats.org/drawingml/2006/main" noChangeAspect="1"/>
+            </wp:cNvGraphicFramePr>
+            <a:graphic xmlns:a="http://schemas.openxmlformats.org/drawingml/2006/main">
+              <a:graphicData uri="http://schemas.openxmlformats.org/drawingml/2006/picture">
+                <pic:pic xmlns:pic="http://schemas.openxmlformats.org/drawingml/2006/picture">
+                  <pic:nvPicPr>
+                    <pic:cNvPr id="1" name=""/>
+                    <pic:cNvPicPr/>
+                  </pic:nvPicPr>
+                  <pic:blipFill>
+                    <a:blip r:embed="rId38"/>
+                    <a:stretch>
+                      <a:fillRect/>
+                    </a:stretch>
+                  </pic:blipFill>
+                  <pic:spPr>
+                    <a:xfrm>
+                      <a:off x="0" y="0"/>
+                      <a:ext cx="4959898" cy="1894936"/>
+                    </a:xfrm>
+                    <a:prstGeom prst="rect">
+                      <a:avLst/>
+                    </a:prstGeom>
+                  </pic:spPr>
+                </pic:pic>
+              </a:graphicData>
+            </a:graphic>
+          </wp:inline>
+        </w:drawing>
+      </w:r>
+    </w:p>
+    <w:p>
+      <w:pPr>
+        <w:rPr>
+          <w:rFonts w:ascii="Times New Roman" w:hAnsi="Times New Roman" w:cs="Times New Roman"/>
+          <w:b/>
+          <w:bCs/>
+          <w:i/>
+          <w:iCs/>
+          <w:sz w:val="24"/>
+          <w:szCs w:val="24"/>
+        </w:rPr>
+      </w:pPr>
+    </w:p>
+    <w:p>
+      <w:pPr>
+        <w:rPr>
+          <w:rFonts w:ascii="Times New Roman" w:hAnsi="Times New Roman" w:cs="Times New Roman"/>
+          <w:b/>
+          <w:bCs/>
+          <w:i/>
+          <w:iCs/>
+          <w:sz w:val="24"/>
+          <w:szCs w:val="24"/>
+        </w:rPr>
+      </w:pPr>
+      <w:r>
+        <w:rPr>
+          <w:rFonts w:ascii="Times New Roman" w:hAnsi="Times New Roman" w:cs="Times New Roman"/>
+          <w:b/>
+          <w:bCs/>
+          <w:i/>
+          <w:iCs/>
+          <w:sz w:val="24"/>
+          <w:szCs w:val="24"/>
+        </w:rPr>
+        <w:t>Bài 12: Giám sát container với Prometheus và Grafana</w:t>
+      </w:r>
+    </w:p>
+    <w:p>
+      <w:pPr>
+        <w:rPr>
+          <w:rFonts w:ascii="Times New Roman" w:hAnsi="Times New Roman" w:cs="Times New Roman"/>
+          <w:i/>
+          <w:iCs/>
+          <w:sz w:val="24"/>
+          <w:szCs w:val="24"/>
+        </w:rPr>
+      </w:pPr>
+      <w:r>
+        <w:rPr>
+          <w:rFonts w:ascii="Times New Roman" w:hAnsi="Times New Roman" w:cs="Times New Roman"/>
+          <w:b/>
+          <w:bCs/>
+          <w:i/>
+          <w:iCs/>
+          <w:sz w:val="24"/>
+          <w:szCs w:val="24"/>
+        </w:rPr>
+        <w:t>Yêu cầu:</w:t>
+      </w:r>
+      <w:r>
+        <w:rPr>
+          <w:rFonts w:ascii="Times New Roman" w:hAnsi="Times New Roman" w:cs="Times New Roman"/>
+          <w:b/>
+          <w:bCs/>
+          <w:i/>
+          <w:iCs/>
+          <w:sz w:val="24"/>
+          <w:szCs w:val="24"/>
+        </w:rPr>
+        <w:t xml:space="preserve"> </w:t>
+      </w:r>
+      <w:r>
+        <w:rPr>
+          <w:rFonts w:ascii="Times New Roman" w:hAnsi="Times New Roman" w:cs="Times New Roman"/>
+          <w:i/>
+          <w:iCs/>
+          <w:sz w:val="24"/>
+          <w:szCs w:val="24"/>
+        </w:rPr>
+        <w:t>Chạy Prometheus, Grafana và Node Exporter bằng Docker Compose để giám sát hệ thống.</w:t>
+      </w:r>
+    </w:p>
+    <w:p>
+      <w:pPr>
+        <w:pStyle w:val="ListParagraph"/>
+        <w:numPr>
+          <w:ilvl w:val="0"/>
+          <w:numId w:val="3"/>
+        </w:numPr>
+        <w:rPr>
+          <w:rFonts w:ascii="Times New Roman" w:hAnsi="Times New Roman" w:cs="Times New Roman"/>
+          <w:i/>
+          <w:iCs/>
+          <w:sz w:val="24"/>
+          <w:szCs w:val="24"/>
+        </w:rPr>
+      </w:pPr>
+      <w:r>
+        <w:rPr>
+          <w:rFonts w:ascii="Times New Roman" w:hAnsi="Times New Roman" w:cs="Times New Roman"/>
+          <w:b/>
+          <w:bCs/>
+          <w:i/>
+          <w:iCs/>
+          <w:sz w:val="24"/>
+          <w:szCs w:val="24"/>
+        </w:rPr>
+        <w:t>Kiểm tra xem Prometheus đã đọc được cấu hình chưa</w:t>
+      </w:r>
+    </w:p>
+    <w:p>
+      <w:pPr>
+        <w:rPr>
+          <w:rFonts w:ascii="Times New Roman" w:hAnsi="Times New Roman" w:cs="Times New Roman"/>
+          <w:i/>
+          <w:iCs/>
+          <w:sz w:val="24"/>
+          <w:szCs w:val="24"/>
+        </w:rPr>
+      </w:pPr>
+      <w:r>
+        <w:rPr>
+          <w:rFonts w:ascii="Times New Roman" w:hAnsi="Times New Roman" w:cs="Times New Roman"/>
+          <w:i/>
+          <w:iCs/>
+          <w:sz w:val="24"/>
+          <w:szCs w:val="24"/>
+        </w:rPr>
+        <w:drawing>
+          <wp:inline distT="0" distB="0" distL="0" distR="0" wp14:anchorId="6BB671C3" wp14:editId="0B235F32">
+            <wp:extent cx="5544922" cy="1774257"/>
+            <wp:effectExtent l="0" t="0" r="0" b="0"/>
+            <wp:docPr id="36" name="Picture 36"/>
+            <wp:cNvGraphicFramePr>
+              <a:graphicFrameLocks xmlns:a="http://schemas.openxmlformats.org/drawingml/2006/main" noChangeAspect="1"/>
+            </wp:cNvGraphicFramePr>
+            <a:graphic xmlns:a="http://schemas.openxmlformats.org/drawingml/2006/main">
+              <a:graphicData uri="http://schemas.openxmlformats.org/drawingml/2006/picture">
+                <pic:pic xmlns:pic="http://schemas.openxmlformats.org/drawingml/2006/picture">
+                  <pic:nvPicPr>
+                    <pic:cNvPr id="1" name=""/>
+                    <pic:cNvPicPr/>
+                  </pic:nvPicPr>
+                  <pic:blipFill>
+                    <a:blip r:embed="rId39"/>
+                    <a:stretch>
+                      <a:fillRect/>
+                    </a:stretch>
+                  </pic:blipFill>
+                  <pic:spPr>
+                    <a:xfrm>
+                      <a:off x="0" y="0"/>
+                      <a:ext cx="5549101" cy="1775594"/>
+                    </a:xfrm>
+                    <a:prstGeom prst="rect">
+                      <a:avLst/>
+                    </a:prstGeom>
+                  </pic:spPr>
+                </pic:pic>
+              </a:graphicData>
+            </a:graphic>
+          </wp:inline>
+        </w:drawing>
+      </w:r>
+    </w:p>
+    <w:p>
+      <w:pPr>
+        <w:rPr>
+          <w:rFonts w:ascii="Times New Roman" w:hAnsi="Times New Roman" w:cs="Times New Roman"/>
+          <w:i/>
+          <w:iCs/>
+          <w:sz w:val="24"/>
+          <w:szCs w:val="24"/>
+        </w:rPr>
+      </w:pPr>
+    </w:p>
+    <w:p>
+      <w:pPr>
+        <w:rPr>
+          <w:rFonts w:ascii="Times New Roman" w:hAnsi="Times New Roman" w:cs="Times New Roman"/>
+          <w:i/>
+          <w:iCs/>
+          <w:sz w:val="24"/>
+          <w:szCs w:val="24"/>
+        </w:rPr>
+      </w:pPr>
+    </w:p>
+    <w:p>
+      <w:pPr>
+        <w:rPr>
+          <w:rFonts w:ascii="Times New Roman" w:hAnsi="Times New Roman" w:cs="Times New Roman"/>
+          <w:i/>
+          <w:iCs/>
+          <w:sz w:val="24"/>
+          <w:szCs w:val="24"/>
+        </w:rPr>
+      </w:pPr>
+    </w:p>
+    <w:p>
+      <w:pPr>
+        <w:pStyle w:val="ListParagraph"/>
+        <w:numPr>
+          <w:ilvl w:val="0"/>
+          <w:numId w:val="3"/>
+        </w:numPr>
+        <w:rPr>
+          <w:rFonts w:ascii="Times New Roman" w:hAnsi="Times New Roman" w:cs="Times New Roman"/>
+          <w:i/>
+          <w:iCs/>
+          <w:sz w:val="24"/>
+          <w:szCs w:val="24"/>
+        </w:rPr>
+      </w:pPr>
+      <w:r>
+        <w:rPr>
+          <w:rFonts w:ascii="Times New Roman" w:hAnsi="Times New Roman" w:cs="Times New Roman"/>
+          <w:i/>
+          <w:iCs/>
+          <w:sz w:val="24"/>
+          <w:szCs w:val="24"/>
+        </w:rPr>
+        <w:lastRenderedPageBreak/>
+        <w:t>Truy cập port 9090 để xem Prometh</w:t>
+      </w:r>
+      <w:r>
+        <w:rPr>
+          <w:rFonts w:ascii="Times New Roman" w:hAnsi="Times New Roman" w:cs="Times New Roman"/>
+          <w:i/>
+          <w:iCs/>
+          <w:sz w:val="24"/>
+          <w:szCs w:val="24"/>
+        </w:rPr>
+        <w:t>eus</w:t>
+      </w:r>
+    </w:p>
+    <w:p>
+      <w:pPr>
+        <w:rPr>
+          <w:rFonts w:ascii="Times New Roman" w:hAnsi="Times New Roman" w:cs="Times New Roman"/>
+          <w:i/>
+          <w:iCs/>
+          <w:sz w:val="24"/>
+          <w:szCs w:val="24"/>
+        </w:rPr>
+      </w:pPr>
+      <w:r>
+        <w:rPr>
+          <w:noProof/>
+        </w:rPr>
+        <w:drawing>
+          <wp:inline distT="0" distB="0" distL="0" distR="0" wp14:anchorId="3BCBFEB0" wp14:editId="7D9DA560">
+            <wp:extent cx="5943600" cy="1403350"/>
+            <wp:effectExtent l="0" t="0" r="0" b="6350"/>
+            <wp:docPr id="38" name="Picture 38"/>
+            <wp:cNvGraphicFramePr>
+              <a:graphicFrameLocks xmlns:a="http://schemas.openxmlformats.org/drawingml/2006/main" noChangeAspect="1"/>
+            </wp:cNvGraphicFramePr>
+            <a:graphic xmlns:a="http://schemas.openxmlformats.org/drawingml/2006/main">
+              <a:graphicData uri="http://schemas.openxmlformats.org/drawingml/2006/picture">
+                <pic:pic xmlns:pic="http://schemas.openxmlformats.org/drawingml/2006/picture">
+                  <pic:nvPicPr>
+                    <pic:cNvPr id="1" name=""/>
+                    <pic:cNvPicPr/>
+                  </pic:nvPicPr>
+                  <pic:blipFill>
+                    <a:blip r:embed="rId40"/>
+                    <a:stretch>
+                      <a:fillRect/>
+                    </a:stretch>
+                  </pic:blipFill>
+                  <pic:spPr>
+                    <a:xfrm>
+                      <a:off x="0" y="0"/>
+                      <a:ext cx="5943600" cy="1403350"/>
+                    </a:xfrm>
+                    <a:prstGeom prst="rect">
+                      <a:avLst/>
+                    </a:prstGeom>
+                  </pic:spPr>
+                </pic:pic>
+              </a:graphicData>
+            </a:graphic>
+          </wp:inline>
+        </w:drawing>
+      </w:r>
+    </w:p>
+    <w:p>
+      <w:pPr>
+        <w:pStyle w:val="ListParagraph"/>
+        <w:numPr>
+          <w:ilvl w:val="0"/>
+          <w:numId w:val="3"/>
+        </w:numPr>
+        <w:rPr>
+          <w:rFonts w:ascii="Times New Roman" w:hAnsi="Times New Roman" w:cs="Times New Roman"/>
+          <w:i/>
+          <w:iCs/>
+          <w:sz w:val="24"/>
+          <w:szCs w:val="24"/>
+        </w:rPr>
+      </w:pPr>
+      <w:r>
+        <w:rPr>
+          <w:rFonts w:ascii="Times New Roman" w:hAnsi="Times New Roman" w:cs="Times New Roman"/>
+          <w:i/>
+          <w:iCs/>
+          <w:sz w:val="24"/>
+          <w:szCs w:val="24"/>
+        </w:rPr>
+        <w:t>Truy câp port 3002 để vào Grafana</w:t>
+      </w:r>
+    </w:p>
+    <w:p>
+      <w:pPr>
+        <w:rPr>
+          <w:rFonts w:ascii="Times New Roman" w:hAnsi="Times New Roman" w:cs="Times New Roman"/>
+          <w:i/>
+          <w:iCs/>
+          <w:sz w:val="24"/>
+          <w:szCs w:val="24"/>
+        </w:rPr>
+      </w:pPr>
+      <w:r>
+        <w:rPr>
+          <w:rFonts w:ascii="Times New Roman" w:hAnsi="Times New Roman" w:cs="Times New Roman"/>
+          <w:i/>
+          <w:iCs/>
+          <w:sz w:val="24"/>
+          <w:szCs w:val="24"/>
+        </w:rPr>
+        <w:drawing>
+          <wp:inline distT="0" distB="0" distL="0" distR="0" wp14:anchorId="42F0684B" wp14:editId="564CA96E">
+            <wp:extent cx="5676595" cy="2396178"/>
+            <wp:effectExtent l="0" t="0" r="635" b="4445"/>
+            <wp:docPr id="39" name="Picture 39"/>
+            <wp:cNvGraphicFramePr>
+              <a:graphicFrameLocks xmlns:a="http://schemas.openxmlformats.org/drawingml/2006/main" noChangeAspect="1"/>
+            </wp:cNvGraphicFramePr>
+            <a:graphic xmlns:a="http://schemas.openxmlformats.org/drawingml/2006/main">
+              <a:graphicData uri="http://schemas.openxmlformats.org/drawingml/2006/picture">
+                <pic:pic xmlns:pic="http://schemas.openxmlformats.org/drawingml/2006/picture">
+                  <pic:nvPicPr>
+                    <pic:cNvPr id="1" name=""/>
+                    <pic:cNvPicPr/>
+                  </pic:nvPicPr>
+                  <pic:blipFill>
+                    <a:blip r:embed="rId41"/>
+                    <a:stretch>
+                      <a:fillRect/>
+                    </a:stretch>
+                  </pic:blipFill>
+                  <pic:spPr>
+                    <a:xfrm>
+                      <a:off x="0" y="0"/>
+                      <a:ext cx="5677908" cy="2396732"/>
+                    </a:xfrm>
+                    <a:prstGeom prst="rect">
+                      <a:avLst/>
+                    </a:prstGeom>
+                  </pic:spPr>
+                </pic:pic>
+              </a:graphicData>
+            </a:graphic>
+          </wp:inline>
+        </w:drawing>
+      </w:r>
+    </w:p>
+    <w:p>
+      <w:pPr>
+        <w:rPr>
+          <w:rFonts w:ascii="Times New Roman" w:hAnsi="Times New Roman" w:cs="Times New Roman"/>
+          <w:i/>
+          <w:iCs/>
+          <w:sz w:val="24"/>
+          <w:szCs w:val="24"/>
+        </w:rPr>
+      </w:pPr>
+      <w:r>
+        <w:rPr>
+          <w:rFonts w:ascii="Times New Roman" w:hAnsi="Times New Roman" w:cs="Times New Roman"/>
+          <w:i/>
+          <w:iCs/>
+          <w:sz w:val="24"/>
+          <w:szCs w:val="24"/>
+        </w:rPr>
+        <w:drawing>
+          <wp:inline distT="0" distB="0" distL="0" distR="0" wp14:anchorId="60748BA6" wp14:editId="00B40826">
+            <wp:extent cx="5943600" cy="1836420"/>
+            <wp:effectExtent l="0" t="0" r="0" b="0"/>
+            <wp:docPr id="40" name="Picture 40"/>
+            <wp:cNvGraphicFramePr>
+              <a:graphicFrameLocks xmlns:a="http://schemas.openxmlformats.org/drawingml/2006/main" noChangeAspect="1"/>
+            </wp:cNvGraphicFramePr>
+            <a:graphic xmlns:a="http://schemas.openxmlformats.org/drawingml/2006/main">
+              <a:graphicData uri="http://schemas.openxmlformats.org/drawingml/2006/picture">
+                <pic:pic xmlns:pic="http://schemas.openxmlformats.org/drawingml/2006/picture">
+                  <pic:nvPicPr>
+                    <pic:cNvPr id="1" name=""/>
+                    <pic:cNvPicPr/>
+                  </pic:nvPicPr>
+                  <pic:blipFill>
+                    <a:blip r:embed="rId42"/>
+                    <a:stretch>
+                      <a:fillRect/>
+                    </a:stretch>
+                  </pic:blipFill>
+                  <pic:spPr>
+                    <a:xfrm>
+                      <a:off x="0" y="0"/>
+                      <a:ext cx="5943600" cy="1836420"/>
+                    </a:xfrm>
+                    <a:prstGeom prst="rect">
+                      <a:avLst/>
+                    </a:prstGeom>
+                  </pic:spPr>
+                </pic:pic>
+              </a:graphicData>
+            </a:graphic>
+          </wp:inline>
+        </w:drawing>
+      </w:r>
+    </w:p>
+    <w:p>
+      <w:pPr>
+        <w:rPr>
+          <w:rFonts w:ascii="Times New Roman" w:hAnsi="Times New Roman" w:cs="Times New Roman"/>
+          <w:i/>
+          <w:iCs/>
+          <w:sz w:val="24"/>
+          <w:szCs w:val="24"/>
+        </w:rPr>
+      </w:pPr>
+    </w:p>
+    <w:p>
+      <w:pPr>
+        <w:rPr>
+          <w:rFonts w:ascii="Times New Roman" w:hAnsi="Times New Roman" w:cs="Times New Roman"/>
+          <w:i/>
+          <w:iCs/>
+          <w:sz w:val="24"/>
+          <w:szCs w:val="24"/>
+        </w:rPr>
+      </w:pPr>
+    </w:p>
+    <w:p>
+      <w:pPr>
+        <w:rPr>
+          <w:rFonts w:ascii="Times New Roman" w:hAnsi="Times New Roman" w:cs="Times New Roman"/>
+          <w:i/>
+          <w:iCs/>
+          <w:sz w:val="24"/>
+          <w:szCs w:val="24"/>
+        </w:rPr>
+      </w:pPr>
+    </w:p>
+    <w:p>
+      <w:pPr>
+        <w:rPr>
+          <w:rFonts w:ascii="Times New Roman" w:hAnsi="Times New Roman" w:cs="Times New Roman"/>
+          <w:i/>
+          <w:iCs/>
+          <w:sz w:val="24"/>
+          <w:szCs w:val="24"/>
+        </w:rPr>
+      </w:pPr>
+    </w:p>
+    <w:p>
+      <w:pPr>
+        <w:rPr>
+          <w:rFonts w:ascii="Times New Roman" w:hAnsi="Times New Roman" w:cs="Times New Roman"/>
+          <w:i/>
+          <w:iCs/>
+          <w:sz w:val="24"/>
+          <w:szCs w:val="24"/>
+        </w:rPr>
+      </w:pPr>
+    </w:p>
+    <w:p>
+      <w:pPr>
+        <w:rPr>
+          <w:rFonts w:ascii="Times New Roman" w:hAnsi="Times New Roman" w:cs="Times New Roman"/>
+          <w:i/>
+          <w:iCs/>
+          <w:sz w:val="24"/>
+          <w:szCs w:val="24"/>
+        </w:rPr>
+      </w:pPr>
+    </w:p>
+    <w:p>
+      <w:pPr>
+        <w:rPr>
+          <w:rFonts w:ascii="Times New Roman" w:hAnsi="Times New Roman" w:cs="Times New Roman"/>
+          <w:b/>
+          <w:bCs/>
+          <w:i/>
+          <w:iCs/>
+          <w:sz w:val="24"/>
+          <w:szCs w:val="24"/>
+        </w:rPr>
+      </w:pPr>
+      <w:r>
+        <w:rPr>
+          <w:rFonts w:ascii="Times New Roman" w:hAnsi="Times New Roman" w:cs="Times New Roman"/>
+          <w:b/>
+          <w:bCs/>
+          <w:i/>
+          <w:iCs/>
+          <w:sz w:val="24"/>
+          <w:szCs w:val="24"/>
+        </w:rPr>
+        <w:lastRenderedPageBreak/>
+        <w:t>Bài 13: Chạy ứng dụng React với Nginx</w:t>
+      </w:r>
+    </w:p>
+    <w:p>
+      <w:pPr>
+        <w:rPr>
+          <w:rFonts w:ascii="Times New Roman" w:hAnsi="Times New Roman" w:cs="Times New Roman"/>
+          <w:i/>
+          <w:iCs/>
+          <w:sz w:val="24"/>
+          <w:szCs w:val="24"/>
+        </w:rPr>
+      </w:pPr>
+      <w:r>
+        <w:rPr>
+          <w:rFonts w:ascii="Times New Roman" w:hAnsi="Times New Roman" w:cs="Times New Roman"/>
+          <w:b/>
+          <w:bCs/>
+          <w:i/>
+          <w:iCs/>
+          <w:sz w:val="24"/>
+          <w:szCs w:val="24"/>
+        </w:rPr>
+        <w:t>Yêu cầu:</w:t>
+      </w:r>
+      <w:r>
+        <w:rPr>
+          <w:rFonts w:ascii="Times New Roman" w:hAnsi="Times New Roman" w:cs="Times New Roman"/>
+          <w:b/>
+          <w:bCs/>
+          <w:i/>
+          <w:iCs/>
+          <w:sz w:val="24"/>
+          <w:szCs w:val="24"/>
+        </w:rPr>
+        <w:t xml:space="preserve"> </w:t>
+      </w:r>
+      <w:r>
+        <w:rPr>
+          <w:rFonts w:ascii="Times New Roman" w:hAnsi="Times New Roman" w:cs="Times New Roman"/>
+          <w:i/>
+          <w:iCs/>
+          <w:sz w:val="24"/>
+          <w:szCs w:val="24"/>
+        </w:rPr>
+        <w:t>Chạy một ứng dụng React và serve nó bằng Nginx.</w:t>
+      </w:r>
+    </w:p>
+    <w:p>
+      <w:pPr>
+        <w:pStyle w:val="ListParagraph"/>
+        <w:numPr>
+          <w:ilvl w:val="0"/>
+          <w:numId w:val="3"/>
+        </w:numPr>
+        <w:rPr>
+          <w:rFonts w:ascii="Times New Roman" w:hAnsi="Times New Roman" w:cs="Times New Roman"/>
+          <w:i/>
+          <w:iCs/>
+          <w:sz w:val="24"/>
+          <w:szCs w:val="24"/>
+        </w:rPr>
+      </w:pPr>
+      <w:r>
+        <w:rPr>
+          <w:rFonts w:ascii="Times New Roman" w:hAnsi="Times New Roman" w:cs="Times New Roman"/>
+          <w:i/>
+          <w:iCs/>
+          <w:sz w:val="24"/>
+          <w:szCs w:val="24"/>
+        </w:rPr>
+        <w:t>Kết quả</w:t>
+      </w:r>
+    </w:p>
+    <w:p>
+      <w:pPr>
+        <w:rPr>
+          <w:rFonts w:ascii="Times New Roman" w:hAnsi="Times New Roman" w:cs="Times New Roman"/>
+          <w:i/>
+          <w:iCs/>
+          <w:sz w:val="24"/>
+          <w:szCs w:val="24"/>
+        </w:rPr>
+      </w:pPr>
+      <w:r>
+        <w:rPr>
+          <w:rFonts w:ascii="Times New Roman" w:hAnsi="Times New Roman" w:cs="Times New Roman"/>
+          <w:i/>
+          <w:iCs/>
+          <w:sz w:val="24"/>
+          <w:szCs w:val="24"/>
+        </w:rPr>
+        <w:drawing>
+          <wp:inline distT="0" distB="0" distL="0" distR="0" wp14:anchorId="412FDDED" wp14:editId="5076F3CC">
+            <wp:extent cx="5943600" cy="1028065"/>
+            <wp:effectExtent l="0" t="0" r="0" b="635"/>
+            <wp:docPr id="41" name="Picture 41"/>
+            <wp:cNvGraphicFramePr>
+              <a:graphicFrameLocks xmlns:a="http://schemas.openxmlformats.org/drawingml/2006/main" noChangeAspect="1"/>
+            </wp:cNvGraphicFramePr>
+            <a:graphic xmlns:a="http://schemas.openxmlformats.org/drawingml/2006/main">
+              <a:graphicData uri="http://schemas.openxmlformats.org/drawingml/2006/picture">
+                <pic:pic xmlns:pic="http://schemas.openxmlformats.org/drawingml/2006/picture">
+                  <pic:nvPicPr>
+                    <pic:cNvPr id="1" name=""/>
+                    <pic:cNvPicPr/>
+                  </pic:nvPicPr>
+                  <pic:blipFill>
+                    <a:blip r:embed="rId43"/>
+                    <a:stretch>
+                      <a:fillRect/>
+                    </a:stretch>
+                  </pic:blipFill>
+                  <pic:spPr>
+                    <a:xfrm>
+                      <a:off x="0" y="0"/>
+                      <a:ext cx="5943600" cy="1028065"/>
+                    </a:xfrm>
+                    <a:prstGeom prst="rect">
+                      <a:avLst/>
+                    </a:prstGeom>
+                  </pic:spPr>
+                </pic:pic>
+              </a:graphicData>
+            </a:graphic>
+          </wp:inline>
+        </w:drawing>
+      </w:r>
+    </w:p>
+    <w:p>
+      <w:pPr>
+        <w:rPr>
+          <w:rFonts w:ascii="Times New Roman" w:hAnsi="Times New Roman" w:cs="Times New Roman"/>
+          <w:b/>
+          <w:bCs/>
+          <w:i/>
+          <w:iCs/>
+          <w:sz w:val="24"/>
+          <w:szCs w:val="24"/>
+        </w:rPr>
+      </w:pPr>
+      <w:r>
+        <w:rPr>
+          <w:rFonts w:ascii="Times New Roman" w:hAnsi="Times New Roman" w:cs="Times New Roman"/>
+          <w:b/>
+          <w:bCs/>
+          <w:i/>
+          <w:iCs/>
+          <w:sz w:val="24"/>
+          <w:szCs w:val="24"/>
+        </w:rPr>
+        <w:t>Bài 14: Cấu hình mạng riêng giữa các container</w:t>
+      </w:r>
+    </w:p>
+    <w:p>
+      <w:pPr>
+        <w:rPr>
+          <w:rFonts w:ascii="Times New Roman" w:hAnsi="Times New Roman" w:cs="Times New Roman"/>
+          <w:i/>
+          <w:iCs/>
+          <w:sz w:val="24"/>
+          <w:szCs w:val="24"/>
+        </w:rPr>
+      </w:pPr>
+      <w:r>
+        <w:rPr>
+          <w:rFonts w:ascii="Times New Roman" w:hAnsi="Times New Roman" w:cs="Times New Roman"/>
+          <w:b/>
+          <w:bCs/>
+          <w:i/>
+          <w:iCs/>
+          <w:sz w:val="24"/>
+          <w:szCs w:val="24"/>
+        </w:rPr>
+        <w:t>Yêu cầu:</w:t>
+      </w:r>
+      <w:r>
+        <w:rPr>
+          <w:rFonts w:ascii="Times New Roman" w:hAnsi="Times New Roman" w:cs="Times New Roman"/>
+          <w:b/>
+          <w:bCs/>
+          <w:i/>
+          <w:iCs/>
+          <w:sz w:val="24"/>
+          <w:szCs w:val="24"/>
+        </w:rPr>
+        <w:t xml:space="preserve"> </w:t>
+      </w:r>
+      <w:r>
+        <w:rPr>
+          <w:rFonts w:ascii="Times New Roman" w:hAnsi="Times New Roman" w:cs="Times New Roman"/>
+          <w:i/>
+          <w:iCs/>
+          <w:sz w:val="24"/>
+          <w:szCs w:val="24"/>
+        </w:rPr>
+        <w:t>Chạy 2 container có thể giao tiếp với nhau trong một mạng riêng.</w:t>
+      </w:r>
+    </w:p>
+    <w:p>
+      <w:pPr>
+        <w:pStyle w:val="ListParagraph"/>
+        <w:numPr>
+          <w:ilvl w:val="0"/>
+          <w:numId w:val="3"/>
+        </w:numPr>
+        <w:rPr>
+          <w:rFonts w:ascii="Times New Roman" w:hAnsi="Times New Roman" w:cs="Times New Roman"/>
+          <w:i/>
+          <w:iCs/>
+          <w:sz w:val="24"/>
+          <w:szCs w:val="24"/>
+        </w:rPr>
+      </w:pPr>
+      <w:r>
+        <w:rPr>
+          <w:rFonts w:ascii="Times New Roman" w:hAnsi="Times New Roman" w:cs="Times New Roman"/>
+          <w:i/>
+          <w:iCs/>
+          <w:sz w:val="24"/>
+          <w:szCs w:val="24"/>
+        </w:rPr>
+        <w:t>Kết quả</w:t>
+      </w:r>
+    </w:p>
+    <w:p>
+      <w:pPr>
+        <w:rPr>
+          <w:rFonts w:ascii="Times New Roman" w:hAnsi="Times New Roman" w:cs="Times New Roman"/>
+          <w:i/>
+          <w:iCs/>
+          <w:sz w:val="24"/>
+          <w:szCs w:val="24"/>
+        </w:rPr>
+      </w:pPr>
+      <w:r>
+        <w:rPr>
+          <w:rFonts w:ascii="Times New Roman" w:hAnsi="Times New Roman" w:cs="Times New Roman"/>
+          <w:i/>
+          <w:iCs/>
+          <w:sz w:val="24"/>
+          <w:szCs w:val="24"/>
+        </w:rPr>
+        <w:drawing>
+          <wp:inline distT="0" distB="0" distL="0" distR="0" wp14:anchorId="3A71707D" wp14:editId="6444D5D4">
+            <wp:extent cx="5943600" cy="1339215"/>
+            <wp:effectExtent l="0" t="0" r="0" b="0"/>
+            <wp:docPr id="42" name="Picture 42"/>
+            <wp:cNvGraphicFramePr>
+              <a:graphicFrameLocks xmlns:a="http://schemas.openxmlformats.org/drawingml/2006/main" noChangeAspect="1"/>
+            </wp:cNvGraphicFramePr>
+            <a:graphic xmlns:a="http://schemas.openxmlformats.org/drawingml/2006/main">
+              <a:graphicData uri="http://schemas.openxmlformats.org/drawingml/2006/picture">
+                <pic:pic xmlns:pic="http://schemas.openxmlformats.org/drawingml/2006/picture">
+                  <pic:nvPicPr>
+                    <pic:cNvPr id="1" name=""/>
+                    <pic:cNvPicPr/>
+                  </pic:nvPicPr>
+                  <pic:blipFill>
+                    <a:blip r:embed="rId44"/>
+                    <a:stretch>
+                      <a:fillRect/>
+                    </a:stretch>
+                  </pic:blipFill>
+                  <pic:spPr>
+                    <a:xfrm>
+                      <a:off x="0" y="0"/>
+                      <a:ext cx="5943600" cy="1339215"/>
+                    </a:xfrm>
+                    <a:prstGeom prst="rect">
+                      <a:avLst/>
+                    </a:prstGeom>
+                  </pic:spPr>
+                </pic:pic>
+              </a:graphicData>
+            </a:graphic>
+          </wp:inline>
+        </w:drawing>
+      </w:r>
+    </w:p>
+    <w:p>
+      <w:pPr>
+        <w:rPr>
+          <w:rFonts w:ascii="Times New Roman" w:hAnsi="Times New Roman" w:cs="Times New Roman"/>
+          <w:b/>
+          <w:bCs/>
+          <w:i/>
+          <w:iCs/>
+          <w:sz w:val="24"/>
+          <w:szCs w:val="24"/>
+        </w:rPr>
+      </w:pPr>
+      <w:r>
+        <w:rPr>
+          <w:rFonts w:ascii="Times New Roman" w:hAnsi="Times New Roman" w:cs="Times New Roman"/>
+          <w:b/>
+          <w:bCs/>
+          <w:i/>
+          <w:iCs/>
+          <w:sz w:val="24"/>
+          <w:szCs w:val="24"/>
+        </w:rPr>
+        <w:t>Bài 15: Giới hạn tài nguyên cho container</w:t>
+      </w:r>
+    </w:p>
+    <w:p>
+      <w:pPr>
+        <w:rPr>
+          <w:rFonts w:ascii="Times New Roman" w:hAnsi="Times New Roman" w:cs="Times New Roman"/>
+          <w:i/>
+          <w:iCs/>
+          <w:sz w:val="24"/>
+          <w:szCs w:val="24"/>
+        </w:rPr>
+      </w:pPr>
+      <w:r>
+        <w:rPr>
+          <w:rFonts w:ascii="Times New Roman" w:hAnsi="Times New Roman" w:cs="Times New Roman"/>
+          <w:b/>
+          <w:bCs/>
+          <w:i/>
+          <w:iCs/>
+          <w:sz w:val="24"/>
+          <w:szCs w:val="24"/>
+        </w:rPr>
+        <w:t>Yêu cầu:</w:t>
+      </w:r>
+      <w:r>
+        <w:rPr>
+          <w:rFonts w:ascii="Times New Roman" w:hAnsi="Times New Roman" w:cs="Times New Roman"/>
+          <w:b/>
+          <w:bCs/>
+          <w:i/>
+          <w:iCs/>
+          <w:sz w:val="24"/>
+          <w:szCs w:val="24"/>
+        </w:rPr>
+        <w:t xml:space="preserve"> </w:t>
+      </w:r>
+      <w:r>
+        <w:rPr>
+          <w:rFonts w:ascii="Times New Roman" w:hAnsi="Times New Roman" w:cs="Times New Roman"/>
+          <w:i/>
+          <w:iCs/>
+          <w:sz w:val="24"/>
+          <w:szCs w:val="24"/>
+        </w:rPr>
+        <w:t>Giới hạn CPU và RAM cho một container Redis.</w:t>
+      </w:r>
+    </w:p>
+    <w:p>
+      <w:pPr>
+        <w:pStyle w:val="ListParagraph"/>
+        <w:numPr>
+          <w:ilvl w:val="0"/>
+          <w:numId w:val="3"/>
+        </w:numPr>
+        <w:rPr>
+          <w:rFonts w:ascii="Times New Roman" w:hAnsi="Times New Roman" w:cs="Times New Roman"/>
+          <w:i/>
+          <w:iCs/>
+          <w:sz w:val="24"/>
+          <w:szCs w:val="24"/>
+        </w:rPr>
+      </w:pPr>
+      <w:r>
+        <w:rPr>
+          <w:rFonts w:ascii="Times New Roman" w:hAnsi="Times New Roman" w:cs="Times New Roman"/>
+          <w:b/>
+          <w:bCs/>
+          <w:i/>
+          <w:iCs/>
+          <w:sz w:val="24"/>
+          <w:szCs w:val="24"/>
+        </w:rPr>
+        <w:t>Kiểm tra kết quả giới hạn tài nguyên:</w:t>
+      </w:r>
+      <w:r>
+        <w:rPr>
+          <w:rFonts w:ascii="Times New Roman" w:hAnsi="Times New Roman" w:cs="Times New Roman"/>
+          <w:b/>
+          <w:bCs/>
+          <w:i/>
+          <w:iCs/>
+          <w:sz w:val="24"/>
+          <w:szCs w:val="24"/>
+        </w:rPr>
+        <w:t xml:space="preserve"> </w:t>
+      </w:r>
+      <w:r>
+        <w:rPr>
+          <w:rFonts w:ascii="Times New Roman" w:hAnsi="Times New Roman" w:cs="Times New Roman"/>
+          <w:b/>
+          <w:bCs/>
+          <w:i/>
+          <w:iCs/>
+          <w:sz w:val="24"/>
+          <w:szCs w:val="24"/>
+        </w:rPr>
+        <w:t>docker stats redis-limited</w:t>
+      </w:r>
+    </w:p>
+    <w:p>
+      <w:pPr>
+        <w:rPr>
+          <w:rFonts w:ascii="Times New Roman" w:hAnsi="Times New Roman" w:cs="Times New Roman"/>
+          <w:i/>
+          <w:iCs/>
+          <w:sz w:val="24"/>
+          <w:szCs w:val="24"/>
+        </w:rPr>
+      </w:pPr>
+      <w:r>
+        <w:rPr>
+          <w:rFonts w:ascii="Times New Roman" w:hAnsi="Times New Roman" w:cs="Times New Roman"/>
+          <w:i/>
+          <w:iCs/>
+          <w:sz w:val="24"/>
+          <w:szCs w:val="24"/>
+        </w:rPr>
+        <w:drawing>
+          <wp:inline distT="0" distB="0" distL="0" distR="0" wp14:anchorId="1C92667F" wp14:editId="0A136996">
+            <wp:extent cx="5943600" cy="908685"/>
+            <wp:effectExtent l="0" t="0" r="0" b="5715"/>
+            <wp:docPr id="43" name="Picture 43"/>
+            <wp:cNvGraphicFramePr>
+              <a:graphicFrameLocks xmlns:a="http://schemas.openxmlformats.org/drawingml/2006/main" noChangeAspect="1"/>
+            </wp:cNvGraphicFramePr>
+            <a:graphic xmlns:a="http://schemas.openxmlformats.org/drawingml/2006/main">
+              <a:graphicData uri="http://schemas.openxmlformats.org/drawingml/2006/picture">
+                <pic:pic xmlns:pic="http://schemas.openxmlformats.org/drawingml/2006/picture">
+                  <pic:nvPicPr>
+                    <pic:cNvPr id="1" name=""/>
+                    <pic:cNvPicPr/>
+                  </pic:nvPicPr>
+                  <pic:blipFill>
+                    <a:blip r:embed="rId45"/>
+                    <a:stretch>
+                      <a:fillRect/>
+                    </a:stretch>
+                  </pic:blipFill>
+                  <pic:spPr>
+                    <a:xfrm>
+                      <a:off x="0" y="0"/>
+                      <a:ext cx="5943600" cy="908685"/>
+                    </a:xfrm>
+                    <a:prstGeom prst="rect">
+                      <a:avLst/>
+                    </a:prstGeom>
+                  </pic:spPr>
+                </pic:pic>
+              </a:graphicData>
+            </a:graphic>
+          </wp:inline>
+        </w:drawing>
+      </w:r>
+    </w:p>
+    <w:p>
+      <w:pPr>
+        <w:rPr>
+          <w:rFonts w:ascii="Times New Roman" w:hAnsi="Times New Roman" w:cs="Times New Roman"/>
+          <w:i/>
+          <w:iCs/>
+          <w:sz w:val="24"/>
+          <w:szCs w:val="24"/>
+        </w:rPr>
+      </w:pPr>
+    </w:p>
+    <w:p>
+      <w:pPr>
+        <w:rPr>
+          <w:rFonts w:ascii="Times New Roman" w:hAnsi="Times New Roman" w:cs="Times New Roman"/>
+          <w:b/>
+          <w:bCs/>
+          <w:sz w:val="26"/>
+          <w:szCs w:val="26"/>
+        </w:rPr>
+      </w:pPr>
+      <w:r>
+        <w:rPr>
+          <w:rFonts w:ascii="Times New Roman" w:hAnsi="Times New Roman" w:cs="Times New Roman"/>
+          <w:b/>
+          <w:bCs/>
+          <w:sz w:val="26"/>
+          <w:szCs w:val="26"/>
+        </w:rPr>
+        <w:t>Phần 3: Docker Compose file</w:t>
+      </w:r>
+      <w:r>
+        <w:rPr>
+          <w:rFonts w:ascii="Times New Roman" w:hAnsi="Times New Roman" w:cs="Times New Roman"/>
+          <w:b/>
+          <w:bCs/>
+          <w:sz w:val="26"/>
+          <w:szCs w:val="26"/>
+        </w:rPr>
+        <w:tab/>
+      </w:r>
+      <w:r>
+        <w:rPr>
+          <w:rFonts w:ascii="Times New Roman" w:hAnsi="Times New Roman" w:cs="Times New Roman"/>
+          <w:b/>
+          <w:bCs/>
+          <w:sz w:val="26"/>
+          <w:szCs w:val="26"/>
+        </w:rPr>
+        <w:tab/>
+      </w:r>
+      <w:r>
+        <w:rPr>
+          <w:rFonts w:ascii="Times New Roman" w:hAnsi="Times New Roman" w:cs="Times New Roman"/>
+          <w:b/>
+          <w:bCs/>
+          <w:sz w:val="26"/>
+          <w:szCs w:val="26"/>
+        </w:rPr>
+        <w:tab/>
+      </w:r>
+      <w:r>
+        <w:rPr>
+          <w:rFonts w:ascii="Times New Roman" w:hAnsi="Times New Roman" w:cs="Times New Roman"/>
+          <w:b/>
+          <w:bCs/>
+          <w:sz w:val="26"/>
+          <w:szCs w:val="26"/>
+        </w:rPr>
+        <w:tab/>
+      </w:r>
+      <w:r>
+        <w:rPr>
+          <w:rFonts w:ascii="Times New Roman" w:hAnsi="Times New Roman" w:cs="Times New Roman"/>
+          <w:b/>
+          <w:bCs/>
+          <w:sz w:val="26"/>
+          <w:szCs w:val="26"/>
+        </w:rPr>
+        <w:tab/>
+      </w:r>
+      <w:r>
+        <w:rPr>
+          <w:rFonts w:ascii="Times New Roman" w:hAnsi="Times New Roman" w:cs="Times New Roman"/>
+          <w:b/>
+          <w:bCs/>
+          <w:sz w:val="26"/>
+          <w:szCs w:val="26"/>
+        </w:rPr>
+        <w:tab/>
+      </w:r>
+      <w:r>
+        <w:rPr>
+          <w:rFonts w:ascii="Times New Roman" w:hAnsi="Times New Roman" w:cs="Times New Roman"/>
+          <w:b/>
+          <w:bCs/>
+          <w:sz w:val="26"/>
+          <w:szCs w:val="26"/>
+        </w:rPr>
+        <w:tab/>
+      </w:r>
+      <w:r>
+        <w:rPr>
+          <w:rFonts w:ascii="Times New Roman" w:hAnsi="Times New Roman" w:cs="Times New Roman"/>
+          <w:b/>
+          <w:bCs/>
+          <w:sz w:val="26"/>
+          <w:szCs w:val="26"/>
+        </w:rPr>
+        <w:tab/>
+      </w:r>
+      <w:r>
+        <w:rPr>
+          <w:rFonts w:ascii="Times New Roman" w:hAnsi="Times New Roman" w:cs="Times New Roman"/>
+          <w:b/>
+          <w:bCs/>
+          <w:sz w:val="26"/>
+          <w:szCs w:val="26"/>
+        </w:rPr>
+        <w:tab/>
+      </w:r>
+    </w:p>
+    <w:p>
+      <w:pPr>
+        <w:rPr>
+          <w:rFonts w:ascii="Times New Roman" w:hAnsi="Times New Roman" w:cs="Times New Roman"/>
+          <w:b/>
+          <w:bCs/>
+          <w:sz w:val="26"/>
+          <w:szCs w:val="26"/>
+        </w:rPr>
+      </w:pPr>
+      <w:r>
+        <w:rPr>
+          <w:rFonts w:ascii="Times New Roman" w:hAnsi="Times New Roman" w:cs="Times New Roman"/>
+          <w:b/>
+          <w:bCs/>
+          <w:sz w:val="26"/>
+          <w:szCs w:val="26"/>
+        </w:rPr>
+        <w:tab/>
+        <w:t>Bài tập 1: Triển khai WordPress với MySQL</w:t>
+      </w:r>
+      <w:r>
+        <w:rPr>
+          <w:rFonts w:ascii="Times New Roman" w:hAnsi="Times New Roman" w:cs="Times New Roman"/>
+          <w:b/>
+          <w:bCs/>
+          <w:sz w:val="26"/>
+          <w:szCs w:val="26"/>
+        </w:rPr>
+        <w:tab/>
+      </w:r>
+      <w:r>
+        <w:rPr>
+          <w:rFonts w:ascii="Times New Roman" w:hAnsi="Times New Roman" w:cs="Times New Roman"/>
+          <w:b/>
+          <w:bCs/>
+          <w:sz w:val="26"/>
+          <w:szCs w:val="26"/>
+        </w:rPr>
+        <w:tab/>
+      </w:r>
+      <w:r>
+        <w:rPr>
+          <w:rFonts w:ascii="Times New Roman" w:hAnsi="Times New Roman" w:cs="Times New Roman"/>
+          <w:b/>
+          <w:bCs/>
+          <w:sz w:val="26"/>
+          <w:szCs w:val="26"/>
+        </w:rPr>
+        <w:tab/>
+      </w:r>
+      <w:r>
+        <w:rPr>
+          <w:rFonts w:ascii="Times New Roman" w:hAnsi="Times New Roman" w:cs="Times New Roman"/>
+          <w:b/>
+          <w:bCs/>
+          <w:sz w:val="26"/>
+          <w:szCs w:val="26"/>
+        </w:rPr>
+        <w:tab/>
+      </w:r>
+      <w:r>
+        <w:rPr>
+          <w:rFonts w:ascii="Times New Roman" w:hAnsi="Times New Roman" w:cs="Times New Roman"/>
+          <w:b/>
+          <w:bCs/>
+          <w:sz w:val="26"/>
+          <w:szCs w:val="26"/>
+        </w:rPr>
+        <w:tab/>
+      </w:r>
+    </w:p>
+    <w:p>
+      <w:pPr>
+        <w:ind w:left="1440"/>
+        <w:rPr>
+          <w:rFonts w:ascii="Times New Roman" w:hAnsi="Times New Roman" w:cs="Times New Roman"/>
+          <w:sz w:val="26"/>
+          <w:szCs w:val="26"/>
+        </w:rPr>
+      </w:pPr>
+      <w:r>
+        <w:rPr>
+          <w:rFonts w:ascii="Times New Roman" w:hAnsi="Times New Roman" w:cs="Times New Roman"/>
+          <w:b/>
+          <w:bCs/>
+          <w:sz w:val="26"/>
+          <w:szCs w:val="26"/>
+        </w:rPr>
+        <w:t>Mục tiêu: Tạo stack WordPress kết nối với MySQL, sử dụng volumes để lưu trữ dữ liệu.</w:t>
+      </w:r>
+      <w:r>
+        <w:rPr>
+          <w:rFonts w:ascii="Times New Roman" w:hAnsi="Times New Roman" w:cs="Times New Roman"/>
+          <w:b/>
+          <w:bCs/>
+          <w:sz w:val="26"/>
+          <w:szCs w:val="26"/>
+        </w:rPr>
+        <w:tab/>
+      </w:r>
+      <w:r>
+        <w:rPr>
+          <w:rFonts w:ascii="Times New Roman" w:hAnsi="Times New Roman" w:cs="Times New Roman"/>
+          <w:b/>
+          <w:bCs/>
+          <w:sz w:val="26"/>
+          <w:szCs w:val="26"/>
+        </w:rPr>
+        <w:tab/>
+      </w:r>
+      <w:r>
+        <w:rPr>
+          <w:rFonts w:ascii="Times New Roman" w:hAnsi="Times New Roman" w:cs="Times New Roman"/>
+          <w:sz w:val="26"/>
+          <w:szCs w:val="26"/>
+        </w:rPr>
+        <w:tab/>
+      </w:r>
+      <w:r>
+        <w:rPr>
+          <w:rFonts w:ascii="Times New Roman" w:hAnsi="Times New Roman" w:cs="Times New Roman"/>
+          <w:sz w:val="26"/>
+          <w:szCs w:val="26"/>
+        </w:rPr>
+        <w:tab/>
+      </w:r>
+      <w:r>
+        <w:rPr>
+          <w:rFonts w:ascii="Times New Roman" w:hAnsi="Times New Roman" w:cs="Times New Roman"/>
+          <w:sz w:val="26"/>
+          <w:szCs w:val="26"/>
+        </w:rPr>
+        <w:tab/>
+      </w:r>
+    </w:p>
+    <w:p>
+      <w:pPr>
+        <w:rPr>
+          <w:rFonts w:ascii="Times New Roman" w:hAnsi="Times New Roman" w:cs="Times New Roman"/>
+          <w:sz w:val="26"/>
+          <w:szCs w:val="26"/>
+        </w:rPr>
+      </w:pPr>
+      <w:r>
+        <w:rPr>
+          <w:rFonts w:ascii="Times New Roman" w:hAnsi="Times New Roman" w:cs="Times New Roman"/>
+          <w:sz w:val="26"/>
+          <w:szCs w:val="26"/>
+        </w:rPr>
+        <w:tab/>
+        <w:t>Yêu cầu:</w:t>
+      </w:r>
+      <w:r>
+        <w:rPr>
+          <w:rFonts w:ascii="Times New Roman" w:hAnsi="Times New Roman" w:cs="Times New Roman"/>
+          <w:sz w:val="26"/>
+          <w:szCs w:val="26"/>
+        </w:rPr>
+        <w:tab/>
+      </w:r>
+      <w:r>
+        <w:rPr>
+          <w:rFonts w:ascii="Times New Roman" w:hAnsi="Times New Roman" w:cs="Times New Roman"/>
+          <w:sz w:val="26"/>
+          <w:szCs w:val="26"/>
+        </w:rPr>
+        <w:tab/>
+      </w:r>
+      <w:r>
+        <w:rPr>
+          <w:rFonts w:ascii="Times New Roman" w:hAnsi="Times New Roman" w:cs="Times New Roman"/>
+          <w:sz w:val="26"/>
+          <w:szCs w:val="26"/>
+        </w:rPr>
+        <w:tab/>
+      </w:r>
+      <w:r>
+        <w:rPr>
+          <w:rFonts w:ascii="Times New Roman" w:hAnsi="Times New Roman" w:cs="Times New Roman"/>
+          <w:sz w:val="26"/>
+          <w:szCs w:val="26"/>
+        </w:rPr>
+        <w:tab/>
+      </w:r>
+      <w:r>
+        <w:rPr>
+          <w:rFonts w:ascii="Times New Roman" w:hAnsi="Times New Roman" w:cs="Times New Roman"/>
+          <w:sz w:val="26"/>
+          <w:szCs w:val="26"/>
+        </w:rPr>
+        <w:tab/>
+      </w:r>
+    </w:p>
+    <w:p>
+      <w:pPr>
+        <w:pStyle w:val="ListParagraph"/>
+        <w:numPr>
+          <w:ilvl w:val="0"/>
+          <w:numId w:val="4"/>
+        </w:numPr>
+        <w:spacing w:line="256" w:lineRule="auto"/>
+        <w:rPr>
+          <w:rFonts w:ascii="Times New Roman" w:hAnsi="Times New Roman" w:cs="Times New Roman"/>
+          <w:sz w:val="26"/>
+          <w:szCs w:val="26"/>
+        </w:rPr>
+      </w:pPr>
+      <w:r>
+        <w:rPr>
+          <w:rFonts w:ascii="Times New Roman" w:hAnsi="Times New Roman" w:cs="Times New Roman"/>
+          <w:sz w:val="26"/>
+          <w:szCs w:val="26"/>
+        </w:rPr>
+        <w:t>Sử dụng image wordpress:latest (port 80).</w:t>
+      </w:r>
+    </w:p>
+    <w:p>
+      <w:pPr>
+        <w:spacing w:line="256" w:lineRule="auto"/>
+        <w:rPr>
+          <w:rFonts w:ascii="Times New Roman" w:hAnsi="Times New Roman" w:cs="Times New Roman"/>
+          <w:sz w:val="26"/>
+          <w:szCs w:val="26"/>
+        </w:rPr>
+      </w:pPr>
+      <w:r>
+        <w:rPr>
+          <w:rFonts w:ascii="Times New Roman" w:hAnsi="Times New Roman" w:cs="Times New Roman"/>
+          <w:sz w:val="26"/>
+          <w:szCs w:val="26"/>
+        </w:rPr>
+        <w:lastRenderedPageBreak/>
+        <w:drawing>
+          <wp:inline distT="0" distB="0" distL="0" distR="0" wp14:anchorId="51968637" wp14:editId="47D9EB49">
+            <wp:extent cx="5943600" cy="522605"/>
+            <wp:effectExtent l="0" t="0" r="0" b="0"/>
+            <wp:docPr id="45" name="Picture 45"/>
+            <wp:cNvGraphicFramePr>
+              <a:graphicFrameLocks xmlns:a="http://schemas.openxmlformats.org/drawingml/2006/main" noChangeAspect="1"/>
+            </wp:cNvGraphicFramePr>
+            <a:graphic xmlns:a="http://schemas.openxmlformats.org/drawingml/2006/main">
+              <a:graphicData uri="http://schemas.openxmlformats.org/drawingml/2006/picture">
+                <pic:pic xmlns:pic="http://schemas.openxmlformats.org/drawingml/2006/picture">
+                  <pic:nvPicPr>
+                    <pic:cNvPr id="1" name=""/>
+                    <pic:cNvPicPr/>
+                  </pic:nvPicPr>
+                  <pic:blipFill>
+                    <a:blip r:embed="rId46"/>
+                    <a:stretch>
+                      <a:fillRect/>
+                    </a:stretch>
+                  </pic:blipFill>
+                  <pic:spPr>
+                    <a:xfrm>
+                      <a:off x="0" y="0"/>
+                      <a:ext cx="5943600" cy="522605"/>
+                    </a:xfrm>
+                    <a:prstGeom prst="rect">
+                      <a:avLst/>
+                    </a:prstGeom>
+                  </pic:spPr>
+                </pic:pic>
+              </a:graphicData>
+            </a:graphic>
+          </wp:inline>
+        </w:drawing>
+      </w:r>
+    </w:p>
+    <w:p>
+      <w:pPr>
+        <w:pStyle w:val="ListParagraph"/>
+        <w:numPr>
+          <w:ilvl w:val="0"/>
+          <w:numId w:val="4"/>
+        </w:numPr>
+        <w:spacing w:line="256" w:lineRule="auto"/>
+        <w:rPr>
+          <w:rFonts w:ascii="Times New Roman" w:hAnsi="Times New Roman" w:cs="Times New Roman"/>
+          <w:sz w:val="26"/>
+          <w:szCs w:val="26"/>
+        </w:rPr>
+      </w:pPr>
+      <w:r>
+        <w:rPr>
+          <w:rFonts w:ascii="Times New Roman" w:hAnsi="Times New Roman" w:cs="Times New Roman"/>
+          <w:sz w:val="26"/>
+          <w:szCs w:val="26"/>
+        </w:rPr>
+        <w:t>Sử dụng image mysql:5.7 (port 3306).</w:t>
+      </w:r>
+      <w:r>
+        <w:rPr>
+          <w:rFonts w:ascii="Times New Roman" w:hAnsi="Times New Roman" w:cs="Times New Roman"/>
+          <w:sz w:val="26"/>
+          <w:szCs w:val="26"/>
+        </w:rPr>
+        <w:tab/>
+      </w:r>
+    </w:p>
+    <w:p>
+      <w:pPr>
+        <w:spacing w:line="256" w:lineRule="auto"/>
+        <w:rPr>
+          <w:rFonts w:ascii="Times New Roman" w:hAnsi="Times New Roman" w:cs="Times New Roman"/>
+          <w:sz w:val="26"/>
+          <w:szCs w:val="26"/>
+        </w:rPr>
+      </w:pPr>
+      <w:r>
+        <w:rPr>
+          <w:rFonts w:ascii="Times New Roman" w:hAnsi="Times New Roman" w:cs="Times New Roman"/>
+          <w:sz w:val="26"/>
+          <w:szCs w:val="26"/>
+        </w:rPr>
+        <w:drawing>
+          <wp:inline distT="0" distB="0" distL="0" distR="0" wp14:anchorId="003B4869" wp14:editId="2F72B320">
+            <wp:extent cx="5943600" cy="522605"/>
+            <wp:effectExtent l="0" t="0" r="0" b="0"/>
+            <wp:docPr id="44" name="Picture 44"/>
+            <wp:cNvGraphicFramePr>
+              <a:graphicFrameLocks xmlns:a="http://schemas.openxmlformats.org/drawingml/2006/main" noChangeAspect="1"/>
+            </wp:cNvGraphicFramePr>
+            <a:graphic xmlns:a="http://schemas.openxmlformats.org/drawingml/2006/main">
+              <a:graphicData uri="http://schemas.openxmlformats.org/drawingml/2006/picture">
+                <pic:pic xmlns:pic="http://schemas.openxmlformats.org/drawingml/2006/picture">
+                  <pic:nvPicPr>
+                    <pic:cNvPr id="1" name=""/>
+                    <pic:cNvPicPr/>
+                  </pic:nvPicPr>
+                  <pic:blipFill>
+                    <a:blip r:embed="rId46"/>
+                    <a:stretch>
+                      <a:fillRect/>
+                    </a:stretch>
+                  </pic:blipFill>
+                  <pic:spPr>
+                    <a:xfrm>
+                      <a:off x="0" y="0"/>
+                      <a:ext cx="5943600" cy="522605"/>
+                    </a:xfrm>
+                    <a:prstGeom prst="rect">
+                      <a:avLst/>
+                    </a:prstGeom>
+                  </pic:spPr>
+                </pic:pic>
+              </a:graphicData>
+            </a:graphic>
+          </wp:inline>
+        </w:drawing>
+      </w:r>
+    </w:p>
+    <w:p>
+      <w:pPr>
+        <w:pStyle w:val="ListParagraph"/>
+        <w:numPr>
+          <w:ilvl w:val="0"/>
+          <w:numId w:val="4"/>
+        </w:numPr>
+        <w:spacing w:line="256" w:lineRule="auto"/>
+        <w:rPr>
+          <w:rFonts w:ascii="Times New Roman" w:hAnsi="Times New Roman" w:cs="Times New Roman"/>
+          <w:sz w:val="26"/>
+          <w:szCs w:val="26"/>
+        </w:rPr>
+      </w:pPr>
+      <w:r>
+        <w:rPr>
+          <w:rFonts w:ascii="Times New Roman" w:hAnsi="Times New Roman" w:cs="Times New Roman"/>
+          <w:sz w:val="26"/>
+          <w:szCs w:val="26"/>
+        </w:rPr>
+        <w:t>Volume cho database (/var/lib/mysql).</w:t>
+      </w:r>
+      <w:r>
+        <w:rPr>
+          <w:rFonts w:ascii="Times New Roman" w:hAnsi="Times New Roman" w:cs="Times New Roman"/>
+          <w:sz w:val="26"/>
+          <w:szCs w:val="26"/>
+        </w:rPr>
+        <w:tab/>
+      </w:r>
+      <w:r>
+        <w:rPr>
+          <w:rFonts w:ascii="Times New Roman" w:hAnsi="Times New Roman" w:cs="Times New Roman"/>
+          <w:sz w:val="26"/>
+          <w:szCs w:val="26"/>
+        </w:rPr>
+        <w:tab/>
+      </w:r>
+    </w:p>
+    <w:p>
+      <w:pPr>
+        <w:spacing w:line="256" w:lineRule="auto"/>
+        <w:rPr>
+          <w:rFonts w:ascii="Times New Roman" w:hAnsi="Times New Roman" w:cs="Times New Roman"/>
+          <w:sz w:val="26"/>
+          <w:szCs w:val="26"/>
+        </w:rPr>
+      </w:pPr>
+      <w:r>
+        <w:rPr>
+          <w:rFonts w:ascii="Times New Roman" w:hAnsi="Times New Roman" w:cs="Times New Roman"/>
+          <w:sz w:val="26"/>
+          <w:szCs w:val="26"/>
+        </w:rPr>
+        <w:drawing>
+          <wp:inline distT="0" distB="0" distL="0" distR="0" wp14:anchorId="033B33E1" wp14:editId="305052C0">
+            <wp:extent cx="5943600" cy="441960"/>
+            <wp:effectExtent l="0" t="0" r="0" b="0"/>
+            <wp:docPr id="48" name="Picture 48"/>
+            <wp:cNvGraphicFramePr>
+              <a:graphicFrameLocks xmlns:a="http://schemas.openxmlformats.org/drawingml/2006/main" noChangeAspect="1"/>
+            </wp:cNvGraphicFramePr>
+            <a:graphic xmlns:a="http://schemas.openxmlformats.org/drawingml/2006/main">
+              <a:graphicData uri="http://schemas.openxmlformats.org/drawingml/2006/picture">
+                <pic:pic xmlns:pic="http://schemas.openxmlformats.org/drawingml/2006/picture">
+                  <pic:nvPicPr>
+                    <pic:cNvPr id="1" name=""/>
+                    <pic:cNvPicPr/>
+                  </pic:nvPicPr>
+                  <pic:blipFill>
+                    <a:blip r:embed="rId47"/>
+                    <a:stretch>
+                      <a:fillRect/>
+                    </a:stretch>
+                  </pic:blipFill>
+                  <pic:spPr>
+                    <a:xfrm>
+                      <a:off x="0" y="0"/>
+                      <a:ext cx="5943600" cy="441960"/>
+                    </a:xfrm>
+                    <a:prstGeom prst="rect">
+                      <a:avLst/>
+                    </a:prstGeom>
+                  </pic:spPr>
+                </pic:pic>
+              </a:graphicData>
+            </a:graphic>
+          </wp:inline>
+        </w:drawing>
+      </w:r>
+      <w:r>
+        <w:rPr>
+          <w:rFonts w:ascii="Times New Roman" w:hAnsi="Times New Roman" w:cs="Times New Roman"/>
+          <w:sz w:val="26"/>
+          <w:szCs w:val="26"/>
+        </w:rPr>
+        <w:tab/>
+      </w:r>
+    </w:p>
+    <w:p>
+      <w:pPr>
+        <w:pStyle w:val="ListParagraph"/>
+        <w:numPr>
+          <w:ilvl w:val="0"/>
+          <w:numId w:val="4"/>
+        </w:numPr>
+        <w:spacing w:line="256" w:lineRule="auto"/>
+        <w:rPr>
+          <w:rFonts w:ascii="Times New Roman" w:hAnsi="Times New Roman" w:cs="Times New Roman"/>
+          <w:sz w:val="26"/>
+          <w:szCs w:val="26"/>
+        </w:rPr>
+      </w:pPr>
+      <w:r>
+        <w:rPr>
+          <w:rFonts w:ascii="Times New Roman" w:hAnsi="Times New Roman" w:cs="Times New Roman"/>
+          <w:sz w:val="26"/>
+          <w:szCs w:val="26"/>
+        </w:rPr>
+        <w:t>Biến môi trường cho MySQL:</w:t>
+      </w:r>
+      <w:r>
+        <w:rPr>
+          <w:rFonts w:ascii="Times New Roman" w:hAnsi="Times New Roman" w:cs="Times New Roman"/>
+          <w:sz w:val="26"/>
+          <w:szCs w:val="26"/>
+        </w:rPr>
+        <w:tab/>
+      </w:r>
+      <w:r>
+        <w:rPr>
+          <w:rFonts w:ascii="Times New Roman" w:hAnsi="Times New Roman" w:cs="Times New Roman"/>
+          <w:sz w:val="26"/>
+          <w:szCs w:val="26"/>
+        </w:rPr>
+        <w:tab/>
+      </w:r>
+      <w:r>
+        <w:rPr>
+          <w:rFonts w:ascii="Times New Roman" w:hAnsi="Times New Roman" w:cs="Times New Roman"/>
+          <w:sz w:val="26"/>
+          <w:szCs w:val="26"/>
+        </w:rPr>
+        <w:tab/>
+      </w:r>
+      <w:r>
+        <w:rPr>
+          <w:rFonts w:ascii="Times New Roman" w:hAnsi="Times New Roman" w:cs="Times New Roman"/>
+          <w:sz w:val="26"/>
+          <w:szCs w:val="26"/>
+        </w:rPr>
+        <w:tab/>
+      </w:r>
+    </w:p>
+    <w:p>
+      <w:pPr>
+        <w:pStyle w:val="ListParagraph"/>
+        <w:ind w:left="2880"/>
+        <w:rPr>
+          <w:rFonts w:ascii="Times New Roman" w:hAnsi="Times New Roman" w:cs="Times New Roman"/>
+          <w:sz w:val="26"/>
+          <w:szCs w:val="26"/>
+        </w:rPr>
+      </w:pPr>
+      <w:r>
+        <w:rPr>
+          <w:rFonts w:ascii="Times New Roman" w:hAnsi="Times New Roman" w:cs="Times New Roman"/>
+          <w:sz w:val="26"/>
+          <w:szCs w:val="26"/>
+        </w:rPr>
+        <w:t>MYSQL_ROOT_PASSWORD, MYSQL_DATABASE, MYSQL_USER, MYSQL_PASSWORD</w:t>
+      </w:r>
+      <w:r>
+        <w:rPr>
+          <w:rFonts w:ascii="Times New Roman" w:hAnsi="Times New Roman" w:cs="Times New Roman"/>
+          <w:sz w:val="26"/>
+          <w:szCs w:val="26"/>
+        </w:rPr>
+        <w:tab/>
+      </w:r>
+      <w:r>
+        <w:rPr>
+          <w:rFonts w:ascii="Times New Roman" w:hAnsi="Times New Roman" w:cs="Times New Roman"/>
+          <w:sz w:val="26"/>
+          <w:szCs w:val="26"/>
+        </w:rPr>
+        <w:tab/>
+      </w:r>
+    </w:p>
+    <w:p>
+      <w:pPr>
+        <w:rPr>
+          <w:rFonts w:ascii="Times New Roman" w:hAnsi="Times New Roman" w:cs="Times New Roman"/>
+          <w:sz w:val="26"/>
+          <w:szCs w:val="26"/>
+        </w:rPr>
+      </w:pPr>
+      <w:r>
+        <w:rPr>
+          <w:rFonts w:ascii="Times New Roman" w:hAnsi="Times New Roman" w:cs="Times New Roman"/>
+          <w:sz w:val="26"/>
+          <w:szCs w:val="26"/>
+        </w:rPr>
+        <w:drawing>
+          <wp:inline distT="0" distB="0" distL="0" distR="0" wp14:anchorId="53B385C1" wp14:editId="10C1FAEC">
+            <wp:extent cx="5943600" cy="1231265"/>
+            <wp:effectExtent l="0" t="0" r="0" b="6985"/>
+            <wp:docPr id="49" name="Picture 49"/>
+            <wp:cNvGraphicFramePr>
+              <a:graphicFrameLocks xmlns:a="http://schemas.openxmlformats.org/drawingml/2006/main" noChangeAspect="1"/>
+            </wp:cNvGraphicFramePr>
+            <a:graphic xmlns:a="http://schemas.openxmlformats.org/drawingml/2006/main">
+              <a:graphicData uri="http://schemas.openxmlformats.org/drawingml/2006/picture">
+                <pic:pic xmlns:pic="http://schemas.openxmlformats.org/drawingml/2006/picture">
+                  <pic:nvPicPr>
+                    <pic:cNvPr id="1" name=""/>
+                    <pic:cNvPicPr/>
+                  </pic:nvPicPr>
+                  <pic:blipFill>
+                    <a:blip r:embed="rId48"/>
+                    <a:stretch>
+                      <a:fillRect/>
+                    </a:stretch>
+                  </pic:blipFill>
+                  <pic:spPr>
+                    <a:xfrm>
+                      <a:off x="0" y="0"/>
+                      <a:ext cx="5943600" cy="1231265"/>
+                    </a:xfrm>
+                    <a:prstGeom prst="rect">
+                      <a:avLst/>
+                    </a:prstGeom>
+                  </pic:spPr>
+                </pic:pic>
+              </a:graphicData>
+            </a:graphic>
+          </wp:inline>
+        </w:drawing>
+      </w:r>
+    </w:p>
+    <w:p>
+      <w:pPr>
+        <w:pStyle w:val="ListParagraph"/>
+        <w:numPr>
+          <w:ilvl w:val="0"/>
+          <w:numId w:val="16"/>
+        </w:numPr>
+        <w:rPr>
+          <w:rFonts w:ascii="Times New Roman" w:hAnsi="Times New Roman" w:cs="Times New Roman"/>
+          <w:sz w:val="26"/>
+          <w:szCs w:val="26"/>
+        </w:rPr>
+      </w:pPr>
+      <w:r>
+        <w:rPr>
+          <w:rFonts w:ascii="Times New Roman" w:hAnsi="Times New Roman" w:cs="Times New Roman"/>
+          <w:sz w:val="26"/>
+          <w:szCs w:val="26"/>
+        </w:rPr>
+        <w:t>Kết quả</w:t>
+      </w:r>
+    </w:p>
+    <w:p>
+      <w:pPr>
+        <w:rPr>
+          <w:rFonts w:ascii="Times New Roman" w:hAnsi="Times New Roman" w:cs="Times New Roman"/>
+          <w:sz w:val="26"/>
+          <w:szCs w:val="26"/>
+        </w:rPr>
+      </w:pPr>
+      <w:r>
+        <w:rPr>
+          <w:rFonts w:ascii="Times New Roman" w:hAnsi="Times New Roman" w:cs="Times New Roman"/>
+          <w:sz w:val="26"/>
+          <w:szCs w:val="26"/>
+        </w:rPr>
+        <w:drawing>
+          <wp:inline distT="0" distB="0" distL="0" distR="0" wp14:anchorId="41FF029C" wp14:editId="5D1513ED">
+            <wp:extent cx="5943600" cy="2418715"/>
+            <wp:effectExtent l="0" t="0" r="0" b="635"/>
+            <wp:docPr id="50" name="Picture 50"/>
+            <wp:cNvGraphicFramePr>
+              <a:graphicFrameLocks xmlns:a="http://schemas.openxmlformats.org/drawingml/2006/main" noChangeAspect="1"/>
+            </wp:cNvGraphicFramePr>
+            <a:graphic xmlns:a="http://schemas.openxmlformats.org/drawingml/2006/main">
+              <a:graphicData uri="http://schemas.openxmlformats.org/drawingml/2006/picture">
+                <pic:pic xmlns:pic="http://schemas.openxmlformats.org/drawingml/2006/picture">
+                  <pic:nvPicPr>
+                    <pic:cNvPr id="1" name=""/>
+                    <pic:cNvPicPr/>
+                  </pic:nvPicPr>
+                  <pic:blipFill>
+                    <a:blip r:embed="rId49"/>
+                    <a:stretch>
+                      <a:fillRect/>
+                    </a:stretch>
+                  </pic:blipFill>
+                  <pic:spPr>
+                    <a:xfrm>
+                      <a:off x="0" y="0"/>
+                      <a:ext cx="5943600" cy="2418715"/>
+                    </a:xfrm>
+                    <a:prstGeom prst="rect">
+                      <a:avLst/>
+                    </a:prstGeom>
+                  </pic:spPr>
+                </pic:pic>
+              </a:graphicData>
+            </a:graphic>
+          </wp:inline>
+        </w:drawing>
+      </w:r>
+      <w:r>
+        <w:rPr>
+          <w:rFonts w:ascii="Times New Roman" w:hAnsi="Times New Roman" w:cs="Times New Roman"/>
+          <w:sz w:val="26"/>
+          <w:szCs w:val="26"/>
+        </w:rPr>
+        <w:tab/>
+      </w:r>
+    </w:p>
+    <w:p>
+      <w:pPr>
+        <w:rPr>
+          <w:rFonts w:ascii="Times New Roman" w:hAnsi="Times New Roman" w:cs="Times New Roman"/>
+          <w:sz w:val="26"/>
+          <w:szCs w:val="26"/>
+        </w:rPr>
+      </w:pPr>
+      <w:r>
+        <w:rPr>
+          <w:rFonts w:ascii="Times New Roman" w:hAnsi="Times New Roman" w:cs="Times New Roman"/>
+          <w:sz w:val="26"/>
+          <w:szCs w:val="26"/>
+        </w:rPr>
+        <w:tab/>
+      </w:r>
+      <w:r>
+        <w:rPr>
+          <w:rFonts w:ascii="Times New Roman" w:hAnsi="Times New Roman" w:cs="Times New Roman"/>
+          <w:sz w:val="26"/>
+          <w:szCs w:val="26"/>
+        </w:rPr>
+        <w:tab/>
+        <w:t>Gợi ý:</w:t>
+      </w:r>
+      <w:r>
+        <w:rPr>
+          <w:rFonts w:ascii="Times New Roman" w:hAnsi="Times New Roman" w:cs="Times New Roman"/>
+          <w:sz w:val="26"/>
+          <w:szCs w:val="26"/>
+        </w:rPr>
+        <w:tab/>
+      </w:r>
+      <w:r>
+        <w:rPr>
+          <w:rFonts w:ascii="Times New Roman" w:hAnsi="Times New Roman" w:cs="Times New Roman"/>
+          <w:sz w:val="26"/>
+          <w:szCs w:val="26"/>
+        </w:rPr>
+        <w:tab/>
+      </w:r>
+      <w:r>
+        <w:rPr>
+          <w:rFonts w:ascii="Times New Roman" w:hAnsi="Times New Roman" w:cs="Times New Roman"/>
+          <w:sz w:val="26"/>
+          <w:szCs w:val="26"/>
+        </w:rPr>
+        <w:tab/>
+      </w:r>
+      <w:r>
+        <w:rPr>
+          <w:rFonts w:ascii="Times New Roman" w:hAnsi="Times New Roman" w:cs="Times New Roman"/>
+          <w:sz w:val="26"/>
+          <w:szCs w:val="26"/>
+        </w:rPr>
+        <w:tab/>
+      </w:r>
+    </w:p>
+    <w:p>
+      <w:pPr>
+        <w:rPr>
+          <w:rFonts w:ascii="Times New Roman" w:hAnsi="Times New Roman" w:cs="Times New Roman"/>
+          <w:sz w:val="26"/>
+          <w:szCs w:val="26"/>
+        </w:rPr>
+      </w:pPr>
+      <w:r>
+        <w:rPr>
+          <w:rFonts w:ascii="Times New Roman" w:hAnsi="Times New Roman" w:cs="Times New Roman"/>
+          <w:sz w:val="26"/>
+          <w:szCs w:val="26"/>
+        </w:rPr>
+        <w:lastRenderedPageBreak/>
+        <w:tab/>
+      </w:r>
+      <w:r>
+        <w:rPr>
+          <w:rFonts w:ascii="Times New Roman" w:hAnsi="Times New Roman" w:cs="Times New Roman"/>
+          <w:sz w:val="26"/>
+          <w:szCs w:val="26"/>
+        </w:rPr>
+        <w:tab/>
+      </w:r>
+      <w:r>
+        <w:rPr>
+          <w:rFonts w:ascii="Times New Roman" w:hAnsi="Times New Roman" w:cs="Times New Roman"/>
+          <w:sz w:val="26"/>
+          <w:szCs w:val="26"/>
+        </w:rPr>
+        <w:tab/>
+        <w:t>WordPress cần khai báo depends_on MySQL.</w:t>
+      </w:r>
+      <w:r>
+        <w:rPr>
+          <w:rFonts w:ascii="Times New Roman" w:hAnsi="Times New Roman" w:cs="Times New Roman"/>
+          <w:sz w:val="26"/>
+          <w:szCs w:val="26"/>
+        </w:rPr>
+        <w:tab/>
+      </w:r>
+      <w:r>
+        <w:rPr>
+          <w:rFonts w:ascii="Times New Roman" w:hAnsi="Times New Roman" w:cs="Times New Roman"/>
+          <w:sz w:val="26"/>
+          <w:szCs w:val="26"/>
+        </w:rPr>
+        <w:tab/>
+      </w:r>
+      <w:r>
+        <w:rPr>
+          <w:rFonts w:ascii="Times New Roman" w:hAnsi="Times New Roman" w:cs="Times New Roman"/>
+          <w:sz w:val="26"/>
+          <w:szCs w:val="26"/>
+        </w:rPr>
+        <w:tab/>
+      </w:r>
+    </w:p>
+    <w:p>
+      <w:pPr>
+        <w:rPr>
+          <w:rFonts w:ascii="Times New Roman" w:hAnsi="Times New Roman" w:cs="Times New Roman"/>
+          <w:sz w:val="26"/>
+          <w:szCs w:val="26"/>
+        </w:rPr>
+      </w:pPr>
+      <w:r>
+        <w:rPr>
+          <w:rFonts w:ascii="Times New Roman" w:hAnsi="Times New Roman" w:cs="Times New Roman"/>
+          <w:sz w:val="26"/>
+          <w:szCs w:val="26"/>
+        </w:rPr>
+        <w:tab/>
+      </w:r>
+      <w:r>
+        <w:rPr>
+          <w:rFonts w:ascii="Times New Roman" w:hAnsi="Times New Roman" w:cs="Times New Roman"/>
+          <w:sz w:val="26"/>
+          <w:szCs w:val="26"/>
+        </w:rPr>
+        <w:tab/>
+      </w:r>
+      <w:r>
+        <w:rPr>
+          <w:rFonts w:ascii="Times New Roman" w:hAnsi="Times New Roman" w:cs="Times New Roman"/>
+          <w:sz w:val="26"/>
+          <w:szCs w:val="26"/>
+        </w:rPr>
+        <w:tab/>
+        <w:t>Sử dụng network tùy chỉnh để kết nối giữa 2 service.</w:t>
+      </w:r>
+      <w:r>
+        <w:rPr>
+          <w:rFonts w:ascii="Times New Roman" w:hAnsi="Times New Roman" w:cs="Times New Roman"/>
+          <w:sz w:val="26"/>
+          <w:szCs w:val="26"/>
+        </w:rPr>
+        <w:tab/>
+      </w:r>
+      <w:r>
+        <w:rPr>
+          <w:rFonts w:ascii="Times New Roman" w:hAnsi="Times New Roman" w:cs="Times New Roman"/>
+          <w:sz w:val="26"/>
+          <w:szCs w:val="26"/>
+        </w:rPr>
+        <w:tab/>
+      </w:r>
+      <w:r>
+        <w:rPr>
+          <w:rFonts w:ascii="Times New Roman" w:hAnsi="Times New Roman" w:cs="Times New Roman"/>
+          <w:sz w:val="26"/>
+          <w:szCs w:val="26"/>
+        </w:rPr>
+        <w:tab/>
+      </w:r>
+      <w:r>
+        <w:rPr>
+          <w:rFonts w:ascii="Times New Roman" w:hAnsi="Times New Roman" w:cs="Times New Roman"/>
+          <w:sz w:val="26"/>
+          <w:szCs w:val="26"/>
+        </w:rPr>
+        <w:tab/>
+      </w:r>
+      <w:r>
+        <w:rPr>
+          <w:rFonts w:ascii="Times New Roman" w:hAnsi="Times New Roman" w:cs="Times New Roman"/>
+          <w:sz w:val="26"/>
+          <w:szCs w:val="26"/>
+        </w:rPr>
+        <w:tab/>
+      </w:r>
+      <w:r>
+        <w:rPr>
+          <w:rFonts w:ascii="Times New Roman" w:hAnsi="Times New Roman" w:cs="Times New Roman"/>
+          <w:sz w:val="26"/>
+          <w:szCs w:val="26"/>
+        </w:rPr>
+        <w:tab/>
+      </w:r>
+      <w:r>
+        <w:rPr>
+          <w:rFonts w:ascii="Times New Roman" w:hAnsi="Times New Roman" w:cs="Times New Roman"/>
+          <w:sz w:val="26"/>
+          <w:szCs w:val="26"/>
+        </w:rPr>
+        <w:tab/>
+      </w:r>
+    </w:p>
+    <w:p>
+      <w:pPr>
+        <w:rPr>
+          <w:rFonts w:ascii="Times New Roman" w:hAnsi="Times New Roman" w:cs="Times New Roman"/>
+          <w:b/>
+          <w:bCs/>
+          <w:sz w:val="26"/>
+          <w:szCs w:val="26"/>
+        </w:rPr>
+      </w:pPr>
+      <w:r>
+        <w:rPr>
+          <w:rFonts w:ascii="Times New Roman" w:hAnsi="Times New Roman" w:cs="Times New Roman"/>
+          <w:b/>
+          <w:bCs/>
+          <w:sz w:val="26"/>
+          <w:szCs w:val="26"/>
+        </w:rPr>
+        <w:tab/>
+        <w:t>Bài tập 2: Ứng dụng Node.js + MongoDB</w:t>
+      </w:r>
+      <w:r>
+        <w:rPr>
+          <w:rFonts w:ascii="Times New Roman" w:hAnsi="Times New Roman" w:cs="Times New Roman"/>
+          <w:b/>
+          <w:bCs/>
+          <w:sz w:val="26"/>
+          <w:szCs w:val="26"/>
+        </w:rPr>
+        <w:tab/>
+      </w:r>
+      <w:r>
+        <w:rPr>
+          <w:rFonts w:ascii="Times New Roman" w:hAnsi="Times New Roman" w:cs="Times New Roman"/>
+          <w:b/>
+          <w:bCs/>
+          <w:sz w:val="26"/>
+          <w:szCs w:val="26"/>
+        </w:rPr>
+        <w:tab/>
+      </w:r>
+      <w:r>
+        <w:rPr>
+          <w:rFonts w:ascii="Times New Roman" w:hAnsi="Times New Roman" w:cs="Times New Roman"/>
+          <w:b/>
+          <w:bCs/>
+          <w:sz w:val="26"/>
+          <w:szCs w:val="26"/>
+        </w:rPr>
+        <w:tab/>
+      </w:r>
+      <w:r>
+        <w:rPr>
+          <w:rFonts w:ascii="Times New Roman" w:hAnsi="Times New Roman" w:cs="Times New Roman"/>
+          <w:b/>
+          <w:bCs/>
+          <w:sz w:val="26"/>
+          <w:szCs w:val="26"/>
+        </w:rPr>
+        <w:tab/>
+      </w:r>
+      <w:r>
+        <w:rPr>
+          <w:rFonts w:ascii="Times New Roman" w:hAnsi="Times New Roman" w:cs="Times New Roman"/>
+          <w:b/>
+          <w:bCs/>
+          <w:sz w:val="26"/>
+          <w:szCs w:val="26"/>
+        </w:rPr>
+        <w:tab/>
+      </w:r>
+    </w:p>
+    <w:p>
+      <w:pPr>
+        <w:ind w:left="1440"/>
+        <w:rPr>
+          <w:rFonts w:ascii="Times New Roman" w:hAnsi="Times New Roman" w:cs="Times New Roman"/>
+          <w:sz w:val="26"/>
+          <w:szCs w:val="26"/>
+        </w:rPr>
+      </w:pPr>
+      <w:r>
+        <w:rPr>
+          <w:rFonts w:ascii="Times New Roman" w:hAnsi="Times New Roman" w:cs="Times New Roman"/>
+          <w:b/>
+          <w:bCs/>
+          <w:sz w:val="26"/>
+          <w:szCs w:val="26"/>
+        </w:rPr>
+        <w:t>Mục tiêu: Triển khai ứng dụng Node.js (lưu dữ liệu vào MongoDB) và MongoDB với volume.</w:t>
+      </w:r>
+      <w:r>
+        <w:rPr>
+          <w:rFonts w:ascii="Times New Roman" w:hAnsi="Times New Roman" w:cs="Times New Roman"/>
+          <w:b/>
+          <w:bCs/>
+          <w:sz w:val="26"/>
+          <w:szCs w:val="26"/>
+        </w:rPr>
+        <w:tab/>
+      </w:r>
+      <w:r>
+        <w:rPr>
+          <w:rFonts w:ascii="Times New Roman" w:hAnsi="Times New Roman" w:cs="Times New Roman"/>
+          <w:sz w:val="26"/>
+          <w:szCs w:val="26"/>
+        </w:rPr>
+        <w:tab/>
+      </w:r>
+      <w:r>
+        <w:rPr>
+          <w:rFonts w:ascii="Times New Roman" w:hAnsi="Times New Roman" w:cs="Times New Roman"/>
+          <w:sz w:val="26"/>
+          <w:szCs w:val="26"/>
+        </w:rPr>
+        <w:tab/>
+      </w:r>
+      <w:r>
+        <w:rPr>
+          <w:rFonts w:ascii="Times New Roman" w:hAnsi="Times New Roman" w:cs="Times New Roman"/>
+          <w:sz w:val="26"/>
+          <w:szCs w:val="26"/>
+        </w:rPr>
+        <w:tab/>
+      </w:r>
+      <w:r>
+        <w:rPr>
+          <w:rFonts w:ascii="Times New Roman" w:hAnsi="Times New Roman" w:cs="Times New Roman"/>
+          <w:sz w:val="26"/>
+          <w:szCs w:val="26"/>
+        </w:rPr>
+        <w:tab/>
+      </w:r>
+    </w:p>
+    <w:p>
+      <w:pPr>
+        <w:rPr>
+          <w:rFonts w:ascii="Times New Roman" w:hAnsi="Times New Roman" w:cs="Times New Roman"/>
+          <w:sz w:val="26"/>
+          <w:szCs w:val="26"/>
+        </w:rPr>
+      </w:pPr>
+      <w:r>
+        <w:rPr>
+          <w:rFonts w:ascii="Times New Roman" w:hAnsi="Times New Roman" w:cs="Times New Roman"/>
+          <w:sz w:val="26"/>
+          <w:szCs w:val="26"/>
+        </w:rPr>
+        <w:tab/>
+        <w:t>Yêu cầu:</w:t>
+      </w:r>
+      <w:r>
+        <w:rPr>
+          <w:rFonts w:ascii="Times New Roman" w:hAnsi="Times New Roman" w:cs="Times New Roman"/>
+          <w:sz w:val="26"/>
+          <w:szCs w:val="26"/>
+        </w:rPr>
+        <w:tab/>
+      </w:r>
+      <w:r>
+        <w:rPr>
+          <w:rFonts w:ascii="Times New Roman" w:hAnsi="Times New Roman" w:cs="Times New Roman"/>
+          <w:sz w:val="26"/>
+          <w:szCs w:val="26"/>
+        </w:rPr>
+        <w:tab/>
+      </w:r>
+      <w:r>
+        <w:rPr>
+          <w:rFonts w:ascii="Times New Roman" w:hAnsi="Times New Roman" w:cs="Times New Roman"/>
+          <w:sz w:val="26"/>
+          <w:szCs w:val="26"/>
+        </w:rPr>
+        <w:tab/>
+      </w:r>
+      <w:r>
+        <w:rPr>
+          <w:rFonts w:ascii="Times New Roman" w:hAnsi="Times New Roman" w:cs="Times New Roman"/>
+          <w:sz w:val="26"/>
+          <w:szCs w:val="26"/>
+        </w:rPr>
+        <w:tab/>
+      </w:r>
+      <w:r>
+        <w:rPr>
+          <w:rFonts w:ascii="Times New Roman" w:hAnsi="Times New Roman" w:cs="Times New Roman"/>
+          <w:sz w:val="26"/>
+          <w:szCs w:val="26"/>
+        </w:rPr>
+        <w:tab/>
+      </w:r>
+    </w:p>
+    <w:p>
+      <w:pPr>
+        <w:pStyle w:val="ListParagraph"/>
+        <w:numPr>
+          <w:ilvl w:val="0"/>
+          <w:numId w:val="5"/>
+        </w:numPr>
+        <w:spacing w:line="256" w:lineRule="auto"/>
+        <w:rPr>
+          <w:rFonts w:ascii="Times New Roman" w:hAnsi="Times New Roman" w:cs="Times New Roman"/>
+          <w:sz w:val="26"/>
+          <w:szCs w:val="26"/>
+        </w:rPr>
+      </w:pPr>
+      <w:r>
+        <w:rPr>
+          <w:rFonts w:ascii="Times New Roman" w:hAnsi="Times New Roman" w:cs="Times New Roman"/>
+          <w:sz w:val="26"/>
+          <w:szCs w:val="26"/>
+        </w:rPr>
+        <w:t>Viết Dockerfile cho ứng dụng Node.js (ví dụ: REST API đơn giản).</w:t>
+      </w:r>
+      <w:r>
+        <w:rPr>
+          <w:rFonts w:ascii="Times New Roman" w:hAnsi="Times New Roman" w:cs="Times New Roman"/>
+          <w:sz w:val="26"/>
+          <w:szCs w:val="26"/>
+        </w:rPr>
+        <w:tab/>
+      </w:r>
+    </w:p>
+    <w:p>
+      <w:pPr>
+        <w:spacing w:line="256" w:lineRule="auto"/>
+        <w:rPr>
+          <w:rFonts w:ascii="Times New Roman" w:hAnsi="Times New Roman" w:cs="Times New Roman"/>
+          <w:sz w:val="26"/>
+          <w:szCs w:val="26"/>
+        </w:rPr>
+      </w:pPr>
+      <w:r>
+        <w:rPr>
+          <w:rFonts w:ascii="Times New Roman" w:hAnsi="Times New Roman" w:cs="Times New Roman"/>
+          <w:sz w:val="26"/>
+          <w:szCs w:val="26"/>
+        </w:rPr>
+        <w:drawing>
+          <wp:inline distT="0" distB="0" distL="0" distR="0" wp14:anchorId="2492A357" wp14:editId="1747DFFA">
+            <wp:extent cx="5943600" cy="2886075"/>
+            <wp:effectExtent l="0" t="0" r="0" b="9525"/>
+            <wp:docPr id="51" name="Picture 51"/>
+            <wp:cNvGraphicFramePr>
+              <a:graphicFrameLocks xmlns:a="http://schemas.openxmlformats.org/drawingml/2006/main" noChangeAspect="1"/>
+            </wp:cNvGraphicFramePr>
+            <a:graphic xmlns:a="http://schemas.openxmlformats.org/drawingml/2006/main">
+              <a:graphicData uri="http://schemas.openxmlformats.org/drawingml/2006/picture">
+                <pic:pic xmlns:pic="http://schemas.openxmlformats.org/drawingml/2006/picture">
+                  <pic:nvPicPr>
+                    <pic:cNvPr id="1" name=""/>
+                    <pic:cNvPicPr/>
+                  </pic:nvPicPr>
+                  <pic:blipFill>
+                    <a:blip r:embed="rId50"/>
+                    <a:stretch>
+                      <a:fillRect/>
+                    </a:stretch>
+                  </pic:blipFill>
+                  <pic:spPr>
+                    <a:xfrm>
+                      <a:off x="0" y="0"/>
+                      <a:ext cx="5943600" cy="2886075"/>
+                    </a:xfrm>
+                    <a:prstGeom prst="rect">
+                      <a:avLst/>
+                    </a:prstGeom>
+                  </pic:spPr>
+                </pic:pic>
+              </a:graphicData>
+            </a:graphic>
+          </wp:inline>
+        </w:drawing>
+      </w:r>
+    </w:p>
+    <w:p>
+      <w:pPr>
+        <w:pStyle w:val="ListParagraph"/>
+        <w:numPr>
+          <w:ilvl w:val="0"/>
+          <w:numId w:val="5"/>
+        </w:numPr>
+        <w:spacing w:line="256" w:lineRule="auto"/>
+        <w:rPr>
+          <w:rFonts w:ascii="Times New Roman" w:hAnsi="Times New Roman" w:cs="Times New Roman"/>
+          <w:sz w:val="26"/>
+          <w:szCs w:val="26"/>
+        </w:rPr>
+      </w:pPr>
+      <w:r>
+        <w:rPr>
+          <w:rFonts w:ascii="Times New Roman" w:hAnsi="Times New Roman" w:cs="Times New Roman"/>
+          <w:sz w:val="26"/>
+          <w:szCs w:val="26"/>
+        </w:rPr>
+        <w:t>Sử dụng image mongo:latest (port 27017).</w:t>
+      </w:r>
+      <w:r>
+        <w:rPr>
+          <w:rFonts w:ascii="Times New Roman" w:hAnsi="Times New Roman" w:cs="Times New Roman"/>
+          <w:sz w:val="26"/>
+          <w:szCs w:val="26"/>
+        </w:rPr>
+        <w:tab/>
+      </w:r>
+      <w:r>
+        <w:rPr>
+          <w:rFonts w:ascii="Times New Roman" w:hAnsi="Times New Roman" w:cs="Times New Roman"/>
+          <w:sz w:val="26"/>
+          <w:szCs w:val="26"/>
+        </w:rPr>
+        <w:tab/>
+      </w:r>
+    </w:p>
+    <w:p>
+      <w:pPr>
+        <w:spacing w:line="256" w:lineRule="auto"/>
+        <w:rPr>
+          <w:rFonts w:ascii="Times New Roman" w:hAnsi="Times New Roman" w:cs="Times New Roman"/>
+          <w:sz w:val="26"/>
+          <w:szCs w:val="26"/>
+        </w:rPr>
+      </w:pPr>
+      <w:r>
+        <w:rPr>
+          <w:rFonts w:ascii="Times New Roman" w:hAnsi="Times New Roman" w:cs="Times New Roman"/>
+          <w:sz w:val="26"/>
+          <w:szCs w:val="26"/>
+        </w:rPr>
+        <w:drawing>
+          <wp:inline distT="0" distB="0" distL="0" distR="0" wp14:anchorId="16EC7FA6" wp14:editId="0CB4FAF3">
+            <wp:extent cx="5943600" cy="443865"/>
+            <wp:effectExtent l="0" t="0" r="0" b="0"/>
+            <wp:docPr id="52" name="Picture 52"/>
+            <wp:cNvGraphicFramePr>
+              <a:graphicFrameLocks xmlns:a="http://schemas.openxmlformats.org/drawingml/2006/main" noChangeAspect="1"/>
+            </wp:cNvGraphicFramePr>
+            <a:graphic xmlns:a="http://schemas.openxmlformats.org/drawingml/2006/main">
+              <a:graphicData uri="http://schemas.openxmlformats.org/drawingml/2006/picture">
+                <pic:pic xmlns:pic="http://schemas.openxmlformats.org/drawingml/2006/picture">
+                  <pic:nvPicPr>
+                    <pic:cNvPr id="1" name=""/>
+                    <pic:cNvPicPr/>
+                  </pic:nvPicPr>
+                  <pic:blipFill>
+                    <a:blip r:embed="rId51"/>
+                    <a:stretch>
+                      <a:fillRect/>
+                    </a:stretch>
+                  </pic:blipFill>
+                  <pic:spPr>
+                    <a:xfrm>
+                      <a:off x="0" y="0"/>
+                      <a:ext cx="5943600" cy="443865"/>
+                    </a:xfrm>
+                    <a:prstGeom prst="rect">
+                      <a:avLst/>
+                    </a:prstGeom>
+                  </pic:spPr>
+                </pic:pic>
+              </a:graphicData>
+            </a:graphic>
+          </wp:inline>
+        </w:drawing>
+      </w:r>
+    </w:p>
+    <w:p>
+      <w:pPr>
+        <w:pStyle w:val="ListParagraph"/>
+        <w:numPr>
+          <w:ilvl w:val="0"/>
+          <w:numId w:val="5"/>
+        </w:numPr>
+        <w:spacing w:line="256" w:lineRule="auto"/>
+        <w:rPr>
+          <w:rFonts w:ascii="Times New Roman" w:hAnsi="Times New Roman" w:cs="Times New Roman"/>
+          <w:sz w:val="26"/>
+          <w:szCs w:val="26"/>
+        </w:rPr>
+      </w:pPr>
+      <w:r>
+        <w:rPr>
+          <w:rFonts w:ascii="Times New Roman" w:hAnsi="Times New Roman" w:cs="Times New Roman"/>
+          <w:sz w:val="26"/>
+          <w:szCs w:val="26"/>
+        </w:rPr>
+        <w:t>Volume cho MongoDB (/data/db).</w:t>
+      </w:r>
+      <w:r>
+        <w:rPr>
+          <w:rFonts w:ascii="Times New Roman" w:hAnsi="Times New Roman" w:cs="Times New Roman"/>
+          <w:sz w:val="26"/>
+          <w:szCs w:val="26"/>
+        </w:rPr>
+        <w:tab/>
+      </w:r>
+    </w:p>
+    <w:p>
+      <w:pPr>
+        <w:spacing w:line="256" w:lineRule="auto"/>
+        <w:rPr>
+          <w:rFonts w:ascii="Times New Roman" w:hAnsi="Times New Roman" w:cs="Times New Roman"/>
+          <w:sz w:val="26"/>
+          <w:szCs w:val="26"/>
+        </w:rPr>
+      </w:pPr>
+      <w:r>
+        <w:rPr>
+          <w:rFonts w:ascii="Times New Roman" w:hAnsi="Times New Roman" w:cs="Times New Roman"/>
+          <w:sz w:val="26"/>
+          <w:szCs w:val="26"/>
+        </w:rPr>
+        <w:drawing>
+          <wp:inline distT="0" distB="0" distL="0" distR="0" wp14:anchorId="4EDC6515" wp14:editId="6E73A955">
+            <wp:extent cx="5943600" cy="492760"/>
+            <wp:effectExtent l="0" t="0" r="0" b="2540"/>
+            <wp:docPr id="53" name="Picture 53"/>
+            <wp:cNvGraphicFramePr>
+              <a:graphicFrameLocks xmlns:a="http://schemas.openxmlformats.org/drawingml/2006/main" noChangeAspect="1"/>
+            </wp:cNvGraphicFramePr>
+            <a:graphic xmlns:a="http://schemas.openxmlformats.org/drawingml/2006/main">
+              <a:graphicData uri="http://schemas.openxmlformats.org/drawingml/2006/picture">
+                <pic:pic xmlns:pic="http://schemas.openxmlformats.org/drawingml/2006/picture">
+                  <pic:nvPicPr>
+                    <pic:cNvPr id="1" name=""/>
+                    <pic:cNvPicPr/>
+                  </pic:nvPicPr>
+                  <pic:blipFill>
+                    <a:blip r:embed="rId52"/>
+                    <a:stretch>
+                      <a:fillRect/>
+                    </a:stretch>
+                  </pic:blipFill>
+                  <pic:spPr>
+                    <a:xfrm>
+                      <a:off x="0" y="0"/>
+                      <a:ext cx="5943600" cy="492760"/>
+                    </a:xfrm>
+                    <a:prstGeom prst="rect">
+                      <a:avLst/>
+                    </a:prstGeom>
+                  </pic:spPr>
+                </pic:pic>
+              </a:graphicData>
+            </a:graphic>
+          </wp:inline>
+        </w:drawing>
+      </w:r>
+      <w:r>
+        <w:rPr>
+          <w:rFonts w:ascii="Times New Roman" w:hAnsi="Times New Roman" w:cs="Times New Roman"/>
+          <w:sz w:val="26"/>
+          <w:szCs w:val="26"/>
+        </w:rPr>
+        <w:tab/>
+      </w:r>
+      <w:r>
+        <w:rPr>
+          <w:rFonts w:ascii="Times New Roman" w:hAnsi="Times New Roman" w:cs="Times New Roman"/>
+          <w:sz w:val="26"/>
+          <w:szCs w:val="26"/>
+        </w:rPr>
+        <w:tab/>
+      </w:r>
+      <w:r>
+        <w:rPr>
+          <w:rFonts w:ascii="Times New Roman" w:hAnsi="Times New Roman" w:cs="Times New Roman"/>
+          <w:sz w:val="26"/>
+          <w:szCs w:val="26"/>
+        </w:rPr>
+        <w:tab/>
+      </w:r>
+    </w:p>
+    <w:p>
+      <w:pPr>
+        <w:pStyle w:val="ListParagraph"/>
+        <w:numPr>
+          <w:ilvl w:val="0"/>
+          <w:numId w:val="5"/>
+        </w:numPr>
+        <w:spacing w:line="256" w:lineRule="auto"/>
+        <w:rPr>
+          <w:rFonts w:ascii="Times New Roman" w:hAnsi="Times New Roman" w:cs="Times New Roman"/>
+          <w:sz w:val="26"/>
+          <w:szCs w:val="26"/>
+        </w:rPr>
+      </w:pPr>
+      <w:r>
+        <w:rPr>
+          <w:rFonts w:ascii="Times New Roman" w:hAnsi="Times New Roman" w:cs="Times New Roman"/>
+          <w:sz w:val="26"/>
+          <w:szCs w:val="26"/>
+        </w:rPr>
+        <w:t>Đảm bảo Node.js service khởi động sau MongoDB (depends_on + healthcheck).</w:t>
+      </w:r>
+      <w:r>
+        <w:rPr>
+          <w:rFonts w:ascii="Times New Roman" w:hAnsi="Times New Roman" w:cs="Times New Roman"/>
+          <w:sz w:val="26"/>
+          <w:szCs w:val="26"/>
+        </w:rPr>
+        <w:tab/>
+      </w:r>
+      <w:r>
+        <w:rPr>
+          <w:rFonts w:ascii="Times New Roman" w:hAnsi="Times New Roman" w:cs="Times New Roman"/>
+          <w:sz w:val="26"/>
+          <w:szCs w:val="26"/>
+        </w:rPr>
+        <w:tab/>
+      </w:r>
+      <w:r>
+        <w:rPr>
+          <w:rFonts w:ascii="Times New Roman" w:hAnsi="Times New Roman" w:cs="Times New Roman"/>
+          <w:sz w:val="26"/>
+          <w:szCs w:val="26"/>
+        </w:rPr>
+        <w:tab/>
+      </w:r>
+      <w:r>
+        <w:rPr>
+          <w:rFonts w:ascii="Times New Roman" w:hAnsi="Times New Roman" w:cs="Times New Roman"/>
+          <w:sz w:val="26"/>
+          <w:szCs w:val="26"/>
+        </w:rPr>
+        <w:tab/>
+      </w:r>
+    </w:p>
+    <w:p>
+      <w:pPr>
+        <w:rPr>
+          <w:rFonts w:ascii="Times New Roman" w:hAnsi="Times New Roman" w:cs="Times New Roman"/>
+          <w:sz w:val="26"/>
+          <w:szCs w:val="26"/>
+        </w:rPr>
+      </w:pPr>
+      <w:r>
+        <w:rPr>
+          <w:rFonts w:ascii="Times New Roman" w:hAnsi="Times New Roman" w:cs="Times New Roman"/>
+          <w:sz w:val="26"/>
+          <w:szCs w:val="26"/>
+        </w:rPr>
+        <w:lastRenderedPageBreak/>
+        <w:drawing>
+          <wp:inline distT="0" distB="0" distL="0" distR="0" wp14:anchorId="3C8E578B" wp14:editId="0D69DBF1">
+            <wp:extent cx="5943600" cy="1400175"/>
+            <wp:effectExtent l="0" t="0" r="0" b="9525"/>
+            <wp:docPr id="54" name="Picture 54"/>
+            <wp:cNvGraphicFramePr>
+              <a:graphicFrameLocks xmlns:a="http://schemas.openxmlformats.org/drawingml/2006/main" noChangeAspect="1"/>
+            </wp:cNvGraphicFramePr>
+            <a:graphic xmlns:a="http://schemas.openxmlformats.org/drawingml/2006/main">
+              <a:graphicData uri="http://schemas.openxmlformats.org/drawingml/2006/picture">
+                <pic:pic xmlns:pic="http://schemas.openxmlformats.org/drawingml/2006/picture">
+                  <pic:nvPicPr>
+                    <pic:cNvPr id="1" name=""/>
+                    <pic:cNvPicPr/>
+                  </pic:nvPicPr>
+                  <pic:blipFill>
+                    <a:blip r:embed="rId53"/>
+                    <a:stretch>
+                      <a:fillRect/>
+                    </a:stretch>
+                  </pic:blipFill>
+                  <pic:spPr>
+                    <a:xfrm>
+                      <a:off x="0" y="0"/>
+                      <a:ext cx="5943600" cy="1400175"/>
+                    </a:xfrm>
+                    <a:prstGeom prst="rect">
+                      <a:avLst/>
+                    </a:prstGeom>
+                  </pic:spPr>
+                </pic:pic>
+              </a:graphicData>
+            </a:graphic>
+          </wp:inline>
+        </w:drawing>
+      </w:r>
+    </w:p>
+    <w:p>
+      <w:pPr>
+        <w:pStyle w:val="ListParagraph"/>
+        <w:numPr>
+          <w:ilvl w:val="0"/>
+          <w:numId w:val="16"/>
+        </w:numPr>
+        <w:rPr>
+          <w:rFonts w:ascii="Times New Roman" w:hAnsi="Times New Roman" w:cs="Times New Roman"/>
+          <w:sz w:val="26"/>
+          <w:szCs w:val="26"/>
+        </w:rPr>
+      </w:pPr>
+      <w:r>
+        <w:rPr>
+          <w:rFonts w:ascii="Times New Roman" w:hAnsi="Times New Roman" w:cs="Times New Roman"/>
+          <w:sz w:val="26"/>
+          <w:szCs w:val="26"/>
+        </w:rPr>
+        <w:t>Kết quả</w:t>
+      </w:r>
+    </w:p>
+    <w:p>
+      <w:pPr>
+        <w:rPr>
+          <w:rFonts w:ascii="Times New Roman" w:hAnsi="Times New Roman" w:cs="Times New Roman"/>
+          <w:b/>
+          <w:bCs/>
+          <w:sz w:val="26"/>
+          <w:szCs w:val="26"/>
+        </w:rPr>
+      </w:pPr>
+      <w:r>
+        <w:rPr>
+          <w:rFonts w:ascii="Times New Roman" w:hAnsi="Times New Roman" w:cs="Times New Roman"/>
+          <w:sz w:val="26"/>
+          <w:szCs w:val="26"/>
+        </w:rPr>
+        <w:drawing>
+          <wp:inline distT="0" distB="0" distL="0" distR="0" wp14:anchorId="1904CB45" wp14:editId="750D84FD">
+            <wp:extent cx="5943600" cy="897890"/>
+            <wp:effectExtent l="0" t="0" r="0" b="0"/>
+            <wp:docPr id="55" name="Picture 55"/>
+            <wp:cNvGraphicFramePr>
+              <a:graphicFrameLocks xmlns:a="http://schemas.openxmlformats.org/drawingml/2006/main" noChangeAspect="1"/>
+            </wp:cNvGraphicFramePr>
+            <a:graphic xmlns:a="http://schemas.openxmlformats.org/drawingml/2006/main">
+              <a:graphicData uri="http://schemas.openxmlformats.org/drawingml/2006/picture">
+                <pic:pic xmlns:pic="http://schemas.openxmlformats.org/drawingml/2006/picture">
+                  <pic:nvPicPr>
+                    <pic:cNvPr id="1" name=""/>
+                    <pic:cNvPicPr/>
+                  </pic:nvPicPr>
+                  <pic:blipFill>
+                    <a:blip r:embed="rId54"/>
+                    <a:stretch>
+                      <a:fillRect/>
+                    </a:stretch>
+                  </pic:blipFill>
+                  <pic:spPr>
+                    <a:xfrm>
+                      <a:off x="0" y="0"/>
+                      <a:ext cx="5943600" cy="897890"/>
+                    </a:xfrm>
+                    <a:prstGeom prst="rect">
+                      <a:avLst/>
+                    </a:prstGeom>
+                  </pic:spPr>
+                </pic:pic>
+              </a:graphicData>
+            </a:graphic>
+          </wp:inline>
+        </w:drawing>
+      </w:r>
+    </w:p>
+    <w:p>
+      <w:pPr>
+        <w:rPr>
+          <w:rFonts w:ascii="Times New Roman" w:hAnsi="Times New Roman" w:cs="Times New Roman"/>
+          <w:b/>
+          <w:bCs/>
+          <w:sz w:val="26"/>
+          <w:szCs w:val="26"/>
+        </w:rPr>
+      </w:pPr>
+      <w:r>
+        <w:rPr>
+          <w:rFonts w:ascii="Times New Roman" w:hAnsi="Times New Roman" w:cs="Times New Roman"/>
+          <w:b/>
+          <w:bCs/>
+          <w:sz w:val="26"/>
+          <w:szCs w:val="26"/>
+        </w:rPr>
+        <w:tab/>
+        <w:t>Bài tập 4: Prometheus + Grafana Monitoring</w:t>
+      </w:r>
+      <w:r>
+        <w:rPr>
+          <w:rFonts w:ascii="Times New Roman" w:hAnsi="Times New Roman" w:cs="Times New Roman"/>
+          <w:b/>
+          <w:bCs/>
+          <w:sz w:val="26"/>
+          <w:szCs w:val="26"/>
+        </w:rPr>
+        <w:tab/>
+      </w:r>
+      <w:r>
+        <w:rPr>
+          <w:rFonts w:ascii="Times New Roman" w:hAnsi="Times New Roman" w:cs="Times New Roman"/>
+          <w:b/>
+          <w:bCs/>
+          <w:sz w:val="26"/>
+          <w:szCs w:val="26"/>
+        </w:rPr>
+        <w:tab/>
+      </w:r>
+      <w:r>
+        <w:rPr>
+          <w:rFonts w:ascii="Times New Roman" w:hAnsi="Times New Roman" w:cs="Times New Roman"/>
+          <w:b/>
+          <w:bCs/>
+          <w:sz w:val="26"/>
+          <w:szCs w:val="26"/>
+        </w:rPr>
+        <w:tab/>
+      </w:r>
+      <w:r>
+        <w:rPr>
+          <w:rFonts w:ascii="Times New Roman" w:hAnsi="Times New Roman" w:cs="Times New Roman"/>
+          <w:b/>
+          <w:bCs/>
+          <w:sz w:val="26"/>
+          <w:szCs w:val="26"/>
+        </w:rPr>
+        <w:tab/>
+      </w:r>
+      <w:r>
+        <w:rPr>
+          <w:rFonts w:ascii="Times New Roman" w:hAnsi="Times New Roman" w:cs="Times New Roman"/>
+          <w:b/>
+          <w:bCs/>
+          <w:sz w:val="26"/>
+          <w:szCs w:val="26"/>
+        </w:rPr>
+        <w:tab/>
+      </w:r>
+    </w:p>
+    <w:p>
+      <w:pPr>
+        <w:rPr>
+          <w:rFonts w:ascii="Times New Roman" w:hAnsi="Times New Roman" w:cs="Times New Roman"/>
+          <w:sz w:val="26"/>
+          <w:szCs w:val="26"/>
+        </w:rPr>
+      </w:pPr>
+      <w:r>
+        <w:rPr>
+          <w:rFonts w:ascii="Times New Roman" w:hAnsi="Times New Roman" w:cs="Times New Roman"/>
+          <w:b/>
+          <w:bCs/>
+          <w:sz w:val="26"/>
+          <w:szCs w:val="26"/>
+        </w:rPr>
+        <w:tab/>
+        <w:t>Mục tiêu: Giám sát Docker containers dùng Prometheus và Grafana.</w:t>
+      </w:r>
+      <w:r>
+        <w:rPr>
+          <w:rFonts w:ascii="Times New Roman" w:hAnsi="Times New Roman" w:cs="Times New Roman"/>
+          <w:b/>
+          <w:bCs/>
+          <w:sz w:val="26"/>
+          <w:szCs w:val="26"/>
+        </w:rPr>
+        <w:tab/>
+      </w:r>
+      <w:r>
+        <w:rPr>
+          <w:rFonts w:ascii="Times New Roman" w:hAnsi="Times New Roman" w:cs="Times New Roman"/>
+          <w:sz w:val="26"/>
+          <w:szCs w:val="26"/>
+        </w:rPr>
+        <w:tab/>
+      </w:r>
+    </w:p>
+    <w:p>
+      <w:pPr>
+        <w:rPr>
+          <w:rFonts w:ascii="Times New Roman" w:hAnsi="Times New Roman" w:cs="Times New Roman"/>
+          <w:sz w:val="26"/>
+          <w:szCs w:val="26"/>
+        </w:rPr>
+      </w:pPr>
+      <w:r>
+        <w:rPr>
+          <w:rFonts w:ascii="Times New Roman" w:hAnsi="Times New Roman" w:cs="Times New Roman"/>
+          <w:sz w:val="26"/>
+          <w:szCs w:val="26"/>
+        </w:rPr>
+        <w:tab/>
+        <w:t>Yêu cầu:</w:t>
+      </w:r>
+      <w:r>
+        <w:rPr>
+          <w:rFonts w:ascii="Times New Roman" w:hAnsi="Times New Roman" w:cs="Times New Roman"/>
+          <w:sz w:val="26"/>
+          <w:szCs w:val="26"/>
+        </w:rPr>
+        <w:tab/>
+      </w:r>
+      <w:r>
+        <w:rPr>
+          <w:rFonts w:ascii="Times New Roman" w:hAnsi="Times New Roman" w:cs="Times New Roman"/>
+          <w:sz w:val="26"/>
+          <w:szCs w:val="26"/>
+        </w:rPr>
+        <w:tab/>
+      </w:r>
+      <w:r>
+        <w:rPr>
+          <w:rFonts w:ascii="Times New Roman" w:hAnsi="Times New Roman" w:cs="Times New Roman"/>
+          <w:sz w:val="26"/>
+          <w:szCs w:val="26"/>
+        </w:rPr>
+        <w:tab/>
+      </w:r>
+      <w:r>
+        <w:rPr>
+          <w:rFonts w:ascii="Times New Roman" w:hAnsi="Times New Roman" w:cs="Times New Roman"/>
+          <w:sz w:val="26"/>
+          <w:szCs w:val="26"/>
+        </w:rPr>
+        <w:tab/>
+      </w:r>
+      <w:r>
+        <w:rPr>
+          <w:rFonts w:ascii="Times New Roman" w:hAnsi="Times New Roman" w:cs="Times New Roman"/>
+          <w:sz w:val="26"/>
+          <w:szCs w:val="26"/>
+        </w:rPr>
+        <w:tab/>
+      </w:r>
+    </w:p>
+    <w:p>
+      <w:pPr>
+        <w:pStyle w:val="ListParagraph"/>
+        <w:numPr>
+          <w:ilvl w:val="0"/>
+          <w:numId w:val="7"/>
+        </w:numPr>
+        <w:spacing w:line="256" w:lineRule="auto"/>
+        <w:rPr>
+          <w:rFonts w:ascii="Times New Roman" w:hAnsi="Times New Roman" w:cs="Times New Roman"/>
+          <w:sz w:val="26"/>
+          <w:szCs w:val="26"/>
+        </w:rPr>
+      </w:pPr>
+      <w:r>
+        <w:rPr>
+          <w:rFonts w:ascii="Times New Roman" w:hAnsi="Times New Roman" w:cs="Times New Roman"/>
+          <w:sz w:val="26"/>
+          <w:szCs w:val="26"/>
+        </w:rPr>
+        <w:t>Service Prometheus (port 9090) với file cấu hình thu thập metrics từ Docker.</w:t>
+      </w:r>
+      <w:r>
+        <w:rPr>
+          <w:rFonts w:ascii="Times New Roman" w:hAnsi="Times New Roman" w:cs="Times New Roman"/>
+          <w:sz w:val="26"/>
+          <w:szCs w:val="26"/>
+        </w:rPr>
+        <w:tab/>
+      </w:r>
+    </w:p>
+    <w:p>
+      <w:pPr>
+        <w:spacing w:line="256" w:lineRule="auto"/>
+        <w:rPr>
+          <w:rFonts w:ascii="Times New Roman" w:hAnsi="Times New Roman" w:cs="Times New Roman"/>
+          <w:sz w:val="26"/>
+          <w:szCs w:val="26"/>
+        </w:rPr>
+      </w:pPr>
+      <w:r>
+        <w:rPr>
+          <w:rFonts w:ascii="Times New Roman" w:hAnsi="Times New Roman" w:cs="Times New Roman"/>
+          <w:sz w:val="26"/>
+          <w:szCs w:val="26"/>
+        </w:rPr>
+        <w:drawing>
+          <wp:inline distT="0" distB="0" distL="0" distR="0" wp14:anchorId="7D7287C4" wp14:editId="7CC05B01">
+            <wp:extent cx="5354726" cy="722545"/>
+            <wp:effectExtent l="0" t="0" r="0" b="1905"/>
+            <wp:docPr id="56" name="Picture 56"/>
+            <wp:cNvGraphicFramePr>
+              <a:graphicFrameLocks xmlns:a="http://schemas.openxmlformats.org/drawingml/2006/main" noChangeAspect="1"/>
+            </wp:cNvGraphicFramePr>
+            <a:graphic xmlns:a="http://schemas.openxmlformats.org/drawingml/2006/main">
+              <a:graphicData uri="http://schemas.openxmlformats.org/drawingml/2006/picture">
+                <pic:pic xmlns:pic="http://schemas.openxmlformats.org/drawingml/2006/picture">
+                  <pic:nvPicPr>
+                    <pic:cNvPr id="1" name=""/>
+                    <pic:cNvPicPr/>
+                  </pic:nvPicPr>
+                  <pic:blipFill>
+                    <a:blip r:embed="rId55"/>
+                    <a:stretch>
+                      <a:fillRect/>
+                    </a:stretch>
+                  </pic:blipFill>
+                  <pic:spPr>
+                    <a:xfrm>
+                      <a:off x="0" y="0"/>
+                      <a:ext cx="5406049" cy="729470"/>
+                    </a:xfrm>
+                    <a:prstGeom prst="rect">
+                      <a:avLst/>
+                    </a:prstGeom>
+                  </pic:spPr>
+                </pic:pic>
+              </a:graphicData>
+            </a:graphic>
+          </wp:inline>
+        </w:drawing>
+      </w:r>
+    </w:p>
+    <w:p>
+      <w:pPr>
+        <w:spacing w:line="256" w:lineRule="auto"/>
+        <w:rPr>
+          <w:rFonts w:ascii="Times New Roman" w:hAnsi="Times New Roman" w:cs="Times New Roman"/>
+          <w:sz w:val="26"/>
+          <w:szCs w:val="26"/>
+        </w:rPr>
+      </w:pPr>
+      <w:r>
+        <w:rPr>
+          <w:rFonts w:ascii="Times New Roman" w:hAnsi="Times New Roman" w:cs="Times New Roman"/>
+          <w:sz w:val="26"/>
+          <w:szCs w:val="26"/>
+        </w:rPr>
+        <w:drawing>
+          <wp:inline distT="0" distB="0" distL="0" distR="0" wp14:anchorId="070C8B9A" wp14:editId="38CBA8E1">
+            <wp:extent cx="5296205" cy="1430994"/>
+            <wp:effectExtent l="0" t="0" r="0" b="0"/>
+            <wp:docPr id="59" name="Picture 59"/>
+            <wp:cNvGraphicFramePr>
+              <a:graphicFrameLocks xmlns:a="http://schemas.openxmlformats.org/drawingml/2006/main" noChangeAspect="1"/>
+            </wp:cNvGraphicFramePr>
+            <a:graphic xmlns:a="http://schemas.openxmlformats.org/drawingml/2006/main">
+              <a:graphicData uri="http://schemas.openxmlformats.org/drawingml/2006/picture">
+                <pic:pic xmlns:pic="http://schemas.openxmlformats.org/drawingml/2006/picture">
+                  <pic:nvPicPr>
+                    <pic:cNvPr id="1" name=""/>
+                    <pic:cNvPicPr/>
+                  </pic:nvPicPr>
+                  <pic:blipFill>
+                    <a:blip r:embed="rId56"/>
+                    <a:stretch>
+                      <a:fillRect/>
+                    </a:stretch>
+                  </pic:blipFill>
+                  <pic:spPr>
+                    <a:xfrm>
+                      <a:off x="0" y="0"/>
+                      <a:ext cx="5306426" cy="1433756"/>
+                    </a:xfrm>
+                    <a:prstGeom prst="rect">
+                      <a:avLst/>
+                    </a:prstGeom>
+                  </pic:spPr>
+                </pic:pic>
+              </a:graphicData>
+            </a:graphic>
+          </wp:inline>
+        </w:drawing>
+      </w:r>
+    </w:p>
+    <w:p>
+      <w:pPr>
+        <w:pStyle w:val="ListParagraph"/>
+        <w:numPr>
+          <w:ilvl w:val="0"/>
+          <w:numId w:val="7"/>
+        </w:numPr>
+        <w:spacing w:line="256" w:lineRule="auto"/>
+        <w:rPr>
+          <w:rFonts w:ascii="Times New Roman" w:hAnsi="Times New Roman" w:cs="Times New Roman"/>
+          <w:sz w:val="26"/>
+          <w:szCs w:val="26"/>
+        </w:rPr>
+      </w:pPr>
+      <w:r>
+        <w:rPr>
+          <w:rFonts w:ascii="Times New Roman" w:hAnsi="Times New Roman" w:cs="Times New Roman"/>
+          <w:sz w:val="26"/>
+          <w:szCs w:val="26"/>
+        </w:rPr>
+        <w:t>Service Grafana (port 3000) kết nối đến Prometheus.</w:t>
+      </w:r>
+      <w:r>
+        <w:rPr>
+          <w:rFonts w:ascii="Times New Roman" w:hAnsi="Times New Roman" w:cs="Times New Roman"/>
+          <w:sz w:val="26"/>
+          <w:szCs w:val="26"/>
+        </w:rPr>
+        <w:tab/>
+      </w:r>
+    </w:p>
+    <w:p>
+      <w:pPr>
+        <w:spacing w:line="256" w:lineRule="auto"/>
+        <w:rPr>
+          <w:rFonts w:ascii="Times New Roman" w:hAnsi="Times New Roman" w:cs="Times New Roman"/>
+          <w:sz w:val="26"/>
+          <w:szCs w:val="26"/>
+        </w:rPr>
+      </w:pPr>
+      <w:r>
+        <w:rPr>
+          <w:rFonts w:ascii="Times New Roman" w:hAnsi="Times New Roman" w:cs="Times New Roman"/>
+          <w:sz w:val="26"/>
+          <w:szCs w:val="26"/>
+        </w:rPr>
+        <w:drawing>
+          <wp:inline distT="0" distB="0" distL="0" distR="0" wp14:anchorId="790810E8" wp14:editId="6F6E7075">
+            <wp:extent cx="3883396" cy="416967"/>
+            <wp:effectExtent l="0" t="0" r="3175" b="2540"/>
+            <wp:docPr id="57" name="Picture 57"/>
+            <wp:cNvGraphicFramePr>
+              <a:graphicFrameLocks xmlns:a="http://schemas.openxmlformats.org/drawingml/2006/main" noChangeAspect="1"/>
+            </wp:cNvGraphicFramePr>
+            <a:graphic xmlns:a="http://schemas.openxmlformats.org/drawingml/2006/main">
+              <a:graphicData uri="http://schemas.openxmlformats.org/drawingml/2006/picture">
+                <pic:pic xmlns:pic="http://schemas.openxmlformats.org/drawingml/2006/picture">
+                  <pic:nvPicPr>
+                    <pic:cNvPr id="1" name=""/>
+                    <pic:cNvPicPr/>
+                  </pic:nvPicPr>
+                  <pic:blipFill>
+                    <a:blip r:embed="rId57"/>
+                    <a:stretch>
+                      <a:fillRect/>
+                    </a:stretch>
+                  </pic:blipFill>
+                  <pic:spPr>
+                    <a:xfrm>
+                      <a:off x="0" y="0"/>
+                      <a:ext cx="4040425" cy="433827"/>
+                    </a:xfrm>
+                    <a:prstGeom prst="rect">
+                      <a:avLst/>
+                    </a:prstGeom>
+                  </pic:spPr>
+                </pic:pic>
+              </a:graphicData>
+            </a:graphic>
+          </wp:inline>
+        </w:drawing>
+      </w:r>
+      <w:r>
+        <w:rPr>
+          <w:rFonts w:ascii="Times New Roman" w:hAnsi="Times New Roman" w:cs="Times New Roman"/>
+          <w:sz w:val="26"/>
+          <w:szCs w:val="26"/>
+        </w:rPr>
+        <w:drawing>
+          <wp:inline distT="0" distB="0" distL="0" distR="0" wp14:anchorId="1BFA451F" wp14:editId="61E7AFCB">
+            <wp:extent cx="5943600" cy="821055"/>
+            <wp:effectExtent l="0" t="0" r="0" b="0"/>
+            <wp:docPr id="58" name="Picture 58"/>
+            <wp:cNvGraphicFramePr>
+              <a:graphicFrameLocks xmlns:a="http://schemas.openxmlformats.org/drawingml/2006/main" noChangeAspect="1"/>
+            </wp:cNvGraphicFramePr>
+            <a:graphic xmlns:a="http://schemas.openxmlformats.org/drawingml/2006/main">
+              <a:graphicData uri="http://schemas.openxmlformats.org/drawingml/2006/picture">
+                <pic:pic xmlns:pic="http://schemas.openxmlformats.org/drawingml/2006/picture">
+                  <pic:nvPicPr>
+                    <pic:cNvPr id="1" name=""/>
+                    <pic:cNvPicPr/>
+                  </pic:nvPicPr>
+                  <pic:blipFill>
+                    <a:blip r:embed="rId58"/>
+                    <a:stretch>
+                      <a:fillRect/>
+                    </a:stretch>
+                  </pic:blipFill>
+                  <pic:spPr>
+                    <a:xfrm>
+                      <a:off x="0" y="0"/>
+                      <a:ext cx="5943600" cy="821055"/>
+                    </a:xfrm>
+                    <a:prstGeom prst="rect">
+                      <a:avLst/>
+                    </a:prstGeom>
+                  </pic:spPr>
+                </pic:pic>
+              </a:graphicData>
+            </a:graphic>
+          </wp:inline>
+        </w:drawing>
+      </w:r>
+    </w:p>
+    <w:p>
+      <w:pPr>
+        <w:spacing w:line="256" w:lineRule="auto"/>
+        <w:rPr>
+          <w:rFonts w:ascii="Times New Roman" w:hAnsi="Times New Roman" w:cs="Times New Roman"/>
+          <w:sz w:val="26"/>
+          <w:szCs w:val="26"/>
+        </w:rPr>
+      </w:pPr>
+      <w:r>
+        <w:rPr>
+          <w:rFonts w:ascii="Times New Roman" w:hAnsi="Times New Roman" w:cs="Times New Roman"/>
+          <w:sz w:val="26"/>
+          <w:szCs w:val="26"/>
+        </w:rPr>
+        <w:lastRenderedPageBreak/>
+        <w:drawing>
+          <wp:inline distT="0" distB="0" distL="0" distR="0" wp14:anchorId="6DEDC692" wp14:editId="6FB62B8C">
+            <wp:extent cx="5179162" cy="1937759"/>
+            <wp:effectExtent l="0" t="0" r="2540" b="5715"/>
+            <wp:docPr id="61" name="Picture 61"/>
+            <wp:cNvGraphicFramePr>
+              <a:graphicFrameLocks xmlns:a="http://schemas.openxmlformats.org/drawingml/2006/main" noChangeAspect="1"/>
+            </wp:cNvGraphicFramePr>
+            <a:graphic xmlns:a="http://schemas.openxmlformats.org/drawingml/2006/main">
+              <a:graphicData uri="http://schemas.openxmlformats.org/drawingml/2006/picture">
+                <pic:pic xmlns:pic="http://schemas.openxmlformats.org/drawingml/2006/picture">
+                  <pic:nvPicPr>
+                    <pic:cNvPr id="1" name=""/>
+                    <pic:cNvPicPr/>
+                  </pic:nvPicPr>
+                  <pic:blipFill>
+                    <a:blip r:embed="rId59"/>
+                    <a:stretch>
+                      <a:fillRect/>
+                    </a:stretch>
+                  </pic:blipFill>
+                  <pic:spPr>
+                    <a:xfrm>
+                      <a:off x="0" y="0"/>
+                      <a:ext cx="5185971" cy="1940306"/>
+                    </a:xfrm>
+                    <a:prstGeom prst="rect">
+                      <a:avLst/>
+                    </a:prstGeom>
+                  </pic:spPr>
+                </pic:pic>
+              </a:graphicData>
+            </a:graphic>
+          </wp:inline>
+        </w:drawing>
+      </w:r>
+    </w:p>
+    <w:p>
+      <w:pPr>
+        <w:spacing w:line="256" w:lineRule="auto"/>
+        <w:rPr>
+          <w:rFonts w:ascii="Times New Roman" w:hAnsi="Times New Roman" w:cs="Times New Roman"/>
+          <w:sz w:val="26"/>
+          <w:szCs w:val="26"/>
+        </w:rPr>
+      </w:pPr>
+      <w:r>
+        <w:rPr>
+          <w:rFonts w:ascii="Times New Roman" w:hAnsi="Times New Roman" w:cs="Times New Roman"/>
+          <w:sz w:val="26"/>
+          <w:szCs w:val="26"/>
+        </w:rPr>
+        <w:drawing>
+          <wp:inline distT="0" distB="0" distL="0" distR="0" wp14:anchorId="0A5E6BA3" wp14:editId="660928EB">
+            <wp:extent cx="5223053" cy="2680721"/>
+            <wp:effectExtent l="0" t="0" r="0" b="5715"/>
+            <wp:docPr id="60" name="Picture 60"/>
+            <wp:cNvGraphicFramePr>
+              <a:graphicFrameLocks xmlns:a="http://schemas.openxmlformats.org/drawingml/2006/main" noChangeAspect="1"/>
+            </wp:cNvGraphicFramePr>
+            <a:graphic xmlns:a="http://schemas.openxmlformats.org/drawingml/2006/main">
+              <a:graphicData uri="http://schemas.openxmlformats.org/drawingml/2006/picture">
+                <pic:pic xmlns:pic="http://schemas.openxmlformats.org/drawingml/2006/picture">
+                  <pic:nvPicPr>
+                    <pic:cNvPr id="1" name=""/>
+                    <pic:cNvPicPr/>
+                  </pic:nvPicPr>
+                  <pic:blipFill>
+                    <a:blip r:embed="rId60"/>
+                    <a:stretch>
+                      <a:fillRect/>
+                    </a:stretch>
+                  </pic:blipFill>
+                  <pic:spPr>
+                    <a:xfrm>
+                      <a:off x="0" y="0"/>
+                      <a:ext cx="5233683" cy="2686177"/>
+                    </a:xfrm>
+                    <a:prstGeom prst="rect">
+                      <a:avLst/>
+                    </a:prstGeom>
+                  </pic:spPr>
+                </pic:pic>
+              </a:graphicData>
+            </a:graphic>
+          </wp:inline>
+        </w:drawing>
+      </w:r>
+    </w:p>
+    <w:p>
+      <w:pPr>
+        <w:pStyle w:val="ListParagraph"/>
+        <w:numPr>
+          <w:ilvl w:val="0"/>
+          <w:numId w:val="7"/>
+        </w:numPr>
+        <w:spacing w:line="256" w:lineRule="auto"/>
+        <w:rPr>
+          <w:rFonts w:ascii="Times New Roman" w:hAnsi="Times New Roman" w:cs="Times New Roman"/>
+          <w:sz w:val="26"/>
+          <w:szCs w:val="26"/>
+        </w:rPr>
+      </w:pPr>
+      <w:r>
+        <w:rPr>
+          <w:rFonts w:ascii="Times New Roman" w:hAnsi="Times New Roman" w:cs="Times New Roman"/>
+          <w:sz w:val="26"/>
+          <w:szCs w:val="26"/>
+        </w:rPr>
+        <w:t>Volume để lưu dữ liệu Prometheus và Grafana.</w:t>
+      </w:r>
+      <w:r>
+        <w:rPr>
+          <w:rFonts w:ascii="Times New Roman" w:hAnsi="Times New Roman" w:cs="Times New Roman"/>
+          <w:sz w:val="26"/>
+          <w:szCs w:val="26"/>
+        </w:rPr>
+        <w:tab/>
+      </w:r>
+    </w:p>
+    <w:p>
+      <w:pPr>
+        <w:spacing w:line="256" w:lineRule="auto"/>
+        <w:rPr>
+          <w:rFonts w:ascii="Times New Roman" w:hAnsi="Times New Roman" w:cs="Times New Roman"/>
+          <w:sz w:val="26"/>
+          <w:szCs w:val="26"/>
+        </w:rPr>
+      </w:pPr>
+    </w:p>
+    <w:p>
+      <w:pPr>
+        <w:rPr>
+          <w:rFonts w:ascii="Times New Roman" w:hAnsi="Times New Roman" w:cs="Times New Roman"/>
+          <w:b/>
+          <w:bCs/>
+          <w:sz w:val="26"/>
+          <w:szCs w:val="26"/>
+        </w:rPr>
+      </w:pPr>
+      <w:r>
+        <w:rPr>
+          <w:rFonts w:ascii="Times New Roman" w:hAnsi="Times New Roman" w:cs="Times New Roman"/>
+          <w:b/>
+          <w:bCs/>
+          <w:sz w:val="26"/>
+          <w:szCs w:val="26"/>
+        </w:rPr>
+        <w:tab/>
+        <w:t>Bài tập 7: Elasticsearch + Kibana</w:t>
+      </w:r>
+      <w:r>
+        <w:rPr>
+          <w:rFonts w:ascii="Times New Roman" w:hAnsi="Times New Roman" w:cs="Times New Roman"/>
+          <w:b/>
+          <w:bCs/>
+          <w:sz w:val="26"/>
+          <w:szCs w:val="26"/>
+        </w:rPr>
+        <w:tab/>
+      </w:r>
+      <w:r>
+        <w:rPr>
+          <w:rFonts w:ascii="Times New Roman" w:hAnsi="Times New Roman" w:cs="Times New Roman"/>
+          <w:b/>
+          <w:bCs/>
+          <w:sz w:val="26"/>
+          <w:szCs w:val="26"/>
+        </w:rPr>
+        <w:tab/>
+      </w:r>
+      <w:r>
+        <w:rPr>
+          <w:rFonts w:ascii="Times New Roman" w:hAnsi="Times New Roman" w:cs="Times New Roman"/>
+          <w:b/>
+          <w:bCs/>
+          <w:sz w:val="26"/>
+          <w:szCs w:val="26"/>
+        </w:rPr>
+        <w:tab/>
+      </w:r>
+      <w:r>
+        <w:rPr>
+          <w:rFonts w:ascii="Times New Roman" w:hAnsi="Times New Roman" w:cs="Times New Roman"/>
+          <w:b/>
+          <w:bCs/>
+          <w:sz w:val="26"/>
+          <w:szCs w:val="26"/>
+        </w:rPr>
+        <w:tab/>
+      </w:r>
+      <w:r>
+        <w:rPr>
+          <w:rFonts w:ascii="Times New Roman" w:hAnsi="Times New Roman" w:cs="Times New Roman"/>
+          <w:b/>
+          <w:bCs/>
+          <w:sz w:val="26"/>
+          <w:szCs w:val="26"/>
+        </w:rPr>
+        <w:tab/>
+      </w:r>
+    </w:p>
+    <w:p>
+      <w:pPr>
+        <w:ind w:left="1440"/>
+        <w:rPr>
+          <w:rFonts w:ascii="Times New Roman" w:hAnsi="Times New Roman" w:cs="Times New Roman"/>
+          <w:sz w:val="26"/>
+          <w:szCs w:val="26"/>
+        </w:rPr>
+      </w:pPr>
+      <w:r>
+        <w:rPr>
+          <w:rFonts w:ascii="Times New Roman" w:hAnsi="Times New Roman" w:cs="Times New Roman"/>
+          <w:b/>
+          <w:bCs/>
+          <w:sz w:val="26"/>
+          <w:szCs w:val="26"/>
+        </w:rPr>
+        <w:t>Mục tiêu: Triển khai ELK stack đơn giản.</w:t>
+      </w:r>
+      <w:r>
+        <w:rPr>
+          <w:rFonts w:ascii="Times New Roman" w:hAnsi="Times New Roman" w:cs="Times New Roman"/>
+          <w:b/>
+          <w:bCs/>
+          <w:sz w:val="26"/>
+          <w:szCs w:val="26"/>
+        </w:rPr>
+        <w:tab/>
+      </w:r>
+      <w:r>
+        <w:rPr>
+          <w:rFonts w:ascii="Times New Roman" w:hAnsi="Times New Roman" w:cs="Times New Roman"/>
+          <w:sz w:val="26"/>
+          <w:szCs w:val="26"/>
+        </w:rPr>
+        <w:tab/>
+      </w:r>
+      <w:r>
+        <w:rPr>
+          <w:rFonts w:ascii="Times New Roman" w:hAnsi="Times New Roman" w:cs="Times New Roman"/>
+          <w:sz w:val="26"/>
+          <w:szCs w:val="26"/>
+        </w:rPr>
+        <w:tab/>
+      </w:r>
+      <w:r>
+        <w:rPr>
+          <w:rFonts w:ascii="Times New Roman" w:hAnsi="Times New Roman" w:cs="Times New Roman"/>
+          <w:sz w:val="26"/>
+          <w:szCs w:val="26"/>
+        </w:rPr>
+        <w:tab/>
+      </w:r>
+      <w:r>
+        <w:rPr>
+          <w:rFonts w:ascii="Times New Roman" w:hAnsi="Times New Roman" w:cs="Times New Roman"/>
+          <w:sz w:val="26"/>
+          <w:szCs w:val="26"/>
+        </w:rPr>
+        <w:tab/>
+      </w:r>
+    </w:p>
+    <w:p>
+      <w:pPr>
+        <w:rPr>
+          <w:rFonts w:ascii="Times New Roman" w:hAnsi="Times New Roman" w:cs="Times New Roman"/>
+          <w:sz w:val="26"/>
+          <w:szCs w:val="26"/>
+        </w:rPr>
+      </w:pPr>
+      <w:r>
+        <w:rPr>
+          <w:rFonts w:ascii="Times New Roman" w:hAnsi="Times New Roman" w:cs="Times New Roman"/>
+          <w:sz w:val="26"/>
+          <w:szCs w:val="26"/>
+        </w:rPr>
+        <w:tab/>
+        <w:t>Yêu cầu:</w:t>
+      </w:r>
+      <w:r>
+        <w:rPr>
+          <w:rFonts w:ascii="Times New Roman" w:hAnsi="Times New Roman" w:cs="Times New Roman"/>
+          <w:sz w:val="26"/>
+          <w:szCs w:val="26"/>
+        </w:rPr>
+        <w:tab/>
+      </w:r>
+      <w:r>
+        <w:rPr>
+          <w:rFonts w:ascii="Times New Roman" w:hAnsi="Times New Roman" w:cs="Times New Roman"/>
+          <w:sz w:val="26"/>
+          <w:szCs w:val="26"/>
+        </w:rPr>
+        <w:tab/>
+      </w:r>
+      <w:r>
+        <w:rPr>
+          <w:rFonts w:ascii="Times New Roman" w:hAnsi="Times New Roman" w:cs="Times New Roman"/>
+          <w:sz w:val="26"/>
+          <w:szCs w:val="26"/>
+        </w:rPr>
+        <w:tab/>
+      </w:r>
+      <w:r>
+        <w:rPr>
+          <w:rFonts w:ascii="Times New Roman" w:hAnsi="Times New Roman" w:cs="Times New Roman"/>
+          <w:sz w:val="26"/>
+          <w:szCs w:val="26"/>
+        </w:rPr>
+        <w:tab/>
+      </w:r>
+      <w:r>
+        <w:rPr>
+          <w:rFonts w:ascii="Times New Roman" w:hAnsi="Times New Roman" w:cs="Times New Roman"/>
+          <w:sz w:val="26"/>
+          <w:szCs w:val="26"/>
+        </w:rPr>
+        <w:tab/>
+      </w:r>
+    </w:p>
+    <w:p>
+      <w:pPr>
+        <w:pStyle w:val="ListParagraph"/>
+        <w:numPr>
+          <w:ilvl w:val="0"/>
+          <w:numId w:val="11"/>
+        </w:numPr>
+        <w:spacing w:line="256" w:lineRule="auto"/>
+        <w:rPr>
+          <w:rFonts w:ascii="Times New Roman" w:hAnsi="Times New Roman" w:cs="Times New Roman"/>
+          <w:sz w:val="26"/>
+          <w:szCs w:val="26"/>
+        </w:rPr>
+      </w:pPr>
+      <w:r>
+        <w:rPr>
+          <w:rFonts w:ascii="Times New Roman" w:hAnsi="Times New Roman" w:cs="Times New Roman"/>
+          <w:sz w:val="26"/>
+          <w:szCs w:val="26"/>
+        </w:rPr>
+        <w:t>Service Elasticsearch (port 9200) với volume.</w:t>
+      </w:r>
+      <w:r>
+        <w:rPr>
+          <w:rFonts w:ascii="Times New Roman" w:hAnsi="Times New Roman" w:cs="Times New Roman"/>
+          <w:sz w:val="26"/>
+          <w:szCs w:val="26"/>
+        </w:rPr>
+        <w:tab/>
+      </w:r>
+    </w:p>
+    <w:p>
+      <w:pPr>
+        <w:spacing w:line="256" w:lineRule="auto"/>
+        <w:rPr>
+          <w:rFonts w:ascii="Times New Roman" w:hAnsi="Times New Roman" w:cs="Times New Roman"/>
+          <w:sz w:val="26"/>
+          <w:szCs w:val="26"/>
+        </w:rPr>
+      </w:pPr>
+      <w:r>
+        <w:rPr>
+          <w:rFonts w:ascii="Times New Roman" w:hAnsi="Times New Roman" w:cs="Times New Roman"/>
+          <w:sz w:val="26"/>
+          <w:szCs w:val="26"/>
+        </w:rPr>
+        <w:drawing>
+          <wp:inline distT="0" distB="0" distL="0" distR="0" wp14:anchorId="1FE3FAE7" wp14:editId="09534139">
+            <wp:extent cx="5943600" cy="641350"/>
+            <wp:effectExtent l="0" t="0" r="0" b="6350"/>
+            <wp:docPr id="62" name="Picture 62"/>
+            <wp:cNvGraphicFramePr>
+              <a:graphicFrameLocks xmlns:a="http://schemas.openxmlformats.org/drawingml/2006/main" noChangeAspect="1"/>
+            </wp:cNvGraphicFramePr>
+            <a:graphic xmlns:a="http://schemas.openxmlformats.org/drawingml/2006/main">
+              <a:graphicData uri="http://schemas.openxmlformats.org/drawingml/2006/picture">
+                <pic:pic xmlns:pic="http://schemas.openxmlformats.org/drawingml/2006/picture">
+                  <pic:nvPicPr>
+                    <pic:cNvPr id="1" name=""/>
+                    <pic:cNvPicPr/>
+                  </pic:nvPicPr>
+                  <pic:blipFill>
+                    <a:blip r:embed="rId61"/>
+                    <a:stretch>
+                      <a:fillRect/>
+                    </a:stretch>
+                  </pic:blipFill>
+                  <pic:spPr>
+                    <a:xfrm>
+                      <a:off x="0" y="0"/>
+                      <a:ext cx="5943600" cy="641350"/>
+                    </a:xfrm>
+                    <a:prstGeom prst="rect">
+                      <a:avLst/>
+                    </a:prstGeom>
+                  </pic:spPr>
+                </pic:pic>
+              </a:graphicData>
+            </a:graphic>
+          </wp:inline>
+        </w:drawing>
+      </w:r>
+      <w:r>
+        <w:rPr>
+          <w:rFonts w:ascii="Times New Roman" w:hAnsi="Times New Roman" w:cs="Times New Roman"/>
+          <w:sz w:val="26"/>
+          <w:szCs w:val="26"/>
+        </w:rPr>
+        <w:tab/>
+      </w:r>
+      <w:r>
+        <w:rPr>
+          <w:rFonts w:ascii="Times New Roman" w:hAnsi="Times New Roman" w:cs="Times New Roman"/>
+          <w:sz w:val="26"/>
+          <w:szCs w:val="26"/>
+        </w:rPr>
+        <w:tab/>
+      </w:r>
+      <w:r>
+        <w:rPr>
+          <w:rFonts w:ascii="Times New Roman" w:hAnsi="Times New Roman" w:cs="Times New Roman"/>
+          <w:sz w:val="26"/>
+          <w:szCs w:val="26"/>
+        </w:rPr>
+        <w:tab/>
+      </w:r>
+    </w:p>
+    <w:p>
+      <w:pPr>
+        <w:pStyle w:val="ListParagraph"/>
+        <w:numPr>
+          <w:ilvl w:val="0"/>
+          <w:numId w:val="11"/>
+        </w:numPr>
+        <w:spacing w:line="256" w:lineRule="auto"/>
+        <w:rPr>
+          <w:rFonts w:ascii="Times New Roman" w:hAnsi="Times New Roman" w:cs="Times New Roman"/>
+          <w:sz w:val="26"/>
+          <w:szCs w:val="26"/>
+        </w:rPr>
+      </w:pPr>
+      <w:r>
+        <w:rPr>
+          <w:rFonts w:ascii="Times New Roman" w:hAnsi="Times New Roman" w:cs="Times New Roman"/>
+          <w:sz w:val="26"/>
+          <w:szCs w:val="26"/>
+        </w:rPr>
+        <w:t>Service Kibana (port 5601) kết nối với Elasticsearch.</w:t>
+      </w:r>
+      <w:r>
+        <w:rPr>
+          <w:rFonts w:ascii="Times New Roman" w:hAnsi="Times New Roman" w:cs="Times New Roman"/>
+          <w:sz w:val="26"/>
+          <w:szCs w:val="26"/>
+        </w:rPr>
+        <w:tab/>
+      </w:r>
+    </w:p>
+    <w:p>
+      <w:pPr>
+        <w:spacing w:line="256" w:lineRule="auto"/>
+        <w:rPr>
+          <w:rFonts w:ascii="Times New Roman" w:hAnsi="Times New Roman" w:cs="Times New Roman"/>
+          <w:sz w:val="26"/>
+          <w:szCs w:val="26"/>
+        </w:rPr>
+      </w:pPr>
+      <w:r>
+        <w:rPr>
+          <w:rFonts w:ascii="Times New Roman" w:hAnsi="Times New Roman" w:cs="Times New Roman"/>
+          <w:sz w:val="26"/>
+          <w:szCs w:val="26"/>
+        </w:rPr>
+        <w:lastRenderedPageBreak/>
+        <w:drawing>
+          <wp:inline distT="0" distB="0" distL="0" distR="0" wp14:anchorId="37A3B0A7" wp14:editId="06C731AA">
+            <wp:extent cx="5943600" cy="641350"/>
+            <wp:effectExtent l="0" t="0" r="0" b="6350"/>
+            <wp:docPr id="63" name="Picture 63"/>
+            <wp:cNvGraphicFramePr>
+              <a:graphicFrameLocks xmlns:a="http://schemas.openxmlformats.org/drawingml/2006/main" noChangeAspect="1"/>
+            </wp:cNvGraphicFramePr>
+            <a:graphic xmlns:a="http://schemas.openxmlformats.org/drawingml/2006/main">
+              <a:graphicData uri="http://schemas.openxmlformats.org/drawingml/2006/picture">
+                <pic:pic xmlns:pic="http://schemas.openxmlformats.org/drawingml/2006/picture">
+                  <pic:nvPicPr>
+                    <pic:cNvPr id="1" name=""/>
+                    <pic:cNvPicPr/>
+                  </pic:nvPicPr>
+                  <pic:blipFill>
+                    <a:blip r:embed="rId61"/>
+                    <a:stretch>
+                      <a:fillRect/>
+                    </a:stretch>
+                  </pic:blipFill>
+                  <pic:spPr>
+                    <a:xfrm>
+                      <a:off x="0" y="0"/>
+                      <a:ext cx="5943600" cy="641350"/>
+                    </a:xfrm>
+                    <a:prstGeom prst="rect">
+                      <a:avLst/>
+                    </a:prstGeom>
+                  </pic:spPr>
+                </pic:pic>
+              </a:graphicData>
+            </a:graphic>
+          </wp:inline>
+        </w:drawing>
+      </w:r>
+      <w:r>
+        <w:rPr>
+          <w:rFonts w:ascii="Times New Roman" w:hAnsi="Times New Roman" w:cs="Times New Roman"/>
+          <w:sz w:val="26"/>
+          <w:szCs w:val="26"/>
+        </w:rPr>
+        <w:tab/>
+      </w:r>
+      <w:r>
+        <w:rPr>
+          <w:rFonts w:ascii="Times New Roman" w:hAnsi="Times New Roman" w:cs="Times New Roman"/>
+          <w:sz w:val="26"/>
+          <w:szCs w:val="26"/>
+        </w:rPr>
+        <w:tab/>
+      </w:r>
+    </w:p>
+    <w:p>
+      <w:pPr>
+        <w:pStyle w:val="ListParagraph"/>
+        <w:numPr>
+          <w:ilvl w:val="0"/>
+          <w:numId w:val="11"/>
+        </w:numPr>
+        <w:spacing w:line="256" w:lineRule="auto"/>
+        <w:rPr>
+          <w:rFonts w:ascii="Times New Roman" w:hAnsi="Times New Roman" w:cs="Times New Roman"/>
+          <w:sz w:val="26"/>
+          <w:szCs w:val="26"/>
+        </w:rPr>
+      </w:pPr>
+      <w:r>
+        <w:rPr>
+          <w:rFonts w:ascii="Times New Roman" w:hAnsi="Times New Roman" w:cs="Times New Roman"/>
+          <w:sz w:val="26"/>
+          <w:szCs w:val="26"/>
+        </w:rPr>
+        <w:t>Thiết lập environment variables cho credentials.</w:t>
+      </w:r>
+      <w:r>
+        <w:rPr>
+          <w:rFonts w:ascii="Times New Roman" w:hAnsi="Times New Roman" w:cs="Times New Roman"/>
+          <w:sz w:val="26"/>
+          <w:szCs w:val="26"/>
+        </w:rPr>
+        <w:tab/>
+      </w:r>
+      <w:r>
+        <w:rPr>
+          <w:rFonts w:ascii="Times New Roman" w:hAnsi="Times New Roman" w:cs="Times New Roman"/>
+          <w:sz w:val="26"/>
+          <w:szCs w:val="26"/>
+        </w:rPr>
+        <w:tab/>
+      </w:r>
+      <w:r>
+        <w:rPr>
+          <w:rFonts w:ascii="Times New Roman" w:hAnsi="Times New Roman" w:cs="Times New Roman"/>
+          <w:sz w:val="26"/>
+          <w:szCs w:val="26"/>
+        </w:rPr>
+        <w:tab/>
+      </w:r>
+      <w:r>
+        <w:rPr>
+          <w:rFonts w:ascii="Times New Roman" w:hAnsi="Times New Roman" w:cs="Times New Roman"/>
+          <w:sz w:val="26"/>
+          <w:szCs w:val="26"/>
+        </w:rPr>
+        <w:tab/>
+      </w:r>
+    </w:p>
+    <w:p>
+      <w:pPr>
+        <w:pStyle w:val="ListParagraph"/>
+        <w:numPr>
+          <w:ilvl w:val="0"/>
+          <w:numId w:val="16"/>
+        </w:numPr>
+        <w:rPr>
+          <w:rFonts w:ascii="Times New Roman" w:hAnsi="Times New Roman" w:cs="Times New Roman"/>
+          <w:sz w:val="26"/>
+          <w:szCs w:val="26"/>
+        </w:rPr>
+      </w:pPr>
+      <w:r>
+        <w:rPr>
+          <w:rFonts w:ascii="Times New Roman" w:hAnsi="Times New Roman" w:cs="Times New Roman"/>
+          <w:sz w:val="26"/>
+          <w:szCs w:val="26"/>
+        </w:rPr>
+        <w:t>Kết quả</w:t>
+      </w:r>
+    </w:p>
+    <w:p>
+      <w:pPr>
+        <w:ind w:left="360"/>
+        <w:rPr>
+          <w:rFonts w:ascii="Times New Roman" w:hAnsi="Times New Roman" w:cs="Times New Roman"/>
+          <w:sz w:val="26"/>
+          <w:szCs w:val="26"/>
+        </w:rPr>
+      </w:pPr>
+      <w:r>
+        <w:rPr>
+          <w:rFonts w:ascii="Times New Roman" w:hAnsi="Times New Roman" w:cs="Times New Roman"/>
+          <w:sz w:val="26"/>
+          <w:szCs w:val="26"/>
+        </w:rPr>
+        <w:drawing>
+          <wp:inline distT="0" distB="0" distL="0" distR="0" wp14:anchorId="47BFFA08" wp14:editId="5AAF4477">
+            <wp:extent cx="5943600" cy="2018665"/>
+            <wp:effectExtent l="0" t="0" r="0" b="635"/>
+            <wp:docPr id="64" name="Picture 64"/>
+            <wp:cNvGraphicFramePr>
+              <a:graphicFrameLocks xmlns:a="http://schemas.openxmlformats.org/drawingml/2006/main" noChangeAspect="1"/>
+            </wp:cNvGraphicFramePr>
+            <a:graphic xmlns:a="http://schemas.openxmlformats.org/drawingml/2006/main">
+              <a:graphicData uri="http://schemas.openxmlformats.org/drawingml/2006/picture">
+                <pic:pic xmlns:pic="http://schemas.openxmlformats.org/drawingml/2006/picture">
+                  <pic:nvPicPr>
+                    <pic:cNvPr id="1" name=""/>
+                    <pic:cNvPicPr/>
+                  </pic:nvPicPr>
+                  <pic:blipFill>
+                    <a:blip r:embed="rId62"/>
+                    <a:stretch>
+                      <a:fillRect/>
+                    </a:stretch>
+                  </pic:blipFill>
+                  <pic:spPr>
+                    <a:xfrm>
+                      <a:off x="0" y="0"/>
+                      <a:ext cx="5943600" cy="2018665"/>
+                    </a:xfrm>
+                    <a:prstGeom prst="rect">
+                      <a:avLst/>
+                    </a:prstGeom>
+                  </pic:spPr>
+                </pic:pic>
+              </a:graphicData>
+            </a:graphic>
+          </wp:inline>
+        </w:drawing>
+      </w:r>
+    </w:p>
+    <w:p>
+      <w:pPr>
+        <w:ind w:left="360"/>
+        <w:rPr>
+          <w:rFonts w:ascii="Times New Roman" w:hAnsi="Times New Roman" w:cs="Times New Roman"/>
+          <w:sz w:val="26"/>
+          <w:szCs w:val="26"/>
+        </w:rPr>
+      </w:pPr>
+      <w:r>
+        <w:rPr>
+          <w:rFonts w:ascii="Times New Roman" w:hAnsi="Times New Roman" w:cs="Times New Roman"/>
+          <w:sz w:val="26"/>
+          <w:szCs w:val="26"/>
+        </w:rPr>
+        <w:drawing>
+          <wp:inline distT="0" distB="0" distL="0" distR="0" wp14:anchorId="21D479AA" wp14:editId="4F23FA2A">
+            <wp:extent cx="5943600" cy="3042920"/>
+            <wp:effectExtent l="0" t="0" r="0" b="5080"/>
+            <wp:docPr id="65" name="Picture 65"/>
+            <wp:cNvGraphicFramePr>
+              <a:graphicFrameLocks xmlns:a="http://schemas.openxmlformats.org/drawingml/2006/main" noChangeAspect="1"/>
+            </wp:cNvGraphicFramePr>
+            <a:graphic xmlns:a="http://schemas.openxmlformats.org/drawingml/2006/main">
+              <a:graphicData uri="http://schemas.openxmlformats.org/drawingml/2006/picture">
+                <pic:pic xmlns:pic="http://schemas.openxmlformats.org/drawingml/2006/picture">
+                  <pic:nvPicPr>
+                    <pic:cNvPr id="1" name=""/>
+                    <pic:cNvPicPr/>
+                  </pic:nvPicPr>
+                  <pic:blipFill>
+                    <a:blip r:embed="rId63"/>
+                    <a:stretch>
+                      <a:fillRect/>
+                    </a:stretch>
+                  </pic:blipFill>
+                  <pic:spPr>
+                    <a:xfrm>
+                      <a:off x="0" y="0"/>
+                      <a:ext cx="5943600" cy="3042920"/>
+                    </a:xfrm>
+                    <a:prstGeom prst="rect">
+                      <a:avLst/>
+                    </a:prstGeom>
+                  </pic:spPr>
+                </pic:pic>
+              </a:graphicData>
+            </a:graphic>
+          </wp:inline>
+        </w:drawing>
+      </w:r>
+    </w:p>
+    <w:p>
+      <w:pPr>
+        <w:rPr>
+          <w:rFonts w:ascii="Times New Roman" w:hAnsi="Times New Roman" w:cs="Times New Roman"/>
+          <w:b/>
+          <w:bCs/>
+          <w:sz w:val="26"/>
+          <w:szCs w:val="26"/>
+        </w:rPr>
+      </w:pPr>
+      <w:r>
+        <w:rPr>
+          <w:rFonts w:ascii="Times New Roman" w:hAnsi="Times New Roman" w:cs="Times New Roman"/>
+          <w:sz w:val="26"/>
+          <w:szCs w:val="26"/>
+        </w:rPr>
+        <w:tab/>
+      </w:r>
+      <w:r>
+        <w:rPr>
+          <w:rFonts w:ascii="Times New Roman" w:hAnsi="Times New Roman" w:cs="Times New Roman"/>
+          <w:b/>
+          <w:bCs/>
+          <w:sz w:val="26"/>
+          <w:szCs w:val="26"/>
+        </w:rPr>
+        <w:t>Bài tập 9: Nextcloud với MariaDB + Redis Caching</w:t>
+      </w:r>
+      <w:r>
+        <w:rPr>
+          <w:rFonts w:ascii="Times New Roman" w:hAnsi="Times New Roman" w:cs="Times New Roman"/>
+          <w:b/>
+          <w:bCs/>
+          <w:sz w:val="26"/>
+          <w:szCs w:val="26"/>
+        </w:rPr>
+        <w:tab/>
+      </w:r>
+      <w:r>
+        <w:rPr>
+          <w:rFonts w:ascii="Times New Roman" w:hAnsi="Times New Roman" w:cs="Times New Roman"/>
+          <w:b/>
+          <w:bCs/>
+          <w:sz w:val="26"/>
+          <w:szCs w:val="26"/>
+        </w:rPr>
+        <w:tab/>
+      </w:r>
+      <w:r>
+        <w:rPr>
+          <w:rFonts w:ascii="Times New Roman" w:hAnsi="Times New Roman" w:cs="Times New Roman"/>
+          <w:b/>
+          <w:bCs/>
+          <w:sz w:val="26"/>
+          <w:szCs w:val="26"/>
+        </w:rPr>
+        <w:tab/>
+      </w:r>
+      <w:r>
+        <w:rPr>
+          <w:rFonts w:ascii="Times New Roman" w:hAnsi="Times New Roman" w:cs="Times New Roman"/>
+          <w:b/>
+          <w:bCs/>
+          <w:sz w:val="26"/>
+          <w:szCs w:val="26"/>
+        </w:rPr>
+        <w:tab/>
+      </w:r>
+      <w:r>
+        <w:rPr>
+          <w:rFonts w:ascii="Times New Roman" w:hAnsi="Times New Roman" w:cs="Times New Roman"/>
+          <w:b/>
+          <w:bCs/>
+          <w:sz w:val="26"/>
+          <w:szCs w:val="26"/>
+        </w:rPr>
+        <w:tab/>
+      </w:r>
+    </w:p>
+    <w:p>
+      <w:pPr>
+        <w:ind w:left="1440"/>
+        <w:jc w:val="both"/>
+        <w:rPr>
+          <w:rFonts w:ascii="Times New Roman" w:hAnsi="Times New Roman" w:cs="Times New Roman"/>
+          <w:b/>
+          <w:bCs/>
+          <w:sz w:val="26"/>
+          <w:szCs w:val="26"/>
+        </w:rPr>
+      </w:pPr>
+      <w:r>
+        <w:rPr>
+          <w:rFonts w:ascii="Times New Roman" w:hAnsi="Times New Roman" w:cs="Times New Roman"/>
+          <w:b/>
+          <w:bCs/>
+          <w:sz w:val="26"/>
+          <w:szCs w:val="26"/>
+        </w:rPr>
+        <w:t>Mục tiêu: Triển khai Nextcloud (self-hosted cloud) với MariaDB và Redis.</w:t>
+      </w:r>
+      <w:r>
+        <w:rPr>
+          <w:rFonts w:ascii="Times New Roman" w:hAnsi="Times New Roman" w:cs="Times New Roman"/>
+          <w:b/>
+          <w:bCs/>
+          <w:sz w:val="26"/>
+          <w:szCs w:val="26"/>
+        </w:rPr>
+        <w:tab/>
+      </w:r>
+      <w:r>
+        <w:rPr>
+          <w:rFonts w:ascii="Times New Roman" w:hAnsi="Times New Roman" w:cs="Times New Roman"/>
+          <w:b/>
+          <w:bCs/>
+          <w:sz w:val="26"/>
+          <w:szCs w:val="26"/>
+        </w:rPr>
+        <w:tab/>
+      </w:r>
+      <w:r>
+        <w:rPr>
+          <w:rFonts w:ascii="Times New Roman" w:hAnsi="Times New Roman" w:cs="Times New Roman"/>
+          <w:b/>
+          <w:bCs/>
+          <w:sz w:val="26"/>
+          <w:szCs w:val="26"/>
+        </w:rPr>
+        <w:tab/>
+      </w:r>
+      <w:r>
+        <w:rPr>
+          <w:rFonts w:ascii="Times New Roman" w:hAnsi="Times New Roman" w:cs="Times New Roman"/>
+          <w:b/>
+          <w:bCs/>
+          <w:sz w:val="26"/>
+          <w:szCs w:val="26"/>
+        </w:rPr>
+        <w:tab/>
+      </w:r>
+      <w:r>
+        <w:rPr>
+          <w:rFonts w:ascii="Times New Roman" w:hAnsi="Times New Roman" w:cs="Times New Roman"/>
+          <w:b/>
+          <w:bCs/>
+          <w:sz w:val="26"/>
+          <w:szCs w:val="26"/>
+        </w:rPr>
+        <w:tab/>
+      </w:r>
+    </w:p>
+    <w:p>
+      <w:pPr>
+        <w:rPr>
+          <w:rFonts w:ascii="Times New Roman" w:hAnsi="Times New Roman" w:cs="Times New Roman"/>
+          <w:sz w:val="26"/>
+          <w:szCs w:val="26"/>
+        </w:rPr>
+      </w:pPr>
+      <w:r>
+        <w:rPr>
+          <w:rFonts w:ascii="Times New Roman" w:hAnsi="Times New Roman" w:cs="Times New Roman"/>
+          <w:sz w:val="26"/>
+          <w:szCs w:val="26"/>
+        </w:rPr>
+        <w:tab/>
+        <w:t>Yêu cầu:</w:t>
+      </w:r>
+      <w:r>
+        <w:rPr>
+          <w:rFonts w:ascii="Times New Roman" w:hAnsi="Times New Roman" w:cs="Times New Roman"/>
+          <w:sz w:val="26"/>
+          <w:szCs w:val="26"/>
+        </w:rPr>
+        <w:tab/>
+      </w:r>
+      <w:r>
+        <w:rPr>
+          <w:rFonts w:ascii="Times New Roman" w:hAnsi="Times New Roman" w:cs="Times New Roman"/>
+          <w:sz w:val="26"/>
+          <w:szCs w:val="26"/>
+        </w:rPr>
+        <w:tab/>
+      </w:r>
+      <w:r>
+        <w:rPr>
+          <w:rFonts w:ascii="Times New Roman" w:hAnsi="Times New Roman" w:cs="Times New Roman"/>
+          <w:sz w:val="26"/>
+          <w:szCs w:val="26"/>
+        </w:rPr>
+        <w:tab/>
+      </w:r>
+      <w:r>
+        <w:rPr>
+          <w:rFonts w:ascii="Times New Roman" w:hAnsi="Times New Roman" w:cs="Times New Roman"/>
+          <w:sz w:val="26"/>
+          <w:szCs w:val="26"/>
+        </w:rPr>
+        <w:tab/>
+      </w:r>
+      <w:r>
+        <w:rPr>
+          <w:rFonts w:ascii="Times New Roman" w:hAnsi="Times New Roman" w:cs="Times New Roman"/>
+          <w:sz w:val="26"/>
+          <w:szCs w:val="26"/>
+        </w:rPr>
+        <w:tab/>
+      </w:r>
+    </w:p>
+    <w:p>
+      <w:pPr>
+        <w:pStyle w:val="ListParagraph"/>
+        <w:numPr>
+          <w:ilvl w:val="0"/>
+          <w:numId w:val="13"/>
+        </w:numPr>
+        <w:spacing w:line="256" w:lineRule="auto"/>
+        <w:rPr>
+          <w:rFonts w:ascii="Times New Roman" w:hAnsi="Times New Roman" w:cs="Times New Roman"/>
+          <w:sz w:val="26"/>
+          <w:szCs w:val="26"/>
+        </w:rPr>
+      </w:pPr>
+      <w:r>
+        <w:rPr>
+          <w:rFonts w:ascii="Times New Roman" w:hAnsi="Times New Roman" w:cs="Times New Roman"/>
+          <w:sz w:val="26"/>
+          <w:szCs w:val="26"/>
+        </w:rPr>
+        <w:t>Nextcloud (port 80).</w:t>
+      </w:r>
+      <w:r>
+        <w:rPr>
+          <w:rFonts w:ascii="Times New Roman" w:hAnsi="Times New Roman" w:cs="Times New Roman"/>
+          <w:sz w:val="26"/>
+          <w:szCs w:val="26"/>
+        </w:rPr>
+        <w:tab/>
+      </w:r>
+      <w:r>
+        <w:rPr>
+          <w:rFonts w:ascii="Times New Roman" w:hAnsi="Times New Roman" w:cs="Times New Roman"/>
+          <w:sz w:val="26"/>
+          <w:szCs w:val="26"/>
+        </w:rPr>
+        <w:tab/>
+      </w:r>
+    </w:p>
+    <w:p>
+      <w:pPr>
+        <w:spacing w:line="256" w:lineRule="auto"/>
+        <w:rPr>
+          <w:rFonts w:ascii="Times New Roman" w:hAnsi="Times New Roman" w:cs="Times New Roman"/>
+          <w:sz w:val="26"/>
+          <w:szCs w:val="26"/>
+        </w:rPr>
+      </w:pPr>
+      <w:r>
+        <w:rPr>
+          <w:noProof/>
+        </w:rPr>
+        <w:lastRenderedPageBreak/>
+        <w:drawing>
+          <wp:inline distT="0" distB="0" distL="0" distR="0" wp14:anchorId="711EB989" wp14:editId="747525E0">
+            <wp:extent cx="5943600" cy="609600"/>
+            <wp:effectExtent l="0" t="0" r="0" b="0"/>
+            <wp:docPr id="67" name="Picture 67"/>
+            <wp:cNvGraphicFramePr>
+              <a:graphicFrameLocks xmlns:a="http://schemas.openxmlformats.org/drawingml/2006/main" noChangeAspect="1"/>
+            </wp:cNvGraphicFramePr>
+            <a:graphic xmlns:a="http://schemas.openxmlformats.org/drawingml/2006/main">
+              <a:graphicData uri="http://schemas.openxmlformats.org/drawingml/2006/picture">
+                <pic:pic xmlns:pic="http://schemas.openxmlformats.org/drawingml/2006/picture">
+                  <pic:nvPicPr>
+                    <pic:cNvPr id="1" name=""/>
+                    <pic:cNvPicPr/>
+                  </pic:nvPicPr>
+                  <pic:blipFill>
+                    <a:blip r:embed="rId64"/>
+                    <a:stretch>
+                      <a:fillRect/>
+                    </a:stretch>
+                  </pic:blipFill>
+                  <pic:spPr>
+                    <a:xfrm>
+                      <a:off x="0" y="0"/>
+                      <a:ext cx="5943600" cy="609600"/>
+                    </a:xfrm>
+                    <a:prstGeom prst="rect">
+                      <a:avLst/>
+                    </a:prstGeom>
+                  </pic:spPr>
+                </pic:pic>
+              </a:graphicData>
+            </a:graphic>
+          </wp:inline>
+        </w:drawing>
+      </w:r>
+      <w:r>
+        <w:rPr>
+          <w:rFonts w:ascii="Times New Roman" w:hAnsi="Times New Roman" w:cs="Times New Roman"/>
+          <w:sz w:val="26"/>
+          <w:szCs w:val="26"/>
+        </w:rPr>
+        <w:tab/>
+      </w:r>
+      <w:r>
+        <w:rPr>
+          <w:rFonts w:ascii="Times New Roman" w:hAnsi="Times New Roman" w:cs="Times New Roman"/>
+          <w:sz w:val="26"/>
+          <w:szCs w:val="26"/>
+        </w:rPr>
+        <w:tab/>
+      </w:r>
+    </w:p>
+    <w:p>
+      <w:pPr>
+        <w:pStyle w:val="ListParagraph"/>
+        <w:numPr>
+          <w:ilvl w:val="0"/>
+          <w:numId w:val="13"/>
+        </w:numPr>
+        <w:spacing w:line="256" w:lineRule="auto"/>
+        <w:rPr>
+          <w:rFonts w:ascii="Times New Roman" w:hAnsi="Times New Roman" w:cs="Times New Roman"/>
+          <w:sz w:val="26"/>
+          <w:szCs w:val="26"/>
+        </w:rPr>
+      </w:pPr>
+      <w:r>
+        <w:rPr>
+          <w:rFonts w:ascii="Times New Roman" w:hAnsi="Times New Roman" w:cs="Times New Roman"/>
+          <w:sz w:val="26"/>
+          <w:szCs w:val="26"/>
+        </w:rPr>
+        <w:t>MariaDB (volume cho dữ liệu).</w:t>
+      </w:r>
+      <w:r>
+        <w:rPr>
+          <w:rFonts w:ascii="Times New Roman" w:hAnsi="Times New Roman" w:cs="Times New Roman"/>
+          <w:sz w:val="26"/>
+          <w:szCs w:val="26"/>
+        </w:rPr>
+        <w:tab/>
+      </w:r>
+    </w:p>
+    <w:p>
+      <w:pPr>
+        <w:spacing w:line="256" w:lineRule="auto"/>
+        <w:rPr>
+          <w:rFonts w:ascii="Times New Roman" w:hAnsi="Times New Roman" w:cs="Times New Roman"/>
+          <w:sz w:val="26"/>
+          <w:szCs w:val="26"/>
+        </w:rPr>
+      </w:pPr>
+      <w:r>
+        <w:rPr>
+          <w:rFonts w:ascii="Times New Roman" w:hAnsi="Times New Roman" w:cs="Times New Roman"/>
+          <w:sz w:val="26"/>
+          <w:szCs w:val="26"/>
+        </w:rPr>
+        <w:drawing>
+          <wp:inline distT="0" distB="0" distL="0" distR="0" wp14:anchorId="08EF6BEE" wp14:editId="710FBEDE">
+            <wp:extent cx="5943600" cy="401955"/>
+            <wp:effectExtent l="0" t="0" r="0" b="0"/>
+            <wp:docPr id="68" name="Picture 68"/>
+            <wp:cNvGraphicFramePr>
+              <a:graphicFrameLocks xmlns:a="http://schemas.openxmlformats.org/drawingml/2006/main" noChangeAspect="1"/>
+            </wp:cNvGraphicFramePr>
+            <a:graphic xmlns:a="http://schemas.openxmlformats.org/drawingml/2006/main">
+              <a:graphicData uri="http://schemas.openxmlformats.org/drawingml/2006/picture">
+                <pic:pic xmlns:pic="http://schemas.openxmlformats.org/drawingml/2006/picture">
+                  <pic:nvPicPr>
+                    <pic:cNvPr id="1" name=""/>
+                    <pic:cNvPicPr/>
+                  </pic:nvPicPr>
+                  <pic:blipFill>
+                    <a:blip r:embed="rId65"/>
+                    <a:stretch>
+                      <a:fillRect/>
+                    </a:stretch>
+                  </pic:blipFill>
+                  <pic:spPr>
+                    <a:xfrm>
+                      <a:off x="0" y="0"/>
+                      <a:ext cx="5943600" cy="401955"/>
+                    </a:xfrm>
+                    <a:prstGeom prst="rect">
+                      <a:avLst/>
+                    </a:prstGeom>
+                  </pic:spPr>
+                </pic:pic>
+              </a:graphicData>
+            </a:graphic>
+          </wp:inline>
+        </w:drawing>
+      </w:r>
+      <w:r>
+        <w:rPr>
+          <w:rFonts w:ascii="Times New Roman" w:hAnsi="Times New Roman" w:cs="Times New Roman"/>
+          <w:sz w:val="26"/>
+          <w:szCs w:val="26"/>
+        </w:rPr>
+        <w:tab/>
+      </w:r>
+      <w:r>
+        <w:rPr>
+          <w:rFonts w:ascii="Times New Roman" w:hAnsi="Times New Roman" w:cs="Times New Roman"/>
+          <w:sz w:val="26"/>
+          <w:szCs w:val="26"/>
+        </w:rPr>
+        <w:tab/>
+      </w:r>
+      <w:r>
+        <w:rPr>
+          <w:rFonts w:ascii="Times New Roman" w:hAnsi="Times New Roman" w:cs="Times New Roman"/>
+          <w:sz w:val="26"/>
+          <w:szCs w:val="26"/>
+        </w:rPr>
+        <w:tab/>
+      </w:r>
+    </w:p>
+    <w:p>
+      <w:pPr>
+        <w:pStyle w:val="ListParagraph"/>
+        <w:numPr>
+          <w:ilvl w:val="0"/>
+          <w:numId w:val="13"/>
+        </w:numPr>
+        <w:spacing w:line="256" w:lineRule="auto"/>
+        <w:rPr>
+          <w:rFonts w:ascii="Times New Roman" w:hAnsi="Times New Roman" w:cs="Times New Roman"/>
+          <w:sz w:val="26"/>
+          <w:szCs w:val="26"/>
+        </w:rPr>
+      </w:pPr>
+      <w:r>
+        <w:rPr>
+          <w:rFonts w:ascii="Times New Roman" w:hAnsi="Times New Roman" w:cs="Times New Roman"/>
+          <w:sz w:val="26"/>
+          <w:szCs w:val="26"/>
+        </w:rPr>
+        <w:t>Redis cache.</w:t>
+      </w:r>
+      <w:r>
+        <w:rPr>
+          <w:rFonts w:ascii="Times New Roman" w:hAnsi="Times New Roman" w:cs="Times New Roman"/>
+          <w:sz w:val="26"/>
+          <w:szCs w:val="26"/>
+        </w:rPr>
+        <w:tab/>
+      </w:r>
+      <w:r>
+        <w:rPr>
+          <w:rFonts w:ascii="Times New Roman" w:hAnsi="Times New Roman" w:cs="Times New Roman"/>
+          <w:sz w:val="26"/>
+          <w:szCs w:val="26"/>
+        </w:rPr>
+        <w:tab/>
+      </w:r>
+      <w:r>
+        <w:rPr>
+          <w:rFonts w:ascii="Times New Roman" w:hAnsi="Times New Roman" w:cs="Times New Roman"/>
+          <w:sz w:val="26"/>
+          <w:szCs w:val="26"/>
+        </w:rPr>
+        <w:tab/>
+      </w:r>
+      <w:r>
+        <w:rPr>
+          <w:rFonts w:ascii="Times New Roman" w:hAnsi="Times New Roman" w:cs="Times New Roman"/>
+          <w:sz w:val="26"/>
+          <w:szCs w:val="26"/>
+        </w:rPr>
+        <w:tab/>
+      </w:r>
+    </w:p>
+    <w:p>
+      <w:pPr>
+        <w:rPr>
+          <w:rFonts w:ascii="Times New Roman" w:hAnsi="Times New Roman" w:cs="Times New Roman"/>
+          <w:sz w:val="26"/>
+          <w:szCs w:val="26"/>
+        </w:rPr>
+      </w:pPr>
+      <w:r>
+        <w:rPr>
+          <w:rFonts w:ascii="Times New Roman" w:hAnsi="Times New Roman" w:cs="Times New Roman"/>
+          <w:sz w:val="26"/>
+          <w:szCs w:val="26"/>
+        </w:rPr>
+        <w:drawing>
+          <wp:inline distT="0" distB="0" distL="0" distR="0" wp14:anchorId="08D33C11" wp14:editId="6BA4E833">
+            <wp:extent cx="5943600" cy="466725"/>
+            <wp:effectExtent l="0" t="0" r="0" b="9525"/>
+            <wp:docPr id="69" name="Picture 69"/>
+            <wp:cNvGraphicFramePr>
+              <a:graphicFrameLocks xmlns:a="http://schemas.openxmlformats.org/drawingml/2006/main" noChangeAspect="1"/>
+            </wp:cNvGraphicFramePr>
+            <a:graphic xmlns:a="http://schemas.openxmlformats.org/drawingml/2006/main">
+              <a:graphicData uri="http://schemas.openxmlformats.org/drawingml/2006/picture">
+                <pic:pic xmlns:pic="http://schemas.openxmlformats.org/drawingml/2006/picture">
+                  <pic:nvPicPr>
+                    <pic:cNvPr id="1" name=""/>
+                    <pic:cNvPicPr/>
+                  </pic:nvPicPr>
+                  <pic:blipFill>
+                    <a:blip r:embed="rId66"/>
+                    <a:stretch>
+                      <a:fillRect/>
+                    </a:stretch>
+                  </pic:blipFill>
+                  <pic:spPr>
+                    <a:xfrm>
+                      <a:off x="0" y="0"/>
+                      <a:ext cx="5943600" cy="466725"/>
+                    </a:xfrm>
+                    <a:prstGeom prst="rect">
+                      <a:avLst/>
+                    </a:prstGeom>
+                  </pic:spPr>
+                </pic:pic>
+              </a:graphicData>
+            </a:graphic>
+          </wp:inline>
+        </w:drawing>
+      </w:r>
+    </w:p>
+    <w:p>
+      <w:pPr>
+        <w:pStyle w:val="ListParagraph"/>
+        <w:numPr>
+          <w:ilvl w:val="0"/>
+          <w:numId w:val="16"/>
+        </w:numPr>
+        <w:rPr>
+          <w:rFonts w:ascii="Times New Roman" w:hAnsi="Times New Roman" w:cs="Times New Roman"/>
+          <w:b/>
+          <w:bCs/>
+          <w:i/>
+          <w:iCs/>
+          <w:sz w:val="24"/>
+          <w:szCs w:val="24"/>
+        </w:rPr>
+      </w:pPr>
+      <w:r>
+        <w:rPr>
+          <w:rFonts w:ascii="Times New Roman" w:hAnsi="Times New Roman" w:cs="Times New Roman"/>
+          <w:b/>
+          <w:bCs/>
+          <w:i/>
+          <w:iCs/>
+          <w:sz w:val="24"/>
+          <w:szCs w:val="24"/>
+        </w:rPr>
+        <w:t>KẾT QUẢ</w:t>
+      </w:r>
+    </w:p>
+    <w:p>
+      <w:pPr>
+        <w:rPr>
+          <w:rFonts w:ascii="Times New Roman" w:hAnsi="Times New Roman" w:cs="Times New Roman"/>
+          <w:b/>
+          <w:bCs/>
+          <w:i/>
+          <w:iCs/>
+          <w:sz w:val="24"/>
+          <w:szCs w:val="24"/>
+        </w:rPr>
+      </w:pPr>
+      <w:r>
+        <w:rPr>
+          <w:rFonts w:ascii="Times New Roman" w:hAnsi="Times New Roman" w:cs="Times New Roman"/>
+          <w:b/>
+          <w:bCs/>
+          <w:i/>
+          <w:iCs/>
+          <w:sz w:val="24"/>
+          <w:szCs w:val="24"/>
+        </w:rPr>
+        <w:drawing>
+          <wp:inline distT="0" distB="0" distL="0" distR="0" wp14:anchorId="61DCC458" wp14:editId="63CEE300">
+            <wp:extent cx="5943600" cy="3082290"/>
+            <wp:effectExtent l="0" t="0" r="0" b="3810"/>
+            <wp:docPr id="70" name="Picture 70"/>
+            <wp:cNvGraphicFramePr>
+              <a:graphicFrameLocks xmlns:a="http://schemas.openxmlformats.org/drawingml/2006/main" noChangeAspect="1"/>
+            </wp:cNvGraphicFramePr>
+            <a:graphic xmlns:a="http://schemas.openxmlformats.org/drawingml/2006/main">
+              <a:graphicData uri="http://schemas.openxmlformats.org/drawingml/2006/picture">
+                <pic:pic xmlns:pic="http://schemas.openxmlformats.org/drawingml/2006/picture">
+                  <pic:nvPicPr>
+                    <pic:cNvPr id="1" name=""/>
+                    <pic:cNvPicPr/>
+                  </pic:nvPicPr>
+                  <pic:blipFill>
+                    <a:blip r:embed="rId67"/>
+                    <a:stretch>
+                      <a:fillRect/>
+                    </a:stretch>
+                  </pic:blipFill>
+                  <pic:spPr>
+                    <a:xfrm>
+                      <a:off x="0" y="0"/>
+                      <a:ext cx="5943600" cy="3082290"/>
+                    </a:xfrm>
+                    <a:prstGeom prst="rect">
+                      <a:avLst/>
+                    </a:prstGeom>
+                  </pic:spPr>
+                </pic:pic>
+              </a:graphicData>
+            </a:graphic>
+          </wp:inline>
+        </w:drawing>
+      </w:r>
     </w:p>
     <w:sectPr>
       <w:pgSz w:w="12240" w:h="15840"/>
@@ -1343,8 +8344,352 @@
 </file>
 
 <file path=word/numbering.xml><?xml version="1.0" encoding="utf-8"?>
-<w:numbering xmlns:wpc="http://schemas.microsoft.com/office/word/2010/wordprocessingCanvas" xmlns:mc="http://schemas.openxmlformats.org/markup-compatibility/2006" xmlns:o="urn:schemas-microsoft-com:office:office" xmlns:r="http://schemas.openxmlformats.org/officeDocument/2006/relationships" xmlns:m="http://schemas.openxmlformats.org/officeDocument/2006/math" xmlns:v="urn:schemas-microsoft-com:vml" xmlns:wp14="http://schemas.microsoft.com/office/word/2010/wordprocessingDrawing" xmlns:wp="http://schemas.openxmlformats.org/drawingml/2006/wordprocessingDrawing" xmlns:w10="urn:schemas-microsoft-com:office:word" xmlns:w="http://schemas.openxmlformats.org/wordprocessingml/2006/main" xmlns:w14="http://schemas.microsoft.com/office/word/2010/wordml" xmlns:w15="http://schemas.microsoft.com/office/word/2012/wordml" xmlns:wpg="http://schemas.microsoft.com/office/word/2010/wordprocessingGroup" xmlns:wpi="http://schemas.microsoft.com/office/word/2010/wordprocessingInk" xmlns:wne="http://schemas.microsoft.com/office/word/2006/wordml" xmlns:wps="http://schemas.microsoft.com/office/word/2010/wordprocessingShape" mc:Ignorable="w14 w15 wp14">
-  <w:abstractNum w:abstractNumId="0">
+<w:numbering xmlns:wpc="http://schemas.microsoft.com/office/word/2010/wordprocessingCanvas" xmlns:cx="http://schemas.microsoft.com/office/drawing/2014/chartex" xmlns:cx1="http://schemas.microsoft.com/office/drawing/2015/9/8/chartex" xmlns:cx2="http://schemas.microsoft.com/office/drawing/2015/10/21/chartex" xmlns:cx3="http://schemas.microsoft.com/office/drawing/2016/5/9/chartex" xmlns:cx4="http://schemas.microsoft.com/office/drawing/2016/5/10/chartex" xmlns:cx5="http://schemas.microsoft.com/office/drawing/2016/5/11/chartex" xmlns:cx6="http://schemas.microsoft.com/office/drawing/2016/5/12/chartex" xmlns:cx7="http://schemas.microsoft.com/office/drawing/2016/5/13/chartex" xmlns:cx8="http://schemas.microsoft.com/office/drawing/2016/5/14/chartex" xmlns:mc="http://schemas.openxmlformats.org/markup-compatibility/2006" xmlns:aink="http://schemas.microsoft.com/office/drawing/2016/ink" xmlns:am3d="http://schemas.microsoft.com/office/drawing/2017/model3d" xmlns:o="urn:schemas-microsoft-com:office:office" xmlns:oel="http://schemas.microsoft.com/office/2019/extlst" xmlns:r="http://schemas.openxmlformats.org/officeDocument/2006/relationships" xmlns:m="http://schemas.openxmlformats.org/officeDocument/2006/math" xmlns:v="urn:schemas-microsoft-com:vml" xmlns:wp14="http://schemas.microsoft.com/office/word/2010/wordprocessingDrawing" xmlns:wp="http://schemas.openxmlformats.org/drawingml/2006/wordprocessingDrawing" xmlns:w10="urn:schemas-microsoft-com:office:word" xmlns:w="http://schemas.openxmlformats.org/wordprocessingml/2006/main" xmlns:w14="http://schemas.microsoft.com/office/word/2010/wordml" xmlns:w15="http://schemas.microsoft.com/office/word/2012/wordml" xmlns:w16cex="http://schemas.microsoft.com/office/word/2018/wordml/cex" xmlns:w16cid="http://schemas.microsoft.com/office/word/2016/wordml/cid" xmlns:w16="http://schemas.microsoft.com/office/word/2018/wordml" xmlns:w16sdtdh="http://schemas.microsoft.com/office/word/2020/wordml/sdtdatahash" xmlns:w16se="http://schemas.microsoft.com/office/word/2015/wordml/symex" xmlns:wpg="http://schemas.microsoft.com/office/word/2010/wordprocessingGroup" xmlns:wpi="http://schemas.microsoft.com/office/word/2010/wordprocessingInk" xmlns:wne="http://schemas.microsoft.com/office/word/2006/wordml" xmlns:wps="http://schemas.microsoft.com/office/word/2010/wordprocessingShape" mc:Ignorable="w14 w15 w16se w16cid w16 w16cex w16sdtdh wp14">
+  <w:abstractNum w:abstractNumId="0" w15:restartNumberingAfterBreak="0">
+    <w:nsid w:val="01887CD4"/>
+    <w:multiLevelType w:val="hybridMultilevel"/>
+    <w:tmpl w:val="44E0B73C"/>
+    <w:lvl w:ilvl="0" w:tplc="0409000F">
+      <w:start w:val="1"/>
+      <w:numFmt w:val="decimal"/>
+      <w:lvlText w:val="%1."/>
+      <w:lvlJc w:val="left"/>
+      <w:pPr>
+        <w:ind w:left="1440" w:hanging="360"/>
+      </w:pPr>
+    </w:lvl>
+    <w:lvl w:ilvl="1" w:tplc="04090019">
+      <w:start w:val="1"/>
+      <w:numFmt w:val="lowerLetter"/>
+      <w:lvlText w:val="%2."/>
+      <w:lvlJc w:val="left"/>
+      <w:pPr>
+        <w:ind w:left="2160" w:hanging="360"/>
+      </w:pPr>
+    </w:lvl>
+    <w:lvl w:ilvl="2" w:tplc="0409001B">
+      <w:start w:val="1"/>
+      <w:numFmt w:val="lowerRoman"/>
+      <w:lvlText w:val="%3."/>
+      <w:lvlJc w:val="right"/>
+      <w:pPr>
+        <w:ind w:left="2880" w:hanging="180"/>
+      </w:pPr>
+    </w:lvl>
+    <w:lvl w:ilvl="3" w:tplc="0409000F">
+      <w:start w:val="1"/>
+      <w:numFmt w:val="decimal"/>
+      <w:lvlText w:val="%4."/>
+      <w:lvlJc w:val="left"/>
+      <w:pPr>
+        <w:ind w:left="3600" w:hanging="360"/>
+      </w:pPr>
+    </w:lvl>
+    <w:lvl w:ilvl="4" w:tplc="04090019">
+      <w:start w:val="1"/>
+      <w:numFmt w:val="lowerLetter"/>
+      <w:lvlText w:val="%5."/>
+      <w:lvlJc w:val="left"/>
+      <w:pPr>
+        <w:ind w:left="4320" w:hanging="360"/>
+      </w:pPr>
+    </w:lvl>
+    <w:lvl w:ilvl="5" w:tplc="0409001B">
+      <w:start w:val="1"/>
+      <w:numFmt w:val="lowerRoman"/>
+      <w:lvlText w:val="%6."/>
+      <w:lvlJc w:val="right"/>
+      <w:pPr>
+        <w:ind w:left="5040" w:hanging="180"/>
+      </w:pPr>
+    </w:lvl>
+    <w:lvl w:ilvl="6" w:tplc="0409000F">
+      <w:start w:val="1"/>
+      <w:numFmt w:val="decimal"/>
+      <w:lvlText w:val="%7."/>
+      <w:lvlJc w:val="left"/>
+      <w:pPr>
+        <w:ind w:left="5760" w:hanging="360"/>
+      </w:pPr>
+    </w:lvl>
+    <w:lvl w:ilvl="7" w:tplc="04090019">
+      <w:start w:val="1"/>
+      <w:numFmt w:val="lowerLetter"/>
+      <w:lvlText w:val="%8."/>
+      <w:lvlJc w:val="left"/>
+      <w:pPr>
+        <w:ind w:left="6480" w:hanging="360"/>
+      </w:pPr>
+    </w:lvl>
+    <w:lvl w:ilvl="8" w:tplc="0409001B">
+      <w:start w:val="1"/>
+      <w:numFmt w:val="lowerRoman"/>
+      <w:lvlText w:val="%9."/>
+      <w:lvlJc w:val="right"/>
+      <w:pPr>
+        <w:ind w:left="7200" w:hanging="180"/>
+      </w:pPr>
+    </w:lvl>
+  </w:abstractNum>
+  <w:abstractNum w:abstractNumId="1" w15:restartNumberingAfterBreak="0">
+    <w:nsid w:val="09F94278"/>
+    <w:multiLevelType w:val="hybridMultilevel"/>
+    <w:tmpl w:val="CAA21C34"/>
+    <w:lvl w:ilvl="0" w:tplc="67D60D58">
+      <w:start w:val="1"/>
+      <w:numFmt w:val="decimal"/>
+      <w:lvlText w:val="%1."/>
+      <w:lvlJc w:val="left"/>
+      <w:pPr>
+        <w:ind w:left="1800" w:hanging="360"/>
+      </w:pPr>
+    </w:lvl>
+    <w:lvl w:ilvl="1" w:tplc="04090019">
+      <w:start w:val="1"/>
+      <w:numFmt w:val="lowerLetter"/>
+      <w:lvlText w:val="%2."/>
+      <w:lvlJc w:val="left"/>
+      <w:pPr>
+        <w:ind w:left="2520" w:hanging="360"/>
+      </w:pPr>
+    </w:lvl>
+    <w:lvl w:ilvl="2" w:tplc="0409001B">
+      <w:start w:val="1"/>
+      <w:numFmt w:val="lowerRoman"/>
+      <w:lvlText w:val="%3."/>
+      <w:lvlJc w:val="right"/>
+      <w:pPr>
+        <w:ind w:left="3240" w:hanging="180"/>
+      </w:pPr>
+    </w:lvl>
+    <w:lvl w:ilvl="3" w:tplc="0409000F">
+      <w:start w:val="1"/>
+      <w:numFmt w:val="decimal"/>
+      <w:lvlText w:val="%4."/>
+      <w:lvlJc w:val="left"/>
+      <w:pPr>
+        <w:ind w:left="3960" w:hanging="360"/>
+      </w:pPr>
+    </w:lvl>
+    <w:lvl w:ilvl="4" w:tplc="04090019">
+      <w:start w:val="1"/>
+      <w:numFmt w:val="lowerLetter"/>
+      <w:lvlText w:val="%5."/>
+      <w:lvlJc w:val="left"/>
+      <w:pPr>
+        <w:ind w:left="4680" w:hanging="360"/>
+      </w:pPr>
+    </w:lvl>
+    <w:lvl w:ilvl="5" w:tplc="0409001B">
+      <w:start w:val="1"/>
+      <w:numFmt w:val="lowerRoman"/>
+      <w:lvlText w:val="%6."/>
+      <w:lvlJc w:val="right"/>
+      <w:pPr>
+        <w:ind w:left="5400" w:hanging="180"/>
+      </w:pPr>
+    </w:lvl>
+    <w:lvl w:ilvl="6" w:tplc="0409000F">
+      <w:start w:val="1"/>
+      <w:numFmt w:val="decimal"/>
+      <w:lvlText w:val="%7."/>
+      <w:lvlJc w:val="left"/>
+      <w:pPr>
+        <w:ind w:left="6120" w:hanging="360"/>
+      </w:pPr>
+    </w:lvl>
+    <w:lvl w:ilvl="7" w:tplc="04090019">
+      <w:start w:val="1"/>
+      <w:numFmt w:val="lowerLetter"/>
+      <w:lvlText w:val="%8."/>
+      <w:lvlJc w:val="left"/>
+      <w:pPr>
+        <w:ind w:left="6840" w:hanging="360"/>
+      </w:pPr>
+    </w:lvl>
+    <w:lvl w:ilvl="8" w:tplc="0409001B">
+      <w:start w:val="1"/>
+      <w:numFmt w:val="lowerRoman"/>
+      <w:lvlText w:val="%9."/>
+      <w:lvlJc w:val="right"/>
+      <w:pPr>
+        <w:ind w:left="7560" w:hanging="180"/>
+      </w:pPr>
+    </w:lvl>
+  </w:abstractNum>
+  <w:abstractNum w:abstractNumId="2" w15:restartNumberingAfterBreak="0">
+    <w:nsid w:val="0D2B555A"/>
+    <w:multiLevelType w:val="hybridMultilevel"/>
+    <w:tmpl w:val="7E306154"/>
+    <w:lvl w:ilvl="0" w:tplc="67D60D58">
+      <w:start w:val="1"/>
+      <w:numFmt w:val="decimal"/>
+      <w:lvlText w:val="%1."/>
+      <w:lvlJc w:val="left"/>
+      <w:pPr>
+        <w:ind w:left="1800" w:hanging="360"/>
+      </w:pPr>
+    </w:lvl>
+    <w:lvl w:ilvl="1" w:tplc="04090019">
+      <w:start w:val="1"/>
+      <w:numFmt w:val="lowerLetter"/>
+      <w:lvlText w:val="%2."/>
+      <w:lvlJc w:val="left"/>
+      <w:pPr>
+        <w:ind w:left="2520" w:hanging="360"/>
+      </w:pPr>
+    </w:lvl>
+    <w:lvl w:ilvl="2" w:tplc="0409001B">
+      <w:start w:val="1"/>
+      <w:numFmt w:val="lowerRoman"/>
+      <w:lvlText w:val="%3."/>
+      <w:lvlJc w:val="right"/>
+      <w:pPr>
+        <w:ind w:left="3240" w:hanging="180"/>
+      </w:pPr>
+    </w:lvl>
+    <w:lvl w:ilvl="3" w:tplc="0409000F">
+      <w:start w:val="1"/>
+      <w:numFmt w:val="decimal"/>
+      <w:lvlText w:val="%4."/>
+      <w:lvlJc w:val="left"/>
+      <w:pPr>
+        <w:ind w:left="3960" w:hanging="360"/>
+      </w:pPr>
+    </w:lvl>
+    <w:lvl w:ilvl="4" w:tplc="04090019">
+      <w:start w:val="1"/>
+      <w:numFmt w:val="lowerLetter"/>
+      <w:lvlText w:val="%5."/>
+      <w:lvlJc w:val="left"/>
+      <w:pPr>
+        <w:ind w:left="4680" w:hanging="360"/>
+      </w:pPr>
+    </w:lvl>
+    <w:lvl w:ilvl="5" w:tplc="0409001B">
+      <w:start w:val="1"/>
+      <w:numFmt w:val="lowerRoman"/>
+      <w:lvlText w:val="%6."/>
+      <w:lvlJc w:val="right"/>
+      <w:pPr>
+        <w:ind w:left="5400" w:hanging="180"/>
+      </w:pPr>
+    </w:lvl>
+    <w:lvl w:ilvl="6" w:tplc="0409000F">
+      <w:start w:val="1"/>
+      <w:numFmt w:val="decimal"/>
+      <w:lvlText w:val="%7."/>
+      <w:lvlJc w:val="left"/>
+      <w:pPr>
+        <w:ind w:left="6120" w:hanging="360"/>
+      </w:pPr>
+    </w:lvl>
+    <w:lvl w:ilvl="7" w:tplc="04090019">
+      <w:start w:val="1"/>
+      <w:numFmt w:val="lowerLetter"/>
+      <w:lvlText w:val="%8."/>
+      <w:lvlJc w:val="left"/>
+      <w:pPr>
+        <w:ind w:left="6840" w:hanging="360"/>
+      </w:pPr>
+    </w:lvl>
+    <w:lvl w:ilvl="8" w:tplc="0409001B">
+      <w:start w:val="1"/>
+      <w:numFmt w:val="lowerRoman"/>
+      <w:lvlText w:val="%9."/>
+      <w:lvlJc w:val="right"/>
+      <w:pPr>
+        <w:ind w:left="7560" w:hanging="180"/>
+      </w:pPr>
+    </w:lvl>
+  </w:abstractNum>
+  <w:abstractNum w:abstractNumId="3" w15:restartNumberingAfterBreak="0">
+    <w:nsid w:val="1427454E"/>
+    <w:multiLevelType w:val="hybridMultilevel"/>
+    <w:tmpl w:val="BCE678F4"/>
+    <w:lvl w:ilvl="0" w:tplc="67D60D58">
+      <w:start w:val="1"/>
+      <w:numFmt w:val="decimal"/>
+      <w:lvlText w:val="%1."/>
+      <w:lvlJc w:val="left"/>
+      <w:pPr>
+        <w:ind w:left="1800" w:hanging="360"/>
+      </w:pPr>
+    </w:lvl>
+    <w:lvl w:ilvl="1" w:tplc="04090019">
+      <w:start w:val="1"/>
+      <w:numFmt w:val="lowerLetter"/>
+      <w:lvlText w:val="%2."/>
+      <w:lvlJc w:val="left"/>
+      <w:pPr>
+        <w:ind w:left="2520" w:hanging="360"/>
+      </w:pPr>
+    </w:lvl>
+    <w:lvl w:ilvl="2" w:tplc="0409001B">
+      <w:start w:val="1"/>
+      <w:numFmt w:val="lowerRoman"/>
+      <w:lvlText w:val="%3."/>
+      <w:lvlJc w:val="right"/>
+      <w:pPr>
+        <w:ind w:left="3240" w:hanging="180"/>
+      </w:pPr>
+    </w:lvl>
+    <w:lvl w:ilvl="3" w:tplc="0409000F">
+      <w:start w:val="1"/>
+      <w:numFmt w:val="decimal"/>
+      <w:lvlText w:val="%4."/>
+      <w:lvlJc w:val="left"/>
+      <w:pPr>
+        <w:ind w:left="3960" w:hanging="360"/>
+      </w:pPr>
+    </w:lvl>
+    <w:lvl w:ilvl="4" w:tplc="04090019">
+      <w:start w:val="1"/>
+      <w:numFmt w:val="lowerLetter"/>
+      <w:lvlText w:val="%5."/>
+      <w:lvlJc w:val="left"/>
+      <w:pPr>
+        <w:ind w:left="4680" w:hanging="360"/>
+      </w:pPr>
+    </w:lvl>
+    <w:lvl w:ilvl="5" w:tplc="0409001B">
+      <w:start w:val="1"/>
+      <w:numFmt w:val="lowerRoman"/>
+      <w:lvlText w:val="%6."/>
+      <w:lvlJc w:val="right"/>
+      <w:pPr>
+        <w:ind w:left="5400" w:hanging="180"/>
+      </w:pPr>
+    </w:lvl>
+    <w:lvl w:ilvl="6" w:tplc="0409000F">
+      <w:start w:val="1"/>
+      <w:numFmt w:val="decimal"/>
+      <w:lvlText w:val="%7."/>
+      <w:lvlJc w:val="left"/>
+      <w:pPr>
+        <w:ind w:left="6120" w:hanging="360"/>
+      </w:pPr>
+    </w:lvl>
+    <w:lvl w:ilvl="7" w:tplc="04090019">
+      <w:start w:val="1"/>
+      <w:numFmt w:val="lowerLetter"/>
+      <w:lvlText w:val="%8."/>
+      <w:lvlJc w:val="left"/>
+      <w:pPr>
+        <w:ind w:left="6840" w:hanging="360"/>
+      </w:pPr>
+    </w:lvl>
+    <w:lvl w:ilvl="8" w:tplc="0409001B">
+      <w:start w:val="1"/>
+      <w:numFmt w:val="lowerRoman"/>
+      <w:lvlText w:val="%9."/>
+      <w:lvlJc w:val="right"/>
+      <w:pPr>
+        <w:ind w:left="7560" w:hanging="180"/>
+      </w:pPr>
+    </w:lvl>
+  </w:abstractNum>
+  <w:abstractNum w:abstractNumId="4" w15:restartNumberingAfterBreak="0">
     <w:nsid w:val="1AF6024E"/>
     <w:multiLevelType w:val="hybridMultilevel"/>
     <w:tmpl w:val="3EFE1AB0"/>
@@ -1459,7 +8804,351 @@
       </w:rPr>
     </w:lvl>
   </w:abstractNum>
-  <w:abstractNum w:abstractNumId="1">
+  <w:abstractNum w:abstractNumId="5" w15:restartNumberingAfterBreak="0">
+    <w:nsid w:val="270B0C68"/>
+    <w:multiLevelType w:val="hybridMultilevel"/>
+    <w:tmpl w:val="A224DF5E"/>
+    <w:lvl w:ilvl="0" w:tplc="67D60D58">
+      <w:start w:val="1"/>
+      <w:numFmt w:val="decimal"/>
+      <w:lvlText w:val="%1."/>
+      <w:lvlJc w:val="left"/>
+      <w:pPr>
+        <w:ind w:left="1800" w:hanging="360"/>
+      </w:pPr>
+    </w:lvl>
+    <w:lvl w:ilvl="1" w:tplc="04090019">
+      <w:start w:val="1"/>
+      <w:numFmt w:val="lowerLetter"/>
+      <w:lvlText w:val="%2."/>
+      <w:lvlJc w:val="left"/>
+      <w:pPr>
+        <w:ind w:left="2520" w:hanging="360"/>
+      </w:pPr>
+    </w:lvl>
+    <w:lvl w:ilvl="2" w:tplc="0409001B">
+      <w:start w:val="1"/>
+      <w:numFmt w:val="lowerRoman"/>
+      <w:lvlText w:val="%3."/>
+      <w:lvlJc w:val="right"/>
+      <w:pPr>
+        <w:ind w:left="3240" w:hanging="180"/>
+      </w:pPr>
+    </w:lvl>
+    <w:lvl w:ilvl="3" w:tplc="0409000F">
+      <w:start w:val="1"/>
+      <w:numFmt w:val="decimal"/>
+      <w:lvlText w:val="%4."/>
+      <w:lvlJc w:val="left"/>
+      <w:pPr>
+        <w:ind w:left="3960" w:hanging="360"/>
+      </w:pPr>
+    </w:lvl>
+    <w:lvl w:ilvl="4" w:tplc="04090019">
+      <w:start w:val="1"/>
+      <w:numFmt w:val="lowerLetter"/>
+      <w:lvlText w:val="%5."/>
+      <w:lvlJc w:val="left"/>
+      <w:pPr>
+        <w:ind w:left="4680" w:hanging="360"/>
+      </w:pPr>
+    </w:lvl>
+    <w:lvl w:ilvl="5" w:tplc="0409001B">
+      <w:start w:val="1"/>
+      <w:numFmt w:val="lowerRoman"/>
+      <w:lvlText w:val="%6."/>
+      <w:lvlJc w:val="right"/>
+      <w:pPr>
+        <w:ind w:left="5400" w:hanging="180"/>
+      </w:pPr>
+    </w:lvl>
+    <w:lvl w:ilvl="6" w:tplc="0409000F">
+      <w:start w:val="1"/>
+      <w:numFmt w:val="decimal"/>
+      <w:lvlText w:val="%7."/>
+      <w:lvlJc w:val="left"/>
+      <w:pPr>
+        <w:ind w:left="6120" w:hanging="360"/>
+      </w:pPr>
+    </w:lvl>
+    <w:lvl w:ilvl="7" w:tplc="04090019">
+      <w:start w:val="1"/>
+      <w:numFmt w:val="lowerLetter"/>
+      <w:lvlText w:val="%8."/>
+      <w:lvlJc w:val="left"/>
+      <w:pPr>
+        <w:ind w:left="6840" w:hanging="360"/>
+      </w:pPr>
+    </w:lvl>
+    <w:lvl w:ilvl="8" w:tplc="0409001B">
+      <w:start w:val="1"/>
+      <w:numFmt w:val="lowerRoman"/>
+      <w:lvlText w:val="%9."/>
+      <w:lvlJc w:val="right"/>
+      <w:pPr>
+        <w:ind w:left="7560" w:hanging="180"/>
+      </w:pPr>
+    </w:lvl>
+  </w:abstractNum>
+  <w:abstractNum w:abstractNumId="6" w15:restartNumberingAfterBreak="0">
+    <w:nsid w:val="305B3E89"/>
+    <w:multiLevelType w:val="hybridMultilevel"/>
+    <w:tmpl w:val="B0E6F69C"/>
+    <w:lvl w:ilvl="0" w:tplc="0409000F">
+      <w:start w:val="1"/>
+      <w:numFmt w:val="decimal"/>
+      <w:lvlText w:val="%1."/>
+      <w:lvlJc w:val="left"/>
+      <w:pPr>
+        <w:ind w:left="1440" w:hanging="360"/>
+      </w:pPr>
+    </w:lvl>
+    <w:lvl w:ilvl="1" w:tplc="04090019">
+      <w:start w:val="1"/>
+      <w:numFmt w:val="lowerLetter"/>
+      <w:lvlText w:val="%2."/>
+      <w:lvlJc w:val="left"/>
+      <w:pPr>
+        <w:ind w:left="2160" w:hanging="360"/>
+      </w:pPr>
+    </w:lvl>
+    <w:lvl w:ilvl="2" w:tplc="0409001B">
+      <w:start w:val="1"/>
+      <w:numFmt w:val="lowerRoman"/>
+      <w:lvlText w:val="%3."/>
+      <w:lvlJc w:val="right"/>
+      <w:pPr>
+        <w:ind w:left="2880" w:hanging="180"/>
+      </w:pPr>
+    </w:lvl>
+    <w:lvl w:ilvl="3" w:tplc="0409000F">
+      <w:start w:val="1"/>
+      <w:numFmt w:val="decimal"/>
+      <w:lvlText w:val="%4."/>
+      <w:lvlJc w:val="left"/>
+      <w:pPr>
+        <w:ind w:left="3600" w:hanging="360"/>
+      </w:pPr>
+    </w:lvl>
+    <w:lvl w:ilvl="4" w:tplc="04090019">
+      <w:start w:val="1"/>
+      <w:numFmt w:val="lowerLetter"/>
+      <w:lvlText w:val="%5."/>
+      <w:lvlJc w:val="left"/>
+      <w:pPr>
+        <w:ind w:left="4320" w:hanging="360"/>
+      </w:pPr>
+    </w:lvl>
+    <w:lvl w:ilvl="5" w:tplc="0409001B">
+      <w:start w:val="1"/>
+      <w:numFmt w:val="lowerRoman"/>
+      <w:lvlText w:val="%6."/>
+      <w:lvlJc w:val="right"/>
+      <w:pPr>
+        <w:ind w:left="5040" w:hanging="180"/>
+      </w:pPr>
+    </w:lvl>
+    <w:lvl w:ilvl="6" w:tplc="0409000F">
+      <w:start w:val="1"/>
+      <w:numFmt w:val="decimal"/>
+      <w:lvlText w:val="%7."/>
+      <w:lvlJc w:val="left"/>
+      <w:pPr>
+        <w:ind w:left="5760" w:hanging="360"/>
+      </w:pPr>
+    </w:lvl>
+    <w:lvl w:ilvl="7" w:tplc="04090019">
+      <w:start w:val="1"/>
+      <w:numFmt w:val="lowerLetter"/>
+      <w:lvlText w:val="%8."/>
+      <w:lvlJc w:val="left"/>
+      <w:pPr>
+        <w:ind w:left="6480" w:hanging="360"/>
+      </w:pPr>
+    </w:lvl>
+    <w:lvl w:ilvl="8" w:tplc="0409001B">
+      <w:start w:val="1"/>
+      <w:numFmt w:val="lowerRoman"/>
+      <w:lvlText w:val="%9."/>
+      <w:lvlJc w:val="right"/>
+      <w:pPr>
+        <w:ind w:left="7200" w:hanging="180"/>
+      </w:pPr>
+    </w:lvl>
+  </w:abstractNum>
+  <w:abstractNum w:abstractNumId="7" w15:restartNumberingAfterBreak="0">
+    <w:nsid w:val="319304DF"/>
+    <w:multiLevelType w:val="hybridMultilevel"/>
+    <w:tmpl w:val="CF1AD5F4"/>
+    <w:lvl w:ilvl="0" w:tplc="67D60D58">
+      <w:start w:val="1"/>
+      <w:numFmt w:val="decimal"/>
+      <w:lvlText w:val="%1."/>
+      <w:lvlJc w:val="left"/>
+      <w:pPr>
+        <w:ind w:left="1800" w:hanging="360"/>
+      </w:pPr>
+    </w:lvl>
+    <w:lvl w:ilvl="1" w:tplc="04090019">
+      <w:start w:val="1"/>
+      <w:numFmt w:val="lowerLetter"/>
+      <w:lvlText w:val="%2."/>
+      <w:lvlJc w:val="left"/>
+      <w:pPr>
+        <w:ind w:left="2520" w:hanging="360"/>
+      </w:pPr>
+    </w:lvl>
+    <w:lvl w:ilvl="2" w:tplc="0409001B">
+      <w:start w:val="1"/>
+      <w:numFmt w:val="lowerRoman"/>
+      <w:lvlText w:val="%3."/>
+      <w:lvlJc w:val="right"/>
+      <w:pPr>
+        <w:ind w:left="3240" w:hanging="180"/>
+      </w:pPr>
+    </w:lvl>
+    <w:lvl w:ilvl="3" w:tplc="0409000F">
+      <w:start w:val="1"/>
+      <w:numFmt w:val="decimal"/>
+      <w:lvlText w:val="%4."/>
+      <w:lvlJc w:val="left"/>
+      <w:pPr>
+        <w:ind w:left="3960" w:hanging="360"/>
+      </w:pPr>
+    </w:lvl>
+    <w:lvl w:ilvl="4" w:tplc="04090019">
+      <w:start w:val="1"/>
+      <w:numFmt w:val="lowerLetter"/>
+      <w:lvlText w:val="%5."/>
+      <w:lvlJc w:val="left"/>
+      <w:pPr>
+        <w:ind w:left="4680" w:hanging="360"/>
+      </w:pPr>
+    </w:lvl>
+    <w:lvl w:ilvl="5" w:tplc="0409001B">
+      <w:start w:val="1"/>
+      <w:numFmt w:val="lowerRoman"/>
+      <w:lvlText w:val="%6."/>
+      <w:lvlJc w:val="right"/>
+      <w:pPr>
+        <w:ind w:left="5400" w:hanging="180"/>
+      </w:pPr>
+    </w:lvl>
+    <w:lvl w:ilvl="6" w:tplc="0409000F">
+      <w:start w:val="1"/>
+      <w:numFmt w:val="decimal"/>
+      <w:lvlText w:val="%7."/>
+      <w:lvlJc w:val="left"/>
+      <w:pPr>
+        <w:ind w:left="6120" w:hanging="360"/>
+      </w:pPr>
+    </w:lvl>
+    <w:lvl w:ilvl="7" w:tplc="04090019">
+      <w:start w:val="1"/>
+      <w:numFmt w:val="lowerLetter"/>
+      <w:lvlText w:val="%8."/>
+      <w:lvlJc w:val="left"/>
+      <w:pPr>
+        <w:ind w:left="6840" w:hanging="360"/>
+      </w:pPr>
+    </w:lvl>
+    <w:lvl w:ilvl="8" w:tplc="0409001B">
+      <w:start w:val="1"/>
+      <w:numFmt w:val="lowerRoman"/>
+      <w:lvlText w:val="%9."/>
+      <w:lvlJc w:val="right"/>
+      <w:pPr>
+        <w:ind w:left="7560" w:hanging="180"/>
+      </w:pPr>
+    </w:lvl>
+  </w:abstractNum>
+  <w:abstractNum w:abstractNumId="8" w15:restartNumberingAfterBreak="0">
+    <w:nsid w:val="3A410F7B"/>
+    <w:multiLevelType w:val="hybridMultilevel"/>
+    <w:tmpl w:val="3B221420"/>
+    <w:lvl w:ilvl="0" w:tplc="0409000F">
+      <w:start w:val="1"/>
+      <w:numFmt w:val="decimal"/>
+      <w:lvlText w:val="%1."/>
+      <w:lvlJc w:val="left"/>
+      <w:pPr>
+        <w:ind w:left="1440" w:hanging="360"/>
+      </w:pPr>
+    </w:lvl>
+    <w:lvl w:ilvl="1" w:tplc="04090019">
+      <w:start w:val="1"/>
+      <w:numFmt w:val="lowerLetter"/>
+      <w:lvlText w:val="%2."/>
+      <w:lvlJc w:val="left"/>
+      <w:pPr>
+        <w:ind w:left="2160" w:hanging="360"/>
+      </w:pPr>
+    </w:lvl>
+    <w:lvl w:ilvl="2" w:tplc="0409001B">
+      <w:start w:val="1"/>
+      <w:numFmt w:val="lowerRoman"/>
+      <w:lvlText w:val="%3."/>
+      <w:lvlJc w:val="right"/>
+      <w:pPr>
+        <w:ind w:left="2880" w:hanging="180"/>
+      </w:pPr>
+    </w:lvl>
+    <w:lvl w:ilvl="3" w:tplc="0409000F">
+      <w:start w:val="1"/>
+      <w:numFmt w:val="decimal"/>
+      <w:lvlText w:val="%4."/>
+      <w:lvlJc w:val="left"/>
+      <w:pPr>
+        <w:ind w:left="3600" w:hanging="360"/>
+      </w:pPr>
+    </w:lvl>
+    <w:lvl w:ilvl="4" w:tplc="04090019">
+      <w:start w:val="1"/>
+      <w:numFmt w:val="lowerLetter"/>
+      <w:lvlText w:val="%5."/>
+      <w:lvlJc w:val="left"/>
+      <w:pPr>
+        <w:ind w:left="4320" w:hanging="360"/>
+      </w:pPr>
+    </w:lvl>
+    <w:lvl w:ilvl="5" w:tplc="0409001B">
+      <w:start w:val="1"/>
+      <w:numFmt w:val="lowerRoman"/>
+      <w:lvlText w:val="%6."/>
+      <w:lvlJc w:val="right"/>
+      <w:pPr>
+        <w:ind w:left="5040" w:hanging="180"/>
+      </w:pPr>
+    </w:lvl>
+    <w:lvl w:ilvl="6" w:tplc="0409000F">
+      <w:start w:val="1"/>
+      <w:numFmt w:val="decimal"/>
+      <w:lvlText w:val="%7."/>
+      <w:lvlJc w:val="left"/>
+      <w:pPr>
+        <w:ind w:left="5760" w:hanging="360"/>
+      </w:pPr>
+    </w:lvl>
+    <w:lvl w:ilvl="7" w:tplc="04090019">
+      <w:start w:val="1"/>
+      <w:numFmt w:val="lowerLetter"/>
+      <w:lvlText w:val="%8."/>
+      <w:lvlJc w:val="left"/>
+      <w:pPr>
+        <w:ind w:left="6480" w:hanging="360"/>
+      </w:pPr>
+    </w:lvl>
+    <w:lvl w:ilvl="8" w:tplc="0409001B">
+      <w:start w:val="1"/>
+      <w:numFmt w:val="lowerRoman"/>
+      <w:lvlText w:val="%9."/>
+      <w:lvlJc w:val="right"/>
+      <w:pPr>
+        <w:ind w:left="7200" w:hanging="180"/>
+      </w:pPr>
+    </w:lvl>
+  </w:abstractNum>
+  <w:abstractNum w:abstractNumId="9" w15:restartNumberingAfterBreak="0">
     <w:nsid w:val="3EFA2BD4"/>
     <w:multiLevelType w:val="hybridMultilevel"/>
     <w:tmpl w:val="36108EFA"/>
@@ -1548,7 +9237,119 @@
       </w:pPr>
     </w:lvl>
   </w:abstractNum>
-  <w:abstractNum w:abstractNumId="2">
+  <w:abstractNum w:abstractNumId="10" w15:restartNumberingAfterBreak="0">
+    <w:nsid w:val="4AF5690D"/>
+    <w:multiLevelType w:val="hybridMultilevel"/>
+    <w:tmpl w:val="61A455BC"/>
+    <w:lvl w:ilvl="0" w:tplc="159AF480">
+      <w:numFmt w:val="bullet"/>
+      <w:lvlText w:val=""/>
+      <w:lvlJc w:val="left"/>
+      <w:pPr>
+        <w:ind w:left="720" w:hanging="360"/>
+      </w:pPr>
+      <w:rPr>
+        <w:rFonts w:ascii="Wingdings" w:eastAsiaTheme="minorHAnsi" w:hAnsi="Wingdings" w:cs="Times New Roman" w:hint="default"/>
+      </w:rPr>
+    </w:lvl>
+    <w:lvl w:ilvl="1" w:tplc="04090003" w:tentative="1">
+      <w:start w:val="1"/>
+      <w:numFmt w:val="bullet"/>
+      <w:lvlText w:val="o"/>
+      <w:lvlJc w:val="left"/>
+      <w:pPr>
+        <w:ind w:left="1440" w:hanging="360"/>
+      </w:pPr>
+      <w:rPr>
+        <w:rFonts w:ascii="Courier New" w:hAnsi="Courier New" w:cs="Courier New" w:hint="default"/>
+      </w:rPr>
+    </w:lvl>
+    <w:lvl w:ilvl="2" w:tplc="04090005" w:tentative="1">
+      <w:start w:val="1"/>
+      <w:numFmt w:val="bullet"/>
+      <w:lvlText w:val=""/>
+      <w:lvlJc w:val="left"/>
+      <w:pPr>
+        <w:ind w:left="2160" w:hanging="360"/>
+      </w:pPr>
+      <w:rPr>
+        <w:rFonts w:ascii="Wingdings" w:hAnsi="Wingdings" w:hint="default"/>
+      </w:rPr>
+    </w:lvl>
+    <w:lvl w:ilvl="3" w:tplc="04090001" w:tentative="1">
+      <w:start w:val="1"/>
+      <w:numFmt w:val="bullet"/>
+      <w:lvlText w:val=""/>
+      <w:lvlJc w:val="left"/>
+      <w:pPr>
+        <w:ind w:left="2880" w:hanging="360"/>
+      </w:pPr>
+      <w:rPr>
+        <w:rFonts w:ascii="Symbol" w:hAnsi="Symbol" w:hint="default"/>
+      </w:rPr>
+    </w:lvl>
+    <w:lvl w:ilvl="4" w:tplc="04090003" w:tentative="1">
+      <w:start w:val="1"/>
+      <w:numFmt w:val="bullet"/>
+      <w:lvlText w:val="o"/>
+      <w:lvlJc w:val="left"/>
+      <w:pPr>
+        <w:ind w:left="3600" w:hanging="360"/>
+      </w:pPr>
+      <w:rPr>
+        <w:rFonts w:ascii="Courier New" w:hAnsi="Courier New" w:cs="Courier New" w:hint="default"/>
+      </w:rPr>
+    </w:lvl>
+    <w:lvl w:ilvl="5" w:tplc="04090005" w:tentative="1">
+      <w:start w:val="1"/>
+      <w:numFmt w:val="bullet"/>
+      <w:lvlText w:val=""/>
+      <w:lvlJc w:val="left"/>
+      <w:pPr>
+        <w:ind w:left="4320" w:hanging="360"/>
+      </w:pPr>
+      <w:rPr>
+        <w:rFonts w:ascii="Wingdings" w:hAnsi="Wingdings" w:hint="default"/>
+      </w:rPr>
+    </w:lvl>
+    <w:lvl w:ilvl="6" w:tplc="04090001" w:tentative="1">
+      <w:start w:val="1"/>
+      <w:numFmt w:val="bullet"/>
+      <w:lvlText w:val=""/>
+      <w:lvlJc w:val="left"/>
+      <w:pPr>
+        <w:ind w:left="5040" w:hanging="360"/>
+      </w:pPr>
+      <w:rPr>
+        <w:rFonts w:ascii="Symbol" w:hAnsi="Symbol" w:hint="default"/>
+      </w:rPr>
+    </w:lvl>
+    <w:lvl w:ilvl="7" w:tplc="04090003" w:tentative="1">
+      <w:start w:val="1"/>
+      <w:numFmt w:val="bullet"/>
+      <w:lvlText w:val="o"/>
+      <w:lvlJc w:val="left"/>
+      <w:pPr>
+        <w:ind w:left="5760" w:hanging="360"/>
+      </w:pPr>
+      <w:rPr>
+        <w:rFonts w:ascii="Courier New" w:hAnsi="Courier New" w:cs="Courier New" w:hint="default"/>
+      </w:rPr>
+    </w:lvl>
+    <w:lvl w:ilvl="8" w:tplc="04090005" w:tentative="1">
+      <w:start w:val="1"/>
+      <w:numFmt w:val="bullet"/>
+      <w:lvlText w:val=""/>
+      <w:lvlJc w:val="left"/>
+      <w:pPr>
+        <w:ind w:left="6480" w:hanging="360"/>
+      </w:pPr>
+      <w:rPr>
+        <w:rFonts w:ascii="Wingdings" w:hAnsi="Wingdings" w:hint="default"/>
+      </w:rPr>
+    </w:lvl>
+  </w:abstractNum>
+  <w:abstractNum w:abstractNumId="11" w15:restartNumberingAfterBreak="0">
     <w:nsid w:val="57691A4E"/>
     <w:multiLevelType w:val="hybridMultilevel"/>
     <w:tmpl w:val="36108EFA"/>
@@ -1637,20 +9438,727 @@
       </w:pPr>
     </w:lvl>
   </w:abstractNum>
-  <w:num w:numId="1">
+  <w:abstractNum w:abstractNumId="12" w15:restartNumberingAfterBreak="0">
+    <w:nsid w:val="5BAA51F4"/>
+    <w:multiLevelType w:val="hybridMultilevel"/>
+    <w:tmpl w:val="12B4D7B8"/>
+    <w:lvl w:ilvl="0" w:tplc="67D60D58">
+      <w:start w:val="1"/>
+      <w:numFmt w:val="decimal"/>
+      <w:lvlText w:val="%1."/>
+      <w:lvlJc w:val="left"/>
+      <w:pPr>
+        <w:ind w:left="1800" w:hanging="360"/>
+      </w:pPr>
+    </w:lvl>
+    <w:lvl w:ilvl="1" w:tplc="04090019">
+      <w:start w:val="1"/>
+      <w:numFmt w:val="lowerLetter"/>
+      <w:lvlText w:val="%2."/>
+      <w:lvlJc w:val="left"/>
+      <w:pPr>
+        <w:ind w:left="2520" w:hanging="360"/>
+      </w:pPr>
+    </w:lvl>
+    <w:lvl w:ilvl="2" w:tplc="0409001B">
+      <w:start w:val="1"/>
+      <w:numFmt w:val="lowerRoman"/>
+      <w:lvlText w:val="%3."/>
+      <w:lvlJc w:val="right"/>
+      <w:pPr>
+        <w:ind w:left="3240" w:hanging="180"/>
+      </w:pPr>
+    </w:lvl>
+    <w:lvl w:ilvl="3" w:tplc="0409000F">
+      <w:start w:val="1"/>
+      <w:numFmt w:val="decimal"/>
+      <w:lvlText w:val="%4."/>
+      <w:lvlJc w:val="left"/>
+      <w:pPr>
+        <w:ind w:left="3960" w:hanging="360"/>
+      </w:pPr>
+    </w:lvl>
+    <w:lvl w:ilvl="4" w:tplc="04090019">
+      <w:start w:val="1"/>
+      <w:numFmt w:val="lowerLetter"/>
+      <w:lvlText w:val="%5."/>
+      <w:lvlJc w:val="left"/>
+      <w:pPr>
+        <w:ind w:left="4680" w:hanging="360"/>
+      </w:pPr>
+    </w:lvl>
+    <w:lvl w:ilvl="5" w:tplc="0409001B">
+      <w:start w:val="1"/>
+      <w:numFmt w:val="lowerRoman"/>
+      <w:lvlText w:val="%6."/>
+      <w:lvlJc w:val="right"/>
+      <w:pPr>
+        <w:ind w:left="5400" w:hanging="180"/>
+      </w:pPr>
+    </w:lvl>
+    <w:lvl w:ilvl="6" w:tplc="0409000F">
+      <w:start w:val="1"/>
+      <w:numFmt w:val="decimal"/>
+      <w:lvlText w:val="%7."/>
+      <w:lvlJc w:val="left"/>
+      <w:pPr>
+        <w:ind w:left="6120" w:hanging="360"/>
+      </w:pPr>
+    </w:lvl>
+    <w:lvl w:ilvl="7" w:tplc="04090019">
+      <w:start w:val="1"/>
+      <w:numFmt w:val="lowerLetter"/>
+      <w:lvlText w:val="%8."/>
+      <w:lvlJc w:val="left"/>
+      <w:pPr>
+        <w:ind w:left="6840" w:hanging="360"/>
+      </w:pPr>
+    </w:lvl>
+    <w:lvl w:ilvl="8" w:tplc="0409001B">
+      <w:start w:val="1"/>
+      <w:numFmt w:val="lowerRoman"/>
+      <w:lvlText w:val="%9."/>
+      <w:lvlJc w:val="right"/>
+      <w:pPr>
+        <w:ind w:left="7560" w:hanging="180"/>
+      </w:pPr>
+    </w:lvl>
+  </w:abstractNum>
+  <w:abstractNum w:abstractNumId="13" w15:restartNumberingAfterBreak="0">
+    <w:nsid w:val="5E104C02"/>
+    <w:multiLevelType w:val="hybridMultilevel"/>
+    <w:tmpl w:val="489CD564"/>
+    <w:lvl w:ilvl="0" w:tplc="67D60D58">
+      <w:start w:val="1"/>
+      <w:numFmt w:val="decimal"/>
+      <w:lvlText w:val="%1."/>
+      <w:lvlJc w:val="left"/>
+      <w:pPr>
+        <w:ind w:left="1800" w:hanging="360"/>
+      </w:pPr>
+    </w:lvl>
+    <w:lvl w:ilvl="1" w:tplc="04090019">
+      <w:start w:val="1"/>
+      <w:numFmt w:val="lowerLetter"/>
+      <w:lvlText w:val="%2."/>
+      <w:lvlJc w:val="left"/>
+      <w:pPr>
+        <w:ind w:left="2520" w:hanging="360"/>
+      </w:pPr>
+    </w:lvl>
+    <w:lvl w:ilvl="2" w:tplc="0409001B">
+      <w:start w:val="1"/>
+      <w:numFmt w:val="lowerRoman"/>
+      <w:lvlText w:val="%3."/>
+      <w:lvlJc w:val="right"/>
+      <w:pPr>
+        <w:ind w:left="3240" w:hanging="180"/>
+      </w:pPr>
+    </w:lvl>
+    <w:lvl w:ilvl="3" w:tplc="0409000F">
+      <w:start w:val="1"/>
+      <w:numFmt w:val="decimal"/>
+      <w:lvlText w:val="%4."/>
+      <w:lvlJc w:val="left"/>
+      <w:pPr>
+        <w:ind w:left="3960" w:hanging="360"/>
+      </w:pPr>
+    </w:lvl>
+    <w:lvl w:ilvl="4" w:tplc="04090019">
+      <w:start w:val="1"/>
+      <w:numFmt w:val="lowerLetter"/>
+      <w:lvlText w:val="%5."/>
+      <w:lvlJc w:val="left"/>
+      <w:pPr>
+        <w:ind w:left="4680" w:hanging="360"/>
+      </w:pPr>
+    </w:lvl>
+    <w:lvl w:ilvl="5" w:tplc="0409001B">
+      <w:start w:val="1"/>
+      <w:numFmt w:val="lowerRoman"/>
+      <w:lvlText w:val="%6."/>
+      <w:lvlJc w:val="right"/>
+      <w:pPr>
+        <w:ind w:left="5400" w:hanging="180"/>
+      </w:pPr>
+    </w:lvl>
+    <w:lvl w:ilvl="6" w:tplc="0409000F">
+      <w:start w:val="1"/>
+      <w:numFmt w:val="decimal"/>
+      <w:lvlText w:val="%7."/>
+      <w:lvlJc w:val="left"/>
+      <w:pPr>
+        <w:ind w:left="6120" w:hanging="360"/>
+      </w:pPr>
+    </w:lvl>
+    <w:lvl w:ilvl="7" w:tplc="04090019">
+      <w:start w:val="1"/>
+      <w:numFmt w:val="lowerLetter"/>
+      <w:lvlText w:val="%8."/>
+      <w:lvlJc w:val="left"/>
+      <w:pPr>
+        <w:ind w:left="6840" w:hanging="360"/>
+      </w:pPr>
+    </w:lvl>
+    <w:lvl w:ilvl="8" w:tplc="0409001B">
+      <w:start w:val="1"/>
+      <w:numFmt w:val="lowerRoman"/>
+      <w:lvlText w:val="%9."/>
+      <w:lvlJc w:val="right"/>
+      <w:pPr>
+        <w:ind w:left="7560" w:hanging="180"/>
+      </w:pPr>
+    </w:lvl>
+  </w:abstractNum>
+  <w:abstractNum w:abstractNumId="14" w15:restartNumberingAfterBreak="0">
+    <w:nsid w:val="66E41122"/>
+    <w:multiLevelType w:val="hybridMultilevel"/>
+    <w:tmpl w:val="4D18E83C"/>
+    <w:lvl w:ilvl="0" w:tplc="67D60D58">
+      <w:start w:val="1"/>
+      <w:numFmt w:val="decimal"/>
+      <w:lvlText w:val="%1."/>
+      <w:lvlJc w:val="left"/>
+      <w:pPr>
+        <w:ind w:left="1800" w:hanging="360"/>
+      </w:pPr>
+    </w:lvl>
+    <w:lvl w:ilvl="1" w:tplc="04090019">
+      <w:start w:val="1"/>
+      <w:numFmt w:val="lowerLetter"/>
+      <w:lvlText w:val="%2."/>
+      <w:lvlJc w:val="left"/>
+      <w:pPr>
+        <w:ind w:left="2520" w:hanging="360"/>
+      </w:pPr>
+    </w:lvl>
+    <w:lvl w:ilvl="2" w:tplc="0409001B">
+      <w:start w:val="1"/>
+      <w:numFmt w:val="lowerRoman"/>
+      <w:lvlText w:val="%3."/>
+      <w:lvlJc w:val="right"/>
+      <w:pPr>
+        <w:ind w:left="3240" w:hanging="180"/>
+      </w:pPr>
+    </w:lvl>
+    <w:lvl w:ilvl="3" w:tplc="0409000F">
+      <w:start w:val="1"/>
+      <w:numFmt w:val="decimal"/>
+      <w:lvlText w:val="%4."/>
+      <w:lvlJc w:val="left"/>
+      <w:pPr>
+        <w:ind w:left="3960" w:hanging="360"/>
+      </w:pPr>
+    </w:lvl>
+    <w:lvl w:ilvl="4" w:tplc="04090019">
+      <w:start w:val="1"/>
+      <w:numFmt w:val="lowerLetter"/>
+      <w:lvlText w:val="%5."/>
+      <w:lvlJc w:val="left"/>
+      <w:pPr>
+        <w:ind w:left="4680" w:hanging="360"/>
+      </w:pPr>
+    </w:lvl>
+    <w:lvl w:ilvl="5" w:tplc="0409001B">
+      <w:start w:val="1"/>
+      <w:numFmt w:val="lowerRoman"/>
+      <w:lvlText w:val="%6."/>
+      <w:lvlJc w:val="right"/>
+      <w:pPr>
+        <w:ind w:left="5400" w:hanging="180"/>
+      </w:pPr>
+    </w:lvl>
+    <w:lvl w:ilvl="6" w:tplc="0409000F">
+      <w:start w:val="1"/>
+      <w:numFmt w:val="decimal"/>
+      <w:lvlText w:val="%7."/>
+      <w:lvlJc w:val="left"/>
+      <w:pPr>
+        <w:ind w:left="6120" w:hanging="360"/>
+      </w:pPr>
+    </w:lvl>
+    <w:lvl w:ilvl="7" w:tplc="04090019">
+      <w:start w:val="1"/>
+      <w:numFmt w:val="lowerLetter"/>
+      <w:lvlText w:val="%8."/>
+      <w:lvlJc w:val="left"/>
+      <w:pPr>
+        <w:ind w:left="6840" w:hanging="360"/>
+      </w:pPr>
+    </w:lvl>
+    <w:lvl w:ilvl="8" w:tplc="0409001B">
+      <w:start w:val="1"/>
+      <w:numFmt w:val="lowerRoman"/>
+      <w:lvlText w:val="%9."/>
+      <w:lvlJc w:val="right"/>
+      <w:pPr>
+        <w:ind w:left="7560" w:hanging="180"/>
+      </w:pPr>
+    </w:lvl>
+  </w:abstractNum>
+  <w:abstractNum w:abstractNumId="15" w15:restartNumberingAfterBreak="0">
+    <w:nsid w:val="780B092A"/>
+    <w:multiLevelType w:val="hybridMultilevel"/>
+    <w:tmpl w:val="DAB619E6"/>
+    <w:lvl w:ilvl="0" w:tplc="67D60D58">
+      <w:start w:val="1"/>
+      <w:numFmt w:val="decimal"/>
+      <w:lvlText w:val="%1."/>
+      <w:lvlJc w:val="left"/>
+      <w:pPr>
+        <w:ind w:left="1800" w:hanging="360"/>
+      </w:pPr>
+    </w:lvl>
+    <w:lvl w:ilvl="1" w:tplc="04090019">
+      <w:start w:val="1"/>
+      <w:numFmt w:val="lowerLetter"/>
+      <w:lvlText w:val="%2."/>
+      <w:lvlJc w:val="left"/>
+      <w:pPr>
+        <w:ind w:left="2520" w:hanging="360"/>
+      </w:pPr>
+    </w:lvl>
+    <w:lvl w:ilvl="2" w:tplc="0409001B">
+      <w:start w:val="1"/>
+      <w:numFmt w:val="lowerRoman"/>
+      <w:lvlText w:val="%3."/>
+      <w:lvlJc w:val="right"/>
+      <w:pPr>
+        <w:ind w:left="3240" w:hanging="180"/>
+      </w:pPr>
+    </w:lvl>
+    <w:lvl w:ilvl="3" w:tplc="0409000F">
+      <w:start w:val="1"/>
+      <w:numFmt w:val="decimal"/>
+      <w:lvlText w:val="%4."/>
+      <w:lvlJc w:val="left"/>
+      <w:pPr>
+        <w:ind w:left="3960" w:hanging="360"/>
+      </w:pPr>
+    </w:lvl>
+    <w:lvl w:ilvl="4" w:tplc="04090019">
+      <w:start w:val="1"/>
+      <w:numFmt w:val="lowerLetter"/>
+      <w:lvlText w:val="%5."/>
+      <w:lvlJc w:val="left"/>
+      <w:pPr>
+        <w:ind w:left="4680" w:hanging="360"/>
+      </w:pPr>
+    </w:lvl>
+    <w:lvl w:ilvl="5" w:tplc="0409001B">
+      <w:start w:val="1"/>
+      <w:numFmt w:val="lowerRoman"/>
+      <w:lvlText w:val="%6."/>
+      <w:lvlJc w:val="right"/>
+      <w:pPr>
+        <w:ind w:left="5400" w:hanging="180"/>
+      </w:pPr>
+    </w:lvl>
+    <w:lvl w:ilvl="6" w:tplc="0409000F">
+      <w:start w:val="1"/>
+      <w:numFmt w:val="decimal"/>
+      <w:lvlText w:val="%7."/>
+      <w:lvlJc w:val="left"/>
+      <w:pPr>
+        <w:ind w:left="6120" w:hanging="360"/>
+      </w:pPr>
+    </w:lvl>
+    <w:lvl w:ilvl="7" w:tplc="04090019">
+      <w:start w:val="1"/>
+      <w:numFmt w:val="lowerLetter"/>
+      <w:lvlText w:val="%8."/>
+      <w:lvlJc w:val="left"/>
+      <w:pPr>
+        <w:ind w:left="6840" w:hanging="360"/>
+      </w:pPr>
+    </w:lvl>
+    <w:lvl w:ilvl="8" w:tplc="0409001B">
+      <w:start w:val="1"/>
+      <w:numFmt w:val="lowerRoman"/>
+      <w:lvlText w:val="%9."/>
+      <w:lvlJc w:val="right"/>
+      <w:pPr>
+        <w:ind w:left="7560" w:hanging="180"/>
+      </w:pPr>
+    </w:lvl>
+  </w:abstractNum>
+  <w:num w:numId="1" w16cid:durableId="1526672050">
+    <w:abstractNumId w:val="11"/>
+  </w:num>
+  <w:num w:numId="2" w16cid:durableId="1300376400">
+    <w:abstractNumId w:val="9"/>
+  </w:num>
+  <w:num w:numId="3" w16cid:durableId="608050111">
+    <w:abstractNumId w:val="4"/>
+  </w:num>
+  <w:num w:numId="4" w16cid:durableId="256718421">
+    <w:abstractNumId w:val="8"/>
+    <w:lvlOverride w:ilvl="0">
+      <w:startOverride w:val="1"/>
+    </w:lvlOverride>
+    <w:lvlOverride w:ilvl="1">
+      <w:startOverride w:val="1"/>
+    </w:lvlOverride>
+    <w:lvlOverride w:ilvl="2">
+      <w:startOverride w:val="1"/>
+    </w:lvlOverride>
+    <w:lvlOverride w:ilvl="3">
+      <w:startOverride w:val="1"/>
+    </w:lvlOverride>
+    <w:lvlOverride w:ilvl="4">
+      <w:startOverride w:val="1"/>
+    </w:lvlOverride>
+    <w:lvlOverride w:ilvl="5">
+      <w:startOverride w:val="1"/>
+    </w:lvlOverride>
+    <w:lvlOverride w:ilvl="6">
+      <w:startOverride w:val="1"/>
+    </w:lvlOverride>
+    <w:lvlOverride w:ilvl="7">
+      <w:startOverride w:val="1"/>
+    </w:lvlOverride>
+    <w:lvlOverride w:ilvl="8">
+      <w:startOverride w:val="1"/>
+    </w:lvlOverride>
+  </w:num>
+  <w:num w:numId="5" w16cid:durableId="631208323">
+    <w:abstractNumId w:val="15"/>
+    <w:lvlOverride w:ilvl="0">
+      <w:startOverride w:val="1"/>
+    </w:lvlOverride>
+    <w:lvlOverride w:ilvl="1">
+      <w:startOverride w:val="1"/>
+    </w:lvlOverride>
+    <w:lvlOverride w:ilvl="2">
+      <w:startOverride w:val="1"/>
+    </w:lvlOverride>
+    <w:lvlOverride w:ilvl="3">
+      <w:startOverride w:val="1"/>
+    </w:lvlOverride>
+    <w:lvlOverride w:ilvl="4">
+      <w:startOverride w:val="1"/>
+    </w:lvlOverride>
+    <w:lvlOverride w:ilvl="5">
+      <w:startOverride w:val="1"/>
+    </w:lvlOverride>
+    <w:lvlOverride w:ilvl="6">
+      <w:startOverride w:val="1"/>
+    </w:lvlOverride>
+    <w:lvlOverride w:ilvl="7">
+      <w:startOverride w:val="1"/>
+    </w:lvlOverride>
+    <w:lvlOverride w:ilvl="8">
+      <w:startOverride w:val="1"/>
+    </w:lvlOverride>
+  </w:num>
+  <w:num w:numId="6" w16cid:durableId="936862365">
+    <w:abstractNumId w:val="6"/>
+    <w:lvlOverride w:ilvl="0">
+      <w:startOverride w:val="1"/>
+    </w:lvlOverride>
+    <w:lvlOverride w:ilvl="1">
+      <w:startOverride w:val="1"/>
+    </w:lvlOverride>
+    <w:lvlOverride w:ilvl="2">
+      <w:startOverride w:val="1"/>
+    </w:lvlOverride>
+    <w:lvlOverride w:ilvl="3">
+      <w:startOverride w:val="1"/>
+    </w:lvlOverride>
+    <w:lvlOverride w:ilvl="4">
+      <w:startOverride w:val="1"/>
+    </w:lvlOverride>
+    <w:lvlOverride w:ilvl="5">
+      <w:startOverride w:val="1"/>
+    </w:lvlOverride>
+    <w:lvlOverride w:ilvl="6">
+      <w:startOverride w:val="1"/>
+    </w:lvlOverride>
+    <w:lvlOverride w:ilvl="7">
+      <w:startOverride w:val="1"/>
+    </w:lvlOverride>
+    <w:lvlOverride w:ilvl="8">
+      <w:startOverride w:val="1"/>
+    </w:lvlOverride>
+  </w:num>
+  <w:num w:numId="7" w16cid:durableId="424493715">
+    <w:abstractNumId w:val="0"/>
+    <w:lvlOverride w:ilvl="0">
+      <w:startOverride w:val="1"/>
+    </w:lvlOverride>
+    <w:lvlOverride w:ilvl="1">
+      <w:startOverride w:val="1"/>
+    </w:lvlOverride>
+    <w:lvlOverride w:ilvl="2">
+      <w:startOverride w:val="1"/>
+    </w:lvlOverride>
+    <w:lvlOverride w:ilvl="3">
+      <w:startOverride w:val="1"/>
+    </w:lvlOverride>
+    <w:lvlOverride w:ilvl="4">
+      <w:startOverride w:val="1"/>
+    </w:lvlOverride>
+    <w:lvlOverride w:ilvl="5">
+      <w:startOverride w:val="1"/>
+    </w:lvlOverride>
+    <w:lvlOverride w:ilvl="6">
+      <w:startOverride w:val="1"/>
+    </w:lvlOverride>
+    <w:lvlOverride w:ilvl="7">
+      <w:startOverride w:val="1"/>
+    </w:lvlOverride>
+    <w:lvlOverride w:ilvl="8">
+      <w:startOverride w:val="1"/>
+    </w:lvlOverride>
+  </w:num>
+  <w:num w:numId="8" w16cid:durableId="1548569874">
     <w:abstractNumId w:val="2"/>
+    <w:lvlOverride w:ilvl="0">
+      <w:startOverride w:val="1"/>
+    </w:lvlOverride>
+    <w:lvlOverride w:ilvl="1">
+      <w:startOverride w:val="1"/>
+    </w:lvlOverride>
+    <w:lvlOverride w:ilvl="2">
+      <w:startOverride w:val="1"/>
+    </w:lvlOverride>
+    <w:lvlOverride w:ilvl="3">
+      <w:startOverride w:val="1"/>
+    </w:lvlOverride>
+    <w:lvlOverride w:ilvl="4">
+      <w:startOverride w:val="1"/>
+    </w:lvlOverride>
+    <w:lvlOverride w:ilvl="5">
+      <w:startOverride w:val="1"/>
+    </w:lvlOverride>
+    <w:lvlOverride w:ilvl="6">
+      <w:startOverride w:val="1"/>
+    </w:lvlOverride>
+    <w:lvlOverride w:ilvl="7">
+      <w:startOverride w:val="1"/>
+    </w:lvlOverride>
+    <w:lvlOverride w:ilvl="8">
+      <w:startOverride w:val="1"/>
+    </w:lvlOverride>
   </w:num>
-  <w:num w:numId="2">
+  <w:num w:numId="9" w16cid:durableId="294599880">
+    <w:abstractNumId w:val="7"/>
+    <w:lvlOverride w:ilvl="0">
+      <w:startOverride w:val="1"/>
+    </w:lvlOverride>
+    <w:lvlOverride w:ilvl="1">
+      <w:startOverride w:val="1"/>
+    </w:lvlOverride>
+    <w:lvlOverride w:ilvl="2">
+      <w:startOverride w:val="1"/>
+    </w:lvlOverride>
+    <w:lvlOverride w:ilvl="3">
+      <w:startOverride w:val="1"/>
+    </w:lvlOverride>
+    <w:lvlOverride w:ilvl="4">
+      <w:startOverride w:val="1"/>
+    </w:lvlOverride>
+    <w:lvlOverride w:ilvl="5">
+      <w:startOverride w:val="1"/>
+    </w:lvlOverride>
+    <w:lvlOverride w:ilvl="6">
+      <w:startOverride w:val="1"/>
+    </w:lvlOverride>
+    <w:lvlOverride w:ilvl="7">
+      <w:startOverride w:val="1"/>
+    </w:lvlOverride>
+    <w:lvlOverride w:ilvl="8">
+      <w:startOverride w:val="1"/>
+    </w:lvlOverride>
+  </w:num>
+  <w:num w:numId="10" w16cid:durableId="290676682">
+    <w:abstractNumId w:val="12"/>
+    <w:lvlOverride w:ilvl="0">
+      <w:startOverride w:val="1"/>
+    </w:lvlOverride>
+    <w:lvlOverride w:ilvl="1">
+      <w:startOverride w:val="1"/>
+    </w:lvlOverride>
+    <w:lvlOverride w:ilvl="2">
+      <w:startOverride w:val="1"/>
+    </w:lvlOverride>
+    <w:lvlOverride w:ilvl="3">
+      <w:startOverride w:val="1"/>
+    </w:lvlOverride>
+    <w:lvlOverride w:ilvl="4">
+      <w:startOverride w:val="1"/>
+    </w:lvlOverride>
+    <w:lvlOverride w:ilvl="5">
+      <w:startOverride w:val="1"/>
+    </w:lvlOverride>
+    <w:lvlOverride w:ilvl="6">
+      <w:startOverride w:val="1"/>
+    </w:lvlOverride>
+    <w:lvlOverride w:ilvl="7">
+      <w:startOverride w:val="1"/>
+    </w:lvlOverride>
+    <w:lvlOverride w:ilvl="8">
+      <w:startOverride w:val="1"/>
+    </w:lvlOverride>
+  </w:num>
+  <w:num w:numId="11" w16cid:durableId="2078087983">
     <w:abstractNumId w:val="1"/>
+    <w:lvlOverride w:ilvl="0">
+      <w:startOverride w:val="1"/>
+    </w:lvlOverride>
+    <w:lvlOverride w:ilvl="1">
+      <w:startOverride w:val="1"/>
+    </w:lvlOverride>
+    <w:lvlOverride w:ilvl="2">
+      <w:startOverride w:val="1"/>
+    </w:lvlOverride>
+    <w:lvlOverride w:ilvl="3">
+      <w:startOverride w:val="1"/>
+    </w:lvlOverride>
+    <w:lvlOverride w:ilvl="4">
+      <w:startOverride w:val="1"/>
+    </w:lvlOverride>
+    <w:lvlOverride w:ilvl="5">
+      <w:startOverride w:val="1"/>
+    </w:lvlOverride>
+    <w:lvlOverride w:ilvl="6">
+      <w:startOverride w:val="1"/>
+    </w:lvlOverride>
+    <w:lvlOverride w:ilvl="7">
+      <w:startOverride w:val="1"/>
+    </w:lvlOverride>
+    <w:lvlOverride w:ilvl="8">
+      <w:startOverride w:val="1"/>
+    </w:lvlOverride>
   </w:num>
-  <w:num w:numId="3">
-    <w:abstractNumId w:val="0"/>
+  <w:num w:numId="12" w16cid:durableId="1987586183">
+    <w:abstractNumId w:val="14"/>
+    <w:lvlOverride w:ilvl="0">
+      <w:startOverride w:val="1"/>
+    </w:lvlOverride>
+    <w:lvlOverride w:ilvl="1">
+      <w:startOverride w:val="1"/>
+    </w:lvlOverride>
+    <w:lvlOverride w:ilvl="2">
+      <w:startOverride w:val="1"/>
+    </w:lvlOverride>
+    <w:lvlOverride w:ilvl="3">
+      <w:startOverride w:val="1"/>
+    </w:lvlOverride>
+    <w:lvlOverride w:ilvl="4">
+      <w:startOverride w:val="1"/>
+    </w:lvlOverride>
+    <w:lvlOverride w:ilvl="5">
+      <w:startOverride w:val="1"/>
+    </w:lvlOverride>
+    <w:lvlOverride w:ilvl="6">
+      <w:startOverride w:val="1"/>
+    </w:lvlOverride>
+    <w:lvlOverride w:ilvl="7">
+      <w:startOverride w:val="1"/>
+    </w:lvlOverride>
+    <w:lvlOverride w:ilvl="8">
+      <w:startOverride w:val="1"/>
+    </w:lvlOverride>
+  </w:num>
+  <w:num w:numId="13" w16cid:durableId="184098618">
+    <w:abstractNumId w:val="5"/>
+    <w:lvlOverride w:ilvl="0">
+      <w:startOverride w:val="1"/>
+    </w:lvlOverride>
+    <w:lvlOverride w:ilvl="1">
+      <w:startOverride w:val="1"/>
+    </w:lvlOverride>
+    <w:lvlOverride w:ilvl="2">
+      <w:startOverride w:val="1"/>
+    </w:lvlOverride>
+    <w:lvlOverride w:ilvl="3">
+      <w:startOverride w:val="1"/>
+    </w:lvlOverride>
+    <w:lvlOverride w:ilvl="4">
+      <w:startOverride w:val="1"/>
+    </w:lvlOverride>
+    <w:lvlOverride w:ilvl="5">
+      <w:startOverride w:val="1"/>
+    </w:lvlOverride>
+    <w:lvlOverride w:ilvl="6">
+      <w:startOverride w:val="1"/>
+    </w:lvlOverride>
+    <w:lvlOverride w:ilvl="7">
+      <w:startOverride w:val="1"/>
+    </w:lvlOverride>
+    <w:lvlOverride w:ilvl="8">
+      <w:startOverride w:val="1"/>
+    </w:lvlOverride>
+  </w:num>
+  <w:num w:numId="14" w16cid:durableId="646276710">
+    <w:abstractNumId w:val="13"/>
+    <w:lvlOverride w:ilvl="0">
+      <w:startOverride w:val="1"/>
+    </w:lvlOverride>
+    <w:lvlOverride w:ilvl="1">
+      <w:startOverride w:val="1"/>
+    </w:lvlOverride>
+    <w:lvlOverride w:ilvl="2">
+      <w:startOverride w:val="1"/>
+    </w:lvlOverride>
+    <w:lvlOverride w:ilvl="3">
+      <w:startOverride w:val="1"/>
+    </w:lvlOverride>
+    <w:lvlOverride w:ilvl="4">
+      <w:startOverride w:val="1"/>
+    </w:lvlOverride>
+    <w:lvlOverride w:ilvl="5">
+      <w:startOverride w:val="1"/>
+    </w:lvlOverride>
+    <w:lvlOverride w:ilvl="6">
+      <w:startOverride w:val="1"/>
+    </w:lvlOverride>
+    <w:lvlOverride w:ilvl="7">
+      <w:startOverride w:val="1"/>
+    </w:lvlOverride>
+    <w:lvlOverride w:ilvl="8">
+      <w:startOverride w:val="1"/>
+    </w:lvlOverride>
+  </w:num>
+  <w:num w:numId="15" w16cid:durableId="498348490">
+    <w:abstractNumId w:val="3"/>
+    <w:lvlOverride w:ilvl="0">
+      <w:startOverride w:val="1"/>
+    </w:lvlOverride>
+    <w:lvlOverride w:ilvl="1">
+      <w:startOverride w:val="1"/>
+    </w:lvlOverride>
+    <w:lvlOverride w:ilvl="2">
+      <w:startOverride w:val="1"/>
+    </w:lvlOverride>
+    <w:lvlOverride w:ilvl="3">
+      <w:startOverride w:val="1"/>
+    </w:lvlOverride>
+    <w:lvlOverride w:ilvl="4">
+      <w:startOverride w:val="1"/>
+    </w:lvlOverride>
+    <w:lvlOverride w:ilvl="5">
+      <w:startOverride w:val="1"/>
+    </w:lvlOverride>
+    <w:lvlOverride w:ilvl="6">
+      <w:startOverride w:val="1"/>
+    </w:lvlOverride>
+    <w:lvlOverride w:ilvl="7">
+      <w:startOverride w:val="1"/>
+    </w:lvlOverride>
+    <w:lvlOverride w:ilvl="8">
+      <w:startOverride w:val="1"/>
+    </w:lvlOverride>
+  </w:num>
+  <w:num w:numId="16" w16cid:durableId="829756403">
+    <w:abstractNumId w:val="10"/>
   </w:num>
 </w:numbering>
 </file>
 
 <file path=word/styles.xml><?xml version="1.0" encoding="utf-8"?>
-<w:styles xmlns:mc="http://schemas.openxmlformats.org/markup-compatibility/2006" xmlns:r="http://schemas.openxmlformats.org/officeDocument/2006/relationships" xmlns:w="http://schemas.openxmlformats.org/wordprocessingml/2006/main" xmlns:w14="http://schemas.microsoft.com/office/word/2010/wordml" xmlns:w15="http://schemas.microsoft.com/office/word/2012/wordml" mc:Ignorable="w14 w15">
+<w:styles xmlns:mc="http://schemas.openxmlformats.org/markup-compatibility/2006" xmlns:r="http://schemas.openxmlformats.org/officeDocument/2006/relationships" xmlns:w="http://schemas.openxmlformats.org/wordprocessingml/2006/main" xmlns:w14="http://schemas.microsoft.com/office/word/2010/wordml" xmlns:w15="http://schemas.microsoft.com/office/word/2012/wordml" xmlns:w16cex="http://schemas.microsoft.com/office/word/2018/wordml/cex" xmlns:w16cid="http://schemas.microsoft.com/office/word/2016/wordml/cid" xmlns:w16="http://schemas.microsoft.com/office/word/2018/wordml" xmlns:w16sdtdh="http://schemas.microsoft.com/office/word/2020/wordml/sdtdatahash" xmlns:w16se="http://schemas.microsoft.com/office/word/2015/wordml/symex" mc:Ignorable="w14 w15 w16se w16cid w16 w16cex w16sdtdh">
   <w:docDefaults>
     <w:rPrDefault>
       <w:rPr>
@@ -1666,7 +10174,7 @@
       </w:pPr>
     </w:pPrDefault>
   </w:docDefaults>
-  <w:latentStyles w:defLockedState="0" w:defUIPriority="99" w:defSemiHidden="0" w:defUnhideWhenUsed="0" w:defQFormat="0" w:count="371">
+  <w:latentStyles w:defLockedState="0" w:defUIPriority="99" w:defSemiHidden="0" w:defUnhideWhenUsed="0" w:defQFormat="0" w:count="376">
     <w:lsdException w:name="Normal" w:uiPriority="0" w:qFormat="1"/>
     <w:lsdException w:name="heading 1" w:uiPriority="9" w:qFormat="1"/>
     <w:lsdException w:name="heading 2" w:semiHidden="1" w:uiPriority="9" w:unhideWhenUsed="1" w:qFormat="1"/>
@@ -2038,6 +10546,11 @@
     <w:lsdException w:name="List Table 5 Dark Accent 6" w:uiPriority="50"/>
     <w:lsdException w:name="List Table 6 Colorful Accent 6" w:uiPriority="51"/>
     <w:lsdException w:name="List Table 7 Colorful Accent 6" w:uiPriority="52"/>
+    <w:lsdException w:name="Mention" w:semiHidden="1" w:unhideWhenUsed="1"/>
+    <w:lsdException w:name="Smart Hyperlink" w:semiHidden="1" w:unhideWhenUsed="1"/>
+    <w:lsdException w:name="Hashtag" w:semiHidden="1" w:unhideWhenUsed="1"/>
+    <w:lsdException w:name="Unresolved Mention" w:semiHidden="1" w:unhideWhenUsed="1"/>
+    <w:lsdException w:name="Smart Link" w:semiHidden="1" w:unhideWhenUsed="1"/>
   </w:latentStyles>
   <w:style w:type="paragraph" w:default="1" w:styleId="Normal">
     <w:name w:val="Normal"/>
@@ -2046,7 +10559,6 @@
   <w:style w:type="character" w:default="1" w:styleId="DefaultParagraphFont">
     <w:name w:val="Default Paragraph Font"/>
     <w:uiPriority w:val="1"/>
-    <w:semiHidden/>
     <w:unhideWhenUsed/>
   </w:style>
   <w:style w:type="table" w:default="1" w:styleId="TableNormal">
